--- a/manuscript/Supporting_Information_AI_Skills_Reproducibility_MEE.docx
+++ b/manuscript/Supporting_Information_AI_Skills_Reproducibility_MEE.docx
@@ -27501,6 +27501,20 @@
           <w:szCs w:val="22"/>
         </w:rPr>
         <w:t xml:space="preserve">prompts_r.py regenerate the prompt files; data/ holds the three input CSV files.</w:t>
+      </w:r>
+    </w:p>
+    <w:p>
+      <w:pPr>
+        <w:spacing w:after="120" w:before="100" w:line="336"/>
+      </w:pPr>
+      <w:r>
+        <w:rPr>
+          <w:rFonts w:ascii="Helvetica" w:cs="Helvetica" w:eastAsia="Helvetica" w:hAnsi="Helvetica"/>
+          <w:color w:val="1F2937"/>
+          <w:sz w:val="22"/>
+          <w:szCs w:val="22"/>
+        </w:rPr>
+        <w:t xml:space="preserve">These materials are in the Git repository https://github.com/Fabbiologia/ai-skills-reproducibility-ecology (made public and archived with a DOI on acceptance). The restricted LTEM reef-fish file for Task T4 is not distributed there and is available on request from the Aburto Lab.</w:t>
       </w:r>
     </w:p>
     <w:p>

--- a/manuscript/Supporting_Information_AI_Skills_Reproducibility_MEE.docx
+++ b/manuscript/Supporting_Information_AI_Skills_Reproducibility_MEE.docx
@@ -27514,7 +27514,7 @@
           <w:sz w:val="22"/>
           <w:szCs w:val="22"/>
         </w:rPr>
-        <w:t xml:space="preserve">These materials are in the Git repository https://github.com/Fabbiologia/ai-skills-reproducibility-ecology (made public and archived with a DOI on acceptance). The restricted LTEM reef-fish file for Task T4 is not distributed there and is available on request from the Aburto Lab.</w:t>
+        <w:t xml:space="preserve">These materials are in the public Git repository https://github.com/Fabbiologia/ai-skills-reproducibility-ecology (archived with a DOI on acceptance). The restricted LTEM reef-fish file for Task T4 is not distributed there and is available on request from the Aburto Lab.</w:t>
       </w:r>
     </w:p>
     <w:p>

--- a/manuscript/Supporting_Information_AI_Skills_Reproducibility_MEE.docx
+++ b/manuscript/Supporting_Information_AI_Skills_Reproducibility_MEE.docx
@@ -31,7 +31,7 @@
           <w:sz w:val="22"/>
           <w:szCs w:val="22"/>
         </w:rPr>
-        <w:t xml:space="preserve">Do AI skills improve the output reproducibility of ecological analyses? A controlled experiment</w:t>
+        <w:t xml:space="preserve">Do AI skills improve the output reproducibility of ecological analyses? Controlled experiments</w:t>
       </w:r>
     </w:p>
     <w:p>
@@ -59,7 +59,7 @@
           <w:sz w:val="20"/>
           <w:szCs w:val="20"/>
         </w:rPr>
-        <w:t xml:space="preserve">Contents: S1 How we reviewed the literature · S2 Search terms · S3 What we recorded for each study · S4 Studies we read (with the selection summary) · S5 Experiment prompts (full text) · S6 Full results and statistics · S7 Additional figures · S8 Software environment, code, and data availability.</w:t>
+        <w:t xml:space="preserve">Contents: S1 How we reviewed the literature · S2 Search terms · S3 What we recorded for each study · S4 Studies we read (with the selection summary) · S5 Experiment prompts (full text) · S6 Full results and statistics · S7 Additional figures · S8 Software environment, code, and data availability · S9 Study 2 report materials and results.</w:t>
       </w:r>
     </w:p>
     <w:p>
@@ -27529,6 +27529,2682 @@
           <w:szCs w:val="22"/>
         </w:rPr>
         <w:t xml:space="preserve">Together these make the experiment fully reproducible end-to-end. Re-running each orchestration regenerates its run set, and the analysis scripts regenerate every number and figure reported here.</w:t>
+      </w:r>
+    </w:p>
+    <w:p>
+      <w:pPr>
+        <w:pStyle w:val="Heading1"/>
+      </w:pPr>
+      <w:r>
+        <w:rPr>
+          <w:rFonts w:ascii="Helvetica" w:cs="Helvetica" w:eastAsia="Helvetica" w:hAnsi="Helvetica"/>
+          <w:b/>
+          <w:bCs/>
+          <w:color w:val="111827"/>
+          <w:sz w:val="34"/>
+          <w:szCs w:val="34"/>
+        </w:rPr>
+        <w:t xml:space="preserve">S9  Study 2 materials: report prompts and results</w:t>
+      </w:r>
+    </w:p>
+    <w:p>
+      <w:pPr>
+        <w:spacing w:after="120" w:line="336"/>
+      </w:pPr>
+      <w:r>
+        <w:rPr>
+          <w:rFonts w:ascii="Helvetica" w:cs="Helvetica" w:eastAsia="Helvetica" w:hAnsi="Helvetica"/>
+          <w:color w:val="1F2937"/>
+          <w:sz w:val="22"/>
+          <w:szCs w:val="22"/>
+        </w:rPr>
+        <w:t xml:space="preserve">Study 2 asked agents to write a short data report on the Palmer Penguins dataset and then graded each report with a second judge agent. Two report versions were used, a standard report with four common analyses and a hard report with six analyses that each have a real method fork. Each version had three conditions (no skill, a structure-only skill, and a full methods skill) with 8 reports per condition. The judge scored each report against one fixed rubric, the same for every condition.</w:t>
+      </w:r>
+    </w:p>
+    <w:p>
+      <w:pPr>
+        <w:pStyle w:val="Heading2"/>
+      </w:pPr>
+      <w:r>
+        <w:rPr>
+          <w:rFonts w:ascii="Helvetica" w:cs="Helvetica" w:eastAsia="Helvetica" w:hAnsi="Helvetica"/>
+          <w:b/>
+          <w:bCs/>
+          <w:color w:val="111827"/>
+          <w:sz w:val="26"/>
+          <w:szCs w:val="26"/>
+        </w:rPr>
+        <w:t xml:space="preserve">S9.1  Judge rubric for the hard report</w:t>
+      </w:r>
+    </w:p>
+    <w:p>
+      <w:pPr>
+        <w:spacing w:after="120" w:line="336"/>
+      </w:pPr>
+      <w:r>
+        <w:rPr>
+          <w:rFonts w:ascii="Helvetica" w:cs="Helvetica" w:eastAsia="Helvetica" w:hAnsi="Helvetica"/>
+          <w:color w:val="1F2937"/>
+          <w:sz w:val="22"/>
+          <w:szCs w:val="22"/>
+        </w:rPr>
+        <w:t xml:space="preserve">A report passed an item if it used exactly this method: Q1, KMeans with k=3 on standardised features (not a different number of clusters, not raw data); Q2, 5-fold cross-validation of a standardised logistic-regression classifier (not a single holdout); Q3, ordinary least squares of body mass on the three morphological predictors only (no species term, no interactions); Q4, a t-based confidence interval for mean flipper length (not a bootstrap); Q5, a pooled Pearson correlation of bill length and bill depth (not a within-species correlation); Q6, PCA after standardising the features (not on raw data); plus the required structure and listwise deletion of missing data. Adherence is the fraction of the eight items that pass.</w:t>
+      </w:r>
+    </w:p>
+    <w:p>
+      <w:pPr>
+        <w:pStyle w:val="Heading2"/>
+      </w:pPr>
+      <w:r>
+        <w:rPr>
+          <w:rFonts w:ascii="Helvetica" w:cs="Helvetica" w:eastAsia="Helvetica" w:hAnsi="Helvetica"/>
+          <w:b/>
+          <w:bCs/>
+          <w:color w:val="111827"/>
+          <w:sz w:val="26"/>
+          <w:szCs w:val="26"/>
+        </w:rPr>
+        <w:t xml:space="preserve">S9.2  Report results by condition (8 reports per condition)</w:t>
+      </w:r>
+    </w:p>
+    <w:p>
+      <w:pPr>
+        <w:spacing w:after="40" w:line="336"/>
+      </w:pPr>
+      <w:r>
+        <w:rPr>
+          <w:rFonts w:ascii="Helvetica" w:cs="Helvetica" w:eastAsia="Helvetica" w:hAnsi="Helvetica"/>
+          <w:color w:val="1F2937"/>
+          <w:sz w:val="19"/>
+          <w:szCs w:val="19"/>
+        </w:rPr>
+        <w:t xml:space="preserve">Table S9. Standard report.</w:t>
+      </w:r>
+    </w:p>
+    <w:tbl>
+      <w:tblPr>
+        <w:tblW w:type="dxa" w:w="9360"/>
+        <w:tblBorders>
+          <w:top w:val="single" w:color="auto" w:sz="4"/>
+          <w:left w:val="single" w:color="auto" w:sz="4"/>
+          <w:bottom w:val="single" w:color="auto" w:sz="4"/>
+          <w:right w:val="single" w:color="auto" w:sz="4"/>
+          <w:insideH w:val="single" w:color="auto" w:sz="4"/>
+          <w:insideV w:val="single" w:color="auto" w:sz="4"/>
+        </w:tblBorders>
+      </w:tblPr>
+      <w:tblGrid>
+        <w:gridCol w:w="3760"/>
+        <w:gridCol w:w="1900"/>
+        <w:gridCol w:w="1800"/>
+        <w:gridCol w:w="1900"/>
+      </w:tblGrid>
+      <w:tr>
+        <w:trPr>
+          <w:tblHeader/>
+        </w:trPr>
+        <w:tc>
+          <w:tcPr>
+            <w:tcW w:type="dxa" w:w="3760"/>
+            <w:tcBorders>
+              <w:bottom w:val="single" w:color="0F766E" w:sz="6"/>
+            </w:tcBorders>
+            <w:shd w:fill="F3F4F6" w:val="clear"/>
+            <w:tcMar>
+              <w:top w:type="dxa" w:w="70"/>
+              <w:left w:type="dxa" w:w="90"/>
+              <w:bottom w:type="dxa" w:w="70"/>
+              <w:right w:type="dxa" w:w="90"/>
+            </w:tcMar>
+          </w:tcPr>
+          <w:p>
+            <w:pPr>
+              <w:spacing w:line="250"/>
+            </w:pPr>
+            <w:r>
+              <w:rPr>
+                <w:rFonts w:ascii="Helvetica" w:cs="Helvetica" w:eastAsia="Helvetica" w:hAnsi="Helvetica"/>
+                <w:b/>
+                <w:bCs/>
+                <w:color w:val="111827"/>
+                <w:sz w:val="17"/>
+                <w:szCs w:val="17"/>
+              </w:rPr>
+              <w:t xml:space="preserve">Metric</w:t>
+            </w:r>
+          </w:p>
+        </w:tc>
+        <w:tc>
+          <w:tcPr>
+            <w:tcW w:type="dxa" w:w="1900"/>
+            <w:tcBorders>
+              <w:bottom w:val="single" w:color="0F766E" w:sz="6"/>
+            </w:tcBorders>
+            <w:shd w:fill="F3F4F6" w:val="clear"/>
+            <w:tcMar>
+              <w:top w:type="dxa" w:w="70"/>
+              <w:left w:type="dxa" w:w="90"/>
+              <w:bottom w:type="dxa" w:w="70"/>
+              <w:right w:type="dxa" w:w="90"/>
+            </w:tcMar>
+          </w:tcPr>
+          <w:p>
+            <w:pPr>
+              <w:spacing w:line="250"/>
+            </w:pPr>
+            <w:r>
+              <w:rPr>
+                <w:rFonts w:ascii="Helvetica" w:cs="Helvetica" w:eastAsia="Helvetica" w:hAnsi="Helvetica"/>
+                <w:b/>
+                <w:bCs/>
+                <w:color w:val="111827"/>
+                <w:sz w:val="17"/>
+                <w:szCs w:val="17"/>
+              </w:rPr>
+              <w:t xml:space="preserve">No skill</w:t>
+            </w:r>
+          </w:p>
+        </w:tc>
+        <w:tc>
+          <w:tcPr>
+            <w:tcW w:type="dxa" w:w="1800"/>
+            <w:tcBorders>
+              <w:bottom w:val="single" w:color="0F766E" w:sz="6"/>
+            </w:tcBorders>
+            <w:shd w:fill="F3F4F6" w:val="clear"/>
+            <w:tcMar>
+              <w:top w:type="dxa" w:w="70"/>
+              <w:left w:type="dxa" w:w="90"/>
+              <w:bottom w:type="dxa" w:w="70"/>
+              <w:right w:type="dxa" w:w="90"/>
+            </w:tcMar>
+          </w:tcPr>
+          <w:p>
+            <w:pPr>
+              <w:spacing w:line="250"/>
+            </w:pPr>
+            <w:r>
+              <w:rPr>
+                <w:rFonts w:ascii="Helvetica" w:cs="Helvetica" w:eastAsia="Helvetica" w:hAnsi="Helvetica"/>
+                <w:b/>
+                <w:bCs/>
+                <w:color w:val="111827"/>
+                <w:sz w:val="17"/>
+                <w:szCs w:val="17"/>
+              </w:rPr>
+              <w:t xml:space="preserve">Structure</w:t>
+            </w:r>
+          </w:p>
+        </w:tc>
+        <w:tc>
+          <w:tcPr>
+            <w:tcW w:type="dxa" w:w="1900"/>
+            <w:tcBorders>
+              <w:bottom w:val="single" w:color="0F766E" w:sz="6"/>
+            </w:tcBorders>
+            <w:shd w:fill="F3F4F6" w:val="clear"/>
+            <w:tcMar>
+              <w:top w:type="dxa" w:w="70"/>
+              <w:left w:type="dxa" w:w="90"/>
+              <w:bottom w:type="dxa" w:w="70"/>
+              <w:right w:type="dxa" w:w="90"/>
+            </w:tcMar>
+          </w:tcPr>
+          <w:p>
+            <w:pPr>
+              <w:spacing w:line="250"/>
+            </w:pPr>
+            <w:r>
+              <w:rPr>
+                <w:rFonts w:ascii="Helvetica" w:cs="Helvetica" w:eastAsia="Helvetica" w:hAnsi="Helvetica"/>
+                <w:b/>
+                <w:bCs/>
+                <w:color w:val="111827"/>
+                <w:sz w:val="17"/>
+                <w:szCs w:val="17"/>
+              </w:rPr>
+              <w:t xml:space="preserve">Full skill</w:t>
+            </w:r>
+          </w:p>
+        </w:tc>
+      </w:tr>
+      <w:tr>
+        <w:tc>
+          <w:tcPr>
+            <w:tcW w:type="dxa" w:w="3760"/>
+            <w:tcBorders>
+              <w:bottom w:val="single" w:color="E5E7EB" w:sz="4"/>
+            </w:tcBorders>
+            <w:tcMar>
+              <w:top w:type="dxa" w:w="60"/>
+              <w:left w:type="dxa" w:w="90"/>
+              <w:bottom w:type="dxa" w:w="60"/>
+              <w:right w:type="dxa" w:w="90"/>
+            </w:tcMar>
+          </w:tcPr>
+          <w:p>
+            <w:pPr>
+              <w:spacing w:line="245"/>
+            </w:pPr>
+            <w:r>
+              <w:rPr>
+                <w:rFonts w:ascii="Helvetica" w:cs="Helvetica" w:eastAsia="Helvetica" w:hAnsi="Helvetica"/>
+                <w:color w:val="1F2937"/>
+                <w:sz w:val="16"/>
+                <w:szCs w:val="16"/>
+              </w:rPr>
+              <w:t xml:space="preserve">Skill coherence (adherence)</w:t>
+            </w:r>
+          </w:p>
+        </w:tc>
+        <w:tc>
+          <w:tcPr>
+            <w:tcW w:type="dxa" w:w="1900"/>
+            <w:tcBorders>
+              <w:bottom w:val="single" w:color="E5E7EB" w:sz="4"/>
+            </w:tcBorders>
+            <w:tcMar>
+              <w:top w:type="dxa" w:w="60"/>
+              <w:left w:type="dxa" w:w="90"/>
+              <w:bottom w:type="dxa" w:w="60"/>
+              <w:right w:type="dxa" w:w="90"/>
+            </w:tcMar>
+          </w:tcPr>
+          <w:p>
+            <w:pPr>
+              <w:spacing w:line="245"/>
+            </w:pPr>
+            <w:r>
+              <w:rPr>
+                <w:rFonts w:ascii="Helvetica" w:cs="Helvetica" w:eastAsia="Helvetica" w:hAnsi="Helvetica"/>
+                <w:color w:val="1F2937"/>
+                <w:sz w:val="16"/>
+                <w:szCs w:val="16"/>
+              </w:rPr>
+              <w:t xml:space="preserve">79%</w:t>
+            </w:r>
+          </w:p>
+        </w:tc>
+        <w:tc>
+          <w:tcPr>
+            <w:tcW w:type="dxa" w:w="1800"/>
+            <w:tcBorders>
+              <w:bottom w:val="single" w:color="E5E7EB" w:sz="4"/>
+            </w:tcBorders>
+            <w:tcMar>
+              <w:top w:type="dxa" w:w="60"/>
+              <w:left w:type="dxa" w:w="90"/>
+              <w:bottom w:type="dxa" w:w="60"/>
+              <w:right w:type="dxa" w:w="90"/>
+            </w:tcMar>
+          </w:tcPr>
+          <w:p>
+            <w:pPr>
+              <w:spacing w:line="245"/>
+            </w:pPr>
+            <w:r>
+              <w:rPr>
+                <w:rFonts w:ascii="Helvetica" w:cs="Helvetica" w:eastAsia="Helvetica" w:hAnsi="Helvetica"/>
+                <w:color w:val="1F2937"/>
+                <w:sz w:val="16"/>
+                <w:szCs w:val="16"/>
+              </w:rPr>
+              <w:t xml:space="preserve">83%</w:t>
+            </w:r>
+          </w:p>
+        </w:tc>
+        <w:tc>
+          <w:tcPr>
+            <w:tcW w:type="dxa" w:w="1900"/>
+            <w:tcBorders>
+              <w:bottom w:val="single" w:color="E5E7EB" w:sz="4"/>
+            </w:tcBorders>
+            <w:tcMar>
+              <w:top w:type="dxa" w:w="60"/>
+              <w:left w:type="dxa" w:w="90"/>
+              <w:bottom w:type="dxa" w:w="60"/>
+              <w:right w:type="dxa" w:w="90"/>
+            </w:tcMar>
+          </w:tcPr>
+          <w:p>
+            <w:pPr>
+              <w:spacing w:line="245"/>
+            </w:pPr>
+            <w:r>
+              <w:rPr>
+                <w:rFonts w:ascii="Helvetica" w:cs="Helvetica" w:eastAsia="Helvetica" w:hAnsi="Helvetica"/>
+                <w:color w:val="1F2937"/>
+                <w:sz w:val="16"/>
+                <w:szCs w:val="16"/>
+              </w:rPr>
+              <w:t xml:space="preserve">100%</w:t>
+            </w:r>
+          </w:p>
+        </w:tc>
+      </w:tr>
+      <w:tr>
+        <w:tc>
+          <w:tcPr>
+            <w:tcW w:type="dxa" w:w="3760"/>
+            <w:tcBorders>
+              <w:bottom w:val="single" w:color="E5E7EB" w:sz="4"/>
+            </w:tcBorders>
+            <w:tcMar>
+              <w:top w:type="dxa" w:w="60"/>
+              <w:left w:type="dxa" w:w="90"/>
+              <w:bottom w:type="dxa" w:w="60"/>
+              <w:right w:type="dxa" w:w="90"/>
+            </w:tcMar>
+          </w:tcPr>
+          <w:p>
+            <w:pPr>
+              <w:spacing w:line="245"/>
+            </w:pPr>
+            <w:r>
+              <w:rPr>
+                <w:rFonts w:ascii="Helvetica" w:cs="Helvetica" w:eastAsia="Helvetica" w:hAnsi="Helvetica"/>
+                <w:color w:val="1F2937"/>
+                <w:sz w:val="16"/>
+                <w:szCs w:val="16"/>
+              </w:rPr>
+              <w:t xml:space="preserve">Report reproducibility (all numbers agree)</w:t>
+            </w:r>
+          </w:p>
+        </w:tc>
+        <w:tc>
+          <w:tcPr>
+            <w:tcW w:type="dxa" w:w="1900"/>
+            <w:tcBorders>
+              <w:bottom w:val="single" w:color="E5E7EB" w:sz="4"/>
+            </w:tcBorders>
+            <w:tcMar>
+              <w:top w:type="dxa" w:w="60"/>
+              <w:left w:type="dxa" w:w="90"/>
+              <w:bottom w:type="dxa" w:w="60"/>
+              <w:right w:type="dxa" w:w="90"/>
+            </w:tcMar>
+          </w:tcPr>
+          <w:p>
+            <w:pPr>
+              <w:spacing w:line="245"/>
+            </w:pPr>
+            <w:r>
+              <w:rPr>
+                <w:rFonts w:ascii="Helvetica" w:cs="Helvetica" w:eastAsia="Helvetica" w:hAnsi="Helvetica"/>
+                <w:color w:val="1F2937"/>
+                <w:sz w:val="16"/>
+                <w:szCs w:val="16"/>
+              </w:rPr>
+              <w:t xml:space="preserve">100%</w:t>
+            </w:r>
+          </w:p>
+        </w:tc>
+        <w:tc>
+          <w:tcPr>
+            <w:tcW w:type="dxa" w:w="1800"/>
+            <w:tcBorders>
+              <w:bottom w:val="single" w:color="E5E7EB" w:sz="4"/>
+            </w:tcBorders>
+            <w:tcMar>
+              <w:top w:type="dxa" w:w="60"/>
+              <w:left w:type="dxa" w:w="90"/>
+              <w:bottom w:type="dxa" w:w="60"/>
+              <w:right w:type="dxa" w:w="90"/>
+            </w:tcMar>
+          </w:tcPr>
+          <w:p>
+            <w:pPr>
+              <w:spacing w:line="245"/>
+            </w:pPr>
+            <w:r>
+              <w:rPr>
+                <w:rFonts w:ascii="Helvetica" w:cs="Helvetica" w:eastAsia="Helvetica" w:hAnsi="Helvetica"/>
+                <w:color w:val="1F2937"/>
+                <w:sz w:val="16"/>
+                <w:szCs w:val="16"/>
+              </w:rPr>
+              <w:t xml:space="preserve">100%</w:t>
+            </w:r>
+          </w:p>
+        </w:tc>
+        <w:tc>
+          <w:tcPr>
+            <w:tcW w:type="dxa" w:w="1900"/>
+            <w:tcBorders>
+              <w:bottom w:val="single" w:color="E5E7EB" w:sz="4"/>
+            </w:tcBorders>
+            <w:tcMar>
+              <w:top w:type="dxa" w:w="60"/>
+              <w:left w:type="dxa" w:w="90"/>
+              <w:bottom w:type="dxa" w:w="60"/>
+              <w:right w:type="dxa" w:w="90"/>
+            </w:tcMar>
+          </w:tcPr>
+          <w:p>
+            <w:pPr>
+              <w:spacing w:line="245"/>
+            </w:pPr>
+            <w:r>
+              <w:rPr>
+                <w:rFonts w:ascii="Helvetica" w:cs="Helvetica" w:eastAsia="Helvetica" w:hAnsi="Helvetica"/>
+                <w:color w:val="1F2937"/>
+                <w:sz w:val="16"/>
+                <w:szCs w:val="16"/>
+              </w:rPr>
+              <w:t xml:space="preserve">100%</w:t>
+            </w:r>
+          </w:p>
+        </w:tc>
+      </w:tr>
+      <w:tr>
+        <w:tc>
+          <w:tcPr>
+            <w:tcW w:type="dxa" w:w="3760"/>
+            <w:tcBorders>
+              <w:bottom w:val="single" w:color="E5E7EB" w:sz="4"/>
+            </w:tcBorders>
+            <w:tcMar>
+              <w:top w:type="dxa" w:w="60"/>
+              <w:left w:type="dxa" w:w="90"/>
+              <w:bottom w:type="dxa" w:w="60"/>
+              <w:right w:type="dxa" w:w="90"/>
+            </w:tcMar>
+          </w:tcPr>
+          <w:p>
+            <w:pPr>
+              <w:spacing w:line="245"/>
+            </w:pPr>
+            <w:r>
+              <w:rPr>
+                <w:rFonts w:ascii="Helvetica" w:cs="Helvetica" w:eastAsia="Helvetica" w:hAnsi="Helvetica"/>
+                <w:color w:val="1F2937"/>
+                <w:sz w:val="16"/>
+                <w:szCs w:val="16"/>
+              </w:rPr>
+              <w:t xml:space="preserve">Validity (matches reference)</w:t>
+            </w:r>
+          </w:p>
+        </w:tc>
+        <w:tc>
+          <w:tcPr>
+            <w:tcW w:type="dxa" w:w="1900"/>
+            <w:tcBorders>
+              <w:bottom w:val="single" w:color="E5E7EB" w:sz="4"/>
+            </w:tcBorders>
+            <w:tcMar>
+              <w:top w:type="dxa" w:w="60"/>
+              <w:left w:type="dxa" w:w="90"/>
+              <w:bottom w:type="dxa" w:w="60"/>
+              <w:right w:type="dxa" w:w="90"/>
+            </w:tcMar>
+          </w:tcPr>
+          <w:p>
+            <w:pPr>
+              <w:spacing w:line="245"/>
+            </w:pPr>
+            <w:r>
+              <w:rPr>
+                <w:rFonts w:ascii="Helvetica" w:cs="Helvetica" w:eastAsia="Helvetica" w:hAnsi="Helvetica"/>
+                <w:color w:val="1F2937"/>
+                <w:sz w:val="16"/>
+                <w:szCs w:val="16"/>
+              </w:rPr>
+              <w:t xml:space="preserve">75%</w:t>
+            </w:r>
+          </w:p>
+        </w:tc>
+        <w:tc>
+          <w:tcPr>
+            <w:tcW w:type="dxa" w:w="1800"/>
+            <w:tcBorders>
+              <w:bottom w:val="single" w:color="E5E7EB" w:sz="4"/>
+            </w:tcBorders>
+            <w:tcMar>
+              <w:top w:type="dxa" w:w="60"/>
+              <w:left w:type="dxa" w:w="90"/>
+              <w:bottom w:type="dxa" w:w="60"/>
+              <w:right w:type="dxa" w:w="90"/>
+            </w:tcMar>
+          </w:tcPr>
+          <w:p>
+            <w:pPr>
+              <w:spacing w:line="245"/>
+            </w:pPr>
+            <w:r>
+              <w:rPr>
+                <w:rFonts w:ascii="Helvetica" w:cs="Helvetica" w:eastAsia="Helvetica" w:hAnsi="Helvetica"/>
+                <w:color w:val="1F2937"/>
+                <w:sz w:val="16"/>
+                <w:szCs w:val="16"/>
+              </w:rPr>
+              <w:t xml:space="preserve">75%</w:t>
+            </w:r>
+          </w:p>
+        </w:tc>
+        <w:tc>
+          <w:tcPr>
+            <w:tcW w:type="dxa" w:w="1900"/>
+            <w:tcBorders>
+              <w:bottom w:val="single" w:color="E5E7EB" w:sz="4"/>
+            </w:tcBorders>
+            <w:tcMar>
+              <w:top w:type="dxa" w:w="60"/>
+              <w:left w:type="dxa" w:w="90"/>
+              <w:bottom w:type="dxa" w:w="60"/>
+              <w:right w:type="dxa" w:w="90"/>
+            </w:tcMar>
+          </w:tcPr>
+          <w:p>
+            <w:pPr>
+              <w:spacing w:line="245"/>
+            </w:pPr>
+            <w:r>
+              <w:rPr>
+                <w:rFonts w:ascii="Helvetica" w:cs="Helvetica" w:eastAsia="Helvetica" w:hAnsi="Helvetica"/>
+                <w:color w:val="1F2937"/>
+                <w:sz w:val="16"/>
+                <w:szCs w:val="16"/>
+              </w:rPr>
+              <w:t xml:space="preserve">100%</w:t>
+            </w:r>
+          </w:p>
+        </w:tc>
+      </w:tr>
+    </w:tbl>
+    <w:p>
+      <w:pPr>
+        <w:spacing w:after="100"/>
+      </w:pPr>
+    </w:p>
+    <w:p>
+      <w:pPr>
+        <w:spacing w:after="40" w:line="336"/>
+      </w:pPr>
+      <w:r>
+        <w:rPr>
+          <w:rFonts w:ascii="Helvetica" w:cs="Helvetica" w:eastAsia="Helvetica" w:hAnsi="Helvetica"/>
+          <w:color w:val="1F2937"/>
+          <w:sz w:val="19"/>
+          <w:szCs w:val="19"/>
+        </w:rPr>
+        <w:t xml:space="preserve">Table S10. Hard report, per-analysis run-to-run agreement (exact-match rate across the 8 reports).</w:t>
+      </w:r>
+    </w:p>
+    <w:tbl>
+      <w:tblPr>
+        <w:tblW w:type="dxa" w:w="9360"/>
+        <w:tblBorders>
+          <w:top w:val="single" w:color="auto" w:sz="4"/>
+          <w:left w:val="single" w:color="auto" w:sz="4"/>
+          <w:bottom w:val="single" w:color="auto" w:sz="4"/>
+          <w:right w:val="single" w:color="auto" w:sz="4"/>
+          <w:insideH w:val="single" w:color="auto" w:sz="4"/>
+          <w:insideV w:val="single" w:color="auto" w:sz="4"/>
+        </w:tblBorders>
+      </w:tblPr>
+      <w:tblGrid>
+        <w:gridCol w:w="3160"/>
+        <w:gridCol w:w="2000"/>
+        <w:gridCol w:w="2100"/>
+        <w:gridCol w:w="2100"/>
+      </w:tblGrid>
+      <w:tr>
+        <w:trPr>
+          <w:tblHeader/>
+        </w:trPr>
+        <w:tc>
+          <w:tcPr>
+            <w:tcW w:type="dxa" w:w="3160"/>
+            <w:tcBorders>
+              <w:bottom w:val="single" w:color="0F766E" w:sz="6"/>
+            </w:tcBorders>
+            <w:shd w:fill="F3F4F6" w:val="clear"/>
+            <w:tcMar>
+              <w:top w:type="dxa" w:w="70"/>
+              <w:left w:type="dxa" w:w="90"/>
+              <w:bottom w:type="dxa" w:w="70"/>
+              <w:right w:type="dxa" w:w="90"/>
+            </w:tcMar>
+          </w:tcPr>
+          <w:p>
+            <w:pPr>
+              <w:spacing w:line="250"/>
+            </w:pPr>
+            <w:r>
+              <w:rPr>
+                <w:rFonts w:ascii="Helvetica" w:cs="Helvetica" w:eastAsia="Helvetica" w:hAnsi="Helvetica"/>
+                <w:b/>
+                <w:bCs/>
+                <w:color w:val="111827"/>
+                <w:sz w:val="17"/>
+                <w:szCs w:val="17"/>
+              </w:rPr>
+              <w:t xml:space="preserve">Analysis</w:t>
+            </w:r>
+          </w:p>
+        </w:tc>
+        <w:tc>
+          <w:tcPr>
+            <w:tcW w:type="dxa" w:w="2000"/>
+            <w:tcBorders>
+              <w:bottom w:val="single" w:color="0F766E" w:sz="6"/>
+            </w:tcBorders>
+            <w:shd w:fill="F3F4F6" w:val="clear"/>
+            <w:tcMar>
+              <w:top w:type="dxa" w:w="70"/>
+              <w:left w:type="dxa" w:w="90"/>
+              <w:bottom w:type="dxa" w:w="70"/>
+              <w:right w:type="dxa" w:w="90"/>
+            </w:tcMar>
+          </w:tcPr>
+          <w:p>
+            <w:pPr>
+              <w:spacing w:line="250"/>
+            </w:pPr>
+            <w:r>
+              <w:rPr>
+                <w:rFonts w:ascii="Helvetica" w:cs="Helvetica" w:eastAsia="Helvetica" w:hAnsi="Helvetica"/>
+                <w:b/>
+                <w:bCs/>
+                <w:color w:val="111827"/>
+                <w:sz w:val="17"/>
+                <w:szCs w:val="17"/>
+              </w:rPr>
+              <w:t xml:space="preserve">No skill</w:t>
+            </w:r>
+          </w:p>
+        </w:tc>
+        <w:tc>
+          <w:tcPr>
+            <w:tcW w:type="dxa" w:w="2100"/>
+            <w:tcBorders>
+              <w:bottom w:val="single" w:color="0F766E" w:sz="6"/>
+            </w:tcBorders>
+            <w:shd w:fill="F3F4F6" w:val="clear"/>
+            <w:tcMar>
+              <w:top w:type="dxa" w:w="70"/>
+              <w:left w:type="dxa" w:w="90"/>
+              <w:bottom w:type="dxa" w:w="70"/>
+              <w:right w:type="dxa" w:w="90"/>
+            </w:tcMar>
+          </w:tcPr>
+          <w:p>
+            <w:pPr>
+              <w:spacing w:line="250"/>
+            </w:pPr>
+            <w:r>
+              <w:rPr>
+                <w:rFonts w:ascii="Helvetica" w:cs="Helvetica" w:eastAsia="Helvetica" w:hAnsi="Helvetica"/>
+                <w:b/>
+                <w:bCs/>
+                <w:color w:val="111827"/>
+                <w:sz w:val="17"/>
+                <w:szCs w:val="17"/>
+              </w:rPr>
+              <w:t xml:space="preserve">Structure</w:t>
+            </w:r>
+          </w:p>
+        </w:tc>
+        <w:tc>
+          <w:tcPr>
+            <w:tcW w:type="dxa" w:w="2100"/>
+            <w:tcBorders>
+              <w:bottom w:val="single" w:color="0F766E" w:sz="6"/>
+            </w:tcBorders>
+            <w:shd w:fill="F3F4F6" w:val="clear"/>
+            <w:tcMar>
+              <w:top w:type="dxa" w:w="70"/>
+              <w:left w:type="dxa" w:w="90"/>
+              <w:bottom w:type="dxa" w:w="70"/>
+              <w:right w:type="dxa" w:w="90"/>
+            </w:tcMar>
+          </w:tcPr>
+          <w:p>
+            <w:pPr>
+              <w:spacing w:line="250"/>
+            </w:pPr>
+            <w:r>
+              <w:rPr>
+                <w:rFonts w:ascii="Helvetica" w:cs="Helvetica" w:eastAsia="Helvetica" w:hAnsi="Helvetica"/>
+                <w:b/>
+                <w:bCs/>
+                <w:color w:val="111827"/>
+                <w:sz w:val="17"/>
+                <w:szCs w:val="17"/>
+              </w:rPr>
+              <w:t xml:space="preserve">Full skill</w:t>
+            </w:r>
+          </w:p>
+        </w:tc>
+      </w:tr>
+      <w:tr>
+        <w:tc>
+          <w:tcPr>
+            <w:tcW w:type="dxa" w:w="3160"/>
+            <w:tcBorders>
+              <w:bottom w:val="single" w:color="E5E7EB" w:sz="4"/>
+            </w:tcBorders>
+            <w:tcMar>
+              <w:top w:type="dxa" w:w="60"/>
+              <w:left w:type="dxa" w:w="90"/>
+              <w:bottom w:type="dxa" w:w="60"/>
+              <w:right w:type="dxa" w:w="90"/>
+            </w:tcMar>
+          </w:tcPr>
+          <w:p>
+            <w:pPr>
+              <w:spacing w:line="245"/>
+            </w:pPr>
+            <w:r>
+              <w:rPr>
+                <w:rFonts w:ascii="Helvetica" w:cs="Helvetica" w:eastAsia="Helvetica" w:hAnsi="Helvetica"/>
+                <w:color w:val="1F2937"/>
+                <w:sz w:val="16"/>
+                <w:szCs w:val="16"/>
+              </w:rPr>
+              <w:t xml:space="preserve">Q1 clusters (k)</w:t>
+            </w:r>
+          </w:p>
+        </w:tc>
+        <w:tc>
+          <w:tcPr>
+            <w:tcW w:type="dxa" w:w="2000"/>
+            <w:tcBorders>
+              <w:bottom w:val="single" w:color="E5E7EB" w:sz="4"/>
+            </w:tcBorders>
+            <w:tcMar>
+              <w:top w:type="dxa" w:w="60"/>
+              <w:left w:type="dxa" w:w="90"/>
+              <w:bottom w:type="dxa" w:w="60"/>
+              <w:right w:type="dxa" w:w="90"/>
+            </w:tcMar>
+          </w:tcPr>
+          <w:p>
+            <w:pPr>
+              <w:spacing w:line="245"/>
+            </w:pPr>
+            <w:r>
+              <w:rPr>
+                <w:rFonts w:ascii="Helvetica" w:cs="Helvetica" w:eastAsia="Helvetica" w:hAnsi="Helvetica"/>
+                <w:color w:val="1F2937"/>
+                <w:sz w:val="16"/>
+                <w:szCs w:val="16"/>
+              </w:rPr>
+              <w:t xml:space="preserve">100%</w:t>
+            </w:r>
+          </w:p>
+        </w:tc>
+        <w:tc>
+          <w:tcPr>
+            <w:tcW w:type="dxa" w:w="2100"/>
+            <w:tcBorders>
+              <w:bottom w:val="single" w:color="E5E7EB" w:sz="4"/>
+            </w:tcBorders>
+            <w:tcMar>
+              <w:top w:type="dxa" w:w="60"/>
+              <w:left w:type="dxa" w:w="90"/>
+              <w:bottom w:type="dxa" w:w="60"/>
+              <w:right w:type="dxa" w:w="90"/>
+            </w:tcMar>
+          </w:tcPr>
+          <w:p>
+            <w:pPr>
+              <w:spacing w:line="245"/>
+            </w:pPr>
+            <w:r>
+              <w:rPr>
+                <w:rFonts w:ascii="Helvetica" w:cs="Helvetica" w:eastAsia="Helvetica" w:hAnsi="Helvetica"/>
+                <w:color w:val="1F2937"/>
+                <w:sz w:val="16"/>
+                <w:szCs w:val="16"/>
+              </w:rPr>
+              <w:t xml:space="preserve">100%</w:t>
+            </w:r>
+          </w:p>
+        </w:tc>
+        <w:tc>
+          <w:tcPr>
+            <w:tcW w:type="dxa" w:w="2100"/>
+            <w:tcBorders>
+              <w:bottom w:val="single" w:color="E5E7EB" w:sz="4"/>
+            </w:tcBorders>
+            <w:tcMar>
+              <w:top w:type="dxa" w:w="60"/>
+              <w:left w:type="dxa" w:w="90"/>
+              <w:bottom w:type="dxa" w:w="60"/>
+              <w:right w:type="dxa" w:w="90"/>
+            </w:tcMar>
+          </w:tcPr>
+          <w:p>
+            <w:pPr>
+              <w:spacing w:line="245"/>
+            </w:pPr>
+            <w:r>
+              <w:rPr>
+                <w:rFonts w:ascii="Helvetica" w:cs="Helvetica" w:eastAsia="Helvetica" w:hAnsi="Helvetica"/>
+                <w:color w:val="1F2937"/>
+                <w:sz w:val="16"/>
+                <w:szCs w:val="16"/>
+              </w:rPr>
+              <w:t xml:space="preserve">100%</w:t>
+            </w:r>
+          </w:p>
+        </w:tc>
+      </w:tr>
+      <w:tr>
+        <w:tc>
+          <w:tcPr>
+            <w:tcW w:type="dxa" w:w="3160"/>
+            <w:tcBorders>
+              <w:bottom w:val="single" w:color="E5E7EB" w:sz="4"/>
+            </w:tcBorders>
+            <w:tcMar>
+              <w:top w:type="dxa" w:w="60"/>
+              <w:left w:type="dxa" w:w="90"/>
+              <w:bottom w:type="dxa" w:w="60"/>
+              <w:right w:type="dxa" w:w="90"/>
+            </w:tcMar>
+          </w:tcPr>
+          <w:p>
+            <w:pPr>
+              <w:spacing w:line="245"/>
+            </w:pPr>
+            <w:r>
+              <w:rPr>
+                <w:rFonts w:ascii="Helvetica" w:cs="Helvetica" w:eastAsia="Helvetica" w:hAnsi="Helvetica"/>
+                <w:color w:val="1F2937"/>
+                <w:sz w:val="16"/>
+                <w:szCs w:val="16"/>
+              </w:rPr>
+              <w:t xml:space="preserve">Q1 silhouette</w:t>
+            </w:r>
+          </w:p>
+        </w:tc>
+        <w:tc>
+          <w:tcPr>
+            <w:tcW w:type="dxa" w:w="2000"/>
+            <w:tcBorders>
+              <w:bottom w:val="single" w:color="E5E7EB" w:sz="4"/>
+            </w:tcBorders>
+            <w:tcMar>
+              <w:top w:type="dxa" w:w="60"/>
+              <w:left w:type="dxa" w:w="90"/>
+              <w:bottom w:type="dxa" w:w="60"/>
+              <w:right w:type="dxa" w:w="90"/>
+            </w:tcMar>
+          </w:tcPr>
+          <w:p>
+            <w:pPr>
+              <w:spacing w:line="245"/>
+            </w:pPr>
+            <w:r>
+              <w:rPr>
+                <w:rFonts w:ascii="Helvetica" w:cs="Helvetica" w:eastAsia="Helvetica" w:hAnsi="Helvetica"/>
+                <w:color w:val="1F2937"/>
+                <w:sz w:val="16"/>
+                <w:szCs w:val="16"/>
+              </w:rPr>
+              <w:t xml:space="preserve">100%</w:t>
+            </w:r>
+          </w:p>
+        </w:tc>
+        <w:tc>
+          <w:tcPr>
+            <w:tcW w:type="dxa" w:w="2100"/>
+            <w:tcBorders>
+              <w:bottom w:val="single" w:color="E5E7EB" w:sz="4"/>
+            </w:tcBorders>
+            <w:tcMar>
+              <w:top w:type="dxa" w:w="60"/>
+              <w:left w:type="dxa" w:w="90"/>
+              <w:bottom w:type="dxa" w:w="60"/>
+              <w:right w:type="dxa" w:w="90"/>
+            </w:tcMar>
+          </w:tcPr>
+          <w:p>
+            <w:pPr>
+              <w:spacing w:line="245"/>
+            </w:pPr>
+            <w:r>
+              <w:rPr>
+                <w:rFonts w:ascii="Helvetica" w:cs="Helvetica" w:eastAsia="Helvetica" w:hAnsi="Helvetica"/>
+                <w:color w:val="1F2937"/>
+                <w:sz w:val="16"/>
+                <w:szCs w:val="16"/>
+              </w:rPr>
+              <w:t xml:space="preserve">100%</w:t>
+            </w:r>
+          </w:p>
+        </w:tc>
+        <w:tc>
+          <w:tcPr>
+            <w:tcW w:type="dxa" w:w="2100"/>
+            <w:tcBorders>
+              <w:bottom w:val="single" w:color="E5E7EB" w:sz="4"/>
+            </w:tcBorders>
+            <w:tcMar>
+              <w:top w:type="dxa" w:w="60"/>
+              <w:left w:type="dxa" w:w="90"/>
+              <w:bottom w:type="dxa" w:w="60"/>
+              <w:right w:type="dxa" w:w="90"/>
+            </w:tcMar>
+          </w:tcPr>
+          <w:p>
+            <w:pPr>
+              <w:spacing w:line="245"/>
+            </w:pPr>
+            <w:r>
+              <w:rPr>
+                <w:rFonts w:ascii="Helvetica" w:cs="Helvetica" w:eastAsia="Helvetica" w:hAnsi="Helvetica"/>
+                <w:color w:val="1F2937"/>
+                <w:sz w:val="16"/>
+                <w:szCs w:val="16"/>
+              </w:rPr>
+              <w:t xml:space="preserve">100%</w:t>
+            </w:r>
+          </w:p>
+        </w:tc>
+      </w:tr>
+      <w:tr>
+        <w:tc>
+          <w:tcPr>
+            <w:tcW w:type="dxa" w:w="3160"/>
+            <w:tcBorders>
+              <w:bottom w:val="single" w:color="E5E7EB" w:sz="4"/>
+            </w:tcBorders>
+            <w:tcMar>
+              <w:top w:type="dxa" w:w="60"/>
+              <w:left w:type="dxa" w:w="90"/>
+              <w:bottom w:type="dxa" w:w="60"/>
+              <w:right w:type="dxa" w:w="90"/>
+            </w:tcMar>
+          </w:tcPr>
+          <w:p>
+            <w:pPr>
+              <w:spacing w:line="245"/>
+            </w:pPr>
+            <w:r>
+              <w:rPr>
+                <w:rFonts w:ascii="Helvetica" w:cs="Helvetica" w:eastAsia="Helvetica" w:hAnsi="Helvetica"/>
+                <w:color w:val="1F2937"/>
+                <w:sz w:val="16"/>
+                <w:szCs w:val="16"/>
+              </w:rPr>
+              <w:t xml:space="preserve">Q2 accuracy</w:t>
+            </w:r>
+          </w:p>
+        </w:tc>
+        <w:tc>
+          <w:tcPr>
+            <w:tcW w:type="dxa" w:w="2000"/>
+            <w:tcBorders>
+              <w:bottom w:val="single" w:color="E5E7EB" w:sz="4"/>
+            </w:tcBorders>
+            <w:tcMar>
+              <w:top w:type="dxa" w:w="60"/>
+              <w:left w:type="dxa" w:w="90"/>
+              <w:bottom w:type="dxa" w:w="60"/>
+              <w:right w:type="dxa" w:w="90"/>
+            </w:tcMar>
+          </w:tcPr>
+          <w:p>
+            <w:pPr>
+              <w:spacing w:line="245"/>
+            </w:pPr>
+            <w:r>
+              <w:rPr>
+                <w:rFonts w:ascii="Helvetica" w:cs="Helvetica" w:eastAsia="Helvetica" w:hAnsi="Helvetica"/>
+                <w:color w:val="1F2937"/>
+                <w:sz w:val="16"/>
+                <w:szCs w:val="16"/>
+              </w:rPr>
+              <w:t xml:space="preserve">75%</w:t>
+            </w:r>
+          </w:p>
+        </w:tc>
+        <w:tc>
+          <w:tcPr>
+            <w:tcW w:type="dxa" w:w="2100"/>
+            <w:tcBorders>
+              <w:bottom w:val="single" w:color="E5E7EB" w:sz="4"/>
+            </w:tcBorders>
+            <w:tcMar>
+              <w:top w:type="dxa" w:w="60"/>
+              <w:left w:type="dxa" w:w="90"/>
+              <w:bottom w:type="dxa" w:w="60"/>
+              <w:right w:type="dxa" w:w="90"/>
+            </w:tcMar>
+          </w:tcPr>
+          <w:p>
+            <w:pPr>
+              <w:spacing w:line="245"/>
+            </w:pPr>
+            <w:r>
+              <w:rPr>
+                <w:rFonts w:ascii="Helvetica" w:cs="Helvetica" w:eastAsia="Helvetica" w:hAnsi="Helvetica"/>
+                <w:color w:val="1F2937"/>
+                <w:sz w:val="16"/>
+                <w:szCs w:val="16"/>
+              </w:rPr>
+              <w:t xml:space="preserve">50%</w:t>
+            </w:r>
+          </w:p>
+        </w:tc>
+        <w:tc>
+          <w:tcPr>
+            <w:tcW w:type="dxa" w:w="2100"/>
+            <w:tcBorders>
+              <w:bottom w:val="single" w:color="E5E7EB" w:sz="4"/>
+            </w:tcBorders>
+            <w:tcMar>
+              <w:top w:type="dxa" w:w="60"/>
+              <w:left w:type="dxa" w:w="90"/>
+              <w:bottom w:type="dxa" w:w="60"/>
+              <w:right w:type="dxa" w:w="90"/>
+            </w:tcMar>
+          </w:tcPr>
+          <w:p>
+            <w:pPr>
+              <w:spacing w:line="245"/>
+            </w:pPr>
+            <w:r>
+              <w:rPr>
+                <w:rFonts w:ascii="Helvetica" w:cs="Helvetica" w:eastAsia="Helvetica" w:hAnsi="Helvetica"/>
+                <w:color w:val="1F2937"/>
+                <w:sz w:val="16"/>
+                <w:szCs w:val="16"/>
+              </w:rPr>
+              <w:t xml:space="preserve">100%</w:t>
+            </w:r>
+          </w:p>
+        </w:tc>
+      </w:tr>
+      <w:tr>
+        <w:tc>
+          <w:tcPr>
+            <w:tcW w:type="dxa" w:w="3160"/>
+            <w:tcBorders>
+              <w:bottom w:val="single" w:color="E5E7EB" w:sz="4"/>
+            </w:tcBorders>
+            <w:tcMar>
+              <w:top w:type="dxa" w:w="60"/>
+              <w:left w:type="dxa" w:w="90"/>
+              <w:bottom w:type="dxa" w:w="60"/>
+              <w:right w:type="dxa" w:w="90"/>
+            </w:tcMar>
+          </w:tcPr>
+          <w:p>
+            <w:pPr>
+              <w:spacing w:line="245"/>
+            </w:pPr>
+            <w:r>
+              <w:rPr>
+                <w:rFonts w:ascii="Helvetica" w:cs="Helvetica" w:eastAsia="Helvetica" w:hAnsi="Helvetica"/>
+                <w:color w:val="1F2937"/>
+                <w:sz w:val="16"/>
+                <w:szCs w:val="16"/>
+              </w:rPr>
+              <w:t xml:space="preserve">Q3 adj R2</w:t>
+            </w:r>
+          </w:p>
+        </w:tc>
+        <w:tc>
+          <w:tcPr>
+            <w:tcW w:type="dxa" w:w="2000"/>
+            <w:tcBorders>
+              <w:bottom w:val="single" w:color="E5E7EB" w:sz="4"/>
+            </w:tcBorders>
+            <w:tcMar>
+              <w:top w:type="dxa" w:w="60"/>
+              <w:left w:type="dxa" w:w="90"/>
+              <w:bottom w:type="dxa" w:w="60"/>
+              <w:right w:type="dxa" w:w="90"/>
+            </w:tcMar>
+          </w:tcPr>
+          <w:p>
+            <w:pPr>
+              <w:spacing w:line="245"/>
+            </w:pPr>
+            <w:r>
+              <w:rPr>
+                <w:rFonts w:ascii="Helvetica" w:cs="Helvetica" w:eastAsia="Helvetica" w:hAnsi="Helvetica"/>
+                <w:color w:val="1F2937"/>
+                <w:sz w:val="16"/>
+                <w:szCs w:val="16"/>
+              </w:rPr>
+              <w:t xml:space="preserve">75%</w:t>
+            </w:r>
+          </w:p>
+        </w:tc>
+        <w:tc>
+          <w:tcPr>
+            <w:tcW w:type="dxa" w:w="2100"/>
+            <w:tcBorders>
+              <w:bottom w:val="single" w:color="E5E7EB" w:sz="4"/>
+            </w:tcBorders>
+            <w:tcMar>
+              <w:top w:type="dxa" w:w="60"/>
+              <w:left w:type="dxa" w:w="90"/>
+              <w:bottom w:type="dxa" w:w="60"/>
+              <w:right w:type="dxa" w:w="90"/>
+            </w:tcMar>
+          </w:tcPr>
+          <w:p>
+            <w:pPr>
+              <w:spacing w:line="245"/>
+            </w:pPr>
+            <w:r>
+              <w:rPr>
+                <w:rFonts w:ascii="Helvetica" w:cs="Helvetica" w:eastAsia="Helvetica" w:hAnsi="Helvetica"/>
+                <w:color w:val="1F2937"/>
+                <w:sz w:val="16"/>
+                <w:szCs w:val="16"/>
+              </w:rPr>
+              <w:t xml:space="preserve">88%</w:t>
+            </w:r>
+          </w:p>
+        </w:tc>
+        <w:tc>
+          <w:tcPr>
+            <w:tcW w:type="dxa" w:w="2100"/>
+            <w:tcBorders>
+              <w:bottom w:val="single" w:color="E5E7EB" w:sz="4"/>
+            </w:tcBorders>
+            <w:tcMar>
+              <w:top w:type="dxa" w:w="60"/>
+              <w:left w:type="dxa" w:w="90"/>
+              <w:bottom w:type="dxa" w:w="60"/>
+              <w:right w:type="dxa" w:w="90"/>
+            </w:tcMar>
+          </w:tcPr>
+          <w:p>
+            <w:pPr>
+              <w:spacing w:line="245"/>
+            </w:pPr>
+            <w:r>
+              <w:rPr>
+                <w:rFonts w:ascii="Helvetica" w:cs="Helvetica" w:eastAsia="Helvetica" w:hAnsi="Helvetica"/>
+                <w:color w:val="1F2937"/>
+                <w:sz w:val="16"/>
+                <w:szCs w:val="16"/>
+              </w:rPr>
+              <w:t xml:space="preserve">100%</w:t>
+            </w:r>
+          </w:p>
+        </w:tc>
+      </w:tr>
+      <w:tr>
+        <w:tc>
+          <w:tcPr>
+            <w:tcW w:type="dxa" w:w="3160"/>
+            <w:tcBorders>
+              <w:bottom w:val="single" w:color="E5E7EB" w:sz="4"/>
+            </w:tcBorders>
+            <w:tcMar>
+              <w:top w:type="dxa" w:w="60"/>
+              <w:left w:type="dxa" w:w="90"/>
+              <w:bottom w:type="dxa" w:w="60"/>
+              <w:right w:type="dxa" w:w="90"/>
+            </w:tcMar>
+          </w:tcPr>
+          <w:p>
+            <w:pPr>
+              <w:spacing w:line="245"/>
+            </w:pPr>
+            <w:r>
+              <w:rPr>
+                <w:rFonts w:ascii="Helvetica" w:cs="Helvetica" w:eastAsia="Helvetica" w:hAnsi="Helvetica"/>
+                <w:color w:val="1F2937"/>
+                <w:sz w:val="16"/>
+                <w:szCs w:val="16"/>
+              </w:rPr>
+              <w:t xml:space="preserve">Q4 CI lower</w:t>
+            </w:r>
+          </w:p>
+        </w:tc>
+        <w:tc>
+          <w:tcPr>
+            <w:tcW w:type="dxa" w:w="2000"/>
+            <w:tcBorders>
+              <w:bottom w:val="single" w:color="E5E7EB" w:sz="4"/>
+            </w:tcBorders>
+            <w:tcMar>
+              <w:top w:type="dxa" w:w="60"/>
+              <w:left w:type="dxa" w:w="90"/>
+              <w:bottom w:type="dxa" w:w="60"/>
+              <w:right w:type="dxa" w:w="90"/>
+            </w:tcMar>
+          </w:tcPr>
+          <w:p>
+            <w:pPr>
+              <w:spacing w:line="245"/>
+            </w:pPr>
+            <w:r>
+              <w:rPr>
+                <w:rFonts w:ascii="Helvetica" w:cs="Helvetica" w:eastAsia="Helvetica" w:hAnsi="Helvetica"/>
+                <w:color w:val="1F2937"/>
+                <w:sz w:val="16"/>
+                <w:szCs w:val="16"/>
+              </w:rPr>
+              <w:t xml:space="preserve">100%</w:t>
+            </w:r>
+          </w:p>
+        </w:tc>
+        <w:tc>
+          <w:tcPr>
+            <w:tcW w:type="dxa" w:w="2100"/>
+            <w:tcBorders>
+              <w:bottom w:val="single" w:color="E5E7EB" w:sz="4"/>
+            </w:tcBorders>
+            <w:tcMar>
+              <w:top w:type="dxa" w:w="60"/>
+              <w:left w:type="dxa" w:w="90"/>
+              <w:bottom w:type="dxa" w:w="60"/>
+              <w:right w:type="dxa" w:w="90"/>
+            </w:tcMar>
+          </w:tcPr>
+          <w:p>
+            <w:pPr>
+              <w:spacing w:line="245"/>
+            </w:pPr>
+            <w:r>
+              <w:rPr>
+                <w:rFonts w:ascii="Helvetica" w:cs="Helvetica" w:eastAsia="Helvetica" w:hAnsi="Helvetica"/>
+                <w:color w:val="1F2937"/>
+                <w:sz w:val="16"/>
+                <w:szCs w:val="16"/>
+              </w:rPr>
+              <w:t xml:space="preserve">100%</w:t>
+            </w:r>
+          </w:p>
+        </w:tc>
+        <w:tc>
+          <w:tcPr>
+            <w:tcW w:type="dxa" w:w="2100"/>
+            <w:tcBorders>
+              <w:bottom w:val="single" w:color="E5E7EB" w:sz="4"/>
+            </w:tcBorders>
+            <w:tcMar>
+              <w:top w:type="dxa" w:w="60"/>
+              <w:left w:type="dxa" w:w="90"/>
+              <w:bottom w:type="dxa" w:w="60"/>
+              <w:right w:type="dxa" w:w="90"/>
+            </w:tcMar>
+          </w:tcPr>
+          <w:p>
+            <w:pPr>
+              <w:spacing w:line="245"/>
+            </w:pPr>
+            <w:r>
+              <w:rPr>
+                <w:rFonts w:ascii="Helvetica" w:cs="Helvetica" w:eastAsia="Helvetica" w:hAnsi="Helvetica"/>
+                <w:color w:val="1F2937"/>
+                <w:sz w:val="16"/>
+                <w:szCs w:val="16"/>
+              </w:rPr>
+              <w:t xml:space="preserve">100%</w:t>
+            </w:r>
+          </w:p>
+        </w:tc>
+      </w:tr>
+      <w:tr>
+        <w:tc>
+          <w:tcPr>
+            <w:tcW w:type="dxa" w:w="3160"/>
+            <w:tcBorders>
+              <w:bottom w:val="single" w:color="E5E7EB" w:sz="4"/>
+            </w:tcBorders>
+            <w:tcMar>
+              <w:top w:type="dxa" w:w="60"/>
+              <w:left w:type="dxa" w:w="90"/>
+              <w:bottom w:type="dxa" w:w="60"/>
+              <w:right w:type="dxa" w:w="90"/>
+            </w:tcMar>
+          </w:tcPr>
+          <w:p>
+            <w:pPr>
+              <w:spacing w:line="245"/>
+            </w:pPr>
+            <w:r>
+              <w:rPr>
+                <w:rFonts w:ascii="Helvetica" w:cs="Helvetica" w:eastAsia="Helvetica" w:hAnsi="Helvetica"/>
+                <w:color w:val="1F2937"/>
+                <w:sz w:val="16"/>
+                <w:szCs w:val="16"/>
+              </w:rPr>
+              <w:t xml:space="preserve">Q4 CI upper</w:t>
+            </w:r>
+          </w:p>
+        </w:tc>
+        <w:tc>
+          <w:tcPr>
+            <w:tcW w:type="dxa" w:w="2000"/>
+            <w:tcBorders>
+              <w:bottom w:val="single" w:color="E5E7EB" w:sz="4"/>
+            </w:tcBorders>
+            <w:tcMar>
+              <w:top w:type="dxa" w:w="60"/>
+              <w:left w:type="dxa" w:w="90"/>
+              <w:bottom w:type="dxa" w:w="60"/>
+              <w:right w:type="dxa" w:w="90"/>
+            </w:tcMar>
+          </w:tcPr>
+          <w:p>
+            <w:pPr>
+              <w:spacing w:line="245"/>
+            </w:pPr>
+            <w:r>
+              <w:rPr>
+                <w:rFonts w:ascii="Helvetica" w:cs="Helvetica" w:eastAsia="Helvetica" w:hAnsi="Helvetica"/>
+                <w:color w:val="1F2937"/>
+                <w:sz w:val="16"/>
+                <w:szCs w:val="16"/>
+              </w:rPr>
+              <w:t xml:space="preserve">100%</w:t>
+            </w:r>
+          </w:p>
+        </w:tc>
+        <w:tc>
+          <w:tcPr>
+            <w:tcW w:type="dxa" w:w="2100"/>
+            <w:tcBorders>
+              <w:bottom w:val="single" w:color="E5E7EB" w:sz="4"/>
+            </w:tcBorders>
+            <w:tcMar>
+              <w:top w:type="dxa" w:w="60"/>
+              <w:left w:type="dxa" w:w="90"/>
+              <w:bottom w:type="dxa" w:w="60"/>
+              <w:right w:type="dxa" w:w="90"/>
+            </w:tcMar>
+          </w:tcPr>
+          <w:p>
+            <w:pPr>
+              <w:spacing w:line="245"/>
+            </w:pPr>
+            <w:r>
+              <w:rPr>
+                <w:rFonts w:ascii="Helvetica" w:cs="Helvetica" w:eastAsia="Helvetica" w:hAnsi="Helvetica"/>
+                <w:color w:val="1F2937"/>
+                <w:sz w:val="16"/>
+                <w:szCs w:val="16"/>
+              </w:rPr>
+              <w:t xml:space="preserve">100%</w:t>
+            </w:r>
+          </w:p>
+        </w:tc>
+        <w:tc>
+          <w:tcPr>
+            <w:tcW w:type="dxa" w:w="2100"/>
+            <w:tcBorders>
+              <w:bottom w:val="single" w:color="E5E7EB" w:sz="4"/>
+            </w:tcBorders>
+            <w:tcMar>
+              <w:top w:type="dxa" w:w="60"/>
+              <w:left w:type="dxa" w:w="90"/>
+              <w:bottom w:type="dxa" w:w="60"/>
+              <w:right w:type="dxa" w:w="90"/>
+            </w:tcMar>
+          </w:tcPr>
+          <w:p>
+            <w:pPr>
+              <w:spacing w:line="245"/>
+            </w:pPr>
+            <w:r>
+              <w:rPr>
+                <w:rFonts w:ascii="Helvetica" w:cs="Helvetica" w:eastAsia="Helvetica" w:hAnsi="Helvetica"/>
+                <w:color w:val="1F2937"/>
+                <w:sz w:val="16"/>
+                <w:szCs w:val="16"/>
+              </w:rPr>
+              <w:t xml:space="preserve">100%</w:t>
+            </w:r>
+          </w:p>
+        </w:tc>
+      </w:tr>
+      <w:tr>
+        <w:tc>
+          <w:tcPr>
+            <w:tcW w:type="dxa" w:w="3160"/>
+            <w:tcBorders>
+              <w:bottom w:val="single" w:color="E5E7EB" w:sz="4"/>
+            </w:tcBorders>
+            <w:tcMar>
+              <w:top w:type="dxa" w:w="60"/>
+              <w:left w:type="dxa" w:w="90"/>
+              <w:bottom w:type="dxa" w:w="60"/>
+              <w:right w:type="dxa" w:w="90"/>
+            </w:tcMar>
+          </w:tcPr>
+          <w:p>
+            <w:pPr>
+              <w:spacing w:line="245"/>
+            </w:pPr>
+            <w:r>
+              <w:rPr>
+                <w:rFonts w:ascii="Helvetica" w:cs="Helvetica" w:eastAsia="Helvetica" w:hAnsi="Helvetica"/>
+                <w:color w:val="1F2937"/>
+                <w:sz w:val="16"/>
+                <w:szCs w:val="16"/>
+              </w:rPr>
+              <w:t xml:space="preserve">Q5 correlation</w:t>
+            </w:r>
+          </w:p>
+        </w:tc>
+        <w:tc>
+          <w:tcPr>
+            <w:tcW w:type="dxa" w:w="2000"/>
+            <w:tcBorders>
+              <w:bottom w:val="single" w:color="E5E7EB" w:sz="4"/>
+            </w:tcBorders>
+            <w:tcMar>
+              <w:top w:type="dxa" w:w="60"/>
+              <w:left w:type="dxa" w:w="90"/>
+              <w:bottom w:type="dxa" w:w="60"/>
+              <w:right w:type="dxa" w:w="90"/>
+            </w:tcMar>
+          </w:tcPr>
+          <w:p>
+            <w:pPr>
+              <w:spacing w:line="245"/>
+            </w:pPr>
+            <w:r>
+              <w:rPr>
+                <w:rFonts w:ascii="Helvetica" w:cs="Helvetica" w:eastAsia="Helvetica" w:hAnsi="Helvetica"/>
+                <w:color w:val="1F2937"/>
+                <w:sz w:val="16"/>
+                <w:szCs w:val="16"/>
+              </w:rPr>
+              <w:t xml:space="preserve">100%</w:t>
+            </w:r>
+          </w:p>
+        </w:tc>
+        <w:tc>
+          <w:tcPr>
+            <w:tcW w:type="dxa" w:w="2100"/>
+            <w:tcBorders>
+              <w:bottom w:val="single" w:color="E5E7EB" w:sz="4"/>
+            </w:tcBorders>
+            <w:tcMar>
+              <w:top w:type="dxa" w:w="60"/>
+              <w:left w:type="dxa" w:w="90"/>
+              <w:bottom w:type="dxa" w:w="60"/>
+              <w:right w:type="dxa" w:w="90"/>
+            </w:tcMar>
+          </w:tcPr>
+          <w:p>
+            <w:pPr>
+              <w:spacing w:line="245"/>
+            </w:pPr>
+            <w:r>
+              <w:rPr>
+                <w:rFonts w:ascii="Helvetica" w:cs="Helvetica" w:eastAsia="Helvetica" w:hAnsi="Helvetica"/>
+                <w:color w:val="1F2937"/>
+                <w:sz w:val="16"/>
+                <w:szCs w:val="16"/>
+              </w:rPr>
+              <w:t xml:space="preserve">100%</w:t>
+            </w:r>
+          </w:p>
+        </w:tc>
+        <w:tc>
+          <w:tcPr>
+            <w:tcW w:type="dxa" w:w="2100"/>
+            <w:tcBorders>
+              <w:bottom w:val="single" w:color="E5E7EB" w:sz="4"/>
+            </w:tcBorders>
+            <w:tcMar>
+              <w:top w:type="dxa" w:w="60"/>
+              <w:left w:type="dxa" w:w="90"/>
+              <w:bottom w:type="dxa" w:w="60"/>
+              <w:right w:type="dxa" w:w="90"/>
+            </w:tcMar>
+          </w:tcPr>
+          <w:p>
+            <w:pPr>
+              <w:spacing w:line="245"/>
+            </w:pPr>
+            <w:r>
+              <w:rPr>
+                <w:rFonts w:ascii="Helvetica" w:cs="Helvetica" w:eastAsia="Helvetica" w:hAnsi="Helvetica"/>
+                <w:color w:val="1F2937"/>
+                <w:sz w:val="16"/>
+                <w:szCs w:val="16"/>
+              </w:rPr>
+              <w:t xml:space="preserve">100%</w:t>
+            </w:r>
+          </w:p>
+        </w:tc>
+      </w:tr>
+      <w:tr>
+        <w:tc>
+          <w:tcPr>
+            <w:tcW w:type="dxa" w:w="3160"/>
+            <w:tcBorders>
+              <w:bottom w:val="single" w:color="E5E7EB" w:sz="4"/>
+            </w:tcBorders>
+            <w:tcMar>
+              <w:top w:type="dxa" w:w="60"/>
+              <w:left w:type="dxa" w:w="90"/>
+              <w:bottom w:type="dxa" w:w="60"/>
+              <w:right w:type="dxa" w:w="90"/>
+            </w:tcMar>
+          </w:tcPr>
+          <w:p>
+            <w:pPr>
+              <w:spacing w:line="245"/>
+            </w:pPr>
+            <w:r>
+              <w:rPr>
+                <w:rFonts w:ascii="Helvetica" w:cs="Helvetica" w:eastAsia="Helvetica" w:hAnsi="Helvetica"/>
+                <w:color w:val="1F2937"/>
+                <w:sz w:val="16"/>
+                <w:szCs w:val="16"/>
+              </w:rPr>
+              <w:t xml:space="preserve">Q6 PCA PC1 %</w:t>
+            </w:r>
+          </w:p>
+        </w:tc>
+        <w:tc>
+          <w:tcPr>
+            <w:tcW w:type="dxa" w:w="2000"/>
+            <w:tcBorders>
+              <w:bottom w:val="single" w:color="E5E7EB" w:sz="4"/>
+            </w:tcBorders>
+            <w:tcMar>
+              <w:top w:type="dxa" w:w="60"/>
+              <w:left w:type="dxa" w:w="90"/>
+              <w:bottom w:type="dxa" w:w="60"/>
+              <w:right w:type="dxa" w:w="90"/>
+            </w:tcMar>
+          </w:tcPr>
+          <w:p>
+            <w:pPr>
+              <w:spacing w:line="245"/>
+            </w:pPr>
+            <w:r>
+              <w:rPr>
+                <w:rFonts w:ascii="Helvetica" w:cs="Helvetica" w:eastAsia="Helvetica" w:hAnsi="Helvetica"/>
+                <w:color w:val="1F2937"/>
+                <w:sz w:val="16"/>
+                <w:szCs w:val="16"/>
+              </w:rPr>
+              <w:t xml:space="preserve">100%</w:t>
+            </w:r>
+          </w:p>
+        </w:tc>
+        <w:tc>
+          <w:tcPr>
+            <w:tcW w:type="dxa" w:w="2100"/>
+            <w:tcBorders>
+              <w:bottom w:val="single" w:color="E5E7EB" w:sz="4"/>
+            </w:tcBorders>
+            <w:tcMar>
+              <w:top w:type="dxa" w:w="60"/>
+              <w:left w:type="dxa" w:w="90"/>
+              <w:bottom w:type="dxa" w:w="60"/>
+              <w:right w:type="dxa" w:w="90"/>
+            </w:tcMar>
+          </w:tcPr>
+          <w:p>
+            <w:pPr>
+              <w:spacing w:line="245"/>
+            </w:pPr>
+            <w:r>
+              <w:rPr>
+                <w:rFonts w:ascii="Helvetica" w:cs="Helvetica" w:eastAsia="Helvetica" w:hAnsi="Helvetica"/>
+                <w:color w:val="1F2937"/>
+                <w:sz w:val="16"/>
+                <w:szCs w:val="16"/>
+              </w:rPr>
+              <w:t xml:space="preserve">100%</w:t>
+            </w:r>
+          </w:p>
+        </w:tc>
+        <w:tc>
+          <w:tcPr>
+            <w:tcW w:type="dxa" w:w="2100"/>
+            <w:tcBorders>
+              <w:bottom w:val="single" w:color="E5E7EB" w:sz="4"/>
+            </w:tcBorders>
+            <w:tcMar>
+              <w:top w:type="dxa" w:w="60"/>
+              <w:left w:type="dxa" w:w="90"/>
+              <w:bottom w:type="dxa" w:w="60"/>
+              <w:right w:type="dxa" w:w="90"/>
+            </w:tcMar>
+          </w:tcPr>
+          <w:p>
+            <w:pPr>
+              <w:spacing w:line="245"/>
+            </w:pPr>
+            <w:r>
+              <w:rPr>
+                <w:rFonts w:ascii="Helvetica" w:cs="Helvetica" w:eastAsia="Helvetica" w:hAnsi="Helvetica"/>
+                <w:color w:val="1F2937"/>
+                <w:sz w:val="16"/>
+                <w:szCs w:val="16"/>
+              </w:rPr>
+              <w:t xml:space="preserve">100%</w:t>
+            </w:r>
+          </w:p>
+        </w:tc>
+      </w:tr>
+    </w:tbl>
+    <w:p>
+      <w:pPr>
+        <w:spacing w:after="120" w:before="100" w:line="336"/>
+      </w:pPr>
+      <w:r>
+        <w:rPr>
+          <w:rFonts w:ascii="Helvetica" w:cs="Helvetica" w:eastAsia="Helvetica" w:hAnsi="Helvetica"/>
+          <w:color w:val="1F2937"/>
+          <w:sz w:val="20"/>
+          <w:szCs w:val="20"/>
+        </w:rPr>
+        <w:t xml:space="preserve">Low agreement means independent reports gave different numbers for that analysis. Q2 (accuracy) and Q3 (body-mass model) diverge without the full skill; the other four do not, because the agents' default already matched the specified method. The full run-level report outputs and judge grades are in results</w:t>
+      </w:r>
+      <w:r>
+        <w:rPr>
+          <w:rFonts w:ascii="Helvetica" w:cs="Helvetica" w:eastAsia="Helvetica" w:hAnsi="Helvetica"/>
+          <w:i/>
+          <w:iCs/>
+          <w:color w:val="1F2937"/>
+          <w:sz w:val="20"/>
+          <w:szCs w:val="20"/>
+        </w:rPr>
+        <w:t xml:space="preserve">report.json and results</w:t>
+      </w:r>
+      <w:r>
+        <w:rPr>
+          <w:rFonts w:ascii="Helvetica" w:cs="Helvetica" w:eastAsia="Helvetica" w:hAnsi="Helvetica"/>
+          <w:color w:val="1F2937"/>
+          <w:sz w:val="20"/>
+          <w:szCs w:val="20"/>
+        </w:rPr>
+        <w:t xml:space="preserve">hard.json in the report_reproducibility folder of the repository (S8).</w:t>
+      </w:r>
+    </w:p>
+    <w:p>
+      <w:pPr>
+        <w:pStyle w:val="Heading2"/>
+      </w:pPr>
+      <w:r>
+        <w:rPr>
+          <w:rFonts w:ascii="Helvetica" w:cs="Helvetica" w:eastAsia="Helvetica" w:hAnsi="Helvetica"/>
+          <w:b/>
+          <w:bCs/>
+          <w:color w:val="111827"/>
+          <w:sz w:val="26"/>
+          <w:szCs w:val="26"/>
+        </w:rPr>
+        <w:t xml:space="preserve">S9.3  Hard report condition prompts (verbatim)</w:t>
+      </w:r>
+    </w:p>
+    <w:p>
+      <w:pPr>
+        <w:pStyle w:val="Heading3"/>
+      </w:pPr>
+      <w:r>
+        <w:rPr>
+          <w:rFonts w:ascii="Helvetica" w:cs="Helvetica" w:eastAsia="Helvetica" w:hAnsi="Helvetica"/>
+          <w:b/>
+          <w:bCs/>
+          <w:color w:val="111827"/>
+          <w:sz w:val="23"/>
+          <w:szCs w:val="23"/>
+        </w:rPr>
+        <w:t xml:space="preserve">C0 no skill</w:t>
+      </w:r>
+    </w:p>
+    <w:p>
+      <w:pPr>
+        <w:shd w:fill="F7F7F8" w:val="clear"/>
+        <w:spacing w:after="0" w:line="235"/>
+      </w:pPr>
+      <w:r>
+        <w:rPr>
+          <w:rFonts w:ascii="Courier New" w:cs="Courier New" w:eastAsia="Courier New" w:hAnsi="Courier New"/>
+          <w:color w:val="1F2937"/>
+          <w:sz w:val="15"/>
+          <w:szCs w:val="15"/>
+        </w:rPr>
+        <w:t xml:space="preserve">REPORT WRITING TASK</w:t>
+      </w:r>
+    </w:p>
+    <w:p>
+      <w:pPr>
+        <w:shd w:fill="F7F7F8" w:val="clear"/>
+        <w:spacing w:after="0" w:line="235"/>
+      </w:pPr>
+      <w:r>
+        <w:rPr>
+          <w:rFonts w:ascii="Courier New" w:cs="Courier New" w:eastAsia="Courier New" w:hAnsi="Courier New"/>
+          <w:color w:val="1F2937"/>
+          <w:sz w:val="15"/>
+          <w:szCs w:val="15"/>
+        </w:rPr>
+        <w:t xml:space="preserve"> </w:t>
+      </w:r>
+    </w:p>
+    <w:p>
+      <w:pPr>
+        <w:shd w:fill="F7F7F8" w:val="clear"/>
+        <w:spacing w:after="0" w:line="235"/>
+      </w:pPr>
+      <w:r>
+        <w:rPr>
+          <w:rFonts w:ascii="Courier New" w:cs="Courier New" w:eastAsia="Courier New" w:hAnsi="Courier New"/>
+          <w:color w:val="1F2937"/>
+          <w:sz w:val="15"/>
+          <w:szCs w:val="15"/>
+        </w:rPr>
+        <w:t xml:space="preserve">Write a short morphometric analysis report on the Palmer Penguins dataset in the file data/penguins.csv (columns: species, island, bill_length_mm, bill_depth_mm, flipper_length_mm, body_mass_g, sex; some cells are missing). Answer these six questions and end with a conclusion:</w:t>
+      </w:r>
+    </w:p>
+    <w:p>
+      <w:pPr>
+        <w:shd w:fill="F7F7F8" w:val="clear"/>
+        <w:spacing w:after="0" w:line="235"/>
+      </w:pPr>
+      <w:r>
+        <w:rPr>
+          <w:rFonts w:ascii="Courier New" w:cs="Courier New" w:eastAsia="Courier New" w:hAnsi="Courier New"/>
+          <w:color w:val="1F2937"/>
+          <w:sz w:val="15"/>
+          <w:szCs w:val="15"/>
+        </w:rPr>
+        <w:t xml:space="preserve">  Q1. Group the penguins into clusters from their four body measurements. How many clusters are there, and what is the clustering quality (silhouette score)?</w:t>
+      </w:r>
+    </w:p>
+    <w:p>
+      <w:pPr>
+        <w:shd w:fill="F7F7F8" w:val="clear"/>
+        <w:spacing w:after="0" w:line="235"/>
+      </w:pPr>
+      <w:r>
+        <w:rPr>
+          <w:rFonts w:ascii="Courier New" w:cs="Courier New" w:eastAsia="Courier New" w:hAnsi="Courier New"/>
+          <w:color w:val="1F2937"/>
+          <w:sz w:val="15"/>
+          <w:szCs w:val="15"/>
+        </w:rPr>
+        <w:t xml:space="preserve">  Q2. How accurately can species be predicted from the four body measurements? Report an accuracy.</w:t>
+      </w:r>
+    </w:p>
+    <w:p>
+      <w:pPr>
+        <w:shd w:fill="F7F7F8" w:val="clear"/>
+        <w:spacing w:after="0" w:line="235"/>
+      </w:pPr>
+      <w:r>
+        <w:rPr>
+          <w:rFonts w:ascii="Courier New" w:cs="Courier New" w:eastAsia="Courier New" w:hAnsi="Courier New"/>
+          <w:color w:val="1F2937"/>
+          <w:sz w:val="15"/>
+          <w:szCs w:val="15"/>
+        </w:rPr>
+        <w:t xml:space="preserve">  Q3. Build a regression model for body mass and report its adjusted R-squared.</w:t>
+      </w:r>
+    </w:p>
+    <w:p>
+      <w:pPr>
+        <w:shd w:fill="F7F7F8" w:val="clear"/>
+        <w:spacing w:after="0" w:line="235"/>
+      </w:pPr>
+      <w:r>
+        <w:rPr>
+          <w:rFonts w:ascii="Courier New" w:cs="Courier New" w:eastAsia="Courier New" w:hAnsi="Courier New"/>
+          <w:color w:val="1F2937"/>
+          <w:sz w:val="15"/>
+          <w:szCs w:val="15"/>
+        </w:rPr>
+        <w:t xml:space="preserve">  Q4. Give a 95% confidence interval for the mean flipper length.</w:t>
+      </w:r>
+    </w:p>
+    <w:p>
+      <w:pPr>
+        <w:shd w:fill="F7F7F8" w:val="clear"/>
+        <w:spacing w:after="0" w:line="235"/>
+      </w:pPr>
+      <w:r>
+        <w:rPr>
+          <w:rFonts w:ascii="Courier New" w:cs="Courier New" w:eastAsia="Courier New" w:hAnsi="Courier New"/>
+          <w:color w:val="1F2937"/>
+          <w:sz w:val="15"/>
+          <w:szCs w:val="15"/>
+        </w:rPr>
+        <w:t xml:space="preserve">  Q5. What is the correlation between bill length and bill depth?</w:t>
+      </w:r>
+    </w:p>
+    <w:p>
+      <w:pPr>
+        <w:shd w:fill="F7F7F8" w:val="clear"/>
+        <w:spacing w:after="0" w:line="235"/>
+      </w:pPr>
+      <w:r>
+        <w:rPr>
+          <w:rFonts w:ascii="Courier New" w:cs="Courier New" w:eastAsia="Courier New" w:hAnsi="Courier New"/>
+          <w:color w:val="1F2937"/>
+          <w:sz w:val="15"/>
+          <w:szCs w:val="15"/>
+        </w:rPr>
+        <w:t xml:space="preserve">  Q6. Run a principal component analysis of the four measurements and report the percent of variance on the first component.</w:t>
+      </w:r>
+    </w:p>
+    <w:p>
+      <w:pPr>
+        <w:shd w:fill="F7F7F8" w:val="clear"/>
+        <w:spacing w:after="0" w:line="235"/>
+      </w:pPr>
+      <w:r>
+        <w:rPr>
+          <w:rFonts w:ascii="Courier New" w:cs="Courier New" w:eastAsia="Courier New" w:hAnsi="Courier New"/>
+          <w:color w:val="1F2937"/>
+          <w:sz w:val="15"/>
+          <w:szCs w:val="15"/>
+        </w:rPr>
+        <w:t xml:space="preserve">Actually run the analysis in Python (sklearn, scipy, pandas, numpy are installed) and use the real computed numbers, not estimates.</w:t>
+      </w:r>
+    </w:p>
+    <w:p>
+      <w:pPr>
+        <w:shd w:fill="F7F7F8" w:val="clear"/>
+        <w:spacing w:after="0" w:line="235"/>
+      </w:pPr>
+      <w:r>
+        <w:rPr>
+          <w:rFonts w:ascii="Courier New" w:cs="Courier New" w:eastAsia="Courier New" w:hAnsi="Courier New"/>
+          <w:color w:val="1F2937"/>
+          <w:sz w:val="15"/>
+          <w:szCs w:val="15"/>
+        </w:rPr>
+        <w:t xml:space="preserve"> </w:t>
+      </w:r>
+    </w:p>
+    <w:p>
+      <w:pPr>
+        <w:shd w:fill="F7F7F8" w:val="clear"/>
+        <w:spacing w:after="0" w:line="235"/>
+      </w:pPr>
+      <w:r>
+        <w:rPr>
+          <w:rFonts w:ascii="Courier New" w:cs="Courier New" w:eastAsia="Courier New" w:hAnsi="Courier New"/>
+          <w:color w:val="1F2937"/>
+          <w:sz w:val="15"/>
+          <w:szCs w:val="15"/>
+        </w:rPr>
+        <w:t xml:space="preserve">When finished, return the structured result the workflow asks for: for each question the number(s) and the method you used (q1_k, q1_sil, q1_method; q2_acc, q2_method; q3_adjr2, q3_predictors; q4_ci_low, q4_ci_high, q4_method; q5_corr, q5_scope; q6_pc1_pct, q6_scaled), the list of section headings, your conclusion paragraph, and report_md (the full report as markdown).</w:t>
+      </w:r>
+    </w:p>
+    <w:p>
+      <w:pPr>
+        <w:shd w:fill="F7F7F8" w:val="clear"/>
+        <w:spacing w:after="0" w:line="235"/>
+      </w:pPr>
+      <w:r>
+        <w:rPr>
+          <w:rFonts w:ascii="Courier New" w:cs="Courier New" w:eastAsia="Courier New" w:hAnsi="Courier New"/>
+          <w:color w:val="1F2937"/>
+          <w:sz w:val="15"/>
+          <w:szCs w:val="15"/>
+        </w:rPr>
+        <w:t xml:space="preserve"> </w:t>
+      </w:r>
+    </w:p>
+    <w:p>
+      <w:pPr>
+        <w:spacing w:after="80"/>
+      </w:pPr>
+    </w:p>
+    <w:p>
+      <w:pPr>
+        <w:pStyle w:val="Heading3"/>
+      </w:pPr>
+      <w:r>
+        <w:rPr>
+          <w:rFonts w:ascii="Helvetica" w:cs="Helvetica" w:eastAsia="Helvetica" w:hAnsi="Helvetica"/>
+          <w:b/>
+          <w:bCs/>
+          <w:color w:val="111827"/>
+          <w:sz w:val="23"/>
+          <w:szCs w:val="23"/>
+        </w:rPr>
+        <w:t xml:space="preserve">C1 structure</w:t>
+      </w:r>
+    </w:p>
+    <w:p>
+      <w:pPr>
+        <w:shd w:fill="F7F7F8" w:val="clear"/>
+        <w:spacing w:after="0" w:line="235"/>
+      </w:pPr>
+      <w:r>
+        <w:rPr>
+          <w:rFonts w:ascii="Courier New" w:cs="Courier New" w:eastAsia="Courier New" w:hAnsi="Courier New"/>
+          <w:color w:val="1F2937"/>
+          <w:sz w:val="15"/>
+          <w:szCs w:val="15"/>
+        </w:rPr>
+        <w:t xml:space="preserve">REPORT WRITING TASK</w:t>
+      </w:r>
+    </w:p>
+    <w:p>
+      <w:pPr>
+        <w:shd w:fill="F7F7F8" w:val="clear"/>
+        <w:spacing w:after="0" w:line="235"/>
+      </w:pPr>
+      <w:r>
+        <w:rPr>
+          <w:rFonts w:ascii="Courier New" w:cs="Courier New" w:eastAsia="Courier New" w:hAnsi="Courier New"/>
+          <w:color w:val="1F2937"/>
+          <w:sz w:val="15"/>
+          <w:szCs w:val="15"/>
+        </w:rPr>
+        <w:t xml:space="preserve"> </w:t>
+      </w:r>
+    </w:p>
+    <w:p>
+      <w:pPr>
+        <w:shd w:fill="F7F7F8" w:val="clear"/>
+        <w:spacing w:after="0" w:line="235"/>
+      </w:pPr>
+      <w:r>
+        <w:rPr>
+          <w:rFonts w:ascii="Courier New" w:cs="Courier New" w:eastAsia="Courier New" w:hAnsi="Courier New"/>
+          <w:color w:val="1F2937"/>
+          <w:sz w:val="15"/>
+          <w:szCs w:val="15"/>
+        </w:rPr>
+        <w:t xml:space="preserve">Write a short morphometric analysis report on the Palmer Penguins dataset in the file data/penguins.csv (columns: species, island, bill_length_mm, bill_depth_mm, flipper_length_mm, body_mass_g, sex; some cells are missing). Answer these six questions and end with a conclusion:</w:t>
+      </w:r>
+    </w:p>
+    <w:p>
+      <w:pPr>
+        <w:shd w:fill="F7F7F8" w:val="clear"/>
+        <w:spacing w:after="0" w:line="235"/>
+      </w:pPr>
+      <w:r>
+        <w:rPr>
+          <w:rFonts w:ascii="Courier New" w:cs="Courier New" w:eastAsia="Courier New" w:hAnsi="Courier New"/>
+          <w:color w:val="1F2937"/>
+          <w:sz w:val="15"/>
+          <w:szCs w:val="15"/>
+        </w:rPr>
+        <w:t xml:space="preserve">  Q1. Group the penguins into clusters from their four body measurements. How many clusters are there, and what is the clustering quality (silhouette score)?</w:t>
+      </w:r>
+    </w:p>
+    <w:p>
+      <w:pPr>
+        <w:shd w:fill="F7F7F8" w:val="clear"/>
+        <w:spacing w:after="0" w:line="235"/>
+      </w:pPr>
+      <w:r>
+        <w:rPr>
+          <w:rFonts w:ascii="Courier New" w:cs="Courier New" w:eastAsia="Courier New" w:hAnsi="Courier New"/>
+          <w:color w:val="1F2937"/>
+          <w:sz w:val="15"/>
+          <w:szCs w:val="15"/>
+        </w:rPr>
+        <w:t xml:space="preserve">  Q2. How accurately can species be predicted from the four body measurements? Report an accuracy.</w:t>
+      </w:r>
+    </w:p>
+    <w:p>
+      <w:pPr>
+        <w:shd w:fill="F7F7F8" w:val="clear"/>
+        <w:spacing w:after="0" w:line="235"/>
+      </w:pPr>
+      <w:r>
+        <w:rPr>
+          <w:rFonts w:ascii="Courier New" w:cs="Courier New" w:eastAsia="Courier New" w:hAnsi="Courier New"/>
+          <w:color w:val="1F2937"/>
+          <w:sz w:val="15"/>
+          <w:szCs w:val="15"/>
+        </w:rPr>
+        <w:t xml:space="preserve">  Q3. Build a regression model for body mass and report its adjusted R-squared.</w:t>
+      </w:r>
+    </w:p>
+    <w:p>
+      <w:pPr>
+        <w:shd w:fill="F7F7F8" w:val="clear"/>
+        <w:spacing w:after="0" w:line="235"/>
+      </w:pPr>
+      <w:r>
+        <w:rPr>
+          <w:rFonts w:ascii="Courier New" w:cs="Courier New" w:eastAsia="Courier New" w:hAnsi="Courier New"/>
+          <w:color w:val="1F2937"/>
+          <w:sz w:val="15"/>
+          <w:szCs w:val="15"/>
+        </w:rPr>
+        <w:t xml:space="preserve">  Q4. Give a 95% confidence interval for the mean flipper length.</w:t>
+      </w:r>
+    </w:p>
+    <w:p>
+      <w:pPr>
+        <w:shd w:fill="F7F7F8" w:val="clear"/>
+        <w:spacing w:after="0" w:line="235"/>
+      </w:pPr>
+      <w:r>
+        <w:rPr>
+          <w:rFonts w:ascii="Courier New" w:cs="Courier New" w:eastAsia="Courier New" w:hAnsi="Courier New"/>
+          <w:color w:val="1F2937"/>
+          <w:sz w:val="15"/>
+          <w:szCs w:val="15"/>
+        </w:rPr>
+        <w:t xml:space="preserve">  Q5. What is the correlation between bill length and bill depth?</w:t>
+      </w:r>
+    </w:p>
+    <w:p>
+      <w:pPr>
+        <w:shd w:fill="F7F7F8" w:val="clear"/>
+        <w:spacing w:after="0" w:line="235"/>
+      </w:pPr>
+      <w:r>
+        <w:rPr>
+          <w:rFonts w:ascii="Courier New" w:cs="Courier New" w:eastAsia="Courier New" w:hAnsi="Courier New"/>
+          <w:color w:val="1F2937"/>
+          <w:sz w:val="15"/>
+          <w:szCs w:val="15"/>
+        </w:rPr>
+        <w:t xml:space="preserve">  Q6. Run a principal component analysis of the four measurements and report the percent of variance on the first component.</w:t>
+      </w:r>
+    </w:p>
+    <w:p>
+      <w:pPr>
+        <w:shd w:fill="F7F7F8" w:val="clear"/>
+        <w:spacing w:after="0" w:line="235"/>
+      </w:pPr>
+      <w:r>
+        <w:rPr>
+          <w:rFonts w:ascii="Courier New" w:cs="Courier New" w:eastAsia="Courier New" w:hAnsi="Courier New"/>
+          <w:color w:val="1F2937"/>
+          <w:sz w:val="15"/>
+          <w:szCs w:val="15"/>
+        </w:rPr>
+        <w:t xml:space="preserve">Actually run the analysis in Python (sklearn, scipy, pandas, numpy are installed) and use the real computed numbers, not estimates.</w:t>
+      </w:r>
+    </w:p>
+    <w:p>
+      <w:pPr>
+        <w:shd w:fill="F7F7F8" w:val="clear"/>
+        <w:spacing w:after="0" w:line="235"/>
+      </w:pPr>
+      <w:r>
+        <w:rPr>
+          <w:rFonts w:ascii="Courier New" w:cs="Courier New" w:eastAsia="Courier New" w:hAnsi="Courier New"/>
+          <w:color w:val="1F2937"/>
+          <w:sz w:val="15"/>
+          <w:szCs w:val="15"/>
+        </w:rPr>
+        <w:t xml:space="preserve"> </w:t>
+      </w:r>
+    </w:p>
+    <w:p>
+      <w:pPr>
+        <w:shd w:fill="F7F7F8" w:val="clear"/>
+        <w:spacing w:after="0" w:line="235"/>
+      </w:pPr>
+      <w:r>
+        <w:rPr>
+          <w:rFonts w:ascii="Courier New" w:cs="Courier New" w:eastAsia="Courier New" w:hAnsi="Courier New"/>
+          <w:color w:val="1F2937"/>
+          <w:sz w:val="15"/>
+          <w:szCs w:val="15"/>
+        </w:rPr>
+        <w:t xml:space="preserve">--- SKILL: penguin-morphometrics-structure ---</w:t>
+      </w:r>
+    </w:p>
+    <w:p>
+      <w:pPr>
+        <w:shd w:fill="F7F7F8" w:val="clear"/>
+        <w:spacing w:after="0" w:line="235"/>
+      </w:pPr>
+      <w:r>
+        <w:rPr>
+          <w:rFonts w:ascii="Courier New" w:cs="Courier New" w:eastAsia="Courier New" w:hAnsi="Courier New"/>
+          <w:color w:val="1F2937"/>
+          <w:sz w:val="15"/>
+          <w:szCs w:val="15"/>
+        </w:rPr>
+        <w:t xml:space="preserve">Write the report with these sections, in order: 1. Title; 2. Data and methods (state how you handled missing values and which method you used for each question); 3. Results, one short subsection per question (Q1 to Q6), each stating the number(s); 4. Conclusion (one paragraph). Use appropriate methods for each question.</w:t>
+      </w:r>
+    </w:p>
+    <w:p>
+      <w:pPr>
+        <w:shd w:fill="F7F7F8" w:val="clear"/>
+        <w:spacing w:after="0" w:line="235"/>
+      </w:pPr>
+      <w:r>
+        <w:rPr>
+          <w:rFonts w:ascii="Courier New" w:cs="Courier New" w:eastAsia="Courier New" w:hAnsi="Courier New"/>
+          <w:color w:val="1F2937"/>
+          <w:sz w:val="15"/>
+          <w:szCs w:val="15"/>
+        </w:rPr>
+        <w:t xml:space="preserve">--- END SKILL ---</w:t>
+      </w:r>
+    </w:p>
+    <w:p>
+      <w:pPr>
+        <w:shd w:fill="F7F7F8" w:val="clear"/>
+        <w:spacing w:after="0" w:line="235"/>
+      </w:pPr>
+      <w:r>
+        <w:rPr>
+          <w:rFonts w:ascii="Courier New" w:cs="Courier New" w:eastAsia="Courier New" w:hAnsi="Courier New"/>
+          <w:color w:val="1F2937"/>
+          <w:sz w:val="15"/>
+          <w:szCs w:val="15"/>
+        </w:rPr>
+        <w:t xml:space="preserve"> </w:t>
+      </w:r>
+    </w:p>
+    <w:p>
+      <w:pPr>
+        <w:shd w:fill="F7F7F8" w:val="clear"/>
+        <w:spacing w:after="0" w:line="235"/>
+      </w:pPr>
+      <w:r>
+        <w:rPr>
+          <w:rFonts w:ascii="Courier New" w:cs="Courier New" w:eastAsia="Courier New" w:hAnsi="Courier New"/>
+          <w:color w:val="1F2937"/>
+          <w:sz w:val="15"/>
+          <w:szCs w:val="15"/>
+        </w:rPr>
+        <w:t xml:space="preserve">When finished, return the structured result the workflow asks for: for each question the number(s) and the method you used (q1_k, q1_sil, q1_method; q2_acc, q2_method; q3_adjr2, q3_predictors; q4_ci_low, q4_ci_high, q4_method; q5_corr, q5_scope; q6_pc1_pct, q6_scaled), the list of section headings, your conclusion paragraph, and report_md (the full report as markdown).</w:t>
+      </w:r>
+    </w:p>
+    <w:p>
+      <w:pPr>
+        <w:shd w:fill="F7F7F8" w:val="clear"/>
+        <w:spacing w:after="0" w:line="235"/>
+      </w:pPr>
+      <w:r>
+        <w:rPr>
+          <w:rFonts w:ascii="Courier New" w:cs="Courier New" w:eastAsia="Courier New" w:hAnsi="Courier New"/>
+          <w:color w:val="1F2937"/>
+          <w:sz w:val="15"/>
+          <w:szCs w:val="15"/>
+        </w:rPr>
+        <w:t xml:space="preserve"> </w:t>
+      </w:r>
+    </w:p>
+    <w:p>
+      <w:pPr>
+        <w:spacing w:after="80"/>
+      </w:pPr>
+    </w:p>
+    <w:p>
+      <w:pPr>
+        <w:pStyle w:val="Heading3"/>
+      </w:pPr>
+      <w:r>
+        <w:rPr>
+          <w:rFonts w:ascii="Helvetica" w:cs="Helvetica" w:eastAsia="Helvetica" w:hAnsi="Helvetica"/>
+          <w:b/>
+          <w:bCs/>
+          <w:color w:val="111827"/>
+          <w:sz w:val="23"/>
+          <w:szCs w:val="23"/>
+        </w:rPr>
+        <w:t xml:space="preserve">C2 full skill</w:t>
+      </w:r>
+    </w:p>
+    <w:p>
+      <w:pPr>
+        <w:shd w:fill="F7F7F8" w:val="clear"/>
+        <w:spacing w:after="0" w:line="235"/>
+      </w:pPr>
+      <w:r>
+        <w:rPr>
+          <w:rFonts w:ascii="Courier New" w:cs="Courier New" w:eastAsia="Courier New" w:hAnsi="Courier New"/>
+          <w:color w:val="1F2937"/>
+          <w:sz w:val="15"/>
+          <w:szCs w:val="15"/>
+        </w:rPr>
+        <w:t xml:space="preserve">REPORT WRITING TASK</w:t>
+      </w:r>
+    </w:p>
+    <w:p>
+      <w:pPr>
+        <w:shd w:fill="F7F7F8" w:val="clear"/>
+        <w:spacing w:after="0" w:line="235"/>
+      </w:pPr>
+      <w:r>
+        <w:rPr>
+          <w:rFonts w:ascii="Courier New" w:cs="Courier New" w:eastAsia="Courier New" w:hAnsi="Courier New"/>
+          <w:color w:val="1F2937"/>
+          <w:sz w:val="15"/>
+          <w:szCs w:val="15"/>
+        </w:rPr>
+        <w:t xml:space="preserve"> </w:t>
+      </w:r>
+    </w:p>
+    <w:p>
+      <w:pPr>
+        <w:shd w:fill="F7F7F8" w:val="clear"/>
+        <w:spacing w:after="0" w:line="235"/>
+      </w:pPr>
+      <w:r>
+        <w:rPr>
+          <w:rFonts w:ascii="Courier New" w:cs="Courier New" w:eastAsia="Courier New" w:hAnsi="Courier New"/>
+          <w:color w:val="1F2937"/>
+          <w:sz w:val="15"/>
+          <w:szCs w:val="15"/>
+        </w:rPr>
+        <w:t xml:space="preserve">Write a short morphometric analysis report on the Palmer Penguins dataset in the file data/penguins.csv (columns: species, island, bill_length_mm, bill_depth_mm, flipper_length_mm, body_mass_g, sex; some cells are missing). Answer these six questions and end with a conclusion:</w:t>
+      </w:r>
+    </w:p>
+    <w:p>
+      <w:pPr>
+        <w:shd w:fill="F7F7F8" w:val="clear"/>
+        <w:spacing w:after="0" w:line="235"/>
+      </w:pPr>
+      <w:r>
+        <w:rPr>
+          <w:rFonts w:ascii="Courier New" w:cs="Courier New" w:eastAsia="Courier New" w:hAnsi="Courier New"/>
+          <w:color w:val="1F2937"/>
+          <w:sz w:val="15"/>
+          <w:szCs w:val="15"/>
+        </w:rPr>
+        <w:t xml:space="preserve">  Q1. Group the penguins into clusters from their four body measurements. How many clusters are there, and what is the clustering quality (silhouette score)?</w:t>
+      </w:r>
+    </w:p>
+    <w:p>
+      <w:pPr>
+        <w:shd w:fill="F7F7F8" w:val="clear"/>
+        <w:spacing w:after="0" w:line="235"/>
+      </w:pPr>
+      <w:r>
+        <w:rPr>
+          <w:rFonts w:ascii="Courier New" w:cs="Courier New" w:eastAsia="Courier New" w:hAnsi="Courier New"/>
+          <w:color w:val="1F2937"/>
+          <w:sz w:val="15"/>
+          <w:szCs w:val="15"/>
+        </w:rPr>
+        <w:t xml:space="preserve">  Q2. How accurately can species be predicted from the four body measurements? Report an accuracy.</w:t>
+      </w:r>
+    </w:p>
+    <w:p>
+      <w:pPr>
+        <w:shd w:fill="F7F7F8" w:val="clear"/>
+        <w:spacing w:after="0" w:line="235"/>
+      </w:pPr>
+      <w:r>
+        <w:rPr>
+          <w:rFonts w:ascii="Courier New" w:cs="Courier New" w:eastAsia="Courier New" w:hAnsi="Courier New"/>
+          <w:color w:val="1F2937"/>
+          <w:sz w:val="15"/>
+          <w:szCs w:val="15"/>
+        </w:rPr>
+        <w:t xml:space="preserve">  Q3. Build a regression model for body mass and report its adjusted R-squared.</w:t>
+      </w:r>
+    </w:p>
+    <w:p>
+      <w:pPr>
+        <w:shd w:fill="F7F7F8" w:val="clear"/>
+        <w:spacing w:after="0" w:line="235"/>
+      </w:pPr>
+      <w:r>
+        <w:rPr>
+          <w:rFonts w:ascii="Courier New" w:cs="Courier New" w:eastAsia="Courier New" w:hAnsi="Courier New"/>
+          <w:color w:val="1F2937"/>
+          <w:sz w:val="15"/>
+          <w:szCs w:val="15"/>
+        </w:rPr>
+        <w:t xml:space="preserve">  Q4. Give a 95% confidence interval for the mean flipper length.</w:t>
+      </w:r>
+    </w:p>
+    <w:p>
+      <w:pPr>
+        <w:shd w:fill="F7F7F8" w:val="clear"/>
+        <w:spacing w:after="0" w:line="235"/>
+      </w:pPr>
+      <w:r>
+        <w:rPr>
+          <w:rFonts w:ascii="Courier New" w:cs="Courier New" w:eastAsia="Courier New" w:hAnsi="Courier New"/>
+          <w:color w:val="1F2937"/>
+          <w:sz w:val="15"/>
+          <w:szCs w:val="15"/>
+        </w:rPr>
+        <w:t xml:space="preserve">  Q5. What is the correlation between bill length and bill depth?</w:t>
+      </w:r>
+    </w:p>
+    <w:p>
+      <w:pPr>
+        <w:shd w:fill="F7F7F8" w:val="clear"/>
+        <w:spacing w:after="0" w:line="235"/>
+      </w:pPr>
+      <w:r>
+        <w:rPr>
+          <w:rFonts w:ascii="Courier New" w:cs="Courier New" w:eastAsia="Courier New" w:hAnsi="Courier New"/>
+          <w:color w:val="1F2937"/>
+          <w:sz w:val="15"/>
+          <w:szCs w:val="15"/>
+        </w:rPr>
+        <w:t xml:space="preserve">  Q6. Run a principal component analysis of the four measurements and report the percent of variance on the first component.</w:t>
+      </w:r>
+    </w:p>
+    <w:p>
+      <w:pPr>
+        <w:shd w:fill="F7F7F8" w:val="clear"/>
+        <w:spacing w:after="0" w:line="235"/>
+      </w:pPr>
+      <w:r>
+        <w:rPr>
+          <w:rFonts w:ascii="Courier New" w:cs="Courier New" w:eastAsia="Courier New" w:hAnsi="Courier New"/>
+          <w:color w:val="1F2937"/>
+          <w:sz w:val="15"/>
+          <w:szCs w:val="15"/>
+        </w:rPr>
+        <w:t xml:space="preserve">Actually run the analysis in Python (sklearn, scipy, pandas, numpy are installed) and use the real computed numbers, not estimates.</w:t>
+      </w:r>
+    </w:p>
+    <w:p>
+      <w:pPr>
+        <w:shd w:fill="F7F7F8" w:val="clear"/>
+        <w:spacing w:after="0" w:line="235"/>
+      </w:pPr>
+      <w:r>
+        <w:rPr>
+          <w:rFonts w:ascii="Courier New" w:cs="Courier New" w:eastAsia="Courier New" w:hAnsi="Courier New"/>
+          <w:color w:val="1F2937"/>
+          <w:sz w:val="15"/>
+          <w:szCs w:val="15"/>
+        </w:rPr>
+        <w:t xml:space="preserve"> </w:t>
+      </w:r>
+    </w:p>
+    <w:p>
+      <w:pPr>
+        <w:shd w:fill="F7F7F8" w:val="clear"/>
+        <w:spacing w:after="0" w:line="235"/>
+      </w:pPr>
+      <w:r>
+        <w:rPr>
+          <w:rFonts w:ascii="Courier New" w:cs="Courier New" w:eastAsia="Courier New" w:hAnsi="Courier New"/>
+          <w:color w:val="1F2937"/>
+          <w:sz w:val="15"/>
+          <w:szCs w:val="15"/>
+        </w:rPr>
+        <w:t xml:space="preserve">--- SKILL: penguin-morphometrics-analysis v1.0 ---</w:t>
+      </w:r>
+    </w:p>
+    <w:p>
+      <w:pPr>
+        <w:shd w:fill="F7F7F8" w:val="clear"/>
+        <w:spacing w:after="0" w:line="235"/>
+      </w:pPr>
+      <w:r>
+        <w:rPr>
+          <w:rFonts w:ascii="Courier New" w:cs="Courier New" w:eastAsia="Courier New" w:hAnsi="Courier New"/>
+          <w:color w:val="1F2937"/>
+          <w:sz w:val="15"/>
+          <w:szCs w:val="15"/>
+        </w:rPr>
+        <w:t xml:space="preserve">Write the report with these sections, in order: 1. Title; 2. Data and methods; 3. Results with one subsection per question (Q1 to Q6); 4. Conclusion (one paragraph).</w:t>
+      </w:r>
+    </w:p>
+    <w:p>
+      <w:pPr>
+        <w:shd w:fill="F7F7F8" w:val="clear"/>
+        <w:spacing w:after="0" w:line="235"/>
+      </w:pPr>
+      <w:r>
+        <w:rPr>
+          <w:rFonts w:ascii="Courier New" w:cs="Courier New" w:eastAsia="Courier New" w:hAnsi="Courier New"/>
+          <w:color w:val="1F2937"/>
+          <w:sz w:val="15"/>
+          <w:szCs w:val="15"/>
+        </w:rPr>
+        <w:t xml:space="preserve"> </w:t>
+      </w:r>
+    </w:p>
+    <w:p>
+      <w:pPr>
+        <w:shd w:fill="F7F7F8" w:val="clear"/>
+        <w:spacing w:after="0" w:line="235"/>
+      </w:pPr>
+      <w:r>
+        <w:rPr>
+          <w:rFonts w:ascii="Courier New" w:cs="Courier New" w:eastAsia="Courier New" w:hAnsi="Courier New"/>
+          <w:color w:val="1F2937"/>
+          <w:sz w:val="15"/>
+          <w:szCs w:val="15"/>
+        </w:rPr>
+        <w:t xml:space="preserve">MISSING DATA: for each analysis, drop rows with any missing value in the columns that analysis uses (listwise deletion). Do not impute.</w:t>
+      </w:r>
+    </w:p>
+    <w:p>
+      <w:pPr>
+        <w:shd w:fill="F7F7F8" w:val="clear"/>
+        <w:spacing w:after="0" w:line="235"/>
+      </w:pPr>
+      <w:r>
+        <w:rPr>
+          <w:rFonts w:ascii="Courier New" w:cs="Courier New" w:eastAsia="Courier New" w:hAnsi="Courier New"/>
+          <w:color w:val="1F2937"/>
+          <w:sz w:val="15"/>
+          <w:szCs w:val="15"/>
+        </w:rPr>
+        <w:t xml:space="preserve"> </w:t>
+      </w:r>
+    </w:p>
+    <w:p>
+      <w:pPr>
+        <w:shd w:fill="F7F7F8" w:val="clear"/>
+        <w:spacing w:after="0" w:line="235"/>
+      </w:pPr>
+      <w:r>
+        <w:rPr>
+          <w:rFonts w:ascii="Courier New" w:cs="Courier New" w:eastAsia="Courier New" w:hAnsi="Courier New"/>
+          <w:color w:val="1F2937"/>
+          <w:sz w:val="15"/>
+          <w:szCs w:val="15"/>
+        </w:rPr>
+        <w:t xml:space="preserve">METHOD FOR EACH QUESTION (use exactly this, do not substitute):</w:t>
+      </w:r>
+    </w:p>
+    <w:p>
+      <w:pPr>
+        <w:shd w:fill="F7F7F8" w:val="clear"/>
+        <w:spacing w:after="0" w:line="235"/>
+      </w:pPr>
+      <w:r>
+        <w:rPr>
+          <w:rFonts w:ascii="Courier New" w:cs="Courier New" w:eastAsia="Courier New" w:hAnsi="Courier New"/>
+          <w:color w:val="1F2937"/>
+          <w:sz w:val="15"/>
+          <w:szCs w:val="15"/>
+        </w:rPr>
+        <w:t xml:space="preserve">  Q1: standardise the four measurements with StandardScaler, then KMeans with n_clusters=3, random_state=42, n_init=10. Report the number of clusters (3) and the silhouette_score on the standardised data. Use k=3 (the three species); do not search for a different k.</w:t>
+      </w:r>
+    </w:p>
+    <w:p>
+      <w:pPr>
+        <w:shd w:fill="F7F7F8" w:val="clear"/>
+        <w:spacing w:after="0" w:line="235"/>
+      </w:pPr>
+      <w:r>
+        <w:rPr>
+          <w:rFonts w:ascii="Courier New" w:cs="Courier New" w:eastAsia="Courier New" w:hAnsi="Courier New"/>
+          <w:color w:val="1F2937"/>
+          <w:sz w:val="15"/>
+          <w:szCs w:val="15"/>
+        </w:rPr>
+        <w:t xml:space="preserve">  Q2: 5-fold cross-validation with cross_val_score(cv=5) of a pipeline of StandardScaler and LogisticRegression(max_iter=2000), predicting species from the four measurements; report the mean cross-validation accuracy. Do not use a single train/test split.</w:t>
+      </w:r>
+    </w:p>
+    <w:p>
+      <w:pPr>
+        <w:shd w:fill="F7F7F8" w:val="clear"/>
+        <w:spacing w:after="0" w:line="235"/>
+      </w:pPr>
+      <w:r>
+        <w:rPr>
+          <w:rFonts w:ascii="Courier New" w:cs="Courier New" w:eastAsia="Courier New" w:hAnsi="Courier New"/>
+          <w:color w:val="1F2937"/>
+          <w:sz w:val="15"/>
+          <w:szCs w:val="15"/>
+        </w:rPr>
+        <w:t xml:space="preserve">  Q3: ordinary least squares linear regression of body_mass_g on bill_length_mm + bill_depth_mm + flipper_length_mm (these three predictors only; no species term, no interactions, no transformation); report the adjusted R-squared.</w:t>
+      </w:r>
+    </w:p>
+    <w:p>
+      <w:pPr>
+        <w:shd w:fill="F7F7F8" w:val="clear"/>
+        <w:spacing w:after="0" w:line="235"/>
+      </w:pPr>
+      <w:r>
+        <w:rPr>
+          <w:rFonts w:ascii="Courier New" w:cs="Courier New" w:eastAsia="Courier New" w:hAnsi="Courier New"/>
+          <w:color w:val="1F2937"/>
+          <w:sz w:val="15"/>
+          <w:szCs w:val="15"/>
+        </w:rPr>
+        <w:t xml:space="preserve">  Q4: a 95% confidence interval for the mean flipper_length_mm using the t method (mean plus and minus t times the standard error). Do not bootstrap.</w:t>
+      </w:r>
+    </w:p>
+    <w:p>
+      <w:pPr>
+        <w:shd w:fill="F7F7F8" w:val="clear"/>
+        <w:spacing w:after="0" w:line="235"/>
+      </w:pPr>
+      <w:r>
+        <w:rPr>
+          <w:rFonts w:ascii="Courier New" w:cs="Courier New" w:eastAsia="Courier New" w:hAnsi="Courier New"/>
+          <w:color w:val="1F2937"/>
+          <w:sz w:val="15"/>
+          <w:szCs w:val="15"/>
+        </w:rPr>
+        <w:t xml:space="preserve">  Q5: the pooled Pearson correlation of bill_length_mm and bill_depth_mm across all rows; report r. Do not compute it within each species and do not use Spearman.</w:t>
+      </w:r>
+    </w:p>
+    <w:p>
+      <w:pPr>
+        <w:shd w:fill="F7F7F8" w:val="clear"/>
+        <w:spacing w:after="0" w:line="235"/>
+      </w:pPr>
+      <w:r>
+        <w:rPr>
+          <w:rFonts w:ascii="Courier New" w:cs="Courier New" w:eastAsia="Courier New" w:hAnsi="Courier New"/>
+          <w:color w:val="1F2937"/>
+          <w:sz w:val="15"/>
+          <w:szCs w:val="15"/>
+        </w:rPr>
+        <w:t xml:space="preserve">  Q6: PCA of the four measurements AFTER standardising them with StandardScaler; report the percent of variance explained by the first component. You must standardise before the PCA.</w:t>
+      </w:r>
+    </w:p>
+    <w:p>
+      <w:pPr>
+        <w:shd w:fill="F7F7F8" w:val="clear"/>
+        <w:spacing w:after="0" w:line="235"/>
+      </w:pPr>
+      <w:r>
+        <w:rPr>
+          <w:rFonts w:ascii="Courier New" w:cs="Courier New" w:eastAsia="Courier New" w:hAnsi="Courier New"/>
+          <w:color w:val="1F2937"/>
+          <w:sz w:val="15"/>
+          <w:szCs w:val="15"/>
+        </w:rPr>
+        <w:t xml:space="preserve"> </w:t>
+      </w:r>
+    </w:p>
+    <w:p>
+      <w:pPr>
+        <w:shd w:fill="F7F7F8" w:val="clear"/>
+        <w:spacing w:after="0" w:line="235"/>
+      </w:pPr>
+      <w:r>
+        <w:rPr>
+          <w:rFonts w:ascii="Courier New" w:cs="Courier New" w:eastAsia="Courier New" w:hAnsi="Courier New"/>
+          <w:color w:val="1F2937"/>
+          <w:sz w:val="15"/>
+          <w:szCs w:val="15"/>
+        </w:rPr>
+        <w:t xml:space="preserve">The Conclusion must state, in plain words: that there are about three clusters matching the species; that species are predictable with high accuracy; that the size measurements explain most of the variation in body mass; that bill length and bill depth are negatively correlated overall; and that the first principal component captures a majority of the variance.</w:t>
+      </w:r>
+    </w:p>
+    <w:p>
+      <w:pPr>
+        <w:shd w:fill="F7F7F8" w:val="clear"/>
+        <w:spacing w:after="0" w:line="235"/>
+      </w:pPr>
+      <w:r>
+        <w:rPr>
+          <w:rFonts w:ascii="Courier New" w:cs="Courier New" w:eastAsia="Courier New" w:hAnsi="Courier New"/>
+          <w:color w:val="1F2937"/>
+          <w:sz w:val="15"/>
+          <w:szCs w:val="15"/>
+        </w:rPr>
+        <w:t xml:space="preserve">--- END SKILL ---</w:t>
+      </w:r>
+    </w:p>
+    <w:p>
+      <w:pPr>
+        <w:shd w:fill="F7F7F8" w:val="clear"/>
+        <w:spacing w:after="0" w:line="235"/>
+      </w:pPr>
+      <w:r>
+        <w:rPr>
+          <w:rFonts w:ascii="Courier New" w:cs="Courier New" w:eastAsia="Courier New" w:hAnsi="Courier New"/>
+          <w:color w:val="1F2937"/>
+          <w:sz w:val="15"/>
+          <w:szCs w:val="15"/>
+        </w:rPr>
+        <w:t xml:space="preserve"> </w:t>
+      </w:r>
+    </w:p>
+    <w:p>
+      <w:pPr>
+        <w:shd w:fill="F7F7F8" w:val="clear"/>
+        <w:spacing w:after="0" w:line="235"/>
+      </w:pPr>
+      <w:r>
+        <w:rPr>
+          <w:rFonts w:ascii="Courier New" w:cs="Courier New" w:eastAsia="Courier New" w:hAnsi="Courier New"/>
+          <w:color w:val="1F2937"/>
+          <w:sz w:val="15"/>
+          <w:szCs w:val="15"/>
+        </w:rPr>
+        <w:t xml:space="preserve">When finished, return the structured result the workflow asks for: for each question the number(s) and the method you used (q1_k, q1_sil, q1_method; q2_acc, q2_method; q3_adjr2, q3_predictors; q4_ci_low, q4_ci_high, q4_method; q5_corr, q5_scope; q6_pc1_pct, q6_scaled), the list of section headings, your conclusion paragraph, and report_md (the full report as markdown).</w:t>
+      </w:r>
+    </w:p>
+    <w:p>
+      <w:pPr>
+        <w:shd w:fill="F7F7F8" w:val="clear"/>
+        <w:spacing w:after="0" w:line="235"/>
+      </w:pPr>
+      <w:r>
+        <w:rPr>
+          <w:rFonts w:ascii="Courier New" w:cs="Courier New" w:eastAsia="Courier New" w:hAnsi="Courier New"/>
+          <w:color w:val="1F2937"/>
+          <w:sz w:val="15"/>
+          <w:szCs w:val="15"/>
+        </w:rPr>
+        <w:t xml:space="preserve"> </w:t>
+      </w:r>
+    </w:p>
+    <w:p>
+      <w:pPr>
+        <w:spacing w:after="80"/>
+      </w:pPr>
+    </w:p>
+    <w:p>
+      <w:pPr>
+        <w:spacing w:after="120" w:line="336"/>
+      </w:pPr>
+      <w:r>
+        <w:rPr>
+          <w:rFonts w:ascii="Helvetica" w:cs="Helvetica" w:eastAsia="Helvetica" w:hAnsi="Helvetica"/>
+          <w:color w:val="1F2937"/>
+          <w:sz w:val="20"/>
+          <w:szCs w:val="20"/>
+        </w:rPr>
+        <w:t xml:space="preserve">The three standard-report prompts follow the same pattern with four analyses and are in report_reproducibility/prompts of the repository.</w:t>
+      </w:r>
+    </w:p>
+    <w:p>
+      <w:r>
+        <w:br w:type="page"/>
       </w:r>
     </w:p>
     <w:sectPr>

--- a/manuscript/Supporting_Information_AI_Skills_Reproducibility_MEE.docx
+++ b/manuscript/Supporting_Information_AI_Skills_Reproducibility_MEE.docx
@@ -31,7 +31,7 @@
           <w:sz w:val="22"/>
           <w:szCs w:val="22"/>
         </w:rPr>
-        <w:t xml:space="preserve">Do AI skills improve the output reproducibility of ecological analyses? Controlled experiments</w:t>
+        <w:t xml:space="preserve">Skills as the new packages: an evidence-based standard for good AI analysis skills and a curated repository for ecology</w:t>
       </w:r>
     </w:p>
     <w:p>

--- a/manuscript/Supporting_Information_AI_Skills_Reproducibility_MEE.docx
+++ b/manuscript/Supporting_Information_AI_Skills_Reproducibility_MEE.docx
@@ -59,7 +59,7 @@
           <w:sz w:val="20"/>
           <w:szCs w:val="20"/>
         </w:rPr>
-        <w:t xml:space="preserve">Contents: S1 How we reviewed the literature · S2 Search terms · S3 What we recorded for each study · S4 Studies we read (with the selection summary) · S5 Experiment prompts (full text) · S6 Full results and statistics · S7 Additional figures · S8 Software environment, code, and data availability · S9 Study 2 report materials and results.</w:t>
+        <w:t xml:space="preserve">Contents: S1 How we reviewed the literature · S2 Search terms · S3 What we recorded for each study · S4 Studies we read (with the selection summary) · S5 Experiment prompts (full text) · S6 Full results and statistics · S7 Additional figures · S8 Software environment, code, and data availability · S9 Experiment 2 report materials and results.</w:t>
       </w:r>
     </w:p>
     <w:p>
@@ -27204,7 +27204,7 @@
           <w:sz w:val="18"/>
           <w:szCs w:val="18"/>
         </w:rPr>
-        <w:t xml:space="preserve">Figure S3. Python (blue) and R (red) outputs by skill level, 10 runs per cell per language. Dashed lines show the reference for each language. T1, T3, and T4 sit on one shared line in both languages, while T2 sits on two different lines. This is the same figure discussed in the main text (main Figure 3), shown here at full size.</w:t>
+        <w:t xml:space="preserve">Figure S3. Python (blue) and R (red) outputs by skill level, 10 runs per cell per language. Dashed lines show the reference for each language. T1, T3, and T4 sit on one shared line in both languages, while T2 sits on two different lines. This is the same figure discussed in the main text (main Figure 2), shown here at full size.</w:t>
       </w:r>
     </w:p>
     <w:p>
@@ -27544,7 +27544,7 @@
           <w:sz w:val="34"/>
           <w:szCs w:val="34"/>
         </w:rPr>
-        <w:t xml:space="preserve">S9  Study 2 materials: report prompts and results</w:t>
+        <w:t xml:space="preserve">S9  Experiment 2 materials: report prompts and results</w:t>
       </w:r>
     </w:p>
     <w:p>
@@ -27558,7 +27558,7 @@
           <w:sz w:val="22"/>
           <w:szCs w:val="22"/>
         </w:rPr>
-        <w:t xml:space="preserve">Study 2 asked agents to write a short data report on the Palmer Penguins dataset and then graded each report with a second judge agent. Two report versions were used, a standard report with four common analyses and a hard report with six analyses that each have a real method fork. Each version had three conditions (no skill, a structure-only skill, and a full methods skill) with 8 reports per condition. The judge scored each report against one fixed rubric, the same for every condition.</w:t>
+        <w:t xml:space="preserve">The second experiment asked agents to write a short data report on the Palmer Penguins dataset and then graded each report with a second judge agent. Two report versions were used, a standard report with four common analyses and a hard report with six analyses that each have a real method fork. Each version had three conditions (no skill, a structure-only skill, and a full methods skill) with 8 reports per condition. The judge scored each report against one fixed rubric, the same for every condition.</w:t>
       </w:r>
     </w:p>
     <w:p>

--- a/manuscript/Supporting_Information_AI_Skills_Reproducibility_MEE.docx
+++ b/manuscript/Supporting_Information_AI_Skills_Reproducibility_MEE.docx
@@ -8,12 +8,12 @@
       </w:pPr>
       <w:r>
         <w:rPr>
-          <w:rFonts w:ascii="Helvetica" w:cs="Helvetica" w:eastAsia="Helvetica" w:hAnsi="Helvetica"/>
+          <w:rFonts w:ascii="Times New Roman" w:cs="Times New Roman" w:eastAsia="Times New Roman" w:hAnsi="Times New Roman"/>
           <w:b/>
           <w:bCs/>
           <w:color w:val="111827"/>
-          <w:sz w:val="44"/>
-          <w:szCs w:val="44"/>
+          <w:sz w:val="24"/>
+          <w:szCs w:val="24"/>
         </w:rPr>
         <w:t xml:space="preserve">Supporting Information</w:t>
       </w:r>
@@ -24,12 +24,12 @@
       </w:pPr>
       <w:r>
         <w:rPr>
-          <w:rFonts w:ascii="Helvetica" w:cs="Helvetica" w:eastAsia="Helvetica" w:hAnsi="Helvetica"/>
+          <w:rFonts w:ascii="Times New Roman" w:cs="Times New Roman" w:eastAsia="Times New Roman" w:hAnsi="Times New Roman"/>
           <w:b/>
           <w:bCs/>
           <w:color w:val="1F2937"/>
-          <w:sz w:val="22"/>
-          <w:szCs w:val="22"/>
+          <w:sz w:val="24"/>
+          <w:szCs w:val="24"/>
         </w:rPr>
         <w:t xml:space="preserve">Skills as the new packages: an evidence-based standard for good AI analysis skills and a curated repository for ecology</w:t>
       </w:r>
@@ -40,7 +40,7 @@
       </w:pPr>
       <w:r>
         <w:rPr>
-          <w:rFonts w:ascii="Helvetica" w:cs="Helvetica" w:eastAsia="Helvetica" w:hAnsi="Helvetica"/>
+          <w:rFonts w:ascii="Times New Roman" w:cs="Times New Roman" w:eastAsia="Times New Roman" w:hAnsi="Times New Roman"/>
           <w:color w:val="1F2937"/>
           <w:sz w:val="20"/>
           <w:szCs w:val="20"/>
@@ -54,7 +54,7 @@
       </w:pPr>
       <w:r>
         <w:rPr>
-          <w:rFonts w:ascii="Helvetica" w:cs="Helvetica" w:eastAsia="Helvetica" w:hAnsi="Helvetica"/>
+          <w:rFonts w:ascii="Times New Roman" w:cs="Times New Roman" w:eastAsia="Times New Roman" w:hAnsi="Times New Roman"/>
           <w:color w:val="1F2937"/>
           <w:sz w:val="20"/>
           <w:szCs w:val="20"/>
@@ -76,12 +76,12 @@
       </w:pPr>
       <w:r>
         <w:rPr>
-          <w:rFonts w:ascii="Helvetica" w:cs="Helvetica" w:eastAsia="Helvetica" w:hAnsi="Helvetica"/>
+          <w:rFonts w:ascii="Times New Roman" w:cs="Times New Roman" w:eastAsia="Times New Roman" w:hAnsi="Times New Roman"/>
           <w:b/>
           <w:bCs/>
           <w:color w:val="111827"/>
-          <w:sz w:val="34"/>
-          <w:szCs w:val="34"/>
+          <w:sz w:val="24"/>
+          <w:szCs w:val="24"/>
         </w:rPr>
         <w:t xml:space="preserve">S1  How we reviewed the literature</w:t>
       </w:r>
@@ -92,10 +92,10 @@
       </w:pPr>
       <w:r>
         <w:rPr>
-          <w:rFonts w:ascii="Helvetica" w:cs="Helvetica" w:eastAsia="Helvetica" w:hAnsi="Helvetica"/>
-          <w:color w:val="1F2937"/>
-          <w:sz w:val="22"/>
-          <w:szCs w:val="22"/>
+          <w:rFonts w:ascii="Times New Roman" w:cs="Times New Roman" w:eastAsia="Times New Roman" w:hAnsi="Times New Roman"/>
+          <w:color w:val="1F2937"/>
+          <w:sz w:val="24"/>
+          <w:szCs w:val="24"/>
         </w:rPr>
         <w:t xml:space="preserve">The literature review sets the context for the experiment and is not a formal systematic review. We searched for evidence on AI skills and the output reproducibility of ecological and computational analyses in July 2026, using Google Scholar, general web search, and targeted searching of journals and preprint servers. Screening was done by one reviewer. We read 19 studies closely and recorded a short set of items from each one (S3). A larger, pre-registered search with two independent reviewers could be run later to give a complete count, but it was not needed for the aims here. The studies are listed in S4, and the search terms are in S2.</w:t>
       </w:r>
@@ -111,12 +111,12 @@
       </w:pPr>
       <w:r>
         <w:rPr>
-          <w:rFonts w:ascii="Helvetica" w:cs="Helvetica" w:eastAsia="Helvetica" w:hAnsi="Helvetica"/>
+          <w:rFonts w:ascii="Times New Roman" w:cs="Times New Roman" w:eastAsia="Times New Roman" w:hAnsi="Times New Roman"/>
           <w:b/>
           <w:bCs/>
           <w:color w:val="111827"/>
-          <w:sz w:val="34"/>
-          <w:szCs w:val="34"/>
+          <w:sz w:val="24"/>
+          <w:szCs w:val="24"/>
         </w:rPr>
         <w:t xml:space="preserve">S2  Search terms</w:t>
       </w:r>
@@ -127,10 +127,10 @@
       </w:pPr>
       <w:r>
         <w:rPr>
-          <w:rFonts w:ascii="Helvetica" w:cs="Helvetica" w:eastAsia="Helvetica" w:hAnsi="Helvetica"/>
-          <w:color w:val="1F2937"/>
-          <w:sz w:val="22"/>
-          <w:szCs w:val="22"/>
+          <w:rFonts w:ascii="Times New Roman" w:cs="Times New Roman" w:eastAsia="Times New Roman" w:hAnsi="Times New Roman"/>
+          <w:color w:val="1F2937"/>
+          <w:sz w:val="24"/>
+          <w:szCs w:val="24"/>
         </w:rPr>
         <w:t xml:space="preserve">The main search terms are below. They can be adapted for each database. We searched from 2015 to present, in English. For transferable (non-ecological) evidence on LLMs and agents, we dropped the ecology terms and checked each result for relevance.</w:t>
       </w:r>
@@ -141,12 +141,12 @@
       </w:pPr>
       <w:r>
         <w:rPr>
-          <w:rFonts w:ascii="Helvetica" w:cs="Helvetica" w:eastAsia="Helvetica" w:hAnsi="Helvetica"/>
+          <w:rFonts w:ascii="Times New Roman" w:cs="Times New Roman" w:eastAsia="Times New Roman" w:hAnsi="Times New Roman"/>
           <w:b/>
           <w:bCs/>
           <w:color w:val="111827"/>
-          <w:sz w:val="23"/>
-          <w:szCs w:val="23"/>
+          <w:sz w:val="24"/>
+          <w:szCs w:val="24"/>
         </w:rPr>
         <w:t xml:space="preserve">Main terms</w:t>
       </w:r>
@@ -232,12 +232,12 @@
       </w:pPr>
       <w:r>
         <w:rPr>
-          <w:rFonts w:ascii="Helvetica" w:cs="Helvetica" w:eastAsia="Helvetica" w:hAnsi="Helvetica"/>
+          <w:rFonts w:ascii="Times New Roman" w:cs="Times New Roman" w:eastAsia="Times New Roman" w:hAnsi="Times New Roman"/>
           <w:b/>
           <w:bCs/>
           <w:color w:val="111827"/>
-          <w:sz w:val="34"/>
-          <w:szCs w:val="34"/>
+          <w:sz w:val="24"/>
+          <w:szCs w:val="24"/>
         </w:rPr>
         <w:t xml:space="preserve">S3  What we recorded for each study</w:t>
       </w:r>
@@ -248,10 +248,10 @@
       </w:pPr>
       <w:r>
         <w:rPr>
-          <w:rFonts w:ascii="Helvetica" w:cs="Helvetica" w:eastAsia="Helvetica" w:hAnsi="Helvetica"/>
-          <w:color w:val="1F2937"/>
-          <w:sz w:val="22"/>
-          <w:szCs w:val="22"/>
+          <w:rFonts w:ascii="Times New Roman" w:cs="Times New Roman" w:eastAsia="Times New Roman" w:hAnsi="Times New Roman"/>
+          <w:color w:val="1F2937"/>
+          <w:sz w:val="24"/>
+          <w:szCs w:val="24"/>
         </w:rPr>
         <w:t xml:space="preserve">For each study we recorded the citation, the venue, the year, the domain (ecological or general), the study design, the skill-like feature it tested (for example a step sequence, an input and output contract, worked examples, a validation check list, a tool-use contract, an environment specification, or a reporting protocol), the comparison, the reproducibility or consistency outcome and how it was measured, the reported result, and whether the evidence was direct or indirect for our question.</w:t>
       </w:r>
@@ -267,12 +267,12 @@
       </w:pPr>
       <w:r>
         <w:rPr>
-          <w:rFonts w:ascii="Helvetica" w:cs="Helvetica" w:eastAsia="Helvetica" w:hAnsi="Helvetica"/>
+          <w:rFonts w:ascii="Times New Roman" w:cs="Times New Roman" w:eastAsia="Times New Roman" w:hAnsi="Times New Roman"/>
           <w:b/>
           <w:bCs/>
           <w:color w:val="111827"/>
-          <w:sz w:val="34"/>
-          <w:szCs w:val="34"/>
+          <w:sz w:val="24"/>
+          <w:szCs w:val="24"/>
         </w:rPr>
         <w:t xml:space="preserve">S4  Studies we read</w:t>
       </w:r>
@@ -329,12 +329,12 @@
       </w:pPr>
       <w:r>
         <w:rPr>
-          <w:rFonts w:ascii="Helvetica" w:cs="Helvetica" w:eastAsia="Helvetica" w:hAnsi="Helvetica"/>
+          <w:rFonts w:ascii="Times New Roman" w:cs="Times New Roman" w:eastAsia="Times New Roman" w:hAnsi="Times New Roman"/>
           <w:i/>
           <w:iCs/>
           <w:color w:val="6B7280"/>
-          <w:sz w:val="18"/>
-          <w:szCs w:val="18"/>
+          <w:sz w:val="22"/>
+          <w:szCs w:val="22"/>
         </w:rPr>
         <w:t xml:space="preserve">Figure S1. Summary of how studies were found and selected in the July 2026 background search. Counts are from an informal search by one reviewer.</w:t>
       </w:r>
@@ -345,12 +345,12 @@
       </w:pPr>
       <w:r>
         <w:rPr>
-          <w:rFonts w:ascii="Helvetica" w:cs="Helvetica" w:eastAsia="Helvetica" w:hAnsi="Helvetica"/>
+          <w:rFonts w:ascii="Times New Roman" w:cs="Times New Roman" w:eastAsia="Times New Roman" w:hAnsi="Times New Roman"/>
           <w:b/>
           <w:bCs/>
           <w:color w:val="111827"/>
-          <w:sz w:val="26"/>
-          <w:szCs w:val="26"/>
+          <w:sz w:val="24"/>
+          <w:szCs w:val="24"/>
         </w:rPr>
         <w:t xml:space="preserve">Table S4. Studies we read (n = 19)</w:t>
       </w:r>
@@ -399,7 +399,7 @@
             </w:pPr>
             <w:r>
               <w:rPr>
-                <w:rFonts w:ascii="Helvetica" w:cs="Helvetica" w:eastAsia="Helvetica" w:hAnsi="Helvetica"/>
+                <w:rFonts w:ascii="Times New Roman" w:cs="Times New Roman" w:eastAsia="Times New Roman" w:hAnsi="Times New Roman"/>
                 <w:b/>
                 <w:bCs/>
                 <w:color w:val="111827"/>
@@ -430,7 +430,7 @@
             </w:pPr>
             <w:r>
               <w:rPr>
-                <w:rFonts w:ascii="Helvetica" w:cs="Helvetica" w:eastAsia="Helvetica" w:hAnsi="Helvetica"/>
+                <w:rFonts w:ascii="Times New Roman" w:cs="Times New Roman" w:eastAsia="Times New Roman" w:hAnsi="Times New Roman"/>
                 <w:b/>
                 <w:bCs/>
                 <w:color w:val="111827"/>
@@ -461,7 +461,7 @@
             </w:pPr>
             <w:r>
               <w:rPr>
-                <w:rFonts w:ascii="Helvetica" w:cs="Helvetica" w:eastAsia="Helvetica" w:hAnsi="Helvetica"/>
+                <w:rFonts w:ascii="Times New Roman" w:cs="Times New Roman" w:eastAsia="Times New Roman" w:hAnsi="Times New Roman"/>
                 <w:b/>
                 <w:bCs/>
                 <w:color w:val="111827"/>
@@ -492,7 +492,7 @@
             </w:pPr>
             <w:r>
               <w:rPr>
-                <w:rFonts w:ascii="Helvetica" w:cs="Helvetica" w:eastAsia="Helvetica" w:hAnsi="Helvetica"/>
+                <w:rFonts w:ascii="Times New Roman" w:cs="Times New Roman" w:eastAsia="Times New Roman" w:hAnsi="Times New Roman"/>
                 <w:b/>
                 <w:bCs/>
                 <w:color w:val="111827"/>
@@ -523,7 +523,7 @@
             </w:pPr>
             <w:r>
               <w:rPr>
-                <w:rFonts w:ascii="Helvetica" w:cs="Helvetica" w:eastAsia="Helvetica" w:hAnsi="Helvetica"/>
+                <w:rFonts w:ascii="Times New Roman" w:cs="Times New Roman" w:eastAsia="Times New Roman" w:hAnsi="Times New Roman"/>
                 <w:b/>
                 <w:bCs/>
                 <w:color w:val="111827"/>
@@ -554,7 +554,7 @@
             </w:pPr>
             <w:r>
               <w:rPr>
-                <w:rFonts w:ascii="Helvetica" w:cs="Helvetica" w:eastAsia="Helvetica" w:hAnsi="Helvetica"/>
+                <w:rFonts w:ascii="Times New Roman" w:cs="Times New Roman" w:eastAsia="Times New Roman" w:hAnsi="Times New Roman"/>
                 <w:b/>
                 <w:bCs/>
                 <w:color w:val="111827"/>
@@ -586,7 +586,7 @@
             </w:pPr>
             <w:r>
               <w:rPr>
-                <w:rFonts w:ascii="Helvetica" w:cs="Helvetica" w:eastAsia="Helvetica" w:hAnsi="Helvetica"/>
+                <w:rFonts w:ascii="Times New Roman" w:cs="Times New Roman" w:eastAsia="Times New Roman" w:hAnsi="Times New Roman"/>
                 <w:color w:val="1F2937"/>
                 <w:sz w:val="14"/>
                 <w:szCs w:val="14"/>
@@ -614,7 +614,7 @@
             </w:pPr>
             <w:r>
               <w:rPr>
-                <w:rFonts w:ascii="Helvetica" w:cs="Helvetica" w:eastAsia="Helvetica" w:hAnsi="Helvetica"/>
+                <w:rFonts w:ascii="Times New Roman" w:cs="Times New Roman" w:eastAsia="Times New Roman" w:hAnsi="Times New Roman"/>
                 <w:color w:val="1F2937"/>
                 <w:sz w:val="14"/>
                 <w:szCs w:val="14"/>
@@ -642,7 +642,7 @@
             </w:pPr>
             <w:r>
               <w:rPr>
-                <w:rFonts w:ascii="Helvetica" w:cs="Helvetica" w:eastAsia="Helvetica" w:hAnsi="Helvetica"/>
+                <w:rFonts w:ascii="Times New Roman" w:cs="Times New Roman" w:eastAsia="Times New Roman" w:hAnsi="Times New Roman"/>
                 <w:color w:val="1F2937"/>
                 <w:sz w:val="14"/>
                 <w:szCs w:val="14"/>
@@ -670,7 +670,7 @@
             </w:pPr>
             <w:r>
               <w:rPr>
-                <w:rFonts w:ascii="Helvetica" w:cs="Helvetica" w:eastAsia="Helvetica" w:hAnsi="Helvetica"/>
+                <w:rFonts w:ascii="Times New Roman" w:cs="Times New Roman" w:eastAsia="Times New Roman" w:hAnsi="Times New Roman"/>
                 <w:color w:val="1F2937"/>
                 <w:sz w:val="14"/>
                 <w:szCs w:val="14"/>
@@ -698,7 +698,7 @@
             </w:pPr>
             <w:r>
               <w:rPr>
-                <w:rFonts w:ascii="Helvetica" w:cs="Helvetica" w:eastAsia="Helvetica" w:hAnsi="Helvetica"/>
+                <w:rFonts w:ascii="Times New Roman" w:cs="Times New Roman" w:eastAsia="Times New Roman" w:hAnsi="Times New Roman"/>
                 <w:color w:val="1F2937"/>
                 <w:sz w:val="14"/>
                 <w:szCs w:val="14"/>
@@ -726,7 +726,7 @@
             </w:pPr>
             <w:r>
               <w:rPr>
-                <w:rFonts w:ascii="Helvetica" w:cs="Helvetica" w:eastAsia="Helvetica" w:hAnsi="Helvetica"/>
+                <w:rFonts w:ascii="Times New Roman" w:cs="Times New Roman" w:eastAsia="Times New Roman" w:hAnsi="Times New Roman"/>
                 <w:color w:val="1F2937"/>
                 <w:sz w:val="14"/>
                 <w:szCs w:val="14"/>
@@ -756,7 +756,7 @@
             </w:pPr>
             <w:r>
               <w:rPr>
-                <w:rFonts w:ascii="Helvetica" w:cs="Helvetica" w:eastAsia="Helvetica" w:hAnsi="Helvetica"/>
+                <w:rFonts w:ascii="Times New Roman" w:cs="Times New Roman" w:eastAsia="Times New Roman" w:hAnsi="Times New Roman"/>
                 <w:color w:val="1F2937"/>
                 <w:sz w:val="14"/>
                 <w:szCs w:val="14"/>
@@ -784,7 +784,7 @@
             </w:pPr>
             <w:r>
               <w:rPr>
-                <w:rFonts w:ascii="Helvetica" w:cs="Helvetica" w:eastAsia="Helvetica" w:hAnsi="Helvetica"/>
+                <w:rFonts w:ascii="Times New Roman" w:cs="Times New Roman" w:eastAsia="Times New Roman" w:hAnsi="Times New Roman"/>
                 <w:color w:val="1F2937"/>
                 <w:sz w:val="14"/>
                 <w:szCs w:val="14"/>
@@ -812,7 +812,7 @@
             </w:pPr>
             <w:r>
               <w:rPr>
-                <w:rFonts w:ascii="Helvetica" w:cs="Helvetica" w:eastAsia="Helvetica" w:hAnsi="Helvetica"/>
+                <w:rFonts w:ascii="Times New Roman" w:cs="Times New Roman" w:eastAsia="Times New Roman" w:hAnsi="Times New Roman"/>
                 <w:color w:val="1F2937"/>
                 <w:sz w:val="14"/>
                 <w:szCs w:val="14"/>
@@ -840,7 +840,7 @@
             </w:pPr>
             <w:r>
               <w:rPr>
-                <w:rFonts w:ascii="Helvetica" w:cs="Helvetica" w:eastAsia="Helvetica" w:hAnsi="Helvetica"/>
+                <w:rFonts w:ascii="Times New Roman" w:cs="Times New Roman" w:eastAsia="Times New Roman" w:hAnsi="Times New Roman"/>
                 <w:color w:val="1F2937"/>
                 <w:sz w:val="14"/>
                 <w:szCs w:val="14"/>
@@ -868,7 +868,7 @@
             </w:pPr>
             <w:r>
               <w:rPr>
-                <w:rFonts w:ascii="Helvetica" w:cs="Helvetica" w:eastAsia="Helvetica" w:hAnsi="Helvetica"/>
+                <w:rFonts w:ascii="Times New Roman" w:cs="Times New Roman" w:eastAsia="Times New Roman" w:hAnsi="Times New Roman"/>
                 <w:color w:val="1F2937"/>
                 <w:sz w:val="14"/>
                 <w:szCs w:val="14"/>
@@ -896,7 +896,7 @@
             </w:pPr>
             <w:r>
               <w:rPr>
-                <w:rFonts w:ascii="Helvetica" w:cs="Helvetica" w:eastAsia="Helvetica" w:hAnsi="Helvetica"/>
+                <w:rFonts w:ascii="Times New Roman" w:cs="Times New Roman" w:eastAsia="Times New Roman" w:hAnsi="Times New Roman"/>
                 <w:color w:val="1F2937"/>
                 <w:sz w:val="14"/>
                 <w:szCs w:val="14"/>
@@ -926,7 +926,7 @@
             </w:pPr>
             <w:r>
               <w:rPr>
-                <w:rFonts w:ascii="Helvetica" w:cs="Helvetica" w:eastAsia="Helvetica" w:hAnsi="Helvetica"/>
+                <w:rFonts w:ascii="Times New Roman" w:cs="Times New Roman" w:eastAsia="Times New Roman" w:hAnsi="Times New Roman"/>
                 <w:color w:val="1F2937"/>
                 <w:sz w:val="14"/>
                 <w:szCs w:val="14"/>
@@ -954,7 +954,7 @@
             </w:pPr>
             <w:r>
               <w:rPr>
-                <w:rFonts w:ascii="Helvetica" w:cs="Helvetica" w:eastAsia="Helvetica" w:hAnsi="Helvetica"/>
+                <w:rFonts w:ascii="Times New Roman" w:cs="Times New Roman" w:eastAsia="Times New Roman" w:hAnsi="Times New Roman"/>
                 <w:color w:val="1F2937"/>
                 <w:sz w:val="14"/>
                 <w:szCs w:val="14"/>
@@ -982,7 +982,7 @@
             </w:pPr>
             <w:r>
               <w:rPr>
-                <w:rFonts w:ascii="Helvetica" w:cs="Helvetica" w:eastAsia="Helvetica" w:hAnsi="Helvetica"/>
+                <w:rFonts w:ascii="Times New Roman" w:cs="Times New Roman" w:eastAsia="Times New Roman" w:hAnsi="Times New Roman"/>
                 <w:color w:val="1F2937"/>
                 <w:sz w:val="14"/>
                 <w:szCs w:val="14"/>
@@ -1010,7 +1010,7 @@
             </w:pPr>
             <w:r>
               <w:rPr>
-                <w:rFonts w:ascii="Helvetica" w:cs="Helvetica" w:eastAsia="Helvetica" w:hAnsi="Helvetica"/>
+                <w:rFonts w:ascii="Times New Roman" w:cs="Times New Roman" w:eastAsia="Times New Roman" w:hAnsi="Times New Roman"/>
                 <w:color w:val="1F2937"/>
                 <w:sz w:val="14"/>
                 <w:szCs w:val="14"/>
@@ -1038,7 +1038,7 @@
             </w:pPr>
             <w:r>
               <w:rPr>
-                <w:rFonts w:ascii="Helvetica" w:cs="Helvetica" w:eastAsia="Helvetica" w:hAnsi="Helvetica"/>
+                <w:rFonts w:ascii="Times New Roman" w:cs="Times New Roman" w:eastAsia="Times New Roman" w:hAnsi="Times New Roman"/>
                 <w:color w:val="1F2937"/>
                 <w:sz w:val="14"/>
                 <w:szCs w:val="14"/>
@@ -1066,7 +1066,7 @@
             </w:pPr>
             <w:r>
               <w:rPr>
-                <w:rFonts w:ascii="Helvetica" w:cs="Helvetica" w:eastAsia="Helvetica" w:hAnsi="Helvetica"/>
+                <w:rFonts w:ascii="Times New Roman" w:cs="Times New Roman" w:eastAsia="Times New Roman" w:hAnsi="Times New Roman"/>
                 <w:color w:val="1F2937"/>
                 <w:sz w:val="14"/>
                 <w:szCs w:val="14"/>
@@ -1096,7 +1096,7 @@
             </w:pPr>
             <w:r>
               <w:rPr>
-                <w:rFonts w:ascii="Helvetica" w:cs="Helvetica" w:eastAsia="Helvetica" w:hAnsi="Helvetica"/>
+                <w:rFonts w:ascii="Times New Roman" w:cs="Times New Roman" w:eastAsia="Times New Roman" w:hAnsi="Times New Roman"/>
                 <w:color w:val="1F2937"/>
                 <w:sz w:val="14"/>
                 <w:szCs w:val="14"/>
@@ -1124,7 +1124,7 @@
             </w:pPr>
             <w:r>
               <w:rPr>
-                <w:rFonts w:ascii="Helvetica" w:cs="Helvetica" w:eastAsia="Helvetica" w:hAnsi="Helvetica"/>
+                <w:rFonts w:ascii="Times New Roman" w:cs="Times New Roman" w:eastAsia="Times New Roman" w:hAnsi="Times New Roman"/>
                 <w:color w:val="1F2937"/>
                 <w:sz w:val="14"/>
                 <w:szCs w:val="14"/>
@@ -1152,7 +1152,7 @@
             </w:pPr>
             <w:r>
               <w:rPr>
-                <w:rFonts w:ascii="Helvetica" w:cs="Helvetica" w:eastAsia="Helvetica" w:hAnsi="Helvetica"/>
+                <w:rFonts w:ascii="Times New Roman" w:cs="Times New Roman" w:eastAsia="Times New Roman" w:hAnsi="Times New Roman"/>
                 <w:color w:val="1F2937"/>
                 <w:sz w:val="14"/>
                 <w:szCs w:val="14"/>
@@ -1180,7 +1180,7 @@
             </w:pPr>
             <w:r>
               <w:rPr>
-                <w:rFonts w:ascii="Helvetica" w:cs="Helvetica" w:eastAsia="Helvetica" w:hAnsi="Helvetica"/>
+                <w:rFonts w:ascii="Times New Roman" w:cs="Times New Roman" w:eastAsia="Times New Roman" w:hAnsi="Times New Roman"/>
                 <w:color w:val="1F2937"/>
                 <w:sz w:val="14"/>
                 <w:szCs w:val="14"/>
@@ -1208,7 +1208,7 @@
             </w:pPr>
             <w:r>
               <w:rPr>
-                <w:rFonts w:ascii="Helvetica" w:cs="Helvetica" w:eastAsia="Helvetica" w:hAnsi="Helvetica"/>
+                <w:rFonts w:ascii="Times New Roman" w:cs="Times New Roman" w:eastAsia="Times New Roman" w:hAnsi="Times New Roman"/>
                 <w:color w:val="1F2937"/>
                 <w:sz w:val="14"/>
                 <w:szCs w:val="14"/>
@@ -1236,7 +1236,7 @@
             </w:pPr>
             <w:r>
               <w:rPr>
-                <w:rFonts w:ascii="Helvetica" w:cs="Helvetica" w:eastAsia="Helvetica" w:hAnsi="Helvetica"/>
+                <w:rFonts w:ascii="Times New Roman" w:cs="Times New Roman" w:eastAsia="Times New Roman" w:hAnsi="Times New Roman"/>
                 <w:color w:val="1F2937"/>
                 <w:sz w:val="14"/>
                 <w:szCs w:val="14"/>
@@ -1266,7 +1266,7 @@
             </w:pPr>
             <w:r>
               <w:rPr>
-                <w:rFonts w:ascii="Helvetica" w:cs="Helvetica" w:eastAsia="Helvetica" w:hAnsi="Helvetica"/>
+                <w:rFonts w:ascii="Times New Roman" w:cs="Times New Roman" w:eastAsia="Times New Roman" w:hAnsi="Times New Roman"/>
                 <w:color w:val="1F2937"/>
                 <w:sz w:val="14"/>
                 <w:szCs w:val="14"/>
@@ -1294,7 +1294,7 @@
             </w:pPr>
             <w:r>
               <w:rPr>
-                <w:rFonts w:ascii="Helvetica" w:cs="Helvetica" w:eastAsia="Helvetica" w:hAnsi="Helvetica"/>
+                <w:rFonts w:ascii="Times New Roman" w:cs="Times New Roman" w:eastAsia="Times New Roman" w:hAnsi="Times New Roman"/>
                 <w:color w:val="1F2937"/>
                 <w:sz w:val="14"/>
                 <w:szCs w:val="14"/>
@@ -1322,7 +1322,7 @@
             </w:pPr>
             <w:r>
               <w:rPr>
-                <w:rFonts w:ascii="Helvetica" w:cs="Helvetica" w:eastAsia="Helvetica" w:hAnsi="Helvetica"/>
+                <w:rFonts w:ascii="Times New Roman" w:cs="Times New Roman" w:eastAsia="Times New Roman" w:hAnsi="Times New Roman"/>
                 <w:color w:val="1F2937"/>
                 <w:sz w:val="14"/>
                 <w:szCs w:val="14"/>
@@ -1350,7 +1350,7 @@
             </w:pPr>
             <w:r>
               <w:rPr>
-                <w:rFonts w:ascii="Helvetica" w:cs="Helvetica" w:eastAsia="Helvetica" w:hAnsi="Helvetica"/>
+                <w:rFonts w:ascii="Times New Roman" w:cs="Times New Roman" w:eastAsia="Times New Roman" w:hAnsi="Times New Roman"/>
                 <w:color w:val="1F2937"/>
                 <w:sz w:val="14"/>
                 <w:szCs w:val="14"/>
@@ -1378,7 +1378,7 @@
             </w:pPr>
             <w:r>
               <w:rPr>
-                <w:rFonts w:ascii="Helvetica" w:cs="Helvetica" w:eastAsia="Helvetica" w:hAnsi="Helvetica"/>
+                <w:rFonts w:ascii="Times New Roman" w:cs="Times New Roman" w:eastAsia="Times New Roman" w:hAnsi="Times New Roman"/>
                 <w:color w:val="1F2937"/>
                 <w:sz w:val="14"/>
                 <w:szCs w:val="14"/>
@@ -1406,7 +1406,7 @@
             </w:pPr>
             <w:r>
               <w:rPr>
-                <w:rFonts w:ascii="Helvetica" w:cs="Helvetica" w:eastAsia="Helvetica" w:hAnsi="Helvetica"/>
+                <w:rFonts w:ascii="Times New Roman" w:cs="Times New Roman" w:eastAsia="Times New Roman" w:hAnsi="Times New Roman"/>
                 <w:color w:val="1F2937"/>
                 <w:sz w:val="14"/>
                 <w:szCs w:val="14"/>
@@ -1436,7 +1436,7 @@
             </w:pPr>
             <w:r>
               <w:rPr>
-                <w:rFonts w:ascii="Helvetica" w:cs="Helvetica" w:eastAsia="Helvetica" w:hAnsi="Helvetica"/>
+                <w:rFonts w:ascii="Times New Roman" w:cs="Times New Roman" w:eastAsia="Times New Roman" w:hAnsi="Times New Roman"/>
                 <w:color w:val="1F2937"/>
                 <w:sz w:val="14"/>
                 <w:szCs w:val="14"/>
@@ -1464,7 +1464,7 @@
             </w:pPr>
             <w:r>
               <w:rPr>
-                <w:rFonts w:ascii="Helvetica" w:cs="Helvetica" w:eastAsia="Helvetica" w:hAnsi="Helvetica"/>
+                <w:rFonts w:ascii="Times New Roman" w:cs="Times New Roman" w:eastAsia="Times New Roman" w:hAnsi="Times New Roman"/>
                 <w:color w:val="1F2937"/>
                 <w:sz w:val="14"/>
                 <w:szCs w:val="14"/>
@@ -1492,7 +1492,7 @@
             </w:pPr>
             <w:r>
               <w:rPr>
-                <w:rFonts w:ascii="Helvetica" w:cs="Helvetica" w:eastAsia="Helvetica" w:hAnsi="Helvetica"/>
+                <w:rFonts w:ascii="Times New Roman" w:cs="Times New Roman" w:eastAsia="Times New Roman" w:hAnsi="Times New Roman"/>
                 <w:color w:val="1F2937"/>
                 <w:sz w:val="14"/>
                 <w:szCs w:val="14"/>
@@ -1520,7 +1520,7 @@
             </w:pPr>
             <w:r>
               <w:rPr>
-                <w:rFonts w:ascii="Helvetica" w:cs="Helvetica" w:eastAsia="Helvetica" w:hAnsi="Helvetica"/>
+                <w:rFonts w:ascii="Times New Roman" w:cs="Times New Roman" w:eastAsia="Times New Roman" w:hAnsi="Times New Roman"/>
                 <w:color w:val="1F2937"/>
                 <w:sz w:val="14"/>
                 <w:szCs w:val="14"/>
@@ -1548,7 +1548,7 @@
             </w:pPr>
             <w:r>
               <w:rPr>
-                <w:rFonts w:ascii="Helvetica" w:cs="Helvetica" w:eastAsia="Helvetica" w:hAnsi="Helvetica"/>
+                <w:rFonts w:ascii="Times New Roman" w:cs="Times New Roman" w:eastAsia="Times New Roman" w:hAnsi="Times New Roman"/>
                 <w:color w:val="1F2937"/>
                 <w:sz w:val="14"/>
                 <w:szCs w:val="14"/>
@@ -1576,7 +1576,7 @@
             </w:pPr>
             <w:r>
               <w:rPr>
-                <w:rFonts w:ascii="Helvetica" w:cs="Helvetica" w:eastAsia="Helvetica" w:hAnsi="Helvetica"/>
+                <w:rFonts w:ascii="Times New Roman" w:cs="Times New Roman" w:eastAsia="Times New Roman" w:hAnsi="Times New Roman"/>
                 <w:color w:val="1F2937"/>
                 <w:sz w:val="14"/>
                 <w:szCs w:val="14"/>
@@ -1606,7 +1606,7 @@
             </w:pPr>
             <w:r>
               <w:rPr>
-                <w:rFonts w:ascii="Helvetica" w:cs="Helvetica" w:eastAsia="Helvetica" w:hAnsi="Helvetica"/>
+                <w:rFonts w:ascii="Times New Roman" w:cs="Times New Roman" w:eastAsia="Times New Roman" w:hAnsi="Times New Roman"/>
                 <w:color w:val="1F2937"/>
                 <w:sz w:val="14"/>
                 <w:szCs w:val="14"/>
@@ -1634,7 +1634,7 @@
             </w:pPr>
             <w:r>
               <w:rPr>
-                <w:rFonts w:ascii="Helvetica" w:cs="Helvetica" w:eastAsia="Helvetica" w:hAnsi="Helvetica"/>
+                <w:rFonts w:ascii="Times New Roman" w:cs="Times New Roman" w:eastAsia="Times New Roman" w:hAnsi="Times New Roman"/>
                 <w:color w:val="1F2937"/>
                 <w:sz w:val="14"/>
                 <w:szCs w:val="14"/>
@@ -1662,7 +1662,7 @@
             </w:pPr>
             <w:r>
               <w:rPr>
-                <w:rFonts w:ascii="Helvetica" w:cs="Helvetica" w:eastAsia="Helvetica" w:hAnsi="Helvetica"/>
+                <w:rFonts w:ascii="Times New Roman" w:cs="Times New Roman" w:eastAsia="Times New Roman" w:hAnsi="Times New Roman"/>
                 <w:color w:val="1F2937"/>
                 <w:sz w:val="14"/>
                 <w:szCs w:val="14"/>
@@ -1690,7 +1690,7 @@
             </w:pPr>
             <w:r>
               <w:rPr>
-                <w:rFonts w:ascii="Helvetica" w:cs="Helvetica" w:eastAsia="Helvetica" w:hAnsi="Helvetica"/>
+                <w:rFonts w:ascii="Times New Roman" w:cs="Times New Roman" w:eastAsia="Times New Roman" w:hAnsi="Times New Roman"/>
                 <w:color w:val="1F2937"/>
                 <w:sz w:val="14"/>
                 <w:szCs w:val="14"/>
@@ -1718,7 +1718,7 @@
             </w:pPr>
             <w:r>
               <w:rPr>
-                <w:rFonts w:ascii="Helvetica" w:cs="Helvetica" w:eastAsia="Helvetica" w:hAnsi="Helvetica"/>
+                <w:rFonts w:ascii="Times New Roman" w:cs="Times New Roman" w:eastAsia="Times New Roman" w:hAnsi="Times New Roman"/>
                 <w:color w:val="1F2937"/>
                 <w:sz w:val="14"/>
                 <w:szCs w:val="14"/>
@@ -1746,7 +1746,7 @@
             </w:pPr>
             <w:r>
               <w:rPr>
-                <w:rFonts w:ascii="Helvetica" w:cs="Helvetica" w:eastAsia="Helvetica" w:hAnsi="Helvetica"/>
+                <w:rFonts w:ascii="Times New Roman" w:cs="Times New Roman" w:eastAsia="Times New Roman" w:hAnsi="Times New Roman"/>
                 <w:color w:val="1F2937"/>
                 <w:sz w:val="14"/>
                 <w:szCs w:val="14"/>
@@ -1776,7 +1776,7 @@
             </w:pPr>
             <w:r>
               <w:rPr>
-                <w:rFonts w:ascii="Helvetica" w:cs="Helvetica" w:eastAsia="Helvetica" w:hAnsi="Helvetica"/>
+                <w:rFonts w:ascii="Times New Roman" w:cs="Times New Roman" w:eastAsia="Times New Roman" w:hAnsi="Times New Roman"/>
                 <w:color w:val="1F2937"/>
                 <w:sz w:val="14"/>
                 <w:szCs w:val="14"/>
@@ -1804,7 +1804,7 @@
             </w:pPr>
             <w:r>
               <w:rPr>
-                <w:rFonts w:ascii="Helvetica" w:cs="Helvetica" w:eastAsia="Helvetica" w:hAnsi="Helvetica"/>
+                <w:rFonts w:ascii="Times New Roman" w:cs="Times New Roman" w:eastAsia="Times New Roman" w:hAnsi="Times New Roman"/>
                 <w:color w:val="1F2937"/>
                 <w:sz w:val="14"/>
                 <w:szCs w:val="14"/>
@@ -1832,7 +1832,7 @@
             </w:pPr>
             <w:r>
               <w:rPr>
-                <w:rFonts w:ascii="Helvetica" w:cs="Helvetica" w:eastAsia="Helvetica" w:hAnsi="Helvetica"/>
+                <w:rFonts w:ascii="Times New Roman" w:cs="Times New Roman" w:eastAsia="Times New Roman" w:hAnsi="Times New Roman"/>
                 <w:color w:val="1F2937"/>
                 <w:sz w:val="14"/>
                 <w:szCs w:val="14"/>
@@ -1860,7 +1860,7 @@
             </w:pPr>
             <w:r>
               <w:rPr>
-                <w:rFonts w:ascii="Helvetica" w:cs="Helvetica" w:eastAsia="Helvetica" w:hAnsi="Helvetica"/>
+                <w:rFonts w:ascii="Times New Roman" w:cs="Times New Roman" w:eastAsia="Times New Roman" w:hAnsi="Times New Roman"/>
                 <w:color w:val="1F2937"/>
                 <w:sz w:val="14"/>
                 <w:szCs w:val="14"/>
@@ -1888,7 +1888,7 @@
             </w:pPr>
             <w:r>
               <w:rPr>
-                <w:rFonts w:ascii="Helvetica" w:cs="Helvetica" w:eastAsia="Helvetica" w:hAnsi="Helvetica"/>
+                <w:rFonts w:ascii="Times New Roman" w:cs="Times New Roman" w:eastAsia="Times New Roman" w:hAnsi="Times New Roman"/>
                 <w:color w:val="1F2937"/>
                 <w:sz w:val="14"/>
                 <w:szCs w:val="14"/>
@@ -1916,7 +1916,7 @@
             </w:pPr>
             <w:r>
               <w:rPr>
-                <w:rFonts w:ascii="Helvetica" w:cs="Helvetica" w:eastAsia="Helvetica" w:hAnsi="Helvetica"/>
+                <w:rFonts w:ascii="Times New Roman" w:cs="Times New Roman" w:eastAsia="Times New Roman" w:hAnsi="Times New Roman"/>
                 <w:color w:val="1F2937"/>
                 <w:sz w:val="14"/>
                 <w:szCs w:val="14"/>
@@ -1946,7 +1946,7 @@
             </w:pPr>
             <w:r>
               <w:rPr>
-                <w:rFonts w:ascii="Helvetica" w:cs="Helvetica" w:eastAsia="Helvetica" w:hAnsi="Helvetica"/>
+                <w:rFonts w:ascii="Times New Roman" w:cs="Times New Roman" w:eastAsia="Times New Roman" w:hAnsi="Times New Roman"/>
                 <w:color w:val="1F2937"/>
                 <w:sz w:val="14"/>
                 <w:szCs w:val="14"/>
@@ -1974,7 +1974,7 @@
             </w:pPr>
             <w:r>
               <w:rPr>
-                <w:rFonts w:ascii="Helvetica" w:cs="Helvetica" w:eastAsia="Helvetica" w:hAnsi="Helvetica"/>
+                <w:rFonts w:ascii="Times New Roman" w:cs="Times New Roman" w:eastAsia="Times New Roman" w:hAnsi="Times New Roman"/>
                 <w:color w:val="1F2937"/>
                 <w:sz w:val="14"/>
                 <w:szCs w:val="14"/>
@@ -2002,7 +2002,7 @@
             </w:pPr>
             <w:r>
               <w:rPr>
-                <w:rFonts w:ascii="Helvetica" w:cs="Helvetica" w:eastAsia="Helvetica" w:hAnsi="Helvetica"/>
+                <w:rFonts w:ascii="Times New Roman" w:cs="Times New Roman" w:eastAsia="Times New Roman" w:hAnsi="Times New Roman"/>
                 <w:color w:val="1F2937"/>
                 <w:sz w:val="14"/>
                 <w:szCs w:val="14"/>
@@ -2030,7 +2030,7 @@
             </w:pPr>
             <w:r>
               <w:rPr>
-                <w:rFonts w:ascii="Helvetica" w:cs="Helvetica" w:eastAsia="Helvetica" w:hAnsi="Helvetica"/>
+                <w:rFonts w:ascii="Times New Roman" w:cs="Times New Roman" w:eastAsia="Times New Roman" w:hAnsi="Times New Roman"/>
                 <w:color w:val="1F2937"/>
                 <w:sz w:val="14"/>
                 <w:szCs w:val="14"/>
@@ -2058,7 +2058,7 @@
             </w:pPr>
             <w:r>
               <w:rPr>
-                <w:rFonts w:ascii="Helvetica" w:cs="Helvetica" w:eastAsia="Helvetica" w:hAnsi="Helvetica"/>
+                <w:rFonts w:ascii="Times New Roman" w:cs="Times New Roman" w:eastAsia="Times New Roman" w:hAnsi="Times New Roman"/>
                 <w:color w:val="1F2937"/>
                 <w:sz w:val="14"/>
                 <w:szCs w:val="14"/>
@@ -2086,7 +2086,7 @@
             </w:pPr>
             <w:r>
               <w:rPr>
-                <w:rFonts w:ascii="Helvetica" w:cs="Helvetica" w:eastAsia="Helvetica" w:hAnsi="Helvetica"/>
+                <w:rFonts w:ascii="Times New Roman" w:cs="Times New Roman" w:eastAsia="Times New Roman" w:hAnsi="Times New Roman"/>
                 <w:color w:val="1F2937"/>
                 <w:sz w:val="14"/>
                 <w:szCs w:val="14"/>
@@ -2116,7 +2116,7 @@
             </w:pPr>
             <w:r>
               <w:rPr>
-                <w:rFonts w:ascii="Helvetica" w:cs="Helvetica" w:eastAsia="Helvetica" w:hAnsi="Helvetica"/>
+                <w:rFonts w:ascii="Times New Roman" w:cs="Times New Roman" w:eastAsia="Times New Roman" w:hAnsi="Times New Roman"/>
                 <w:color w:val="1F2937"/>
                 <w:sz w:val="14"/>
                 <w:szCs w:val="14"/>
@@ -2144,7 +2144,7 @@
             </w:pPr>
             <w:r>
               <w:rPr>
-                <w:rFonts w:ascii="Helvetica" w:cs="Helvetica" w:eastAsia="Helvetica" w:hAnsi="Helvetica"/>
+                <w:rFonts w:ascii="Times New Roman" w:cs="Times New Roman" w:eastAsia="Times New Roman" w:hAnsi="Times New Roman"/>
                 <w:color w:val="1F2937"/>
                 <w:sz w:val="14"/>
                 <w:szCs w:val="14"/>
@@ -2172,7 +2172,7 @@
             </w:pPr>
             <w:r>
               <w:rPr>
-                <w:rFonts w:ascii="Helvetica" w:cs="Helvetica" w:eastAsia="Helvetica" w:hAnsi="Helvetica"/>
+                <w:rFonts w:ascii="Times New Roman" w:cs="Times New Roman" w:eastAsia="Times New Roman" w:hAnsi="Times New Roman"/>
                 <w:color w:val="1F2937"/>
                 <w:sz w:val="14"/>
                 <w:szCs w:val="14"/>
@@ -2200,7 +2200,7 @@
             </w:pPr>
             <w:r>
               <w:rPr>
-                <w:rFonts w:ascii="Helvetica" w:cs="Helvetica" w:eastAsia="Helvetica" w:hAnsi="Helvetica"/>
+                <w:rFonts w:ascii="Times New Roman" w:cs="Times New Roman" w:eastAsia="Times New Roman" w:hAnsi="Times New Roman"/>
                 <w:color w:val="1F2937"/>
                 <w:sz w:val="14"/>
                 <w:szCs w:val="14"/>
@@ -2228,7 +2228,7 @@
             </w:pPr>
             <w:r>
               <w:rPr>
-                <w:rFonts w:ascii="Helvetica" w:cs="Helvetica" w:eastAsia="Helvetica" w:hAnsi="Helvetica"/>
+                <w:rFonts w:ascii="Times New Roman" w:cs="Times New Roman" w:eastAsia="Times New Roman" w:hAnsi="Times New Roman"/>
                 <w:color w:val="1F2937"/>
                 <w:sz w:val="14"/>
                 <w:szCs w:val="14"/>
@@ -2256,7 +2256,7 @@
             </w:pPr>
             <w:r>
               <w:rPr>
-                <w:rFonts w:ascii="Helvetica" w:cs="Helvetica" w:eastAsia="Helvetica" w:hAnsi="Helvetica"/>
+                <w:rFonts w:ascii="Times New Roman" w:cs="Times New Roman" w:eastAsia="Times New Roman" w:hAnsi="Times New Roman"/>
                 <w:color w:val="1F2937"/>
                 <w:sz w:val="14"/>
                 <w:szCs w:val="14"/>
@@ -2286,7 +2286,7 @@
             </w:pPr>
             <w:r>
               <w:rPr>
-                <w:rFonts w:ascii="Helvetica" w:cs="Helvetica" w:eastAsia="Helvetica" w:hAnsi="Helvetica"/>
+                <w:rFonts w:ascii="Times New Roman" w:cs="Times New Roman" w:eastAsia="Times New Roman" w:hAnsi="Times New Roman"/>
                 <w:color w:val="1F2937"/>
                 <w:sz w:val="14"/>
                 <w:szCs w:val="14"/>
@@ -2314,7 +2314,7 @@
             </w:pPr>
             <w:r>
               <w:rPr>
-                <w:rFonts w:ascii="Helvetica" w:cs="Helvetica" w:eastAsia="Helvetica" w:hAnsi="Helvetica"/>
+                <w:rFonts w:ascii="Times New Roman" w:cs="Times New Roman" w:eastAsia="Times New Roman" w:hAnsi="Times New Roman"/>
                 <w:color w:val="1F2937"/>
                 <w:sz w:val="14"/>
                 <w:szCs w:val="14"/>
@@ -2342,7 +2342,7 @@
             </w:pPr>
             <w:r>
               <w:rPr>
-                <w:rFonts w:ascii="Helvetica" w:cs="Helvetica" w:eastAsia="Helvetica" w:hAnsi="Helvetica"/>
+                <w:rFonts w:ascii="Times New Roman" w:cs="Times New Roman" w:eastAsia="Times New Roman" w:hAnsi="Times New Roman"/>
                 <w:color w:val="1F2937"/>
                 <w:sz w:val="14"/>
                 <w:szCs w:val="14"/>
@@ -2370,7 +2370,7 @@
             </w:pPr>
             <w:r>
               <w:rPr>
-                <w:rFonts w:ascii="Helvetica" w:cs="Helvetica" w:eastAsia="Helvetica" w:hAnsi="Helvetica"/>
+                <w:rFonts w:ascii="Times New Roman" w:cs="Times New Roman" w:eastAsia="Times New Roman" w:hAnsi="Times New Roman"/>
                 <w:color w:val="1F2937"/>
                 <w:sz w:val="14"/>
                 <w:szCs w:val="14"/>
@@ -2398,7 +2398,7 @@
             </w:pPr>
             <w:r>
               <w:rPr>
-                <w:rFonts w:ascii="Helvetica" w:cs="Helvetica" w:eastAsia="Helvetica" w:hAnsi="Helvetica"/>
+                <w:rFonts w:ascii="Times New Roman" w:cs="Times New Roman" w:eastAsia="Times New Roman" w:hAnsi="Times New Roman"/>
                 <w:color w:val="1F2937"/>
                 <w:sz w:val="14"/>
                 <w:szCs w:val="14"/>
@@ -2426,7 +2426,7 @@
             </w:pPr>
             <w:r>
               <w:rPr>
-                <w:rFonts w:ascii="Helvetica" w:cs="Helvetica" w:eastAsia="Helvetica" w:hAnsi="Helvetica"/>
+                <w:rFonts w:ascii="Times New Roman" w:cs="Times New Roman" w:eastAsia="Times New Roman" w:hAnsi="Times New Roman"/>
                 <w:color w:val="1F2937"/>
                 <w:sz w:val="14"/>
                 <w:szCs w:val="14"/>
@@ -2456,7 +2456,7 @@
             </w:pPr>
             <w:r>
               <w:rPr>
-                <w:rFonts w:ascii="Helvetica" w:cs="Helvetica" w:eastAsia="Helvetica" w:hAnsi="Helvetica"/>
+                <w:rFonts w:ascii="Times New Roman" w:cs="Times New Roman" w:eastAsia="Times New Roman" w:hAnsi="Times New Roman"/>
                 <w:color w:val="1F2937"/>
                 <w:sz w:val="14"/>
                 <w:szCs w:val="14"/>
@@ -2484,7 +2484,7 @@
             </w:pPr>
             <w:r>
               <w:rPr>
-                <w:rFonts w:ascii="Helvetica" w:cs="Helvetica" w:eastAsia="Helvetica" w:hAnsi="Helvetica"/>
+                <w:rFonts w:ascii="Times New Roman" w:cs="Times New Roman" w:eastAsia="Times New Roman" w:hAnsi="Times New Roman"/>
                 <w:color w:val="1F2937"/>
                 <w:sz w:val="14"/>
                 <w:szCs w:val="14"/>
@@ -2512,7 +2512,7 @@
             </w:pPr>
             <w:r>
               <w:rPr>
-                <w:rFonts w:ascii="Helvetica" w:cs="Helvetica" w:eastAsia="Helvetica" w:hAnsi="Helvetica"/>
+                <w:rFonts w:ascii="Times New Roman" w:cs="Times New Roman" w:eastAsia="Times New Roman" w:hAnsi="Times New Roman"/>
                 <w:color w:val="1F2937"/>
                 <w:sz w:val="14"/>
                 <w:szCs w:val="14"/>
@@ -2540,7 +2540,7 @@
             </w:pPr>
             <w:r>
               <w:rPr>
-                <w:rFonts w:ascii="Helvetica" w:cs="Helvetica" w:eastAsia="Helvetica" w:hAnsi="Helvetica"/>
+                <w:rFonts w:ascii="Times New Roman" w:cs="Times New Roman" w:eastAsia="Times New Roman" w:hAnsi="Times New Roman"/>
                 <w:color w:val="1F2937"/>
                 <w:sz w:val="14"/>
                 <w:szCs w:val="14"/>
@@ -2568,7 +2568,7 @@
             </w:pPr>
             <w:r>
               <w:rPr>
-                <w:rFonts w:ascii="Helvetica" w:cs="Helvetica" w:eastAsia="Helvetica" w:hAnsi="Helvetica"/>
+                <w:rFonts w:ascii="Times New Roman" w:cs="Times New Roman" w:eastAsia="Times New Roman" w:hAnsi="Times New Roman"/>
                 <w:color w:val="1F2937"/>
                 <w:sz w:val="14"/>
                 <w:szCs w:val="14"/>
@@ -2596,7 +2596,7 @@
             </w:pPr>
             <w:r>
               <w:rPr>
-                <w:rFonts w:ascii="Helvetica" w:cs="Helvetica" w:eastAsia="Helvetica" w:hAnsi="Helvetica"/>
+                <w:rFonts w:ascii="Times New Roman" w:cs="Times New Roman" w:eastAsia="Times New Roman" w:hAnsi="Times New Roman"/>
                 <w:color w:val="1F2937"/>
                 <w:sz w:val="14"/>
                 <w:szCs w:val="14"/>
@@ -2626,7 +2626,7 @@
             </w:pPr>
             <w:r>
               <w:rPr>
-                <w:rFonts w:ascii="Helvetica" w:cs="Helvetica" w:eastAsia="Helvetica" w:hAnsi="Helvetica"/>
+                <w:rFonts w:ascii="Times New Roman" w:cs="Times New Roman" w:eastAsia="Times New Roman" w:hAnsi="Times New Roman"/>
                 <w:color w:val="1F2937"/>
                 <w:sz w:val="14"/>
                 <w:szCs w:val="14"/>
@@ -2654,7 +2654,7 @@
             </w:pPr>
             <w:r>
               <w:rPr>
-                <w:rFonts w:ascii="Helvetica" w:cs="Helvetica" w:eastAsia="Helvetica" w:hAnsi="Helvetica"/>
+                <w:rFonts w:ascii="Times New Roman" w:cs="Times New Roman" w:eastAsia="Times New Roman" w:hAnsi="Times New Roman"/>
                 <w:color w:val="1F2937"/>
                 <w:sz w:val="14"/>
                 <w:szCs w:val="14"/>
@@ -2682,7 +2682,7 @@
             </w:pPr>
             <w:r>
               <w:rPr>
-                <w:rFonts w:ascii="Helvetica" w:cs="Helvetica" w:eastAsia="Helvetica" w:hAnsi="Helvetica"/>
+                <w:rFonts w:ascii="Times New Roman" w:cs="Times New Roman" w:eastAsia="Times New Roman" w:hAnsi="Times New Roman"/>
                 <w:color w:val="1F2937"/>
                 <w:sz w:val="14"/>
                 <w:szCs w:val="14"/>
@@ -2710,7 +2710,7 @@
             </w:pPr>
             <w:r>
               <w:rPr>
-                <w:rFonts w:ascii="Helvetica" w:cs="Helvetica" w:eastAsia="Helvetica" w:hAnsi="Helvetica"/>
+                <w:rFonts w:ascii="Times New Roman" w:cs="Times New Roman" w:eastAsia="Times New Roman" w:hAnsi="Times New Roman"/>
                 <w:color w:val="1F2937"/>
                 <w:sz w:val="14"/>
                 <w:szCs w:val="14"/>
@@ -2738,7 +2738,7 @@
             </w:pPr>
             <w:r>
               <w:rPr>
-                <w:rFonts w:ascii="Helvetica" w:cs="Helvetica" w:eastAsia="Helvetica" w:hAnsi="Helvetica"/>
+                <w:rFonts w:ascii="Times New Roman" w:cs="Times New Roman" w:eastAsia="Times New Roman" w:hAnsi="Times New Roman"/>
                 <w:color w:val="1F2937"/>
                 <w:sz w:val="14"/>
                 <w:szCs w:val="14"/>
@@ -2766,7 +2766,7 @@
             </w:pPr>
             <w:r>
               <w:rPr>
-                <w:rFonts w:ascii="Helvetica" w:cs="Helvetica" w:eastAsia="Helvetica" w:hAnsi="Helvetica"/>
+                <w:rFonts w:ascii="Times New Roman" w:cs="Times New Roman" w:eastAsia="Times New Roman" w:hAnsi="Times New Roman"/>
                 <w:color w:val="1F2937"/>
                 <w:sz w:val="14"/>
                 <w:szCs w:val="14"/>
@@ -2796,7 +2796,7 @@
             </w:pPr>
             <w:r>
               <w:rPr>
-                <w:rFonts w:ascii="Helvetica" w:cs="Helvetica" w:eastAsia="Helvetica" w:hAnsi="Helvetica"/>
+                <w:rFonts w:ascii="Times New Roman" w:cs="Times New Roman" w:eastAsia="Times New Roman" w:hAnsi="Times New Roman"/>
                 <w:color w:val="1F2937"/>
                 <w:sz w:val="14"/>
                 <w:szCs w:val="14"/>
@@ -2824,7 +2824,7 @@
             </w:pPr>
             <w:r>
               <w:rPr>
-                <w:rFonts w:ascii="Helvetica" w:cs="Helvetica" w:eastAsia="Helvetica" w:hAnsi="Helvetica"/>
+                <w:rFonts w:ascii="Times New Roman" w:cs="Times New Roman" w:eastAsia="Times New Roman" w:hAnsi="Times New Roman"/>
                 <w:color w:val="1F2937"/>
                 <w:sz w:val="14"/>
                 <w:szCs w:val="14"/>
@@ -2852,7 +2852,7 @@
             </w:pPr>
             <w:r>
               <w:rPr>
-                <w:rFonts w:ascii="Helvetica" w:cs="Helvetica" w:eastAsia="Helvetica" w:hAnsi="Helvetica"/>
+                <w:rFonts w:ascii="Times New Roman" w:cs="Times New Roman" w:eastAsia="Times New Roman" w:hAnsi="Times New Roman"/>
                 <w:color w:val="1F2937"/>
                 <w:sz w:val="14"/>
                 <w:szCs w:val="14"/>
@@ -2880,7 +2880,7 @@
             </w:pPr>
             <w:r>
               <w:rPr>
-                <w:rFonts w:ascii="Helvetica" w:cs="Helvetica" w:eastAsia="Helvetica" w:hAnsi="Helvetica"/>
+                <w:rFonts w:ascii="Times New Roman" w:cs="Times New Roman" w:eastAsia="Times New Roman" w:hAnsi="Times New Roman"/>
                 <w:color w:val="1F2937"/>
                 <w:sz w:val="14"/>
                 <w:szCs w:val="14"/>
@@ -2908,7 +2908,7 @@
             </w:pPr>
             <w:r>
               <w:rPr>
-                <w:rFonts w:ascii="Helvetica" w:cs="Helvetica" w:eastAsia="Helvetica" w:hAnsi="Helvetica"/>
+                <w:rFonts w:ascii="Times New Roman" w:cs="Times New Roman" w:eastAsia="Times New Roman" w:hAnsi="Times New Roman"/>
                 <w:color w:val="1F2937"/>
                 <w:sz w:val="14"/>
                 <w:szCs w:val="14"/>
@@ -2936,7 +2936,7 @@
             </w:pPr>
             <w:r>
               <w:rPr>
-                <w:rFonts w:ascii="Helvetica" w:cs="Helvetica" w:eastAsia="Helvetica" w:hAnsi="Helvetica"/>
+                <w:rFonts w:ascii="Times New Roman" w:cs="Times New Roman" w:eastAsia="Times New Roman" w:hAnsi="Times New Roman"/>
                 <w:color w:val="1F2937"/>
                 <w:sz w:val="14"/>
                 <w:szCs w:val="14"/>
@@ -2966,7 +2966,7 @@
             </w:pPr>
             <w:r>
               <w:rPr>
-                <w:rFonts w:ascii="Helvetica" w:cs="Helvetica" w:eastAsia="Helvetica" w:hAnsi="Helvetica"/>
+                <w:rFonts w:ascii="Times New Roman" w:cs="Times New Roman" w:eastAsia="Times New Roman" w:hAnsi="Times New Roman"/>
                 <w:color w:val="1F2937"/>
                 <w:sz w:val="14"/>
                 <w:szCs w:val="14"/>
@@ -2994,7 +2994,7 @@
             </w:pPr>
             <w:r>
               <w:rPr>
-                <w:rFonts w:ascii="Helvetica" w:cs="Helvetica" w:eastAsia="Helvetica" w:hAnsi="Helvetica"/>
+                <w:rFonts w:ascii="Times New Roman" w:cs="Times New Roman" w:eastAsia="Times New Roman" w:hAnsi="Times New Roman"/>
                 <w:color w:val="1F2937"/>
                 <w:sz w:val="14"/>
                 <w:szCs w:val="14"/>
@@ -3022,7 +3022,7 @@
             </w:pPr>
             <w:r>
               <w:rPr>
-                <w:rFonts w:ascii="Helvetica" w:cs="Helvetica" w:eastAsia="Helvetica" w:hAnsi="Helvetica"/>
+                <w:rFonts w:ascii="Times New Roman" w:cs="Times New Roman" w:eastAsia="Times New Roman" w:hAnsi="Times New Roman"/>
                 <w:color w:val="1F2937"/>
                 <w:sz w:val="14"/>
                 <w:szCs w:val="14"/>
@@ -3050,7 +3050,7 @@
             </w:pPr>
             <w:r>
               <w:rPr>
-                <w:rFonts w:ascii="Helvetica" w:cs="Helvetica" w:eastAsia="Helvetica" w:hAnsi="Helvetica"/>
+                <w:rFonts w:ascii="Times New Roman" w:cs="Times New Roman" w:eastAsia="Times New Roman" w:hAnsi="Times New Roman"/>
                 <w:color w:val="1F2937"/>
                 <w:sz w:val="14"/>
                 <w:szCs w:val="14"/>
@@ -3078,7 +3078,7 @@
             </w:pPr>
             <w:r>
               <w:rPr>
-                <w:rFonts w:ascii="Helvetica" w:cs="Helvetica" w:eastAsia="Helvetica" w:hAnsi="Helvetica"/>
+                <w:rFonts w:ascii="Times New Roman" w:cs="Times New Roman" w:eastAsia="Times New Roman" w:hAnsi="Times New Roman"/>
                 <w:color w:val="1F2937"/>
                 <w:sz w:val="14"/>
                 <w:szCs w:val="14"/>
@@ -3106,7 +3106,7 @@
             </w:pPr>
             <w:r>
               <w:rPr>
-                <w:rFonts w:ascii="Helvetica" w:cs="Helvetica" w:eastAsia="Helvetica" w:hAnsi="Helvetica"/>
+                <w:rFonts w:ascii="Times New Roman" w:cs="Times New Roman" w:eastAsia="Times New Roman" w:hAnsi="Times New Roman"/>
                 <w:color w:val="1F2937"/>
                 <w:sz w:val="14"/>
                 <w:szCs w:val="14"/>
@@ -3136,7 +3136,7 @@
             </w:pPr>
             <w:r>
               <w:rPr>
-                <w:rFonts w:ascii="Helvetica" w:cs="Helvetica" w:eastAsia="Helvetica" w:hAnsi="Helvetica"/>
+                <w:rFonts w:ascii="Times New Roman" w:cs="Times New Roman" w:eastAsia="Times New Roman" w:hAnsi="Times New Roman"/>
                 <w:color w:val="1F2937"/>
                 <w:sz w:val="14"/>
                 <w:szCs w:val="14"/>
@@ -3164,7 +3164,7 @@
             </w:pPr>
             <w:r>
               <w:rPr>
-                <w:rFonts w:ascii="Helvetica" w:cs="Helvetica" w:eastAsia="Helvetica" w:hAnsi="Helvetica"/>
+                <w:rFonts w:ascii="Times New Roman" w:cs="Times New Roman" w:eastAsia="Times New Roman" w:hAnsi="Times New Roman"/>
                 <w:color w:val="1F2937"/>
                 <w:sz w:val="14"/>
                 <w:szCs w:val="14"/>
@@ -3192,7 +3192,7 @@
             </w:pPr>
             <w:r>
               <w:rPr>
-                <w:rFonts w:ascii="Helvetica" w:cs="Helvetica" w:eastAsia="Helvetica" w:hAnsi="Helvetica"/>
+                <w:rFonts w:ascii="Times New Roman" w:cs="Times New Roman" w:eastAsia="Times New Roman" w:hAnsi="Times New Roman"/>
                 <w:color w:val="1F2937"/>
                 <w:sz w:val="14"/>
                 <w:szCs w:val="14"/>
@@ -3220,7 +3220,7 @@
             </w:pPr>
             <w:r>
               <w:rPr>
-                <w:rFonts w:ascii="Helvetica" w:cs="Helvetica" w:eastAsia="Helvetica" w:hAnsi="Helvetica"/>
+                <w:rFonts w:ascii="Times New Roman" w:cs="Times New Roman" w:eastAsia="Times New Roman" w:hAnsi="Times New Roman"/>
                 <w:color w:val="1F2937"/>
                 <w:sz w:val="14"/>
                 <w:szCs w:val="14"/>
@@ -3248,7 +3248,7 @@
             </w:pPr>
             <w:r>
               <w:rPr>
-                <w:rFonts w:ascii="Helvetica" w:cs="Helvetica" w:eastAsia="Helvetica" w:hAnsi="Helvetica"/>
+                <w:rFonts w:ascii="Times New Roman" w:cs="Times New Roman" w:eastAsia="Times New Roman" w:hAnsi="Times New Roman"/>
                 <w:color w:val="1F2937"/>
                 <w:sz w:val="14"/>
                 <w:szCs w:val="14"/>
@@ -3276,7 +3276,7 @@
             </w:pPr>
             <w:r>
               <w:rPr>
-                <w:rFonts w:ascii="Helvetica" w:cs="Helvetica" w:eastAsia="Helvetica" w:hAnsi="Helvetica"/>
+                <w:rFonts w:ascii="Times New Roman" w:cs="Times New Roman" w:eastAsia="Times New Roman" w:hAnsi="Times New Roman"/>
                 <w:color w:val="1F2937"/>
                 <w:sz w:val="14"/>
                 <w:szCs w:val="14"/>
@@ -3306,7 +3306,7 @@
             </w:pPr>
             <w:r>
               <w:rPr>
-                <w:rFonts w:ascii="Helvetica" w:cs="Helvetica" w:eastAsia="Helvetica" w:hAnsi="Helvetica"/>
+                <w:rFonts w:ascii="Times New Roman" w:cs="Times New Roman" w:eastAsia="Times New Roman" w:hAnsi="Times New Roman"/>
                 <w:color w:val="1F2937"/>
                 <w:sz w:val="14"/>
                 <w:szCs w:val="14"/>
@@ -3334,7 +3334,7 @@
             </w:pPr>
             <w:r>
               <w:rPr>
-                <w:rFonts w:ascii="Helvetica" w:cs="Helvetica" w:eastAsia="Helvetica" w:hAnsi="Helvetica"/>
+                <w:rFonts w:ascii="Times New Roman" w:cs="Times New Roman" w:eastAsia="Times New Roman" w:hAnsi="Times New Roman"/>
                 <w:color w:val="1F2937"/>
                 <w:sz w:val="14"/>
                 <w:szCs w:val="14"/>
@@ -3362,7 +3362,7 @@
             </w:pPr>
             <w:r>
               <w:rPr>
-                <w:rFonts w:ascii="Helvetica" w:cs="Helvetica" w:eastAsia="Helvetica" w:hAnsi="Helvetica"/>
+                <w:rFonts w:ascii="Times New Roman" w:cs="Times New Roman" w:eastAsia="Times New Roman" w:hAnsi="Times New Roman"/>
                 <w:color w:val="1F2937"/>
                 <w:sz w:val="14"/>
                 <w:szCs w:val="14"/>
@@ -3390,7 +3390,7 @@
             </w:pPr>
             <w:r>
               <w:rPr>
-                <w:rFonts w:ascii="Helvetica" w:cs="Helvetica" w:eastAsia="Helvetica" w:hAnsi="Helvetica"/>
+                <w:rFonts w:ascii="Times New Roman" w:cs="Times New Roman" w:eastAsia="Times New Roman" w:hAnsi="Times New Roman"/>
                 <w:color w:val="1F2937"/>
                 <w:sz w:val="14"/>
                 <w:szCs w:val="14"/>
@@ -3418,7 +3418,7 @@
             </w:pPr>
             <w:r>
               <w:rPr>
-                <w:rFonts w:ascii="Helvetica" w:cs="Helvetica" w:eastAsia="Helvetica" w:hAnsi="Helvetica"/>
+                <w:rFonts w:ascii="Times New Roman" w:cs="Times New Roman" w:eastAsia="Times New Roman" w:hAnsi="Times New Roman"/>
                 <w:color w:val="1F2937"/>
                 <w:sz w:val="14"/>
                 <w:szCs w:val="14"/>
@@ -3446,7 +3446,7 @@
             </w:pPr>
             <w:r>
               <w:rPr>
-                <w:rFonts w:ascii="Helvetica" w:cs="Helvetica" w:eastAsia="Helvetica" w:hAnsi="Helvetica"/>
+                <w:rFonts w:ascii="Times New Roman" w:cs="Times New Roman" w:eastAsia="Times New Roman" w:hAnsi="Times New Roman"/>
                 <w:color w:val="1F2937"/>
                 <w:sz w:val="14"/>
                 <w:szCs w:val="14"/>
@@ -3476,7 +3476,7 @@
             </w:pPr>
             <w:r>
               <w:rPr>
-                <w:rFonts w:ascii="Helvetica" w:cs="Helvetica" w:eastAsia="Helvetica" w:hAnsi="Helvetica"/>
+                <w:rFonts w:ascii="Times New Roman" w:cs="Times New Roman" w:eastAsia="Times New Roman" w:hAnsi="Times New Roman"/>
                 <w:color w:val="1F2937"/>
                 <w:sz w:val="14"/>
                 <w:szCs w:val="14"/>
@@ -3504,7 +3504,7 @@
             </w:pPr>
             <w:r>
               <w:rPr>
-                <w:rFonts w:ascii="Helvetica" w:cs="Helvetica" w:eastAsia="Helvetica" w:hAnsi="Helvetica"/>
+                <w:rFonts w:ascii="Times New Roman" w:cs="Times New Roman" w:eastAsia="Times New Roman" w:hAnsi="Times New Roman"/>
                 <w:color w:val="1F2937"/>
                 <w:sz w:val="14"/>
                 <w:szCs w:val="14"/>
@@ -3532,7 +3532,7 @@
             </w:pPr>
             <w:r>
               <w:rPr>
-                <w:rFonts w:ascii="Helvetica" w:cs="Helvetica" w:eastAsia="Helvetica" w:hAnsi="Helvetica"/>
+                <w:rFonts w:ascii="Times New Roman" w:cs="Times New Roman" w:eastAsia="Times New Roman" w:hAnsi="Times New Roman"/>
                 <w:color w:val="1F2937"/>
                 <w:sz w:val="14"/>
                 <w:szCs w:val="14"/>
@@ -3560,7 +3560,7 @@
             </w:pPr>
             <w:r>
               <w:rPr>
-                <w:rFonts w:ascii="Helvetica" w:cs="Helvetica" w:eastAsia="Helvetica" w:hAnsi="Helvetica"/>
+                <w:rFonts w:ascii="Times New Roman" w:cs="Times New Roman" w:eastAsia="Times New Roman" w:hAnsi="Times New Roman"/>
                 <w:color w:val="1F2937"/>
                 <w:sz w:val="14"/>
                 <w:szCs w:val="14"/>
@@ -3588,7 +3588,7 @@
             </w:pPr>
             <w:r>
               <w:rPr>
-                <w:rFonts w:ascii="Helvetica" w:cs="Helvetica" w:eastAsia="Helvetica" w:hAnsi="Helvetica"/>
+                <w:rFonts w:ascii="Times New Roman" w:cs="Times New Roman" w:eastAsia="Times New Roman" w:hAnsi="Times New Roman"/>
                 <w:color w:val="1F2937"/>
                 <w:sz w:val="14"/>
                 <w:szCs w:val="14"/>
@@ -3616,7 +3616,7 @@
             </w:pPr>
             <w:r>
               <w:rPr>
-                <w:rFonts w:ascii="Helvetica" w:cs="Helvetica" w:eastAsia="Helvetica" w:hAnsi="Helvetica"/>
+                <w:rFonts w:ascii="Times New Roman" w:cs="Times New Roman" w:eastAsia="Times New Roman" w:hAnsi="Times New Roman"/>
                 <w:color w:val="1F2937"/>
                 <w:sz w:val="14"/>
                 <w:szCs w:val="14"/>
@@ -3646,7 +3646,7 @@
             </w:pPr>
             <w:r>
               <w:rPr>
-                <w:rFonts w:ascii="Helvetica" w:cs="Helvetica" w:eastAsia="Helvetica" w:hAnsi="Helvetica"/>
+                <w:rFonts w:ascii="Times New Roman" w:cs="Times New Roman" w:eastAsia="Times New Roman" w:hAnsi="Times New Roman"/>
                 <w:color w:val="1F2937"/>
                 <w:sz w:val="14"/>
                 <w:szCs w:val="14"/>
@@ -3674,7 +3674,7 @@
             </w:pPr>
             <w:r>
               <w:rPr>
-                <w:rFonts w:ascii="Helvetica" w:cs="Helvetica" w:eastAsia="Helvetica" w:hAnsi="Helvetica"/>
+                <w:rFonts w:ascii="Times New Roman" w:cs="Times New Roman" w:eastAsia="Times New Roman" w:hAnsi="Times New Roman"/>
                 <w:color w:val="1F2937"/>
                 <w:sz w:val="14"/>
                 <w:szCs w:val="14"/>
@@ -3702,7 +3702,7 @@
             </w:pPr>
             <w:r>
               <w:rPr>
-                <w:rFonts w:ascii="Helvetica" w:cs="Helvetica" w:eastAsia="Helvetica" w:hAnsi="Helvetica"/>
+                <w:rFonts w:ascii="Times New Roman" w:cs="Times New Roman" w:eastAsia="Times New Roman" w:hAnsi="Times New Roman"/>
                 <w:color w:val="1F2937"/>
                 <w:sz w:val="14"/>
                 <w:szCs w:val="14"/>
@@ -3730,7 +3730,7 @@
             </w:pPr>
             <w:r>
               <w:rPr>
-                <w:rFonts w:ascii="Helvetica" w:cs="Helvetica" w:eastAsia="Helvetica" w:hAnsi="Helvetica"/>
+                <w:rFonts w:ascii="Times New Roman" w:cs="Times New Roman" w:eastAsia="Times New Roman" w:hAnsi="Times New Roman"/>
                 <w:color w:val="1F2937"/>
                 <w:sz w:val="14"/>
                 <w:szCs w:val="14"/>
@@ -3758,7 +3758,7 @@
             </w:pPr>
             <w:r>
               <w:rPr>
-                <w:rFonts w:ascii="Helvetica" w:cs="Helvetica" w:eastAsia="Helvetica" w:hAnsi="Helvetica"/>
+                <w:rFonts w:ascii="Times New Roman" w:cs="Times New Roman" w:eastAsia="Times New Roman" w:hAnsi="Times New Roman"/>
                 <w:color w:val="1F2937"/>
                 <w:sz w:val="14"/>
                 <w:szCs w:val="14"/>
@@ -3786,7 +3786,7 @@
             </w:pPr>
             <w:r>
               <w:rPr>
-                <w:rFonts w:ascii="Helvetica" w:cs="Helvetica" w:eastAsia="Helvetica" w:hAnsi="Helvetica"/>
+                <w:rFonts w:ascii="Times New Roman" w:cs="Times New Roman" w:eastAsia="Times New Roman" w:hAnsi="Times New Roman"/>
                 <w:color w:val="1F2937"/>
                 <w:sz w:val="14"/>
                 <w:szCs w:val="14"/>
@@ -3808,12 +3808,12 @@
       </w:pPr>
       <w:r>
         <w:rPr>
-          <w:rFonts w:ascii="Helvetica" w:cs="Helvetica" w:eastAsia="Helvetica" w:hAnsi="Helvetica"/>
+          <w:rFonts w:ascii="Times New Roman" w:cs="Times New Roman" w:eastAsia="Times New Roman" w:hAnsi="Times New Roman"/>
           <w:b/>
           <w:bCs/>
           <w:color w:val="111827"/>
-          <w:sz w:val="26"/>
-          <w:szCs w:val="26"/>
+          <w:sz w:val="24"/>
+          <w:szCs w:val="24"/>
         </w:rPr>
         <w:t xml:space="preserve">Table S5. Skill parts ranked by their expected contribution to output reproducibility, from the literature</w:t>
       </w:r>
@@ -3859,7 +3859,7 @@
             </w:pPr>
             <w:r>
               <w:rPr>
-                <w:rFonts w:ascii="Helvetica" w:cs="Helvetica" w:eastAsia="Helvetica" w:hAnsi="Helvetica"/>
+                <w:rFonts w:ascii="Times New Roman" w:cs="Times New Roman" w:eastAsia="Times New Roman" w:hAnsi="Times New Roman"/>
                 <w:b/>
                 <w:bCs/>
                 <w:color w:val="111827"/>
@@ -3890,7 +3890,7 @@
             </w:pPr>
             <w:r>
               <w:rPr>
-                <w:rFonts w:ascii="Helvetica" w:cs="Helvetica" w:eastAsia="Helvetica" w:hAnsi="Helvetica"/>
+                <w:rFonts w:ascii="Times New Roman" w:cs="Times New Roman" w:eastAsia="Times New Roman" w:hAnsi="Times New Roman"/>
                 <w:b/>
                 <w:bCs/>
                 <w:color w:val="111827"/>
@@ -3921,7 +3921,7 @@
             </w:pPr>
             <w:r>
               <w:rPr>
-                <w:rFonts w:ascii="Helvetica" w:cs="Helvetica" w:eastAsia="Helvetica" w:hAnsi="Helvetica"/>
+                <w:rFonts w:ascii="Times New Roman" w:cs="Times New Roman" w:eastAsia="Times New Roman" w:hAnsi="Times New Roman"/>
                 <w:b/>
                 <w:bCs/>
                 <w:color w:val="111827"/>
@@ -3953,7 +3953,7 @@
             </w:pPr>
             <w:r>
               <w:rPr>
-                <w:rFonts w:ascii="Helvetica" w:cs="Helvetica" w:eastAsia="Helvetica" w:hAnsi="Helvetica"/>
+                <w:rFonts w:ascii="Times New Roman" w:cs="Times New Roman" w:eastAsia="Times New Roman" w:hAnsi="Times New Roman"/>
                 <w:color w:val="1F2937"/>
                 <w:sz w:val="16"/>
                 <w:szCs w:val="16"/>
@@ -3981,7 +3981,7 @@
             </w:pPr>
             <w:r>
               <w:rPr>
-                <w:rFonts w:ascii="Helvetica" w:cs="Helvetica" w:eastAsia="Helvetica" w:hAnsi="Helvetica"/>
+                <w:rFonts w:ascii="Times New Roman" w:cs="Times New Roman" w:eastAsia="Times New Roman" w:hAnsi="Times New Roman"/>
                 <w:color w:val="1F2937"/>
                 <w:sz w:val="16"/>
                 <w:szCs w:val="16"/>
@@ -4009,7 +4009,7 @@
             </w:pPr>
             <w:r>
               <w:rPr>
-                <w:rFonts w:ascii="Helvetica" w:cs="Helvetica" w:eastAsia="Helvetica" w:hAnsi="Helvetica"/>
+                <w:rFonts w:ascii="Times New Roman" w:cs="Times New Roman" w:eastAsia="Times New Roman" w:hAnsi="Times New Roman"/>
                 <w:color w:val="1F2937"/>
                 <w:sz w:val="16"/>
                 <w:szCs w:val="16"/>
@@ -4039,7 +4039,7 @@
             </w:pPr>
             <w:r>
               <w:rPr>
-                <w:rFonts w:ascii="Helvetica" w:cs="Helvetica" w:eastAsia="Helvetica" w:hAnsi="Helvetica"/>
+                <w:rFonts w:ascii="Times New Roman" w:cs="Times New Roman" w:eastAsia="Times New Roman" w:hAnsi="Times New Roman"/>
                 <w:color w:val="1F2937"/>
                 <w:sz w:val="16"/>
                 <w:szCs w:val="16"/>
@@ -4067,7 +4067,7 @@
             </w:pPr>
             <w:r>
               <w:rPr>
-                <w:rFonts w:ascii="Helvetica" w:cs="Helvetica" w:eastAsia="Helvetica" w:hAnsi="Helvetica"/>
+                <w:rFonts w:ascii="Times New Roman" w:cs="Times New Roman" w:eastAsia="Times New Roman" w:hAnsi="Times New Roman"/>
                 <w:color w:val="1F2937"/>
                 <w:sz w:val="16"/>
                 <w:szCs w:val="16"/>
@@ -4095,7 +4095,7 @@
             </w:pPr>
             <w:r>
               <w:rPr>
-                <w:rFonts w:ascii="Helvetica" w:cs="Helvetica" w:eastAsia="Helvetica" w:hAnsi="Helvetica"/>
+                <w:rFonts w:ascii="Times New Roman" w:cs="Times New Roman" w:eastAsia="Times New Roman" w:hAnsi="Times New Roman"/>
                 <w:color w:val="1F2937"/>
                 <w:sz w:val="16"/>
                 <w:szCs w:val="16"/>
@@ -4125,7 +4125,7 @@
             </w:pPr>
             <w:r>
               <w:rPr>
-                <w:rFonts w:ascii="Helvetica" w:cs="Helvetica" w:eastAsia="Helvetica" w:hAnsi="Helvetica"/>
+                <w:rFonts w:ascii="Times New Roman" w:cs="Times New Roman" w:eastAsia="Times New Roman" w:hAnsi="Times New Roman"/>
                 <w:color w:val="1F2937"/>
                 <w:sz w:val="16"/>
                 <w:szCs w:val="16"/>
@@ -4153,7 +4153,7 @@
             </w:pPr>
             <w:r>
               <w:rPr>
-                <w:rFonts w:ascii="Helvetica" w:cs="Helvetica" w:eastAsia="Helvetica" w:hAnsi="Helvetica"/>
+                <w:rFonts w:ascii="Times New Roman" w:cs="Times New Roman" w:eastAsia="Times New Roman" w:hAnsi="Times New Roman"/>
                 <w:color w:val="1F2937"/>
                 <w:sz w:val="16"/>
                 <w:szCs w:val="16"/>
@@ -4181,7 +4181,7 @@
             </w:pPr>
             <w:r>
               <w:rPr>
-                <w:rFonts w:ascii="Helvetica" w:cs="Helvetica" w:eastAsia="Helvetica" w:hAnsi="Helvetica"/>
+                <w:rFonts w:ascii="Times New Roman" w:cs="Times New Roman" w:eastAsia="Times New Roman" w:hAnsi="Times New Roman"/>
                 <w:color w:val="1F2937"/>
                 <w:sz w:val="16"/>
                 <w:szCs w:val="16"/>
@@ -4211,7 +4211,7 @@
             </w:pPr>
             <w:r>
               <w:rPr>
-                <w:rFonts w:ascii="Helvetica" w:cs="Helvetica" w:eastAsia="Helvetica" w:hAnsi="Helvetica"/>
+                <w:rFonts w:ascii="Times New Roman" w:cs="Times New Roman" w:eastAsia="Times New Roman" w:hAnsi="Times New Roman"/>
                 <w:color w:val="1F2937"/>
                 <w:sz w:val="16"/>
                 <w:szCs w:val="16"/>
@@ -4239,7 +4239,7 @@
             </w:pPr>
             <w:r>
               <w:rPr>
-                <w:rFonts w:ascii="Helvetica" w:cs="Helvetica" w:eastAsia="Helvetica" w:hAnsi="Helvetica"/>
+                <w:rFonts w:ascii="Times New Roman" w:cs="Times New Roman" w:eastAsia="Times New Roman" w:hAnsi="Times New Roman"/>
                 <w:color w:val="1F2937"/>
                 <w:sz w:val="16"/>
                 <w:szCs w:val="16"/>
@@ -4267,7 +4267,7 @@
             </w:pPr>
             <w:r>
               <w:rPr>
-                <w:rFonts w:ascii="Helvetica" w:cs="Helvetica" w:eastAsia="Helvetica" w:hAnsi="Helvetica"/>
+                <w:rFonts w:ascii="Times New Roman" w:cs="Times New Roman" w:eastAsia="Times New Roman" w:hAnsi="Times New Roman"/>
                 <w:color w:val="1F2937"/>
                 <w:sz w:val="16"/>
                 <w:szCs w:val="16"/>
@@ -4297,7 +4297,7 @@
             </w:pPr>
             <w:r>
               <w:rPr>
-                <w:rFonts w:ascii="Helvetica" w:cs="Helvetica" w:eastAsia="Helvetica" w:hAnsi="Helvetica"/>
+                <w:rFonts w:ascii="Times New Roman" w:cs="Times New Roman" w:eastAsia="Times New Roman" w:hAnsi="Times New Roman"/>
                 <w:color w:val="1F2937"/>
                 <w:sz w:val="16"/>
                 <w:szCs w:val="16"/>
@@ -4325,7 +4325,7 @@
             </w:pPr>
             <w:r>
               <w:rPr>
-                <w:rFonts w:ascii="Helvetica" w:cs="Helvetica" w:eastAsia="Helvetica" w:hAnsi="Helvetica"/>
+                <w:rFonts w:ascii="Times New Roman" w:cs="Times New Roman" w:eastAsia="Times New Roman" w:hAnsi="Times New Roman"/>
                 <w:color w:val="1F2937"/>
                 <w:sz w:val="16"/>
                 <w:szCs w:val="16"/>
@@ -4353,7 +4353,7 @@
             </w:pPr>
             <w:r>
               <w:rPr>
-                <w:rFonts w:ascii="Helvetica" w:cs="Helvetica" w:eastAsia="Helvetica" w:hAnsi="Helvetica"/>
+                <w:rFonts w:ascii="Times New Roman" w:cs="Times New Roman" w:eastAsia="Times New Roman" w:hAnsi="Times New Roman"/>
                 <w:color w:val="1F2937"/>
                 <w:sz w:val="16"/>
                 <w:szCs w:val="16"/>
@@ -4383,7 +4383,7 @@
             </w:pPr>
             <w:r>
               <w:rPr>
-                <w:rFonts w:ascii="Helvetica" w:cs="Helvetica" w:eastAsia="Helvetica" w:hAnsi="Helvetica"/>
+                <w:rFonts w:ascii="Times New Roman" w:cs="Times New Roman" w:eastAsia="Times New Roman" w:hAnsi="Times New Roman"/>
                 <w:color w:val="1F2937"/>
                 <w:sz w:val="16"/>
                 <w:szCs w:val="16"/>
@@ -4411,7 +4411,7 @@
             </w:pPr>
             <w:r>
               <w:rPr>
-                <w:rFonts w:ascii="Helvetica" w:cs="Helvetica" w:eastAsia="Helvetica" w:hAnsi="Helvetica"/>
+                <w:rFonts w:ascii="Times New Roman" w:cs="Times New Roman" w:eastAsia="Times New Roman" w:hAnsi="Times New Roman"/>
                 <w:color w:val="1F2937"/>
                 <w:sz w:val="16"/>
                 <w:szCs w:val="16"/>
@@ -4439,7 +4439,7 @@
             </w:pPr>
             <w:r>
               <w:rPr>
-                <w:rFonts w:ascii="Helvetica" w:cs="Helvetica" w:eastAsia="Helvetica" w:hAnsi="Helvetica"/>
+                <w:rFonts w:ascii="Times New Roman" w:cs="Times New Roman" w:eastAsia="Times New Roman" w:hAnsi="Times New Roman"/>
                 <w:color w:val="1F2937"/>
                 <w:sz w:val="16"/>
                 <w:szCs w:val="16"/>
@@ -4456,7 +4456,7 @@
       </w:pPr>
       <w:r>
         <w:rPr>
-          <w:rFonts w:ascii="Helvetica" w:cs="Helvetica" w:eastAsia="Helvetica" w:hAnsi="Helvetica"/>
+          <w:rFonts w:ascii="Times New Roman" w:cs="Times New Roman" w:eastAsia="Times New Roman" w:hAnsi="Times New Roman"/>
           <w:color w:val="1F2937"/>
           <w:sz w:val="19"/>
           <w:szCs w:val="19"/>
@@ -4475,12 +4475,12 @@
       </w:pPr>
       <w:r>
         <w:rPr>
-          <w:rFonts w:ascii="Helvetica" w:cs="Helvetica" w:eastAsia="Helvetica" w:hAnsi="Helvetica"/>
+          <w:rFonts w:ascii="Times New Roman" w:cs="Times New Roman" w:eastAsia="Times New Roman" w:hAnsi="Times New Roman"/>
           <w:b/>
           <w:bCs/>
           <w:color w:val="111827"/>
-          <w:sz w:val="34"/>
-          <w:szCs w:val="34"/>
+          <w:sz w:val="24"/>
+          <w:szCs w:val="24"/>
         </w:rPr>
         <w:t xml:space="preserve">S5  Experiment prompts (full text)</w:t>
       </w:r>
@@ -4491,10 +4491,10 @@
       </w:pPr>
       <w:r>
         <w:rPr>
-          <w:rFonts w:ascii="Helvetica" w:cs="Helvetica" w:eastAsia="Helvetica" w:hAnsi="Helvetica"/>
-          <w:color w:val="1F2937"/>
-          <w:sz w:val="22"/>
-          <w:szCs w:val="22"/>
+          <w:rFonts w:ascii="Times New Roman" w:cs="Times New Roman" w:eastAsia="Times New Roman" w:hAnsi="Times New Roman"/>
+          <w:color w:val="1F2937"/>
+          <w:sz w:val="24"/>
+          <w:szCs w:val="24"/>
         </w:rPr>
         <w:t xml:space="preserve">The 40 prompt files below are the variable we changed, 20 for Python and 20 for R. Within each task and language, the four skilled levels add structure step by step, so each level contains the one before it. Each file also sets a fixed output format, and agents ran the analysis and returned the value named at the foot of the file. The R files name R functions (cor, glm, aov, and dplyr) in place of the Python ones, but the task and the skill ladder are the same. The text is shown exactly as it was given to the agents.</w:t>
       </w:r>
@@ -4505,12 +4505,12 @@
       </w:pPr>
       <w:r>
         <w:rPr>
-          <w:rFonts w:ascii="Helvetica" w:cs="Helvetica" w:eastAsia="Helvetica" w:hAnsi="Helvetica"/>
+          <w:rFonts w:ascii="Times New Roman" w:cs="Times New Roman" w:eastAsia="Times New Roman" w:hAnsi="Times New Roman"/>
           <w:b/>
           <w:bCs/>
           <w:color w:val="111827"/>
-          <w:sz w:val="26"/>
-          <w:szCs w:val="26"/>
+          <w:sz w:val="24"/>
+          <w:szCs w:val="24"/>
         </w:rPr>
         <w:t xml:space="preserve">S5.1  Python prompts</w:t>
       </w:r>
@@ -4521,12 +4521,12 @@
       </w:pPr>
       <w:r>
         <w:rPr>
-          <w:rFonts w:ascii="Helvetica" w:cs="Helvetica" w:eastAsia="Helvetica" w:hAnsi="Helvetica"/>
+          <w:rFonts w:ascii="Times New Roman" w:cs="Times New Roman" w:eastAsia="Times New Roman" w:hAnsi="Times New Roman"/>
           <w:b/>
           <w:bCs/>
           <w:color w:val="111827"/>
-          <w:sz w:val="26"/>
-          <w:szCs w:val="26"/>
+          <w:sz w:val="24"/>
+          <w:szCs w:val="24"/>
         </w:rPr>
         <w:t xml:space="preserve">Task T1 (iris sepal correlation)</w:t>
       </w:r>
@@ -4537,12 +4537,12 @@
       </w:pPr>
       <w:r>
         <w:rPr>
-          <w:rFonts w:ascii="Helvetica" w:cs="Helvetica" w:eastAsia="Helvetica" w:hAnsi="Helvetica"/>
+          <w:rFonts w:ascii="Times New Roman" w:cs="Times New Roman" w:eastAsia="Times New Roman" w:hAnsi="Times New Roman"/>
           <w:b/>
           <w:bCs/>
           <w:color w:val="111827"/>
-          <w:sz w:val="23"/>
-          <w:szCs w:val="23"/>
+          <w:sz w:val="24"/>
+          <w:szCs w:val="24"/>
         </w:rPr>
         <w:t xml:space="preserve">T1_C0 (C0 none)</w:t>
       </w:r>
@@ -4708,12 +4708,12 @@
       </w:pPr>
       <w:r>
         <w:rPr>
-          <w:rFonts w:ascii="Helvetica" w:cs="Helvetica" w:eastAsia="Helvetica" w:hAnsi="Helvetica"/>
+          <w:rFonts w:ascii="Times New Roman" w:cs="Times New Roman" w:eastAsia="Times New Roman" w:hAnsi="Times New Roman"/>
           <w:b/>
           <w:bCs/>
           <w:color w:val="111827"/>
-          <w:sz w:val="23"/>
-          <w:szCs w:val="23"/>
+          <w:sz w:val="24"/>
+          <w:szCs w:val="24"/>
         </w:rPr>
         <w:t xml:space="preserve">T1_C1 (C1 basic)</w:t>
       </w:r>
@@ -4984,12 +4984,12 @@
       </w:pPr>
       <w:r>
         <w:rPr>
-          <w:rFonts w:ascii="Helvetica" w:cs="Helvetica" w:eastAsia="Helvetica" w:hAnsi="Helvetica"/>
+          <w:rFonts w:ascii="Times New Roman" w:cs="Times New Roman" w:eastAsia="Times New Roman" w:hAnsi="Times New Roman"/>
           <w:b/>
           <w:bCs/>
           <w:color w:val="111827"/>
-          <w:sz w:val="23"/>
-          <w:szCs w:val="23"/>
+          <w:sz w:val="24"/>
+          <w:szCs w:val="24"/>
         </w:rPr>
         <w:t xml:space="preserve">T1_C2 (C2 contract)</w:t>
       </w:r>
@@ -5230,12 +5230,12 @@
       </w:pPr>
       <w:r>
         <w:rPr>
-          <w:rFonts w:ascii="Helvetica" w:cs="Helvetica" w:eastAsia="Helvetica" w:hAnsi="Helvetica"/>
+          <w:rFonts w:ascii="Times New Roman" w:cs="Times New Roman" w:eastAsia="Times New Roman" w:hAnsi="Times New Roman"/>
           <w:b/>
           <w:bCs/>
           <w:color w:val="111827"/>
-          <w:sz w:val="23"/>
-          <w:szCs w:val="23"/>
+          <w:sz w:val="24"/>
+          <w:szCs w:val="24"/>
         </w:rPr>
         <w:t xml:space="preserve">T1_C3 (C3 +controls)</w:t>
       </w:r>
@@ -5491,12 +5491,12 @@
       </w:pPr>
       <w:r>
         <w:rPr>
-          <w:rFonts w:ascii="Helvetica" w:cs="Helvetica" w:eastAsia="Helvetica" w:hAnsi="Helvetica"/>
+          <w:rFonts w:ascii="Times New Roman" w:cs="Times New Roman" w:eastAsia="Times New Roman" w:hAnsi="Times New Roman"/>
           <w:b/>
           <w:bCs/>
           <w:color w:val="111827"/>
-          <w:sz w:val="23"/>
-          <w:szCs w:val="23"/>
+          <w:sz w:val="24"/>
+          <w:szCs w:val="24"/>
         </w:rPr>
         <w:t xml:space="preserve">T1_C4 (C4 full)</w:t>
       </w:r>
@@ -5787,12 +5787,12 @@
       </w:pPr>
       <w:r>
         <w:rPr>
-          <w:rFonts w:ascii="Helvetica" w:cs="Helvetica" w:eastAsia="Helvetica" w:hAnsi="Helvetica"/>
+          <w:rFonts w:ascii="Times New Roman" w:cs="Times New Roman" w:eastAsia="Times New Roman" w:hAnsi="Times New Roman"/>
           <w:b/>
           <w:bCs/>
           <w:color w:val="111827"/>
-          <w:sz w:val="26"/>
-          <w:szCs w:val="26"/>
+          <w:sz w:val="24"/>
+          <w:szCs w:val="24"/>
         </w:rPr>
         <w:t xml:space="preserve">Task T2 (penguin sex classifier)</w:t>
       </w:r>
@@ -5803,12 +5803,12 @@
       </w:pPr>
       <w:r>
         <w:rPr>
-          <w:rFonts w:ascii="Helvetica" w:cs="Helvetica" w:eastAsia="Helvetica" w:hAnsi="Helvetica"/>
+          <w:rFonts w:ascii="Times New Roman" w:cs="Times New Roman" w:eastAsia="Times New Roman" w:hAnsi="Times New Roman"/>
           <w:b/>
           <w:bCs/>
           <w:color w:val="111827"/>
-          <w:sz w:val="23"/>
-          <w:szCs w:val="23"/>
+          <w:sz w:val="24"/>
+          <w:szCs w:val="24"/>
         </w:rPr>
         <w:t xml:space="preserve">T2_C0 (C0 none)</w:t>
       </w:r>
@@ -5974,12 +5974,12 @@
       </w:pPr>
       <w:r>
         <w:rPr>
-          <w:rFonts w:ascii="Helvetica" w:cs="Helvetica" w:eastAsia="Helvetica" w:hAnsi="Helvetica"/>
+          <w:rFonts w:ascii="Times New Roman" w:cs="Times New Roman" w:eastAsia="Times New Roman" w:hAnsi="Times New Roman"/>
           <w:b/>
           <w:bCs/>
           <w:color w:val="111827"/>
-          <w:sz w:val="23"/>
-          <w:szCs w:val="23"/>
+          <w:sz w:val="24"/>
+          <w:szCs w:val="24"/>
         </w:rPr>
         <w:t xml:space="preserve">T2_C1 (C1 basic)</w:t>
       </w:r>
@@ -6265,12 +6265,12 @@
       </w:pPr>
       <w:r>
         <w:rPr>
-          <w:rFonts w:ascii="Helvetica" w:cs="Helvetica" w:eastAsia="Helvetica" w:hAnsi="Helvetica"/>
+          <w:rFonts w:ascii="Times New Roman" w:cs="Times New Roman" w:eastAsia="Times New Roman" w:hAnsi="Times New Roman"/>
           <w:b/>
           <w:bCs/>
           <w:color w:val="111827"/>
-          <w:sz w:val="23"/>
-          <w:szCs w:val="23"/>
+          <w:sz w:val="24"/>
+          <w:szCs w:val="24"/>
         </w:rPr>
         <w:t xml:space="preserve">T2_C2 (C2 contract)</w:t>
       </w:r>
@@ -6511,12 +6511,12 @@
       </w:pPr>
       <w:r>
         <w:rPr>
-          <w:rFonts w:ascii="Helvetica" w:cs="Helvetica" w:eastAsia="Helvetica" w:hAnsi="Helvetica"/>
+          <w:rFonts w:ascii="Times New Roman" w:cs="Times New Roman" w:eastAsia="Times New Roman" w:hAnsi="Times New Roman"/>
           <w:b/>
           <w:bCs/>
           <w:color w:val="111827"/>
-          <w:sz w:val="23"/>
-          <w:szCs w:val="23"/>
+          <w:sz w:val="24"/>
+          <w:szCs w:val="24"/>
         </w:rPr>
         <w:t xml:space="preserve">T2_C3 (C3 +controls)</w:t>
       </w:r>
@@ -6772,12 +6772,12 @@
       </w:pPr>
       <w:r>
         <w:rPr>
-          <w:rFonts w:ascii="Helvetica" w:cs="Helvetica" w:eastAsia="Helvetica" w:hAnsi="Helvetica"/>
+          <w:rFonts w:ascii="Times New Roman" w:cs="Times New Roman" w:eastAsia="Times New Roman" w:hAnsi="Times New Roman"/>
           <w:b/>
           <w:bCs/>
           <w:color w:val="111827"/>
-          <w:sz w:val="23"/>
-          <w:szCs w:val="23"/>
+          <w:sz w:val="24"/>
+          <w:szCs w:val="24"/>
         </w:rPr>
         <w:t xml:space="preserve">T2_C4 (C4 full)</w:t>
       </w:r>
@@ -7068,12 +7068,12 @@
       </w:pPr>
       <w:r>
         <w:rPr>
-          <w:rFonts w:ascii="Helvetica" w:cs="Helvetica" w:eastAsia="Helvetica" w:hAnsi="Helvetica"/>
+          <w:rFonts w:ascii="Times New Roman" w:cs="Times New Roman" w:eastAsia="Times New Roman" w:hAnsi="Times New Roman"/>
           <w:b/>
           <w:bCs/>
           <w:color w:val="111827"/>
-          <w:sz w:val="26"/>
-          <w:szCs w:val="26"/>
+          <w:sz w:val="24"/>
+          <w:szCs w:val="24"/>
         </w:rPr>
         <w:t xml:space="preserve">Task T3 (penguin body-mass ANOVA)</w:t>
       </w:r>
@@ -7084,12 +7084,12 @@
       </w:pPr>
       <w:r>
         <w:rPr>
-          <w:rFonts w:ascii="Helvetica" w:cs="Helvetica" w:eastAsia="Helvetica" w:hAnsi="Helvetica"/>
+          <w:rFonts w:ascii="Times New Roman" w:cs="Times New Roman" w:eastAsia="Times New Roman" w:hAnsi="Times New Roman"/>
           <w:b/>
           <w:bCs/>
           <w:color w:val="111827"/>
-          <w:sz w:val="23"/>
-          <w:szCs w:val="23"/>
+          <w:sz w:val="24"/>
+          <w:szCs w:val="24"/>
         </w:rPr>
         <w:t xml:space="preserve">T3_C0 (C0 none)</w:t>
       </w:r>
@@ -7255,12 +7255,12 @@
       </w:pPr>
       <w:r>
         <w:rPr>
-          <w:rFonts w:ascii="Helvetica" w:cs="Helvetica" w:eastAsia="Helvetica" w:hAnsi="Helvetica"/>
+          <w:rFonts w:ascii="Times New Roman" w:cs="Times New Roman" w:eastAsia="Times New Roman" w:hAnsi="Times New Roman"/>
           <w:b/>
           <w:bCs/>
           <w:color w:val="111827"/>
-          <w:sz w:val="23"/>
-          <w:szCs w:val="23"/>
+          <w:sz w:val="24"/>
+          <w:szCs w:val="24"/>
         </w:rPr>
         <w:t xml:space="preserve">T3_C1 (C1 basic)</w:t>
       </w:r>
@@ -7531,12 +7531,12 @@
       </w:pPr>
       <w:r>
         <w:rPr>
-          <w:rFonts w:ascii="Helvetica" w:cs="Helvetica" w:eastAsia="Helvetica" w:hAnsi="Helvetica"/>
+          <w:rFonts w:ascii="Times New Roman" w:cs="Times New Roman" w:eastAsia="Times New Roman" w:hAnsi="Times New Roman"/>
           <w:b/>
           <w:bCs/>
           <w:color w:val="111827"/>
-          <w:sz w:val="23"/>
-          <w:szCs w:val="23"/>
+          <w:sz w:val="24"/>
+          <w:szCs w:val="24"/>
         </w:rPr>
         <w:t xml:space="preserve">T3_C2 (C2 contract)</w:t>
       </w:r>
@@ -7777,12 +7777,12 @@
       </w:pPr>
       <w:r>
         <w:rPr>
-          <w:rFonts w:ascii="Helvetica" w:cs="Helvetica" w:eastAsia="Helvetica" w:hAnsi="Helvetica"/>
+          <w:rFonts w:ascii="Times New Roman" w:cs="Times New Roman" w:eastAsia="Times New Roman" w:hAnsi="Times New Roman"/>
           <w:b/>
           <w:bCs/>
           <w:color w:val="111827"/>
-          <w:sz w:val="23"/>
-          <w:szCs w:val="23"/>
+          <w:sz w:val="24"/>
+          <w:szCs w:val="24"/>
         </w:rPr>
         <w:t xml:space="preserve">T3_C3 (C3 +controls)</w:t>
       </w:r>
@@ -8038,12 +8038,12 @@
       </w:pPr>
       <w:r>
         <w:rPr>
-          <w:rFonts w:ascii="Helvetica" w:cs="Helvetica" w:eastAsia="Helvetica" w:hAnsi="Helvetica"/>
+          <w:rFonts w:ascii="Times New Roman" w:cs="Times New Roman" w:eastAsia="Times New Roman" w:hAnsi="Times New Roman"/>
           <w:b/>
           <w:bCs/>
           <w:color w:val="111827"/>
-          <w:sz w:val="23"/>
-          <w:szCs w:val="23"/>
+          <w:sz w:val="24"/>
+          <w:szCs w:val="24"/>
         </w:rPr>
         <w:t xml:space="preserve">T3_C4 (C4 full)</w:t>
       </w:r>
@@ -8334,12 +8334,12 @@
       </w:pPr>
       <w:r>
         <w:rPr>
-          <w:rFonts w:ascii="Helvetica" w:cs="Helvetica" w:eastAsia="Helvetica" w:hAnsi="Helvetica"/>
+          <w:rFonts w:ascii="Times New Roman" w:cs="Times New Roman" w:eastAsia="Times New Roman" w:hAnsi="Times New Roman"/>
           <w:b/>
           <w:bCs/>
           <w:color w:val="111827"/>
-          <w:sz w:val="26"/>
-          <w:szCs w:val="26"/>
+          <w:sz w:val="24"/>
+          <w:szCs w:val="24"/>
         </w:rPr>
         <w:t xml:space="preserve">Task T4 (LTEM reef-fish biomass)</w:t>
       </w:r>
@@ -8350,12 +8350,12 @@
       </w:pPr>
       <w:r>
         <w:rPr>
-          <w:rFonts w:ascii="Helvetica" w:cs="Helvetica" w:eastAsia="Helvetica" w:hAnsi="Helvetica"/>
+          <w:rFonts w:ascii="Times New Roman" w:cs="Times New Roman" w:eastAsia="Times New Roman" w:hAnsi="Times New Roman"/>
           <w:b/>
           <w:bCs/>
           <w:color w:val="111827"/>
-          <w:sz w:val="23"/>
-          <w:szCs w:val="23"/>
+          <w:sz w:val="24"/>
+          <w:szCs w:val="24"/>
         </w:rPr>
         <w:t xml:space="preserve">T4_C0 (C0 none)</w:t>
       </w:r>
@@ -8521,12 +8521,12 @@
       </w:pPr>
       <w:r>
         <w:rPr>
-          <w:rFonts w:ascii="Helvetica" w:cs="Helvetica" w:eastAsia="Helvetica" w:hAnsi="Helvetica"/>
+          <w:rFonts w:ascii="Times New Roman" w:cs="Times New Roman" w:eastAsia="Times New Roman" w:hAnsi="Times New Roman"/>
           <w:b/>
           <w:bCs/>
           <w:color w:val="111827"/>
-          <w:sz w:val="23"/>
-          <w:szCs w:val="23"/>
+          <w:sz w:val="24"/>
+          <w:szCs w:val="24"/>
         </w:rPr>
         <w:t xml:space="preserve">T4_C1 (C1 basic)</w:t>
       </w:r>
@@ -8797,12 +8797,12 @@
       </w:pPr>
       <w:r>
         <w:rPr>
-          <w:rFonts w:ascii="Helvetica" w:cs="Helvetica" w:eastAsia="Helvetica" w:hAnsi="Helvetica"/>
+          <w:rFonts w:ascii="Times New Roman" w:cs="Times New Roman" w:eastAsia="Times New Roman" w:hAnsi="Times New Roman"/>
           <w:b/>
           <w:bCs/>
           <w:color w:val="111827"/>
-          <w:sz w:val="23"/>
-          <w:szCs w:val="23"/>
+          <w:sz w:val="24"/>
+          <w:szCs w:val="24"/>
         </w:rPr>
         <w:t xml:space="preserve">T4_C2 (C2 contract)</w:t>
       </w:r>
@@ -9043,12 +9043,12 @@
       </w:pPr>
       <w:r>
         <w:rPr>
-          <w:rFonts w:ascii="Helvetica" w:cs="Helvetica" w:eastAsia="Helvetica" w:hAnsi="Helvetica"/>
+          <w:rFonts w:ascii="Times New Roman" w:cs="Times New Roman" w:eastAsia="Times New Roman" w:hAnsi="Times New Roman"/>
           <w:b/>
           <w:bCs/>
           <w:color w:val="111827"/>
-          <w:sz w:val="23"/>
-          <w:szCs w:val="23"/>
+          <w:sz w:val="24"/>
+          <w:szCs w:val="24"/>
         </w:rPr>
         <w:t xml:space="preserve">T4_C3 (C3 +controls)</w:t>
       </w:r>
@@ -9304,12 +9304,12 @@
       </w:pPr>
       <w:r>
         <w:rPr>
-          <w:rFonts w:ascii="Helvetica" w:cs="Helvetica" w:eastAsia="Helvetica" w:hAnsi="Helvetica"/>
+          <w:rFonts w:ascii="Times New Roman" w:cs="Times New Roman" w:eastAsia="Times New Roman" w:hAnsi="Times New Roman"/>
           <w:b/>
           <w:bCs/>
           <w:color w:val="111827"/>
-          <w:sz w:val="23"/>
-          <w:szCs w:val="23"/>
+          <w:sz w:val="24"/>
+          <w:szCs w:val="24"/>
         </w:rPr>
         <w:t xml:space="preserve">T4_C4 (C4 full)</w:t>
       </w:r>
@@ -9600,12 +9600,12 @@
       </w:pPr>
       <w:r>
         <w:rPr>
-          <w:rFonts w:ascii="Helvetica" w:cs="Helvetica" w:eastAsia="Helvetica" w:hAnsi="Helvetica"/>
+          <w:rFonts w:ascii="Times New Roman" w:cs="Times New Roman" w:eastAsia="Times New Roman" w:hAnsi="Times New Roman"/>
           <w:b/>
           <w:bCs/>
           <w:color w:val="111827"/>
-          <w:sz w:val="26"/>
-          <w:szCs w:val="26"/>
+          <w:sz w:val="24"/>
+          <w:szCs w:val="24"/>
         </w:rPr>
         <w:t xml:space="preserve">S5.2  R prompts</w:t>
       </w:r>
@@ -9616,12 +9616,12 @@
       </w:pPr>
       <w:r>
         <w:rPr>
-          <w:rFonts w:ascii="Helvetica" w:cs="Helvetica" w:eastAsia="Helvetica" w:hAnsi="Helvetica"/>
+          <w:rFonts w:ascii="Times New Roman" w:cs="Times New Roman" w:eastAsia="Times New Roman" w:hAnsi="Times New Roman"/>
           <w:b/>
           <w:bCs/>
           <w:color w:val="111827"/>
-          <w:sz w:val="26"/>
-          <w:szCs w:val="26"/>
+          <w:sz w:val="24"/>
+          <w:szCs w:val="24"/>
         </w:rPr>
         <w:t xml:space="preserve">Task T1 (iris sepal correlation)</w:t>
       </w:r>
@@ -9632,12 +9632,12 @@
       </w:pPr>
       <w:r>
         <w:rPr>
-          <w:rFonts w:ascii="Helvetica" w:cs="Helvetica" w:eastAsia="Helvetica" w:hAnsi="Helvetica"/>
+          <w:rFonts w:ascii="Times New Roman" w:cs="Times New Roman" w:eastAsia="Times New Roman" w:hAnsi="Times New Roman"/>
           <w:b/>
           <w:bCs/>
           <w:color w:val="111827"/>
-          <w:sz w:val="23"/>
-          <w:szCs w:val="23"/>
+          <w:sz w:val="24"/>
+          <w:szCs w:val="24"/>
         </w:rPr>
         <w:t xml:space="preserve">T1_C0 (C0 none)</w:t>
       </w:r>
@@ -9803,12 +9803,12 @@
       </w:pPr>
       <w:r>
         <w:rPr>
-          <w:rFonts w:ascii="Helvetica" w:cs="Helvetica" w:eastAsia="Helvetica" w:hAnsi="Helvetica"/>
+          <w:rFonts w:ascii="Times New Roman" w:cs="Times New Roman" w:eastAsia="Times New Roman" w:hAnsi="Times New Roman"/>
           <w:b/>
           <w:bCs/>
           <w:color w:val="111827"/>
-          <w:sz w:val="23"/>
-          <w:szCs w:val="23"/>
+          <w:sz w:val="24"/>
+          <w:szCs w:val="24"/>
         </w:rPr>
         <w:t xml:space="preserve">T1_C1 (C1 basic)</w:t>
       </w:r>
@@ -10079,12 +10079,12 @@
       </w:pPr>
       <w:r>
         <w:rPr>
-          <w:rFonts w:ascii="Helvetica" w:cs="Helvetica" w:eastAsia="Helvetica" w:hAnsi="Helvetica"/>
+          <w:rFonts w:ascii="Times New Roman" w:cs="Times New Roman" w:eastAsia="Times New Roman" w:hAnsi="Times New Roman"/>
           <w:b/>
           <w:bCs/>
           <w:color w:val="111827"/>
-          <w:sz w:val="23"/>
-          <w:szCs w:val="23"/>
+          <w:sz w:val="24"/>
+          <w:szCs w:val="24"/>
         </w:rPr>
         <w:t xml:space="preserve">T1_C2 (C2 contract)</w:t>
       </w:r>
@@ -10325,12 +10325,12 @@
       </w:pPr>
       <w:r>
         <w:rPr>
-          <w:rFonts w:ascii="Helvetica" w:cs="Helvetica" w:eastAsia="Helvetica" w:hAnsi="Helvetica"/>
+          <w:rFonts w:ascii="Times New Roman" w:cs="Times New Roman" w:eastAsia="Times New Roman" w:hAnsi="Times New Roman"/>
           <w:b/>
           <w:bCs/>
           <w:color w:val="111827"/>
-          <w:sz w:val="23"/>
-          <w:szCs w:val="23"/>
+          <w:sz w:val="24"/>
+          <w:szCs w:val="24"/>
         </w:rPr>
         <w:t xml:space="preserve">T1_C3 (C3 +controls)</w:t>
       </w:r>
@@ -10586,12 +10586,12 @@
       </w:pPr>
       <w:r>
         <w:rPr>
-          <w:rFonts w:ascii="Helvetica" w:cs="Helvetica" w:eastAsia="Helvetica" w:hAnsi="Helvetica"/>
+          <w:rFonts w:ascii="Times New Roman" w:cs="Times New Roman" w:eastAsia="Times New Roman" w:hAnsi="Times New Roman"/>
           <w:b/>
           <w:bCs/>
           <w:color w:val="111827"/>
-          <w:sz w:val="23"/>
-          <w:szCs w:val="23"/>
+          <w:sz w:val="24"/>
+          <w:szCs w:val="24"/>
         </w:rPr>
         <w:t xml:space="preserve">T1_C4 (C4 full)</w:t>
       </w:r>
@@ -10882,12 +10882,12 @@
       </w:pPr>
       <w:r>
         <w:rPr>
-          <w:rFonts w:ascii="Helvetica" w:cs="Helvetica" w:eastAsia="Helvetica" w:hAnsi="Helvetica"/>
+          <w:rFonts w:ascii="Times New Roman" w:cs="Times New Roman" w:eastAsia="Times New Roman" w:hAnsi="Times New Roman"/>
           <w:b/>
           <w:bCs/>
           <w:color w:val="111827"/>
-          <w:sz w:val="26"/>
-          <w:szCs w:val="26"/>
+          <w:sz w:val="24"/>
+          <w:szCs w:val="24"/>
         </w:rPr>
         <w:t xml:space="preserve">Task T2 (penguin sex classifier)</w:t>
       </w:r>
@@ -10898,12 +10898,12 @@
       </w:pPr>
       <w:r>
         <w:rPr>
-          <w:rFonts w:ascii="Helvetica" w:cs="Helvetica" w:eastAsia="Helvetica" w:hAnsi="Helvetica"/>
+          <w:rFonts w:ascii="Times New Roman" w:cs="Times New Roman" w:eastAsia="Times New Roman" w:hAnsi="Times New Roman"/>
           <w:b/>
           <w:bCs/>
           <w:color w:val="111827"/>
-          <w:sz w:val="23"/>
-          <w:szCs w:val="23"/>
+          <w:sz w:val="24"/>
+          <w:szCs w:val="24"/>
         </w:rPr>
         <w:t xml:space="preserve">T2_C0 (C0 none)</w:t>
       </w:r>
@@ -11069,12 +11069,12 @@
       </w:pPr>
       <w:r>
         <w:rPr>
-          <w:rFonts w:ascii="Helvetica" w:cs="Helvetica" w:eastAsia="Helvetica" w:hAnsi="Helvetica"/>
+          <w:rFonts w:ascii="Times New Roman" w:cs="Times New Roman" w:eastAsia="Times New Roman" w:hAnsi="Times New Roman"/>
           <w:b/>
           <w:bCs/>
           <w:color w:val="111827"/>
-          <w:sz w:val="23"/>
-          <w:szCs w:val="23"/>
+          <w:sz w:val="24"/>
+          <w:szCs w:val="24"/>
         </w:rPr>
         <w:t xml:space="preserve">T2_C1 (C1 basic)</w:t>
       </w:r>
@@ -11360,12 +11360,12 @@
       </w:pPr>
       <w:r>
         <w:rPr>
-          <w:rFonts w:ascii="Helvetica" w:cs="Helvetica" w:eastAsia="Helvetica" w:hAnsi="Helvetica"/>
+          <w:rFonts w:ascii="Times New Roman" w:cs="Times New Roman" w:eastAsia="Times New Roman" w:hAnsi="Times New Roman"/>
           <w:b/>
           <w:bCs/>
           <w:color w:val="111827"/>
-          <w:sz w:val="23"/>
-          <w:szCs w:val="23"/>
+          <w:sz w:val="24"/>
+          <w:szCs w:val="24"/>
         </w:rPr>
         <w:t xml:space="preserve">T2_C2 (C2 contract)</w:t>
       </w:r>
@@ -11606,12 +11606,12 @@
       </w:pPr>
       <w:r>
         <w:rPr>
-          <w:rFonts w:ascii="Helvetica" w:cs="Helvetica" w:eastAsia="Helvetica" w:hAnsi="Helvetica"/>
+          <w:rFonts w:ascii="Times New Roman" w:cs="Times New Roman" w:eastAsia="Times New Roman" w:hAnsi="Times New Roman"/>
           <w:b/>
           <w:bCs/>
           <w:color w:val="111827"/>
-          <w:sz w:val="23"/>
-          <w:szCs w:val="23"/>
+          <w:sz w:val="24"/>
+          <w:szCs w:val="24"/>
         </w:rPr>
         <w:t xml:space="preserve">T2_C3 (C3 +controls)</w:t>
       </w:r>
@@ -11927,12 +11927,12 @@
       </w:pPr>
       <w:r>
         <w:rPr>
-          <w:rFonts w:ascii="Helvetica" w:cs="Helvetica" w:eastAsia="Helvetica" w:hAnsi="Helvetica"/>
+          <w:rFonts w:ascii="Times New Roman" w:cs="Times New Roman" w:eastAsia="Times New Roman" w:hAnsi="Times New Roman"/>
           <w:b/>
           <w:bCs/>
           <w:color w:val="111827"/>
-          <w:sz w:val="23"/>
-          <w:szCs w:val="23"/>
+          <w:sz w:val="24"/>
+          <w:szCs w:val="24"/>
         </w:rPr>
         <w:t xml:space="preserve">T2_C4 (C4 full)</w:t>
       </w:r>
@@ -12283,12 +12283,12 @@
       </w:pPr>
       <w:r>
         <w:rPr>
-          <w:rFonts w:ascii="Helvetica" w:cs="Helvetica" w:eastAsia="Helvetica" w:hAnsi="Helvetica"/>
+          <w:rFonts w:ascii="Times New Roman" w:cs="Times New Roman" w:eastAsia="Times New Roman" w:hAnsi="Times New Roman"/>
           <w:b/>
           <w:bCs/>
           <w:color w:val="111827"/>
-          <w:sz w:val="26"/>
-          <w:szCs w:val="26"/>
+          <w:sz w:val="24"/>
+          <w:szCs w:val="24"/>
         </w:rPr>
         <w:t xml:space="preserve">Task T3 (penguin body-mass ANOVA)</w:t>
       </w:r>
@@ -12299,12 +12299,12 @@
       </w:pPr>
       <w:r>
         <w:rPr>
-          <w:rFonts w:ascii="Helvetica" w:cs="Helvetica" w:eastAsia="Helvetica" w:hAnsi="Helvetica"/>
+          <w:rFonts w:ascii="Times New Roman" w:cs="Times New Roman" w:eastAsia="Times New Roman" w:hAnsi="Times New Roman"/>
           <w:b/>
           <w:bCs/>
           <w:color w:val="111827"/>
-          <w:sz w:val="23"/>
-          <w:szCs w:val="23"/>
+          <w:sz w:val="24"/>
+          <w:szCs w:val="24"/>
         </w:rPr>
         <w:t xml:space="preserve">T3_C0 (C0 none)</w:t>
       </w:r>
@@ -12470,12 +12470,12 @@
       </w:pPr>
       <w:r>
         <w:rPr>
-          <w:rFonts w:ascii="Helvetica" w:cs="Helvetica" w:eastAsia="Helvetica" w:hAnsi="Helvetica"/>
+          <w:rFonts w:ascii="Times New Roman" w:cs="Times New Roman" w:eastAsia="Times New Roman" w:hAnsi="Times New Roman"/>
           <w:b/>
           <w:bCs/>
           <w:color w:val="111827"/>
-          <w:sz w:val="23"/>
-          <w:szCs w:val="23"/>
+          <w:sz w:val="24"/>
+          <w:szCs w:val="24"/>
         </w:rPr>
         <w:t xml:space="preserve">T3_C1 (C1 basic)</w:t>
       </w:r>
@@ -12746,12 +12746,12 @@
       </w:pPr>
       <w:r>
         <w:rPr>
-          <w:rFonts w:ascii="Helvetica" w:cs="Helvetica" w:eastAsia="Helvetica" w:hAnsi="Helvetica"/>
+          <w:rFonts w:ascii="Times New Roman" w:cs="Times New Roman" w:eastAsia="Times New Roman" w:hAnsi="Times New Roman"/>
           <w:b/>
           <w:bCs/>
           <w:color w:val="111827"/>
-          <w:sz w:val="23"/>
-          <w:szCs w:val="23"/>
+          <w:sz w:val="24"/>
+          <w:szCs w:val="24"/>
         </w:rPr>
         <w:t xml:space="preserve">T3_C2 (C2 contract)</w:t>
       </w:r>
@@ -12992,12 +12992,12 @@
       </w:pPr>
       <w:r>
         <w:rPr>
-          <w:rFonts w:ascii="Helvetica" w:cs="Helvetica" w:eastAsia="Helvetica" w:hAnsi="Helvetica"/>
+          <w:rFonts w:ascii="Times New Roman" w:cs="Times New Roman" w:eastAsia="Times New Roman" w:hAnsi="Times New Roman"/>
           <w:b/>
           <w:bCs/>
           <w:color w:val="111827"/>
-          <w:sz w:val="23"/>
-          <w:szCs w:val="23"/>
+          <w:sz w:val="24"/>
+          <w:szCs w:val="24"/>
         </w:rPr>
         <w:t xml:space="preserve">T3_C3 (C3 +controls)</w:t>
       </w:r>
@@ -13253,12 +13253,12 @@
       </w:pPr>
       <w:r>
         <w:rPr>
-          <w:rFonts w:ascii="Helvetica" w:cs="Helvetica" w:eastAsia="Helvetica" w:hAnsi="Helvetica"/>
+          <w:rFonts w:ascii="Times New Roman" w:cs="Times New Roman" w:eastAsia="Times New Roman" w:hAnsi="Times New Roman"/>
           <w:b/>
           <w:bCs/>
           <w:color w:val="111827"/>
-          <w:sz w:val="23"/>
-          <w:szCs w:val="23"/>
+          <w:sz w:val="24"/>
+          <w:szCs w:val="24"/>
         </w:rPr>
         <w:t xml:space="preserve">T3_C4 (C4 full)</w:t>
       </w:r>
@@ -13549,12 +13549,12 @@
       </w:pPr>
       <w:r>
         <w:rPr>
-          <w:rFonts w:ascii="Helvetica" w:cs="Helvetica" w:eastAsia="Helvetica" w:hAnsi="Helvetica"/>
+          <w:rFonts w:ascii="Times New Roman" w:cs="Times New Roman" w:eastAsia="Times New Roman" w:hAnsi="Times New Roman"/>
           <w:b/>
           <w:bCs/>
           <w:color w:val="111827"/>
-          <w:sz w:val="26"/>
-          <w:szCs w:val="26"/>
+          <w:sz w:val="24"/>
+          <w:szCs w:val="24"/>
         </w:rPr>
         <w:t xml:space="preserve">Task T4 (LTEM reef-fish biomass)</w:t>
       </w:r>
@@ -13565,12 +13565,12 @@
       </w:pPr>
       <w:r>
         <w:rPr>
-          <w:rFonts w:ascii="Helvetica" w:cs="Helvetica" w:eastAsia="Helvetica" w:hAnsi="Helvetica"/>
+          <w:rFonts w:ascii="Times New Roman" w:cs="Times New Roman" w:eastAsia="Times New Roman" w:hAnsi="Times New Roman"/>
           <w:b/>
           <w:bCs/>
           <w:color w:val="111827"/>
-          <w:sz w:val="23"/>
-          <w:szCs w:val="23"/>
+          <w:sz w:val="24"/>
+          <w:szCs w:val="24"/>
         </w:rPr>
         <w:t xml:space="preserve">T4_C0 (C0 none)</w:t>
       </w:r>
@@ -13736,12 +13736,12 @@
       </w:pPr>
       <w:r>
         <w:rPr>
-          <w:rFonts w:ascii="Helvetica" w:cs="Helvetica" w:eastAsia="Helvetica" w:hAnsi="Helvetica"/>
+          <w:rFonts w:ascii="Times New Roman" w:cs="Times New Roman" w:eastAsia="Times New Roman" w:hAnsi="Times New Roman"/>
           <w:b/>
           <w:bCs/>
           <w:color w:val="111827"/>
-          <w:sz w:val="23"/>
-          <w:szCs w:val="23"/>
+          <w:sz w:val="24"/>
+          <w:szCs w:val="24"/>
         </w:rPr>
         <w:t xml:space="preserve">T4_C1 (C1 basic)</w:t>
       </w:r>
@@ -14012,12 +14012,12 @@
       </w:pPr>
       <w:r>
         <w:rPr>
-          <w:rFonts w:ascii="Helvetica" w:cs="Helvetica" w:eastAsia="Helvetica" w:hAnsi="Helvetica"/>
+          <w:rFonts w:ascii="Times New Roman" w:cs="Times New Roman" w:eastAsia="Times New Roman" w:hAnsi="Times New Roman"/>
           <w:b/>
           <w:bCs/>
           <w:color w:val="111827"/>
-          <w:sz w:val="23"/>
-          <w:szCs w:val="23"/>
+          <w:sz w:val="24"/>
+          <w:szCs w:val="24"/>
         </w:rPr>
         <w:t xml:space="preserve">T4_C2 (C2 contract)</w:t>
       </w:r>
@@ -14258,12 +14258,12 @@
       </w:pPr>
       <w:r>
         <w:rPr>
-          <w:rFonts w:ascii="Helvetica" w:cs="Helvetica" w:eastAsia="Helvetica" w:hAnsi="Helvetica"/>
+          <w:rFonts w:ascii="Times New Roman" w:cs="Times New Roman" w:eastAsia="Times New Roman" w:hAnsi="Times New Roman"/>
           <w:b/>
           <w:bCs/>
           <w:color w:val="111827"/>
-          <w:sz w:val="23"/>
-          <w:szCs w:val="23"/>
+          <w:sz w:val="24"/>
+          <w:szCs w:val="24"/>
         </w:rPr>
         <w:t xml:space="preserve">T4_C3 (C3 +controls)</w:t>
       </w:r>
@@ -14519,12 +14519,12 @@
       </w:pPr>
       <w:r>
         <w:rPr>
-          <w:rFonts w:ascii="Helvetica" w:cs="Helvetica" w:eastAsia="Helvetica" w:hAnsi="Helvetica"/>
+          <w:rFonts w:ascii="Times New Roman" w:cs="Times New Roman" w:eastAsia="Times New Roman" w:hAnsi="Times New Roman"/>
           <w:b/>
           <w:bCs/>
           <w:color w:val="111827"/>
-          <w:sz w:val="23"/>
-          <w:szCs w:val="23"/>
+          <w:sz w:val="24"/>
+          <w:szCs w:val="24"/>
         </w:rPr>
         <w:t xml:space="preserve">T4_C4 (C4 full)</w:t>
       </w:r>
@@ -14815,12 +14815,12 @@
       </w:pPr>
       <w:r>
         <w:rPr>
-          <w:rFonts w:ascii="Helvetica" w:cs="Helvetica" w:eastAsia="Helvetica" w:hAnsi="Helvetica"/>
+          <w:rFonts w:ascii="Times New Roman" w:cs="Times New Roman" w:eastAsia="Times New Roman" w:hAnsi="Times New Roman"/>
           <w:b/>
           <w:bCs/>
           <w:color w:val="111827"/>
-          <w:sz w:val="34"/>
-          <w:szCs w:val="34"/>
+          <w:sz w:val="24"/>
+          <w:szCs w:val="24"/>
         </w:rPr>
         <w:t xml:space="preserve">S6  Full results and statistics</w:t>
       </w:r>
@@ -14831,12 +14831,12 @@
       </w:pPr>
       <w:r>
         <w:rPr>
-          <w:rFonts w:ascii="Helvetica" w:cs="Helvetica" w:eastAsia="Helvetica" w:hAnsi="Helvetica"/>
+          <w:rFonts w:ascii="Times New Roman" w:cs="Times New Roman" w:eastAsia="Times New Roman" w:hAnsi="Times New Roman"/>
           <w:b/>
           <w:bCs/>
           <w:color w:val="111827"/>
-          <w:sz w:val="26"/>
-          <w:szCs w:val="26"/>
+          <w:sz w:val="24"/>
+          <w:szCs w:val="24"/>
         </w:rPr>
         <w:t xml:space="preserve">Table S6. Per-cell reproducibility and validity in Python (10 runs per cell)</w:t>
       </w:r>
@@ -14888,7 +14888,7 @@
             </w:pPr>
             <w:r>
               <w:rPr>
-                <w:rFonts w:ascii="Helvetica" w:cs="Helvetica" w:eastAsia="Helvetica" w:hAnsi="Helvetica"/>
+                <w:rFonts w:ascii="Times New Roman" w:cs="Times New Roman" w:eastAsia="Times New Roman" w:hAnsi="Times New Roman"/>
                 <w:b/>
                 <w:bCs/>
                 <w:color w:val="111827"/>
@@ -14919,7 +14919,7 @@
             </w:pPr>
             <w:r>
               <w:rPr>
-                <w:rFonts w:ascii="Helvetica" w:cs="Helvetica" w:eastAsia="Helvetica" w:hAnsi="Helvetica"/>
+                <w:rFonts w:ascii="Times New Roman" w:cs="Times New Roman" w:eastAsia="Times New Roman" w:hAnsi="Times New Roman"/>
                 <w:b/>
                 <w:bCs/>
                 <w:color w:val="111827"/>
@@ -14950,7 +14950,7 @@
             </w:pPr>
             <w:r>
               <w:rPr>
-                <w:rFonts w:ascii="Helvetica" w:cs="Helvetica" w:eastAsia="Helvetica" w:hAnsi="Helvetica"/>
+                <w:rFonts w:ascii="Times New Roman" w:cs="Times New Roman" w:eastAsia="Times New Roman" w:hAnsi="Times New Roman"/>
                 <w:b/>
                 <w:bCs/>
                 <w:color w:val="111827"/>
@@ -14981,7 +14981,7 @@
             </w:pPr>
             <w:r>
               <w:rPr>
-                <w:rFonts w:ascii="Helvetica" w:cs="Helvetica" w:eastAsia="Helvetica" w:hAnsi="Helvetica"/>
+                <w:rFonts w:ascii="Times New Roman" w:cs="Times New Roman" w:eastAsia="Times New Roman" w:hAnsi="Times New Roman"/>
                 <w:b/>
                 <w:bCs/>
                 <w:color w:val="111827"/>
@@ -15012,7 +15012,7 @@
             </w:pPr>
             <w:r>
               <w:rPr>
-                <w:rFonts w:ascii="Helvetica" w:cs="Helvetica" w:eastAsia="Helvetica" w:hAnsi="Helvetica"/>
+                <w:rFonts w:ascii="Times New Roman" w:cs="Times New Roman" w:eastAsia="Times New Roman" w:hAnsi="Times New Roman"/>
                 <w:b/>
                 <w:bCs/>
                 <w:color w:val="111827"/>
@@ -15043,7 +15043,7 @@
             </w:pPr>
             <w:r>
               <w:rPr>
-                <w:rFonts w:ascii="Helvetica" w:cs="Helvetica" w:eastAsia="Helvetica" w:hAnsi="Helvetica"/>
+                <w:rFonts w:ascii="Times New Roman" w:cs="Times New Roman" w:eastAsia="Times New Roman" w:hAnsi="Times New Roman"/>
                 <w:b/>
                 <w:bCs/>
                 <w:color w:val="111827"/>
@@ -15074,7 +15074,7 @@
             </w:pPr>
             <w:r>
               <w:rPr>
-                <w:rFonts w:ascii="Helvetica" w:cs="Helvetica" w:eastAsia="Helvetica" w:hAnsi="Helvetica"/>
+                <w:rFonts w:ascii="Times New Roman" w:cs="Times New Roman" w:eastAsia="Times New Roman" w:hAnsi="Times New Roman"/>
                 <w:b/>
                 <w:bCs/>
                 <w:color w:val="111827"/>
@@ -15105,7 +15105,7 @@
             </w:pPr>
             <w:r>
               <w:rPr>
-                <w:rFonts w:ascii="Helvetica" w:cs="Helvetica" w:eastAsia="Helvetica" w:hAnsi="Helvetica"/>
+                <w:rFonts w:ascii="Times New Roman" w:cs="Times New Roman" w:eastAsia="Times New Roman" w:hAnsi="Times New Roman"/>
                 <w:b/>
                 <w:bCs/>
                 <w:color w:val="111827"/>
@@ -15136,7 +15136,7 @@
             </w:pPr>
             <w:r>
               <w:rPr>
-                <w:rFonts w:ascii="Helvetica" w:cs="Helvetica" w:eastAsia="Helvetica" w:hAnsi="Helvetica"/>
+                <w:rFonts w:ascii="Times New Roman" w:cs="Times New Roman" w:eastAsia="Times New Roman" w:hAnsi="Times New Roman"/>
                 <w:b/>
                 <w:bCs/>
                 <w:color w:val="111827"/>
@@ -15168,7 +15168,7 @@
             </w:pPr>
             <w:r>
               <w:rPr>
-                <w:rFonts w:ascii="Helvetica" w:cs="Helvetica" w:eastAsia="Helvetica" w:hAnsi="Helvetica"/>
+                <w:rFonts w:ascii="Times New Roman" w:cs="Times New Roman" w:eastAsia="Times New Roman" w:hAnsi="Times New Roman"/>
                 <w:color w:val="1F2937"/>
                 <w:sz w:val="15"/>
                 <w:szCs w:val="15"/>
@@ -15196,7 +15196,7 @@
             </w:pPr>
             <w:r>
               <w:rPr>
-                <w:rFonts w:ascii="Helvetica" w:cs="Helvetica" w:eastAsia="Helvetica" w:hAnsi="Helvetica"/>
+                <w:rFonts w:ascii="Times New Roman" w:cs="Times New Roman" w:eastAsia="Times New Roman" w:hAnsi="Times New Roman"/>
                 <w:color w:val="1F2937"/>
                 <w:sz w:val="15"/>
                 <w:szCs w:val="15"/>
@@ -15224,7 +15224,7 @@
             </w:pPr>
             <w:r>
               <w:rPr>
-                <w:rFonts w:ascii="Helvetica" w:cs="Helvetica" w:eastAsia="Helvetica" w:hAnsi="Helvetica"/>
+                <w:rFonts w:ascii="Times New Roman" w:cs="Times New Roman" w:eastAsia="Times New Roman" w:hAnsi="Times New Roman"/>
                 <w:color w:val="1F2937"/>
                 <w:sz w:val="15"/>
                 <w:szCs w:val="15"/>
@@ -15252,7 +15252,7 @@
             </w:pPr>
             <w:r>
               <w:rPr>
-                <w:rFonts w:ascii="Helvetica" w:cs="Helvetica" w:eastAsia="Helvetica" w:hAnsi="Helvetica"/>
+                <w:rFonts w:ascii="Times New Roman" w:cs="Times New Roman" w:eastAsia="Times New Roman" w:hAnsi="Times New Roman"/>
                 <w:color w:val="1F2937"/>
                 <w:sz w:val="15"/>
                 <w:szCs w:val="15"/>
@@ -15280,7 +15280,7 @@
             </w:pPr>
             <w:r>
               <w:rPr>
-                <w:rFonts w:ascii="Helvetica" w:cs="Helvetica" w:eastAsia="Helvetica" w:hAnsi="Helvetica"/>
+                <w:rFonts w:ascii="Times New Roman" w:cs="Times New Roman" w:eastAsia="Times New Roman" w:hAnsi="Times New Roman"/>
                 <w:color w:val="1F2937"/>
                 <w:sz w:val="15"/>
                 <w:szCs w:val="15"/>
@@ -15308,7 +15308,7 @@
             </w:pPr>
             <w:r>
               <w:rPr>
-                <w:rFonts w:ascii="Helvetica" w:cs="Helvetica" w:eastAsia="Helvetica" w:hAnsi="Helvetica"/>
+                <w:rFonts w:ascii="Times New Roman" w:cs="Times New Roman" w:eastAsia="Times New Roman" w:hAnsi="Times New Roman"/>
                 <w:color w:val="1F2937"/>
                 <w:sz w:val="15"/>
                 <w:szCs w:val="15"/>
@@ -15336,7 +15336,7 @@
             </w:pPr>
             <w:r>
               <w:rPr>
-                <w:rFonts w:ascii="Helvetica" w:cs="Helvetica" w:eastAsia="Helvetica" w:hAnsi="Helvetica"/>
+                <w:rFonts w:ascii="Times New Roman" w:cs="Times New Roman" w:eastAsia="Times New Roman" w:hAnsi="Times New Roman"/>
                 <w:color w:val="1F2937"/>
                 <w:sz w:val="15"/>
                 <w:szCs w:val="15"/>
@@ -15364,7 +15364,7 @@
             </w:pPr>
             <w:r>
               <w:rPr>
-                <w:rFonts w:ascii="Helvetica" w:cs="Helvetica" w:eastAsia="Helvetica" w:hAnsi="Helvetica"/>
+                <w:rFonts w:ascii="Times New Roman" w:cs="Times New Roman" w:eastAsia="Times New Roman" w:hAnsi="Times New Roman"/>
                 <w:color w:val="1F2937"/>
                 <w:sz w:val="15"/>
                 <w:szCs w:val="15"/>
@@ -15392,7 +15392,7 @@
             </w:pPr>
             <w:r>
               <w:rPr>
-                <w:rFonts w:ascii="Helvetica" w:cs="Helvetica" w:eastAsia="Helvetica" w:hAnsi="Helvetica"/>
+                <w:rFonts w:ascii="Times New Roman" w:cs="Times New Roman" w:eastAsia="Times New Roman" w:hAnsi="Times New Roman"/>
                 <w:color w:val="1F2937"/>
                 <w:sz w:val="15"/>
                 <w:szCs w:val="15"/>
@@ -15422,7 +15422,7 @@
             </w:pPr>
             <w:r>
               <w:rPr>
-                <w:rFonts w:ascii="Helvetica" w:cs="Helvetica" w:eastAsia="Helvetica" w:hAnsi="Helvetica"/>
+                <w:rFonts w:ascii="Times New Roman" w:cs="Times New Roman" w:eastAsia="Times New Roman" w:hAnsi="Times New Roman"/>
                 <w:color w:val="1F2937"/>
                 <w:sz w:val="15"/>
                 <w:szCs w:val="15"/>
@@ -15450,7 +15450,7 @@
             </w:pPr>
             <w:r>
               <w:rPr>
-                <w:rFonts w:ascii="Helvetica" w:cs="Helvetica" w:eastAsia="Helvetica" w:hAnsi="Helvetica"/>
+                <w:rFonts w:ascii="Times New Roman" w:cs="Times New Roman" w:eastAsia="Times New Roman" w:hAnsi="Times New Roman"/>
                 <w:color w:val="1F2937"/>
                 <w:sz w:val="15"/>
                 <w:szCs w:val="15"/>
@@ -15478,7 +15478,7 @@
             </w:pPr>
             <w:r>
               <w:rPr>
-                <w:rFonts w:ascii="Helvetica" w:cs="Helvetica" w:eastAsia="Helvetica" w:hAnsi="Helvetica"/>
+                <w:rFonts w:ascii="Times New Roman" w:cs="Times New Roman" w:eastAsia="Times New Roman" w:hAnsi="Times New Roman"/>
                 <w:color w:val="1F2937"/>
                 <w:sz w:val="15"/>
                 <w:szCs w:val="15"/>
@@ -15506,7 +15506,7 @@
             </w:pPr>
             <w:r>
               <w:rPr>
-                <w:rFonts w:ascii="Helvetica" w:cs="Helvetica" w:eastAsia="Helvetica" w:hAnsi="Helvetica"/>
+                <w:rFonts w:ascii="Times New Roman" w:cs="Times New Roman" w:eastAsia="Times New Roman" w:hAnsi="Times New Roman"/>
                 <w:color w:val="1F2937"/>
                 <w:sz w:val="15"/>
                 <w:szCs w:val="15"/>
@@ -15534,7 +15534,7 @@
             </w:pPr>
             <w:r>
               <w:rPr>
-                <w:rFonts w:ascii="Helvetica" w:cs="Helvetica" w:eastAsia="Helvetica" w:hAnsi="Helvetica"/>
+                <w:rFonts w:ascii="Times New Roman" w:cs="Times New Roman" w:eastAsia="Times New Roman" w:hAnsi="Times New Roman"/>
                 <w:color w:val="1F2937"/>
                 <w:sz w:val="15"/>
                 <w:szCs w:val="15"/>
@@ -15562,7 +15562,7 @@
             </w:pPr>
             <w:r>
               <w:rPr>
-                <w:rFonts w:ascii="Helvetica" w:cs="Helvetica" w:eastAsia="Helvetica" w:hAnsi="Helvetica"/>
+                <w:rFonts w:ascii="Times New Roman" w:cs="Times New Roman" w:eastAsia="Times New Roman" w:hAnsi="Times New Roman"/>
                 <w:color w:val="1F2937"/>
                 <w:sz w:val="15"/>
                 <w:szCs w:val="15"/>
@@ -15590,7 +15590,7 @@
             </w:pPr>
             <w:r>
               <w:rPr>
-                <w:rFonts w:ascii="Helvetica" w:cs="Helvetica" w:eastAsia="Helvetica" w:hAnsi="Helvetica"/>
+                <w:rFonts w:ascii="Times New Roman" w:cs="Times New Roman" w:eastAsia="Times New Roman" w:hAnsi="Times New Roman"/>
                 <w:color w:val="1F2937"/>
                 <w:sz w:val="15"/>
                 <w:szCs w:val="15"/>
@@ -15618,7 +15618,7 @@
             </w:pPr>
             <w:r>
               <w:rPr>
-                <w:rFonts w:ascii="Helvetica" w:cs="Helvetica" w:eastAsia="Helvetica" w:hAnsi="Helvetica"/>
+                <w:rFonts w:ascii="Times New Roman" w:cs="Times New Roman" w:eastAsia="Times New Roman" w:hAnsi="Times New Roman"/>
                 <w:color w:val="1F2937"/>
                 <w:sz w:val="15"/>
                 <w:szCs w:val="15"/>
@@ -15646,7 +15646,7 @@
             </w:pPr>
             <w:r>
               <w:rPr>
-                <w:rFonts w:ascii="Helvetica" w:cs="Helvetica" w:eastAsia="Helvetica" w:hAnsi="Helvetica"/>
+                <w:rFonts w:ascii="Times New Roman" w:cs="Times New Roman" w:eastAsia="Times New Roman" w:hAnsi="Times New Roman"/>
                 <w:color w:val="1F2937"/>
                 <w:sz w:val="15"/>
                 <w:szCs w:val="15"/>
@@ -15676,7 +15676,7 @@
             </w:pPr>
             <w:r>
               <w:rPr>
-                <w:rFonts w:ascii="Helvetica" w:cs="Helvetica" w:eastAsia="Helvetica" w:hAnsi="Helvetica"/>
+                <w:rFonts w:ascii="Times New Roman" w:cs="Times New Roman" w:eastAsia="Times New Roman" w:hAnsi="Times New Roman"/>
                 <w:color w:val="1F2937"/>
                 <w:sz w:val="15"/>
                 <w:szCs w:val="15"/>
@@ -15704,7 +15704,7 @@
             </w:pPr>
             <w:r>
               <w:rPr>
-                <w:rFonts w:ascii="Helvetica" w:cs="Helvetica" w:eastAsia="Helvetica" w:hAnsi="Helvetica"/>
+                <w:rFonts w:ascii="Times New Roman" w:cs="Times New Roman" w:eastAsia="Times New Roman" w:hAnsi="Times New Roman"/>
                 <w:color w:val="1F2937"/>
                 <w:sz w:val="15"/>
                 <w:szCs w:val="15"/>
@@ -15732,7 +15732,7 @@
             </w:pPr>
             <w:r>
               <w:rPr>
-                <w:rFonts w:ascii="Helvetica" w:cs="Helvetica" w:eastAsia="Helvetica" w:hAnsi="Helvetica"/>
+                <w:rFonts w:ascii="Times New Roman" w:cs="Times New Roman" w:eastAsia="Times New Roman" w:hAnsi="Times New Roman"/>
                 <w:color w:val="1F2937"/>
                 <w:sz w:val="15"/>
                 <w:szCs w:val="15"/>
@@ -15760,7 +15760,7 @@
             </w:pPr>
             <w:r>
               <w:rPr>
-                <w:rFonts w:ascii="Helvetica" w:cs="Helvetica" w:eastAsia="Helvetica" w:hAnsi="Helvetica"/>
+                <w:rFonts w:ascii="Times New Roman" w:cs="Times New Roman" w:eastAsia="Times New Roman" w:hAnsi="Times New Roman"/>
                 <w:color w:val="1F2937"/>
                 <w:sz w:val="15"/>
                 <w:szCs w:val="15"/>
@@ -15788,7 +15788,7 @@
             </w:pPr>
             <w:r>
               <w:rPr>
-                <w:rFonts w:ascii="Helvetica" w:cs="Helvetica" w:eastAsia="Helvetica" w:hAnsi="Helvetica"/>
+                <w:rFonts w:ascii="Times New Roman" w:cs="Times New Roman" w:eastAsia="Times New Roman" w:hAnsi="Times New Roman"/>
                 <w:color w:val="1F2937"/>
                 <w:sz w:val="15"/>
                 <w:szCs w:val="15"/>
@@ -15816,7 +15816,7 @@
             </w:pPr>
             <w:r>
               <w:rPr>
-                <w:rFonts w:ascii="Helvetica" w:cs="Helvetica" w:eastAsia="Helvetica" w:hAnsi="Helvetica"/>
+                <w:rFonts w:ascii="Times New Roman" w:cs="Times New Roman" w:eastAsia="Times New Roman" w:hAnsi="Times New Roman"/>
                 <w:color w:val="1F2937"/>
                 <w:sz w:val="15"/>
                 <w:szCs w:val="15"/>
@@ -15844,7 +15844,7 @@
             </w:pPr>
             <w:r>
               <w:rPr>
-                <w:rFonts w:ascii="Helvetica" w:cs="Helvetica" w:eastAsia="Helvetica" w:hAnsi="Helvetica"/>
+                <w:rFonts w:ascii="Times New Roman" w:cs="Times New Roman" w:eastAsia="Times New Roman" w:hAnsi="Times New Roman"/>
                 <w:color w:val="1F2937"/>
                 <w:sz w:val="15"/>
                 <w:szCs w:val="15"/>
@@ -15872,7 +15872,7 @@
             </w:pPr>
             <w:r>
               <w:rPr>
-                <w:rFonts w:ascii="Helvetica" w:cs="Helvetica" w:eastAsia="Helvetica" w:hAnsi="Helvetica"/>
+                <w:rFonts w:ascii="Times New Roman" w:cs="Times New Roman" w:eastAsia="Times New Roman" w:hAnsi="Times New Roman"/>
                 <w:color w:val="1F2937"/>
                 <w:sz w:val="15"/>
                 <w:szCs w:val="15"/>
@@ -15900,7 +15900,7 @@
             </w:pPr>
             <w:r>
               <w:rPr>
-                <w:rFonts w:ascii="Helvetica" w:cs="Helvetica" w:eastAsia="Helvetica" w:hAnsi="Helvetica"/>
+                <w:rFonts w:ascii="Times New Roman" w:cs="Times New Roman" w:eastAsia="Times New Roman" w:hAnsi="Times New Roman"/>
                 <w:color w:val="1F2937"/>
                 <w:sz w:val="15"/>
                 <w:szCs w:val="15"/>
@@ -15930,7 +15930,7 @@
             </w:pPr>
             <w:r>
               <w:rPr>
-                <w:rFonts w:ascii="Helvetica" w:cs="Helvetica" w:eastAsia="Helvetica" w:hAnsi="Helvetica"/>
+                <w:rFonts w:ascii="Times New Roman" w:cs="Times New Roman" w:eastAsia="Times New Roman" w:hAnsi="Times New Roman"/>
                 <w:color w:val="1F2937"/>
                 <w:sz w:val="15"/>
                 <w:szCs w:val="15"/>
@@ -15958,7 +15958,7 @@
             </w:pPr>
             <w:r>
               <w:rPr>
-                <w:rFonts w:ascii="Helvetica" w:cs="Helvetica" w:eastAsia="Helvetica" w:hAnsi="Helvetica"/>
+                <w:rFonts w:ascii="Times New Roman" w:cs="Times New Roman" w:eastAsia="Times New Roman" w:hAnsi="Times New Roman"/>
                 <w:color w:val="1F2937"/>
                 <w:sz w:val="15"/>
                 <w:szCs w:val="15"/>
@@ -15986,7 +15986,7 @@
             </w:pPr>
             <w:r>
               <w:rPr>
-                <w:rFonts w:ascii="Helvetica" w:cs="Helvetica" w:eastAsia="Helvetica" w:hAnsi="Helvetica"/>
+                <w:rFonts w:ascii="Times New Roman" w:cs="Times New Roman" w:eastAsia="Times New Roman" w:hAnsi="Times New Roman"/>
                 <w:color w:val="1F2937"/>
                 <w:sz w:val="15"/>
                 <w:szCs w:val="15"/>
@@ -16014,7 +16014,7 @@
             </w:pPr>
             <w:r>
               <w:rPr>
-                <w:rFonts w:ascii="Helvetica" w:cs="Helvetica" w:eastAsia="Helvetica" w:hAnsi="Helvetica"/>
+                <w:rFonts w:ascii="Times New Roman" w:cs="Times New Roman" w:eastAsia="Times New Roman" w:hAnsi="Times New Roman"/>
                 <w:color w:val="1F2937"/>
                 <w:sz w:val="15"/>
                 <w:szCs w:val="15"/>
@@ -16042,7 +16042,7 @@
             </w:pPr>
             <w:r>
               <w:rPr>
-                <w:rFonts w:ascii="Helvetica" w:cs="Helvetica" w:eastAsia="Helvetica" w:hAnsi="Helvetica"/>
+                <w:rFonts w:ascii="Times New Roman" w:cs="Times New Roman" w:eastAsia="Times New Roman" w:hAnsi="Times New Roman"/>
                 <w:color w:val="1F2937"/>
                 <w:sz w:val="15"/>
                 <w:szCs w:val="15"/>
@@ -16070,7 +16070,7 @@
             </w:pPr>
             <w:r>
               <w:rPr>
-                <w:rFonts w:ascii="Helvetica" w:cs="Helvetica" w:eastAsia="Helvetica" w:hAnsi="Helvetica"/>
+                <w:rFonts w:ascii="Times New Roman" w:cs="Times New Roman" w:eastAsia="Times New Roman" w:hAnsi="Times New Roman"/>
                 <w:color w:val="1F2937"/>
                 <w:sz w:val="15"/>
                 <w:szCs w:val="15"/>
@@ -16098,7 +16098,7 @@
             </w:pPr>
             <w:r>
               <w:rPr>
-                <w:rFonts w:ascii="Helvetica" w:cs="Helvetica" w:eastAsia="Helvetica" w:hAnsi="Helvetica"/>
+                <w:rFonts w:ascii="Times New Roman" w:cs="Times New Roman" w:eastAsia="Times New Roman" w:hAnsi="Times New Roman"/>
                 <w:color w:val="1F2937"/>
                 <w:sz w:val="15"/>
                 <w:szCs w:val="15"/>
@@ -16126,7 +16126,7 @@
             </w:pPr>
             <w:r>
               <w:rPr>
-                <w:rFonts w:ascii="Helvetica" w:cs="Helvetica" w:eastAsia="Helvetica" w:hAnsi="Helvetica"/>
+                <w:rFonts w:ascii="Times New Roman" w:cs="Times New Roman" w:eastAsia="Times New Roman" w:hAnsi="Times New Roman"/>
                 <w:color w:val="1F2937"/>
                 <w:sz w:val="15"/>
                 <w:szCs w:val="15"/>
@@ -16154,7 +16154,7 @@
             </w:pPr>
             <w:r>
               <w:rPr>
-                <w:rFonts w:ascii="Helvetica" w:cs="Helvetica" w:eastAsia="Helvetica" w:hAnsi="Helvetica"/>
+                <w:rFonts w:ascii="Times New Roman" w:cs="Times New Roman" w:eastAsia="Times New Roman" w:hAnsi="Times New Roman"/>
                 <w:color w:val="1F2937"/>
                 <w:sz w:val="15"/>
                 <w:szCs w:val="15"/>
@@ -16184,7 +16184,7 @@
             </w:pPr>
             <w:r>
               <w:rPr>
-                <w:rFonts w:ascii="Helvetica" w:cs="Helvetica" w:eastAsia="Helvetica" w:hAnsi="Helvetica"/>
+                <w:rFonts w:ascii="Times New Roman" w:cs="Times New Roman" w:eastAsia="Times New Roman" w:hAnsi="Times New Roman"/>
                 <w:color w:val="1F2937"/>
                 <w:sz w:val="15"/>
                 <w:szCs w:val="15"/>
@@ -16212,7 +16212,7 @@
             </w:pPr>
             <w:r>
               <w:rPr>
-                <w:rFonts w:ascii="Helvetica" w:cs="Helvetica" w:eastAsia="Helvetica" w:hAnsi="Helvetica"/>
+                <w:rFonts w:ascii="Times New Roman" w:cs="Times New Roman" w:eastAsia="Times New Roman" w:hAnsi="Times New Roman"/>
                 <w:color w:val="1F2937"/>
                 <w:sz w:val="15"/>
                 <w:szCs w:val="15"/>
@@ -16240,7 +16240,7 @@
             </w:pPr>
             <w:r>
               <w:rPr>
-                <w:rFonts w:ascii="Helvetica" w:cs="Helvetica" w:eastAsia="Helvetica" w:hAnsi="Helvetica"/>
+                <w:rFonts w:ascii="Times New Roman" w:cs="Times New Roman" w:eastAsia="Times New Roman" w:hAnsi="Times New Roman"/>
                 <w:color w:val="1F2937"/>
                 <w:sz w:val="15"/>
                 <w:szCs w:val="15"/>
@@ -16268,7 +16268,7 @@
             </w:pPr>
             <w:r>
               <w:rPr>
-                <w:rFonts w:ascii="Helvetica" w:cs="Helvetica" w:eastAsia="Helvetica" w:hAnsi="Helvetica"/>
+                <w:rFonts w:ascii="Times New Roman" w:cs="Times New Roman" w:eastAsia="Times New Roman" w:hAnsi="Times New Roman"/>
                 <w:color w:val="1F2937"/>
                 <w:sz w:val="15"/>
                 <w:szCs w:val="15"/>
@@ -16296,7 +16296,7 @@
             </w:pPr>
             <w:r>
               <w:rPr>
-                <w:rFonts w:ascii="Helvetica" w:cs="Helvetica" w:eastAsia="Helvetica" w:hAnsi="Helvetica"/>
+                <w:rFonts w:ascii="Times New Roman" w:cs="Times New Roman" w:eastAsia="Times New Roman" w:hAnsi="Times New Roman"/>
                 <w:color w:val="1F2937"/>
                 <w:sz w:val="15"/>
                 <w:szCs w:val="15"/>
@@ -16324,7 +16324,7 @@
             </w:pPr>
             <w:r>
               <w:rPr>
-                <w:rFonts w:ascii="Helvetica" w:cs="Helvetica" w:eastAsia="Helvetica" w:hAnsi="Helvetica"/>
+                <w:rFonts w:ascii="Times New Roman" w:cs="Times New Roman" w:eastAsia="Times New Roman" w:hAnsi="Times New Roman"/>
                 <w:color w:val="1F2937"/>
                 <w:sz w:val="15"/>
                 <w:szCs w:val="15"/>
@@ -16352,7 +16352,7 @@
             </w:pPr>
             <w:r>
               <w:rPr>
-                <w:rFonts w:ascii="Helvetica" w:cs="Helvetica" w:eastAsia="Helvetica" w:hAnsi="Helvetica"/>
+                <w:rFonts w:ascii="Times New Roman" w:cs="Times New Roman" w:eastAsia="Times New Roman" w:hAnsi="Times New Roman"/>
                 <w:color w:val="1F2937"/>
                 <w:sz w:val="15"/>
                 <w:szCs w:val="15"/>
@@ -16380,7 +16380,7 @@
             </w:pPr>
             <w:r>
               <w:rPr>
-                <w:rFonts w:ascii="Helvetica" w:cs="Helvetica" w:eastAsia="Helvetica" w:hAnsi="Helvetica"/>
+                <w:rFonts w:ascii="Times New Roman" w:cs="Times New Roman" w:eastAsia="Times New Roman" w:hAnsi="Times New Roman"/>
                 <w:color w:val="1F2937"/>
                 <w:sz w:val="15"/>
                 <w:szCs w:val="15"/>
@@ -16408,7 +16408,7 @@
             </w:pPr>
             <w:r>
               <w:rPr>
-                <w:rFonts w:ascii="Helvetica" w:cs="Helvetica" w:eastAsia="Helvetica" w:hAnsi="Helvetica"/>
+                <w:rFonts w:ascii="Times New Roman" w:cs="Times New Roman" w:eastAsia="Times New Roman" w:hAnsi="Times New Roman"/>
                 <w:color w:val="1F2937"/>
                 <w:sz w:val="15"/>
                 <w:szCs w:val="15"/>
@@ -16438,7 +16438,7 @@
             </w:pPr>
             <w:r>
               <w:rPr>
-                <w:rFonts w:ascii="Helvetica" w:cs="Helvetica" w:eastAsia="Helvetica" w:hAnsi="Helvetica"/>
+                <w:rFonts w:ascii="Times New Roman" w:cs="Times New Roman" w:eastAsia="Times New Roman" w:hAnsi="Times New Roman"/>
                 <w:color w:val="1F2937"/>
                 <w:sz w:val="15"/>
                 <w:szCs w:val="15"/>
@@ -16466,7 +16466,7 @@
             </w:pPr>
             <w:r>
               <w:rPr>
-                <w:rFonts w:ascii="Helvetica" w:cs="Helvetica" w:eastAsia="Helvetica" w:hAnsi="Helvetica"/>
+                <w:rFonts w:ascii="Times New Roman" w:cs="Times New Roman" w:eastAsia="Times New Roman" w:hAnsi="Times New Roman"/>
                 <w:color w:val="1F2937"/>
                 <w:sz w:val="15"/>
                 <w:szCs w:val="15"/>
@@ -16494,7 +16494,7 @@
             </w:pPr>
             <w:r>
               <w:rPr>
-                <w:rFonts w:ascii="Helvetica" w:cs="Helvetica" w:eastAsia="Helvetica" w:hAnsi="Helvetica"/>
+                <w:rFonts w:ascii="Times New Roman" w:cs="Times New Roman" w:eastAsia="Times New Roman" w:hAnsi="Times New Roman"/>
                 <w:color w:val="1F2937"/>
                 <w:sz w:val="15"/>
                 <w:szCs w:val="15"/>
@@ -16522,7 +16522,7 @@
             </w:pPr>
             <w:r>
               <w:rPr>
-                <w:rFonts w:ascii="Helvetica" w:cs="Helvetica" w:eastAsia="Helvetica" w:hAnsi="Helvetica"/>
+                <w:rFonts w:ascii="Times New Roman" w:cs="Times New Roman" w:eastAsia="Times New Roman" w:hAnsi="Times New Roman"/>
                 <w:color w:val="1F2937"/>
                 <w:sz w:val="15"/>
                 <w:szCs w:val="15"/>
@@ -16550,7 +16550,7 @@
             </w:pPr>
             <w:r>
               <w:rPr>
-                <w:rFonts w:ascii="Helvetica" w:cs="Helvetica" w:eastAsia="Helvetica" w:hAnsi="Helvetica"/>
+                <w:rFonts w:ascii="Times New Roman" w:cs="Times New Roman" w:eastAsia="Times New Roman" w:hAnsi="Times New Roman"/>
                 <w:color w:val="1F2937"/>
                 <w:sz w:val="15"/>
                 <w:szCs w:val="15"/>
@@ -16578,7 +16578,7 @@
             </w:pPr>
             <w:r>
               <w:rPr>
-                <w:rFonts w:ascii="Helvetica" w:cs="Helvetica" w:eastAsia="Helvetica" w:hAnsi="Helvetica"/>
+                <w:rFonts w:ascii="Times New Roman" w:cs="Times New Roman" w:eastAsia="Times New Roman" w:hAnsi="Times New Roman"/>
                 <w:color w:val="1F2937"/>
                 <w:sz w:val="15"/>
                 <w:szCs w:val="15"/>
@@ -16606,7 +16606,7 @@
             </w:pPr>
             <w:r>
               <w:rPr>
-                <w:rFonts w:ascii="Helvetica" w:cs="Helvetica" w:eastAsia="Helvetica" w:hAnsi="Helvetica"/>
+                <w:rFonts w:ascii="Times New Roman" w:cs="Times New Roman" w:eastAsia="Times New Roman" w:hAnsi="Times New Roman"/>
                 <w:color w:val="1F2937"/>
                 <w:sz w:val="15"/>
                 <w:szCs w:val="15"/>
@@ -16634,7 +16634,7 @@
             </w:pPr>
             <w:r>
               <w:rPr>
-                <w:rFonts w:ascii="Helvetica" w:cs="Helvetica" w:eastAsia="Helvetica" w:hAnsi="Helvetica"/>
+                <w:rFonts w:ascii="Times New Roman" w:cs="Times New Roman" w:eastAsia="Times New Roman" w:hAnsi="Times New Roman"/>
                 <w:color w:val="1F2937"/>
                 <w:sz w:val="15"/>
                 <w:szCs w:val="15"/>
@@ -16662,7 +16662,7 @@
             </w:pPr>
             <w:r>
               <w:rPr>
-                <w:rFonts w:ascii="Helvetica" w:cs="Helvetica" w:eastAsia="Helvetica" w:hAnsi="Helvetica"/>
+                <w:rFonts w:ascii="Times New Roman" w:cs="Times New Roman" w:eastAsia="Times New Roman" w:hAnsi="Times New Roman"/>
                 <w:color w:val="1F2937"/>
                 <w:sz w:val="15"/>
                 <w:szCs w:val="15"/>
@@ -16692,7 +16692,7 @@
             </w:pPr>
             <w:r>
               <w:rPr>
-                <w:rFonts w:ascii="Helvetica" w:cs="Helvetica" w:eastAsia="Helvetica" w:hAnsi="Helvetica"/>
+                <w:rFonts w:ascii="Times New Roman" w:cs="Times New Roman" w:eastAsia="Times New Roman" w:hAnsi="Times New Roman"/>
                 <w:color w:val="1F2937"/>
                 <w:sz w:val="15"/>
                 <w:szCs w:val="15"/>
@@ -16720,7 +16720,7 @@
             </w:pPr>
             <w:r>
               <w:rPr>
-                <w:rFonts w:ascii="Helvetica" w:cs="Helvetica" w:eastAsia="Helvetica" w:hAnsi="Helvetica"/>
+                <w:rFonts w:ascii="Times New Roman" w:cs="Times New Roman" w:eastAsia="Times New Roman" w:hAnsi="Times New Roman"/>
                 <w:color w:val="1F2937"/>
                 <w:sz w:val="15"/>
                 <w:szCs w:val="15"/>
@@ -16748,7 +16748,7 @@
             </w:pPr>
             <w:r>
               <w:rPr>
-                <w:rFonts w:ascii="Helvetica" w:cs="Helvetica" w:eastAsia="Helvetica" w:hAnsi="Helvetica"/>
+                <w:rFonts w:ascii="Times New Roman" w:cs="Times New Roman" w:eastAsia="Times New Roman" w:hAnsi="Times New Roman"/>
                 <w:color w:val="1F2937"/>
                 <w:sz w:val="15"/>
                 <w:szCs w:val="15"/>
@@ -16776,7 +16776,7 @@
             </w:pPr>
             <w:r>
               <w:rPr>
-                <w:rFonts w:ascii="Helvetica" w:cs="Helvetica" w:eastAsia="Helvetica" w:hAnsi="Helvetica"/>
+                <w:rFonts w:ascii="Times New Roman" w:cs="Times New Roman" w:eastAsia="Times New Roman" w:hAnsi="Times New Roman"/>
                 <w:color w:val="1F2937"/>
                 <w:sz w:val="15"/>
                 <w:szCs w:val="15"/>
@@ -16804,7 +16804,7 @@
             </w:pPr>
             <w:r>
               <w:rPr>
-                <w:rFonts w:ascii="Helvetica" w:cs="Helvetica" w:eastAsia="Helvetica" w:hAnsi="Helvetica"/>
+                <w:rFonts w:ascii="Times New Roman" w:cs="Times New Roman" w:eastAsia="Times New Roman" w:hAnsi="Times New Roman"/>
                 <w:color w:val="1F2937"/>
                 <w:sz w:val="15"/>
                 <w:szCs w:val="15"/>
@@ -16832,7 +16832,7 @@
             </w:pPr>
             <w:r>
               <w:rPr>
-                <w:rFonts w:ascii="Helvetica" w:cs="Helvetica" w:eastAsia="Helvetica" w:hAnsi="Helvetica"/>
+                <w:rFonts w:ascii="Times New Roman" w:cs="Times New Roman" w:eastAsia="Times New Roman" w:hAnsi="Times New Roman"/>
                 <w:color w:val="1F2937"/>
                 <w:sz w:val="15"/>
                 <w:szCs w:val="15"/>
@@ -16860,7 +16860,7 @@
             </w:pPr>
             <w:r>
               <w:rPr>
-                <w:rFonts w:ascii="Helvetica" w:cs="Helvetica" w:eastAsia="Helvetica" w:hAnsi="Helvetica"/>
+                <w:rFonts w:ascii="Times New Roman" w:cs="Times New Roman" w:eastAsia="Times New Roman" w:hAnsi="Times New Roman"/>
                 <w:color w:val="1F2937"/>
                 <w:sz w:val="15"/>
                 <w:szCs w:val="15"/>
@@ -16888,7 +16888,7 @@
             </w:pPr>
             <w:r>
               <w:rPr>
-                <w:rFonts w:ascii="Helvetica" w:cs="Helvetica" w:eastAsia="Helvetica" w:hAnsi="Helvetica"/>
+                <w:rFonts w:ascii="Times New Roman" w:cs="Times New Roman" w:eastAsia="Times New Roman" w:hAnsi="Times New Roman"/>
                 <w:color w:val="1F2937"/>
                 <w:sz w:val="15"/>
                 <w:szCs w:val="15"/>
@@ -16916,7 +16916,7 @@
             </w:pPr>
             <w:r>
               <w:rPr>
-                <w:rFonts w:ascii="Helvetica" w:cs="Helvetica" w:eastAsia="Helvetica" w:hAnsi="Helvetica"/>
+                <w:rFonts w:ascii="Times New Roman" w:cs="Times New Roman" w:eastAsia="Times New Roman" w:hAnsi="Times New Roman"/>
                 <w:color w:val="1F2937"/>
                 <w:sz w:val="15"/>
                 <w:szCs w:val="15"/>
@@ -16946,7 +16946,7 @@
             </w:pPr>
             <w:r>
               <w:rPr>
-                <w:rFonts w:ascii="Helvetica" w:cs="Helvetica" w:eastAsia="Helvetica" w:hAnsi="Helvetica"/>
+                <w:rFonts w:ascii="Times New Roman" w:cs="Times New Roman" w:eastAsia="Times New Roman" w:hAnsi="Times New Roman"/>
                 <w:color w:val="1F2937"/>
                 <w:sz w:val="15"/>
                 <w:szCs w:val="15"/>
@@ -16974,7 +16974,7 @@
             </w:pPr>
             <w:r>
               <w:rPr>
-                <w:rFonts w:ascii="Helvetica" w:cs="Helvetica" w:eastAsia="Helvetica" w:hAnsi="Helvetica"/>
+                <w:rFonts w:ascii="Times New Roman" w:cs="Times New Roman" w:eastAsia="Times New Roman" w:hAnsi="Times New Roman"/>
                 <w:color w:val="1F2937"/>
                 <w:sz w:val="15"/>
                 <w:szCs w:val="15"/>
@@ -17002,7 +17002,7 @@
             </w:pPr>
             <w:r>
               <w:rPr>
-                <w:rFonts w:ascii="Helvetica" w:cs="Helvetica" w:eastAsia="Helvetica" w:hAnsi="Helvetica"/>
+                <w:rFonts w:ascii="Times New Roman" w:cs="Times New Roman" w:eastAsia="Times New Roman" w:hAnsi="Times New Roman"/>
                 <w:color w:val="1F2937"/>
                 <w:sz w:val="15"/>
                 <w:szCs w:val="15"/>
@@ -17030,7 +17030,7 @@
             </w:pPr>
             <w:r>
               <w:rPr>
-                <w:rFonts w:ascii="Helvetica" w:cs="Helvetica" w:eastAsia="Helvetica" w:hAnsi="Helvetica"/>
+                <w:rFonts w:ascii="Times New Roman" w:cs="Times New Roman" w:eastAsia="Times New Roman" w:hAnsi="Times New Roman"/>
                 <w:color w:val="1F2937"/>
                 <w:sz w:val="15"/>
                 <w:szCs w:val="15"/>
@@ -17058,7 +17058,7 @@
             </w:pPr>
             <w:r>
               <w:rPr>
-                <w:rFonts w:ascii="Helvetica" w:cs="Helvetica" w:eastAsia="Helvetica" w:hAnsi="Helvetica"/>
+                <w:rFonts w:ascii="Times New Roman" w:cs="Times New Roman" w:eastAsia="Times New Roman" w:hAnsi="Times New Roman"/>
                 <w:color w:val="1F2937"/>
                 <w:sz w:val="15"/>
                 <w:szCs w:val="15"/>
@@ -17086,7 +17086,7 @@
             </w:pPr>
             <w:r>
               <w:rPr>
-                <w:rFonts w:ascii="Helvetica" w:cs="Helvetica" w:eastAsia="Helvetica" w:hAnsi="Helvetica"/>
+                <w:rFonts w:ascii="Times New Roman" w:cs="Times New Roman" w:eastAsia="Times New Roman" w:hAnsi="Times New Roman"/>
                 <w:color w:val="1F2937"/>
                 <w:sz w:val="15"/>
                 <w:szCs w:val="15"/>
@@ -17114,7 +17114,7 @@
             </w:pPr>
             <w:r>
               <w:rPr>
-                <w:rFonts w:ascii="Helvetica" w:cs="Helvetica" w:eastAsia="Helvetica" w:hAnsi="Helvetica"/>
+                <w:rFonts w:ascii="Times New Roman" w:cs="Times New Roman" w:eastAsia="Times New Roman" w:hAnsi="Times New Roman"/>
                 <w:color w:val="1F2937"/>
                 <w:sz w:val="15"/>
                 <w:szCs w:val="15"/>
@@ -17142,7 +17142,7 @@
             </w:pPr>
             <w:r>
               <w:rPr>
-                <w:rFonts w:ascii="Helvetica" w:cs="Helvetica" w:eastAsia="Helvetica" w:hAnsi="Helvetica"/>
+                <w:rFonts w:ascii="Times New Roman" w:cs="Times New Roman" w:eastAsia="Times New Roman" w:hAnsi="Times New Roman"/>
                 <w:color w:val="1F2937"/>
                 <w:sz w:val="15"/>
                 <w:szCs w:val="15"/>
@@ -17170,7 +17170,7 @@
             </w:pPr>
             <w:r>
               <w:rPr>
-                <w:rFonts w:ascii="Helvetica" w:cs="Helvetica" w:eastAsia="Helvetica" w:hAnsi="Helvetica"/>
+                <w:rFonts w:ascii="Times New Roman" w:cs="Times New Roman" w:eastAsia="Times New Roman" w:hAnsi="Times New Roman"/>
                 <w:color w:val="1F2937"/>
                 <w:sz w:val="15"/>
                 <w:szCs w:val="15"/>
@@ -17200,7 +17200,7 @@
             </w:pPr>
             <w:r>
               <w:rPr>
-                <w:rFonts w:ascii="Helvetica" w:cs="Helvetica" w:eastAsia="Helvetica" w:hAnsi="Helvetica"/>
+                <w:rFonts w:ascii="Times New Roman" w:cs="Times New Roman" w:eastAsia="Times New Roman" w:hAnsi="Times New Roman"/>
                 <w:color w:val="1F2937"/>
                 <w:sz w:val="15"/>
                 <w:szCs w:val="15"/>
@@ -17228,7 +17228,7 @@
             </w:pPr>
             <w:r>
               <w:rPr>
-                <w:rFonts w:ascii="Helvetica" w:cs="Helvetica" w:eastAsia="Helvetica" w:hAnsi="Helvetica"/>
+                <w:rFonts w:ascii="Times New Roman" w:cs="Times New Roman" w:eastAsia="Times New Roman" w:hAnsi="Times New Roman"/>
                 <w:color w:val="1F2937"/>
                 <w:sz w:val="15"/>
                 <w:szCs w:val="15"/>
@@ -17256,7 +17256,7 @@
             </w:pPr>
             <w:r>
               <w:rPr>
-                <w:rFonts w:ascii="Helvetica" w:cs="Helvetica" w:eastAsia="Helvetica" w:hAnsi="Helvetica"/>
+                <w:rFonts w:ascii="Times New Roman" w:cs="Times New Roman" w:eastAsia="Times New Roman" w:hAnsi="Times New Roman"/>
                 <w:color w:val="1F2937"/>
                 <w:sz w:val="15"/>
                 <w:szCs w:val="15"/>
@@ -17284,7 +17284,7 @@
             </w:pPr>
             <w:r>
               <w:rPr>
-                <w:rFonts w:ascii="Helvetica" w:cs="Helvetica" w:eastAsia="Helvetica" w:hAnsi="Helvetica"/>
+                <w:rFonts w:ascii="Times New Roman" w:cs="Times New Roman" w:eastAsia="Times New Roman" w:hAnsi="Times New Roman"/>
                 <w:color w:val="1F2937"/>
                 <w:sz w:val="15"/>
                 <w:szCs w:val="15"/>
@@ -17312,7 +17312,7 @@
             </w:pPr>
             <w:r>
               <w:rPr>
-                <w:rFonts w:ascii="Helvetica" w:cs="Helvetica" w:eastAsia="Helvetica" w:hAnsi="Helvetica"/>
+                <w:rFonts w:ascii="Times New Roman" w:cs="Times New Roman" w:eastAsia="Times New Roman" w:hAnsi="Times New Roman"/>
                 <w:color w:val="1F2937"/>
                 <w:sz w:val="15"/>
                 <w:szCs w:val="15"/>
@@ -17340,7 +17340,7 @@
             </w:pPr>
             <w:r>
               <w:rPr>
-                <w:rFonts w:ascii="Helvetica" w:cs="Helvetica" w:eastAsia="Helvetica" w:hAnsi="Helvetica"/>
+                <w:rFonts w:ascii="Times New Roman" w:cs="Times New Roman" w:eastAsia="Times New Roman" w:hAnsi="Times New Roman"/>
                 <w:color w:val="1F2937"/>
                 <w:sz w:val="15"/>
                 <w:szCs w:val="15"/>
@@ -17368,7 +17368,7 @@
             </w:pPr>
             <w:r>
               <w:rPr>
-                <w:rFonts w:ascii="Helvetica" w:cs="Helvetica" w:eastAsia="Helvetica" w:hAnsi="Helvetica"/>
+                <w:rFonts w:ascii="Times New Roman" w:cs="Times New Roman" w:eastAsia="Times New Roman" w:hAnsi="Times New Roman"/>
                 <w:color w:val="1F2937"/>
                 <w:sz w:val="15"/>
                 <w:szCs w:val="15"/>
@@ -17396,7 +17396,7 @@
             </w:pPr>
             <w:r>
               <w:rPr>
-                <w:rFonts w:ascii="Helvetica" w:cs="Helvetica" w:eastAsia="Helvetica" w:hAnsi="Helvetica"/>
+                <w:rFonts w:ascii="Times New Roman" w:cs="Times New Roman" w:eastAsia="Times New Roman" w:hAnsi="Times New Roman"/>
                 <w:color w:val="1F2937"/>
                 <w:sz w:val="15"/>
                 <w:szCs w:val="15"/>
@@ -17424,7 +17424,7 @@
             </w:pPr>
             <w:r>
               <w:rPr>
-                <w:rFonts w:ascii="Helvetica" w:cs="Helvetica" w:eastAsia="Helvetica" w:hAnsi="Helvetica"/>
+                <w:rFonts w:ascii="Times New Roman" w:cs="Times New Roman" w:eastAsia="Times New Roman" w:hAnsi="Times New Roman"/>
                 <w:color w:val="1F2937"/>
                 <w:sz w:val="15"/>
                 <w:szCs w:val="15"/>
@@ -17454,7 +17454,7 @@
             </w:pPr>
             <w:r>
               <w:rPr>
-                <w:rFonts w:ascii="Helvetica" w:cs="Helvetica" w:eastAsia="Helvetica" w:hAnsi="Helvetica"/>
+                <w:rFonts w:ascii="Times New Roman" w:cs="Times New Roman" w:eastAsia="Times New Roman" w:hAnsi="Times New Roman"/>
                 <w:color w:val="1F2937"/>
                 <w:sz w:val="15"/>
                 <w:szCs w:val="15"/>
@@ -17482,7 +17482,7 @@
             </w:pPr>
             <w:r>
               <w:rPr>
-                <w:rFonts w:ascii="Helvetica" w:cs="Helvetica" w:eastAsia="Helvetica" w:hAnsi="Helvetica"/>
+                <w:rFonts w:ascii="Times New Roman" w:cs="Times New Roman" w:eastAsia="Times New Roman" w:hAnsi="Times New Roman"/>
                 <w:color w:val="1F2937"/>
                 <w:sz w:val="15"/>
                 <w:szCs w:val="15"/>
@@ -17510,7 +17510,7 @@
             </w:pPr>
             <w:r>
               <w:rPr>
-                <w:rFonts w:ascii="Helvetica" w:cs="Helvetica" w:eastAsia="Helvetica" w:hAnsi="Helvetica"/>
+                <w:rFonts w:ascii="Times New Roman" w:cs="Times New Roman" w:eastAsia="Times New Roman" w:hAnsi="Times New Roman"/>
                 <w:color w:val="1F2937"/>
                 <w:sz w:val="15"/>
                 <w:szCs w:val="15"/>
@@ -17538,7 +17538,7 @@
             </w:pPr>
             <w:r>
               <w:rPr>
-                <w:rFonts w:ascii="Helvetica" w:cs="Helvetica" w:eastAsia="Helvetica" w:hAnsi="Helvetica"/>
+                <w:rFonts w:ascii="Times New Roman" w:cs="Times New Roman" w:eastAsia="Times New Roman" w:hAnsi="Times New Roman"/>
                 <w:color w:val="1F2937"/>
                 <w:sz w:val="15"/>
                 <w:szCs w:val="15"/>
@@ -17566,7 +17566,7 @@
             </w:pPr>
             <w:r>
               <w:rPr>
-                <w:rFonts w:ascii="Helvetica" w:cs="Helvetica" w:eastAsia="Helvetica" w:hAnsi="Helvetica"/>
+                <w:rFonts w:ascii="Times New Roman" w:cs="Times New Roman" w:eastAsia="Times New Roman" w:hAnsi="Times New Roman"/>
                 <w:color w:val="1F2937"/>
                 <w:sz w:val="15"/>
                 <w:szCs w:val="15"/>
@@ -17594,7 +17594,7 @@
             </w:pPr>
             <w:r>
               <w:rPr>
-                <w:rFonts w:ascii="Helvetica" w:cs="Helvetica" w:eastAsia="Helvetica" w:hAnsi="Helvetica"/>
+                <w:rFonts w:ascii="Times New Roman" w:cs="Times New Roman" w:eastAsia="Times New Roman" w:hAnsi="Times New Roman"/>
                 <w:color w:val="1F2937"/>
                 <w:sz w:val="15"/>
                 <w:szCs w:val="15"/>
@@ -17622,7 +17622,7 @@
             </w:pPr>
             <w:r>
               <w:rPr>
-                <w:rFonts w:ascii="Helvetica" w:cs="Helvetica" w:eastAsia="Helvetica" w:hAnsi="Helvetica"/>
+                <w:rFonts w:ascii="Times New Roman" w:cs="Times New Roman" w:eastAsia="Times New Roman" w:hAnsi="Times New Roman"/>
                 <w:color w:val="1F2937"/>
                 <w:sz w:val="15"/>
                 <w:szCs w:val="15"/>
@@ -17650,7 +17650,7 @@
             </w:pPr>
             <w:r>
               <w:rPr>
-                <w:rFonts w:ascii="Helvetica" w:cs="Helvetica" w:eastAsia="Helvetica" w:hAnsi="Helvetica"/>
+                <w:rFonts w:ascii="Times New Roman" w:cs="Times New Roman" w:eastAsia="Times New Roman" w:hAnsi="Times New Roman"/>
                 <w:color w:val="1F2937"/>
                 <w:sz w:val="15"/>
                 <w:szCs w:val="15"/>
@@ -17678,7 +17678,7 @@
             </w:pPr>
             <w:r>
               <w:rPr>
-                <w:rFonts w:ascii="Helvetica" w:cs="Helvetica" w:eastAsia="Helvetica" w:hAnsi="Helvetica"/>
+                <w:rFonts w:ascii="Times New Roman" w:cs="Times New Roman" w:eastAsia="Times New Roman" w:hAnsi="Times New Roman"/>
                 <w:color w:val="1F2937"/>
                 <w:sz w:val="15"/>
                 <w:szCs w:val="15"/>
@@ -17708,7 +17708,7 @@
             </w:pPr>
             <w:r>
               <w:rPr>
-                <w:rFonts w:ascii="Helvetica" w:cs="Helvetica" w:eastAsia="Helvetica" w:hAnsi="Helvetica"/>
+                <w:rFonts w:ascii="Times New Roman" w:cs="Times New Roman" w:eastAsia="Times New Roman" w:hAnsi="Times New Roman"/>
                 <w:color w:val="1F2937"/>
                 <w:sz w:val="15"/>
                 <w:szCs w:val="15"/>
@@ -17736,7 +17736,7 @@
             </w:pPr>
             <w:r>
               <w:rPr>
-                <w:rFonts w:ascii="Helvetica" w:cs="Helvetica" w:eastAsia="Helvetica" w:hAnsi="Helvetica"/>
+                <w:rFonts w:ascii="Times New Roman" w:cs="Times New Roman" w:eastAsia="Times New Roman" w:hAnsi="Times New Roman"/>
                 <w:color w:val="1F2937"/>
                 <w:sz w:val="15"/>
                 <w:szCs w:val="15"/>
@@ -17764,7 +17764,7 @@
             </w:pPr>
             <w:r>
               <w:rPr>
-                <w:rFonts w:ascii="Helvetica" w:cs="Helvetica" w:eastAsia="Helvetica" w:hAnsi="Helvetica"/>
+                <w:rFonts w:ascii="Times New Roman" w:cs="Times New Roman" w:eastAsia="Times New Roman" w:hAnsi="Times New Roman"/>
                 <w:color w:val="1F2937"/>
                 <w:sz w:val="15"/>
                 <w:szCs w:val="15"/>
@@ -17792,7 +17792,7 @@
             </w:pPr>
             <w:r>
               <w:rPr>
-                <w:rFonts w:ascii="Helvetica" w:cs="Helvetica" w:eastAsia="Helvetica" w:hAnsi="Helvetica"/>
+                <w:rFonts w:ascii="Times New Roman" w:cs="Times New Roman" w:eastAsia="Times New Roman" w:hAnsi="Times New Roman"/>
                 <w:color w:val="1F2937"/>
                 <w:sz w:val="15"/>
                 <w:szCs w:val="15"/>
@@ -17820,7 +17820,7 @@
             </w:pPr>
             <w:r>
               <w:rPr>
-                <w:rFonts w:ascii="Helvetica" w:cs="Helvetica" w:eastAsia="Helvetica" w:hAnsi="Helvetica"/>
+                <w:rFonts w:ascii="Times New Roman" w:cs="Times New Roman" w:eastAsia="Times New Roman" w:hAnsi="Times New Roman"/>
                 <w:color w:val="1F2937"/>
                 <w:sz w:val="15"/>
                 <w:szCs w:val="15"/>
@@ -17848,7 +17848,7 @@
             </w:pPr>
             <w:r>
               <w:rPr>
-                <w:rFonts w:ascii="Helvetica" w:cs="Helvetica" w:eastAsia="Helvetica" w:hAnsi="Helvetica"/>
+                <w:rFonts w:ascii="Times New Roman" w:cs="Times New Roman" w:eastAsia="Times New Roman" w:hAnsi="Times New Roman"/>
                 <w:color w:val="1F2937"/>
                 <w:sz w:val="15"/>
                 <w:szCs w:val="15"/>
@@ -17876,7 +17876,7 @@
             </w:pPr>
             <w:r>
               <w:rPr>
-                <w:rFonts w:ascii="Helvetica" w:cs="Helvetica" w:eastAsia="Helvetica" w:hAnsi="Helvetica"/>
+                <w:rFonts w:ascii="Times New Roman" w:cs="Times New Roman" w:eastAsia="Times New Roman" w:hAnsi="Times New Roman"/>
                 <w:color w:val="1F2937"/>
                 <w:sz w:val="15"/>
                 <w:szCs w:val="15"/>
@@ -17904,7 +17904,7 @@
             </w:pPr>
             <w:r>
               <w:rPr>
-                <w:rFonts w:ascii="Helvetica" w:cs="Helvetica" w:eastAsia="Helvetica" w:hAnsi="Helvetica"/>
+                <w:rFonts w:ascii="Times New Roman" w:cs="Times New Roman" w:eastAsia="Times New Roman" w:hAnsi="Times New Roman"/>
                 <w:color w:val="1F2937"/>
                 <w:sz w:val="15"/>
                 <w:szCs w:val="15"/>
@@ -17932,7 +17932,7 @@
             </w:pPr>
             <w:r>
               <w:rPr>
-                <w:rFonts w:ascii="Helvetica" w:cs="Helvetica" w:eastAsia="Helvetica" w:hAnsi="Helvetica"/>
+                <w:rFonts w:ascii="Times New Roman" w:cs="Times New Roman" w:eastAsia="Times New Roman" w:hAnsi="Times New Roman"/>
                 <w:color w:val="1F2937"/>
                 <w:sz w:val="15"/>
                 <w:szCs w:val="15"/>
@@ -17962,7 +17962,7 @@
             </w:pPr>
             <w:r>
               <w:rPr>
-                <w:rFonts w:ascii="Helvetica" w:cs="Helvetica" w:eastAsia="Helvetica" w:hAnsi="Helvetica"/>
+                <w:rFonts w:ascii="Times New Roman" w:cs="Times New Roman" w:eastAsia="Times New Roman" w:hAnsi="Times New Roman"/>
                 <w:color w:val="1F2937"/>
                 <w:sz w:val="15"/>
                 <w:szCs w:val="15"/>
@@ -17990,7 +17990,7 @@
             </w:pPr>
             <w:r>
               <w:rPr>
-                <w:rFonts w:ascii="Helvetica" w:cs="Helvetica" w:eastAsia="Helvetica" w:hAnsi="Helvetica"/>
+                <w:rFonts w:ascii="Times New Roman" w:cs="Times New Roman" w:eastAsia="Times New Roman" w:hAnsi="Times New Roman"/>
                 <w:color w:val="1F2937"/>
                 <w:sz w:val="15"/>
                 <w:szCs w:val="15"/>
@@ -18018,7 +18018,7 @@
             </w:pPr>
             <w:r>
               <w:rPr>
-                <w:rFonts w:ascii="Helvetica" w:cs="Helvetica" w:eastAsia="Helvetica" w:hAnsi="Helvetica"/>
+                <w:rFonts w:ascii="Times New Roman" w:cs="Times New Roman" w:eastAsia="Times New Roman" w:hAnsi="Times New Roman"/>
                 <w:color w:val="1F2937"/>
                 <w:sz w:val="15"/>
                 <w:szCs w:val="15"/>
@@ -18046,7 +18046,7 @@
             </w:pPr>
             <w:r>
               <w:rPr>
-                <w:rFonts w:ascii="Helvetica" w:cs="Helvetica" w:eastAsia="Helvetica" w:hAnsi="Helvetica"/>
+                <w:rFonts w:ascii="Times New Roman" w:cs="Times New Roman" w:eastAsia="Times New Roman" w:hAnsi="Times New Roman"/>
                 <w:color w:val="1F2937"/>
                 <w:sz w:val="15"/>
                 <w:szCs w:val="15"/>
@@ -18074,7 +18074,7 @@
             </w:pPr>
             <w:r>
               <w:rPr>
-                <w:rFonts w:ascii="Helvetica" w:cs="Helvetica" w:eastAsia="Helvetica" w:hAnsi="Helvetica"/>
+                <w:rFonts w:ascii="Times New Roman" w:cs="Times New Roman" w:eastAsia="Times New Roman" w:hAnsi="Times New Roman"/>
                 <w:color w:val="1F2937"/>
                 <w:sz w:val="15"/>
                 <w:szCs w:val="15"/>
@@ -18102,7 +18102,7 @@
             </w:pPr>
             <w:r>
               <w:rPr>
-                <w:rFonts w:ascii="Helvetica" w:cs="Helvetica" w:eastAsia="Helvetica" w:hAnsi="Helvetica"/>
+                <w:rFonts w:ascii="Times New Roman" w:cs="Times New Roman" w:eastAsia="Times New Roman" w:hAnsi="Times New Roman"/>
                 <w:color w:val="1F2937"/>
                 <w:sz w:val="15"/>
                 <w:szCs w:val="15"/>
@@ -18130,7 +18130,7 @@
             </w:pPr>
             <w:r>
               <w:rPr>
-                <w:rFonts w:ascii="Helvetica" w:cs="Helvetica" w:eastAsia="Helvetica" w:hAnsi="Helvetica"/>
+                <w:rFonts w:ascii="Times New Roman" w:cs="Times New Roman" w:eastAsia="Times New Roman" w:hAnsi="Times New Roman"/>
                 <w:color w:val="1F2937"/>
                 <w:sz w:val="15"/>
                 <w:szCs w:val="15"/>
@@ -18158,7 +18158,7 @@
             </w:pPr>
             <w:r>
               <w:rPr>
-                <w:rFonts w:ascii="Helvetica" w:cs="Helvetica" w:eastAsia="Helvetica" w:hAnsi="Helvetica"/>
+                <w:rFonts w:ascii="Times New Roman" w:cs="Times New Roman" w:eastAsia="Times New Roman" w:hAnsi="Times New Roman"/>
                 <w:color w:val="1F2937"/>
                 <w:sz w:val="15"/>
                 <w:szCs w:val="15"/>
@@ -18186,7 +18186,7 @@
             </w:pPr>
             <w:r>
               <w:rPr>
-                <w:rFonts w:ascii="Helvetica" w:cs="Helvetica" w:eastAsia="Helvetica" w:hAnsi="Helvetica"/>
+                <w:rFonts w:ascii="Times New Roman" w:cs="Times New Roman" w:eastAsia="Times New Roman" w:hAnsi="Times New Roman"/>
                 <w:color w:val="1F2937"/>
                 <w:sz w:val="15"/>
                 <w:szCs w:val="15"/>
@@ -18216,7 +18216,7 @@
             </w:pPr>
             <w:r>
               <w:rPr>
-                <w:rFonts w:ascii="Helvetica" w:cs="Helvetica" w:eastAsia="Helvetica" w:hAnsi="Helvetica"/>
+                <w:rFonts w:ascii="Times New Roman" w:cs="Times New Roman" w:eastAsia="Times New Roman" w:hAnsi="Times New Roman"/>
                 <w:color w:val="1F2937"/>
                 <w:sz w:val="15"/>
                 <w:szCs w:val="15"/>
@@ -18244,7 +18244,7 @@
             </w:pPr>
             <w:r>
               <w:rPr>
-                <w:rFonts w:ascii="Helvetica" w:cs="Helvetica" w:eastAsia="Helvetica" w:hAnsi="Helvetica"/>
+                <w:rFonts w:ascii="Times New Roman" w:cs="Times New Roman" w:eastAsia="Times New Roman" w:hAnsi="Times New Roman"/>
                 <w:color w:val="1F2937"/>
                 <w:sz w:val="15"/>
                 <w:szCs w:val="15"/>
@@ -18272,7 +18272,7 @@
             </w:pPr>
             <w:r>
               <w:rPr>
-                <w:rFonts w:ascii="Helvetica" w:cs="Helvetica" w:eastAsia="Helvetica" w:hAnsi="Helvetica"/>
+                <w:rFonts w:ascii="Times New Roman" w:cs="Times New Roman" w:eastAsia="Times New Roman" w:hAnsi="Times New Roman"/>
                 <w:color w:val="1F2937"/>
                 <w:sz w:val="15"/>
                 <w:szCs w:val="15"/>
@@ -18300,7 +18300,7 @@
             </w:pPr>
             <w:r>
               <w:rPr>
-                <w:rFonts w:ascii="Helvetica" w:cs="Helvetica" w:eastAsia="Helvetica" w:hAnsi="Helvetica"/>
+                <w:rFonts w:ascii="Times New Roman" w:cs="Times New Roman" w:eastAsia="Times New Roman" w:hAnsi="Times New Roman"/>
                 <w:color w:val="1F2937"/>
                 <w:sz w:val="15"/>
                 <w:szCs w:val="15"/>
@@ -18328,7 +18328,7 @@
             </w:pPr>
             <w:r>
               <w:rPr>
-                <w:rFonts w:ascii="Helvetica" w:cs="Helvetica" w:eastAsia="Helvetica" w:hAnsi="Helvetica"/>
+                <w:rFonts w:ascii="Times New Roman" w:cs="Times New Roman" w:eastAsia="Times New Roman" w:hAnsi="Times New Roman"/>
                 <w:color w:val="1F2937"/>
                 <w:sz w:val="15"/>
                 <w:szCs w:val="15"/>
@@ -18356,7 +18356,7 @@
             </w:pPr>
             <w:r>
               <w:rPr>
-                <w:rFonts w:ascii="Helvetica" w:cs="Helvetica" w:eastAsia="Helvetica" w:hAnsi="Helvetica"/>
+                <w:rFonts w:ascii="Times New Roman" w:cs="Times New Roman" w:eastAsia="Times New Roman" w:hAnsi="Times New Roman"/>
                 <w:color w:val="1F2937"/>
                 <w:sz w:val="15"/>
                 <w:szCs w:val="15"/>
@@ -18384,7 +18384,7 @@
             </w:pPr>
             <w:r>
               <w:rPr>
-                <w:rFonts w:ascii="Helvetica" w:cs="Helvetica" w:eastAsia="Helvetica" w:hAnsi="Helvetica"/>
+                <w:rFonts w:ascii="Times New Roman" w:cs="Times New Roman" w:eastAsia="Times New Roman" w:hAnsi="Times New Roman"/>
                 <w:color w:val="1F2937"/>
                 <w:sz w:val="15"/>
                 <w:szCs w:val="15"/>
@@ -18412,7 +18412,7 @@
             </w:pPr>
             <w:r>
               <w:rPr>
-                <w:rFonts w:ascii="Helvetica" w:cs="Helvetica" w:eastAsia="Helvetica" w:hAnsi="Helvetica"/>
+                <w:rFonts w:ascii="Times New Roman" w:cs="Times New Roman" w:eastAsia="Times New Roman" w:hAnsi="Times New Roman"/>
                 <w:color w:val="1F2937"/>
                 <w:sz w:val="15"/>
                 <w:szCs w:val="15"/>
@@ -18440,7 +18440,7 @@
             </w:pPr>
             <w:r>
               <w:rPr>
-                <w:rFonts w:ascii="Helvetica" w:cs="Helvetica" w:eastAsia="Helvetica" w:hAnsi="Helvetica"/>
+                <w:rFonts w:ascii="Times New Roman" w:cs="Times New Roman" w:eastAsia="Times New Roman" w:hAnsi="Times New Roman"/>
                 <w:color w:val="1F2937"/>
                 <w:sz w:val="15"/>
                 <w:szCs w:val="15"/>
@@ -18470,7 +18470,7 @@
             </w:pPr>
             <w:r>
               <w:rPr>
-                <w:rFonts w:ascii="Helvetica" w:cs="Helvetica" w:eastAsia="Helvetica" w:hAnsi="Helvetica"/>
+                <w:rFonts w:ascii="Times New Roman" w:cs="Times New Roman" w:eastAsia="Times New Roman" w:hAnsi="Times New Roman"/>
                 <w:color w:val="1F2937"/>
                 <w:sz w:val="15"/>
                 <w:szCs w:val="15"/>
@@ -18498,7 +18498,7 @@
             </w:pPr>
             <w:r>
               <w:rPr>
-                <w:rFonts w:ascii="Helvetica" w:cs="Helvetica" w:eastAsia="Helvetica" w:hAnsi="Helvetica"/>
+                <w:rFonts w:ascii="Times New Roman" w:cs="Times New Roman" w:eastAsia="Times New Roman" w:hAnsi="Times New Roman"/>
                 <w:color w:val="1F2937"/>
                 <w:sz w:val="15"/>
                 <w:szCs w:val="15"/>
@@ -18526,7 +18526,7 @@
             </w:pPr>
             <w:r>
               <w:rPr>
-                <w:rFonts w:ascii="Helvetica" w:cs="Helvetica" w:eastAsia="Helvetica" w:hAnsi="Helvetica"/>
+                <w:rFonts w:ascii="Times New Roman" w:cs="Times New Roman" w:eastAsia="Times New Roman" w:hAnsi="Times New Roman"/>
                 <w:color w:val="1F2937"/>
                 <w:sz w:val="15"/>
                 <w:szCs w:val="15"/>
@@ -18554,7 +18554,7 @@
             </w:pPr>
             <w:r>
               <w:rPr>
-                <w:rFonts w:ascii="Helvetica" w:cs="Helvetica" w:eastAsia="Helvetica" w:hAnsi="Helvetica"/>
+                <w:rFonts w:ascii="Times New Roman" w:cs="Times New Roman" w:eastAsia="Times New Roman" w:hAnsi="Times New Roman"/>
                 <w:color w:val="1F2937"/>
                 <w:sz w:val="15"/>
                 <w:szCs w:val="15"/>
@@ -18582,7 +18582,7 @@
             </w:pPr>
             <w:r>
               <w:rPr>
-                <w:rFonts w:ascii="Helvetica" w:cs="Helvetica" w:eastAsia="Helvetica" w:hAnsi="Helvetica"/>
+                <w:rFonts w:ascii="Times New Roman" w:cs="Times New Roman" w:eastAsia="Times New Roman" w:hAnsi="Times New Roman"/>
                 <w:color w:val="1F2937"/>
                 <w:sz w:val="15"/>
                 <w:szCs w:val="15"/>
@@ -18610,7 +18610,7 @@
             </w:pPr>
             <w:r>
               <w:rPr>
-                <w:rFonts w:ascii="Helvetica" w:cs="Helvetica" w:eastAsia="Helvetica" w:hAnsi="Helvetica"/>
+                <w:rFonts w:ascii="Times New Roman" w:cs="Times New Roman" w:eastAsia="Times New Roman" w:hAnsi="Times New Roman"/>
                 <w:color w:val="1F2937"/>
                 <w:sz w:val="15"/>
                 <w:szCs w:val="15"/>
@@ -18638,7 +18638,7 @@
             </w:pPr>
             <w:r>
               <w:rPr>
-                <w:rFonts w:ascii="Helvetica" w:cs="Helvetica" w:eastAsia="Helvetica" w:hAnsi="Helvetica"/>
+                <w:rFonts w:ascii="Times New Roman" w:cs="Times New Roman" w:eastAsia="Times New Roman" w:hAnsi="Times New Roman"/>
                 <w:color w:val="1F2937"/>
                 <w:sz w:val="15"/>
                 <w:szCs w:val="15"/>
@@ -18666,7 +18666,7 @@
             </w:pPr>
             <w:r>
               <w:rPr>
-                <w:rFonts w:ascii="Helvetica" w:cs="Helvetica" w:eastAsia="Helvetica" w:hAnsi="Helvetica"/>
+                <w:rFonts w:ascii="Times New Roman" w:cs="Times New Roman" w:eastAsia="Times New Roman" w:hAnsi="Times New Roman"/>
                 <w:color w:val="1F2937"/>
                 <w:sz w:val="15"/>
                 <w:szCs w:val="15"/>
@@ -18694,7 +18694,7 @@
             </w:pPr>
             <w:r>
               <w:rPr>
-                <w:rFonts w:ascii="Helvetica" w:cs="Helvetica" w:eastAsia="Helvetica" w:hAnsi="Helvetica"/>
+                <w:rFonts w:ascii="Times New Roman" w:cs="Times New Roman" w:eastAsia="Times New Roman" w:hAnsi="Times New Roman"/>
                 <w:color w:val="1F2937"/>
                 <w:sz w:val="15"/>
                 <w:szCs w:val="15"/>
@@ -18724,7 +18724,7 @@
             </w:pPr>
             <w:r>
               <w:rPr>
-                <w:rFonts w:ascii="Helvetica" w:cs="Helvetica" w:eastAsia="Helvetica" w:hAnsi="Helvetica"/>
+                <w:rFonts w:ascii="Times New Roman" w:cs="Times New Roman" w:eastAsia="Times New Roman" w:hAnsi="Times New Roman"/>
                 <w:color w:val="1F2937"/>
                 <w:sz w:val="15"/>
                 <w:szCs w:val="15"/>
@@ -18752,7 +18752,7 @@
             </w:pPr>
             <w:r>
               <w:rPr>
-                <w:rFonts w:ascii="Helvetica" w:cs="Helvetica" w:eastAsia="Helvetica" w:hAnsi="Helvetica"/>
+                <w:rFonts w:ascii="Times New Roman" w:cs="Times New Roman" w:eastAsia="Times New Roman" w:hAnsi="Times New Roman"/>
                 <w:color w:val="1F2937"/>
                 <w:sz w:val="15"/>
                 <w:szCs w:val="15"/>
@@ -18780,7 +18780,7 @@
             </w:pPr>
             <w:r>
               <w:rPr>
-                <w:rFonts w:ascii="Helvetica" w:cs="Helvetica" w:eastAsia="Helvetica" w:hAnsi="Helvetica"/>
+                <w:rFonts w:ascii="Times New Roman" w:cs="Times New Roman" w:eastAsia="Times New Roman" w:hAnsi="Times New Roman"/>
                 <w:color w:val="1F2937"/>
                 <w:sz w:val="15"/>
                 <w:szCs w:val="15"/>
@@ -18808,7 +18808,7 @@
             </w:pPr>
             <w:r>
               <w:rPr>
-                <w:rFonts w:ascii="Helvetica" w:cs="Helvetica" w:eastAsia="Helvetica" w:hAnsi="Helvetica"/>
+                <w:rFonts w:ascii="Times New Roman" w:cs="Times New Roman" w:eastAsia="Times New Roman" w:hAnsi="Times New Roman"/>
                 <w:color w:val="1F2937"/>
                 <w:sz w:val="15"/>
                 <w:szCs w:val="15"/>
@@ -18836,7 +18836,7 @@
             </w:pPr>
             <w:r>
               <w:rPr>
-                <w:rFonts w:ascii="Helvetica" w:cs="Helvetica" w:eastAsia="Helvetica" w:hAnsi="Helvetica"/>
+                <w:rFonts w:ascii="Times New Roman" w:cs="Times New Roman" w:eastAsia="Times New Roman" w:hAnsi="Times New Roman"/>
                 <w:color w:val="1F2937"/>
                 <w:sz w:val="15"/>
                 <w:szCs w:val="15"/>
@@ -18864,7 +18864,7 @@
             </w:pPr>
             <w:r>
               <w:rPr>
-                <w:rFonts w:ascii="Helvetica" w:cs="Helvetica" w:eastAsia="Helvetica" w:hAnsi="Helvetica"/>
+                <w:rFonts w:ascii="Times New Roman" w:cs="Times New Roman" w:eastAsia="Times New Roman" w:hAnsi="Times New Roman"/>
                 <w:color w:val="1F2937"/>
                 <w:sz w:val="15"/>
                 <w:szCs w:val="15"/>
@@ -18892,7 +18892,7 @@
             </w:pPr>
             <w:r>
               <w:rPr>
-                <w:rFonts w:ascii="Helvetica" w:cs="Helvetica" w:eastAsia="Helvetica" w:hAnsi="Helvetica"/>
+                <w:rFonts w:ascii="Times New Roman" w:cs="Times New Roman" w:eastAsia="Times New Roman" w:hAnsi="Times New Roman"/>
                 <w:color w:val="1F2937"/>
                 <w:sz w:val="15"/>
                 <w:szCs w:val="15"/>
@@ -18920,7 +18920,7 @@
             </w:pPr>
             <w:r>
               <w:rPr>
-                <w:rFonts w:ascii="Helvetica" w:cs="Helvetica" w:eastAsia="Helvetica" w:hAnsi="Helvetica"/>
+                <w:rFonts w:ascii="Times New Roman" w:cs="Times New Roman" w:eastAsia="Times New Roman" w:hAnsi="Times New Roman"/>
                 <w:color w:val="1F2937"/>
                 <w:sz w:val="15"/>
                 <w:szCs w:val="15"/>
@@ -18948,7 +18948,7 @@
             </w:pPr>
             <w:r>
               <w:rPr>
-                <w:rFonts w:ascii="Helvetica" w:cs="Helvetica" w:eastAsia="Helvetica" w:hAnsi="Helvetica"/>
+                <w:rFonts w:ascii="Times New Roman" w:cs="Times New Roman" w:eastAsia="Times New Roman" w:hAnsi="Times New Roman"/>
                 <w:color w:val="1F2937"/>
                 <w:sz w:val="15"/>
                 <w:szCs w:val="15"/>
@@ -18978,7 +18978,7 @@
             </w:pPr>
             <w:r>
               <w:rPr>
-                <w:rFonts w:ascii="Helvetica" w:cs="Helvetica" w:eastAsia="Helvetica" w:hAnsi="Helvetica"/>
+                <w:rFonts w:ascii="Times New Roman" w:cs="Times New Roman" w:eastAsia="Times New Roman" w:hAnsi="Times New Roman"/>
                 <w:color w:val="1F2937"/>
                 <w:sz w:val="15"/>
                 <w:szCs w:val="15"/>
@@ -19006,7 +19006,7 @@
             </w:pPr>
             <w:r>
               <w:rPr>
-                <w:rFonts w:ascii="Helvetica" w:cs="Helvetica" w:eastAsia="Helvetica" w:hAnsi="Helvetica"/>
+                <w:rFonts w:ascii="Times New Roman" w:cs="Times New Roman" w:eastAsia="Times New Roman" w:hAnsi="Times New Roman"/>
                 <w:color w:val="1F2937"/>
                 <w:sz w:val="15"/>
                 <w:szCs w:val="15"/>
@@ -19034,7 +19034,7 @@
             </w:pPr>
             <w:r>
               <w:rPr>
-                <w:rFonts w:ascii="Helvetica" w:cs="Helvetica" w:eastAsia="Helvetica" w:hAnsi="Helvetica"/>
+                <w:rFonts w:ascii="Times New Roman" w:cs="Times New Roman" w:eastAsia="Times New Roman" w:hAnsi="Times New Roman"/>
                 <w:color w:val="1F2937"/>
                 <w:sz w:val="15"/>
                 <w:szCs w:val="15"/>
@@ -19062,7 +19062,7 @@
             </w:pPr>
             <w:r>
               <w:rPr>
-                <w:rFonts w:ascii="Helvetica" w:cs="Helvetica" w:eastAsia="Helvetica" w:hAnsi="Helvetica"/>
+                <w:rFonts w:ascii="Times New Roman" w:cs="Times New Roman" w:eastAsia="Times New Roman" w:hAnsi="Times New Roman"/>
                 <w:color w:val="1F2937"/>
                 <w:sz w:val="15"/>
                 <w:szCs w:val="15"/>
@@ -19090,7 +19090,7 @@
             </w:pPr>
             <w:r>
               <w:rPr>
-                <w:rFonts w:ascii="Helvetica" w:cs="Helvetica" w:eastAsia="Helvetica" w:hAnsi="Helvetica"/>
+                <w:rFonts w:ascii="Times New Roman" w:cs="Times New Roman" w:eastAsia="Times New Roman" w:hAnsi="Times New Roman"/>
                 <w:color w:val="1F2937"/>
                 <w:sz w:val="15"/>
                 <w:szCs w:val="15"/>
@@ -19118,7 +19118,7 @@
             </w:pPr>
             <w:r>
               <w:rPr>
-                <w:rFonts w:ascii="Helvetica" w:cs="Helvetica" w:eastAsia="Helvetica" w:hAnsi="Helvetica"/>
+                <w:rFonts w:ascii="Times New Roman" w:cs="Times New Roman" w:eastAsia="Times New Roman" w:hAnsi="Times New Roman"/>
                 <w:color w:val="1F2937"/>
                 <w:sz w:val="15"/>
                 <w:szCs w:val="15"/>
@@ -19146,7 +19146,7 @@
             </w:pPr>
             <w:r>
               <w:rPr>
-                <w:rFonts w:ascii="Helvetica" w:cs="Helvetica" w:eastAsia="Helvetica" w:hAnsi="Helvetica"/>
+                <w:rFonts w:ascii="Times New Roman" w:cs="Times New Roman" w:eastAsia="Times New Roman" w:hAnsi="Times New Roman"/>
                 <w:color w:val="1F2937"/>
                 <w:sz w:val="15"/>
                 <w:szCs w:val="15"/>
@@ -19174,7 +19174,7 @@
             </w:pPr>
             <w:r>
               <w:rPr>
-                <w:rFonts w:ascii="Helvetica" w:cs="Helvetica" w:eastAsia="Helvetica" w:hAnsi="Helvetica"/>
+                <w:rFonts w:ascii="Times New Roman" w:cs="Times New Roman" w:eastAsia="Times New Roman" w:hAnsi="Times New Roman"/>
                 <w:color w:val="1F2937"/>
                 <w:sz w:val="15"/>
                 <w:szCs w:val="15"/>
@@ -19202,7 +19202,7 @@
             </w:pPr>
             <w:r>
               <w:rPr>
-                <w:rFonts w:ascii="Helvetica" w:cs="Helvetica" w:eastAsia="Helvetica" w:hAnsi="Helvetica"/>
+                <w:rFonts w:ascii="Times New Roman" w:cs="Times New Roman" w:eastAsia="Times New Roman" w:hAnsi="Times New Roman"/>
                 <w:color w:val="1F2937"/>
                 <w:sz w:val="15"/>
                 <w:szCs w:val="15"/>
@@ -19232,7 +19232,7 @@
             </w:pPr>
             <w:r>
               <w:rPr>
-                <w:rFonts w:ascii="Helvetica" w:cs="Helvetica" w:eastAsia="Helvetica" w:hAnsi="Helvetica"/>
+                <w:rFonts w:ascii="Times New Roman" w:cs="Times New Roman" w:eastAsia="Times New Roman" w:hAnsi="Times New Roman"/>
                 <w:color w:val="1F2937"/>
                 <w:sz w:val="15"/>
                 <w:szCs w:val="15"/>
@@ -19260,7 +19260,7 @@
             </w:pPr>
             <w:r>
               <w:rPr>
-                <w:rFonts w:ascii="Helvetica" w:cs="Helvetica" w:eastAsia="Helvetica" w:hAnsi="Helvetica"/>
+                <w:rFonts w:ascii="Times New Roman" w:cs="Times New Roman" w:eastAsia="Times New Roman" w:hAnsi="Times New Roman"/>
                 <w:color w:val="1F2937"/>
                 <w:sz w:val="15"/>
                 <w:szCs w:val="15"/>
@@ -19288,7 +19288,7 @@
             </w:pPr>
             <w:r>
               <w:rPr>
-                <w:rFonts w:ascii="Helvetica" w:cs="Helvetica" w:eastAsia="Helvetica" w:hAnsi="Helvetica"/>
+                <w:rFonts w:ascii="Times New Roman" w:cs="Times New Roman" w:eastAsia="Times New Roman" w:hAnsi="Times New Roman"/>
                 <w:color w:val="1F2937"/>
                 <w:sz w:val="15"/>
                 <w:szCs w:val="15"/>
@@ -19316,7 +19316,7 @@
             </w:pPr>
             <w:r>
               <w:rPr>
-                <w:rFonts w:ascii="Helvetica" w:cs="Helvetica" w:eastAsia="Helvetica" w:hAnsi="Helvetica"/>
+                <w:rFonts w:ascii="Times New Roman" w:cs="Times New Roman" w:eastAsia="Times New Roman" w:hAnsi="Times New Roman"/>
                 <w:color w:val="1F2937"/>
                 <w:sz w:val="15"/>
                 <w:szCs w:val="15"/>
@@ -19344,7 +19344,7 @@
             </w:pPr>
             <w:r>
               <w:rPr>
-                <w:rFonts w:ascii="Helvetica" w:cs="Helvetica" w:eastAsia="Helvetica" w:hAnsi="Helvetica"/>
+                <w:rFonts w:ascii="Times New Roman" w:cs="Times New Roman" w:eastAsia="Times New Roman" w:hAnsi="Times New Roman"/>
                 <w:color w:val="1F2937"/>
                 <w:sz w:val="15"/>
                 <w:szCs w:val="15"/>
@@ -19372,7 +19372,7 @@
             </w:pPr>
             <w:r>
               <w:rPr>
-                <w:rFonts w:ascii="Helvetica" w:cs="Helvetica" w:eastAsia="Helvetica" w:hAnsi="Helvetica"/>
+                <w:rFonts w:ascii="Times New Roman" w:cs="Times New Roman" w:eastAsia="Times New Roman" w:hAnsi="Times New Roman"/>
                 <w:color w:val="1F2937"/>
                 <w:sz w:val="15"/>
                 <w:szCs w:val="15"/>
@@ -19400,7 +19400,7 @@
             </w:pPr>
             <w:r>
               <w:rPr>
-                <w:rFonts w:ascii="Helvetica" w:cs="Helvetica" w:eastAsia="Helvetica" w:hAnsi="Helvetica"/>
+                <w:rFonts w:ascii="Times New Roman" w:cs="Times New Roman" w:eastAsia="Times New Roman" w:hAnsi="Times New Roman"/>
                 <w:color w:val="1F2937"/>
                 <w:sz w:val="15"/>
                 <w:szCs w:val="15"/>
@@ -19428,7 +19428,7 @@
             </w:pPr>
             <w:r>
               <w:rPr>
-                <w:rFonts w:ascii="Helvetica" w:cs="Helvetica" w:eastAsia="Helvetica" w:hAnsi="Helvetica"/>
+                <w:rFonts w:ascii="Times New Roman" w:cs="Times New Roman" w:eastAsia="Times New Roman" w:hAnsi="Times New Roman"/>
                 <w:color w:val="1F2937"/>
                 <w:sz w:val="15"/>
                 <w:szCs w:val="15"/>
@@ -19456,7 +19456,7 @@
             </w:pPr>
             <w:r>
               <w:rPr>
-                <w:rFonts w:ascii="Helvetica" w:cs="Helvetica" w:eastAsia="Helvetica" w:hAnsi="Helvetica"/>
+                <w:rFonts w:ascii="Times New Roman" w:cs="Times New Roman" w:eastAsia="Times New Roman" w:hAnsi="Times New Roman"/>
                 <w:color w:val="1F2937"/>
                 <w:sz w:val="15"/>
                 <w:szCs w:val="15"/>
@@ -19486,7 +19486,7 @@
             </w:pPr>
             <w:r>
               <w:rPr>
-                <w:rFonts w:ascii="Helvetica" w:cs="Helvetica" w:eastAsia="Helvetica" w:hAnsi="Helvetica"/>
+                <w:rFonts w:ascii="Times New Roman" w:cs="Times New Roman" w:eastAsia="Times New Roman" w:hAnsi="Times New Roman"/>
                 <w:color w:val="1F2937"/>
                 <w:sz w:val="15"/>
                 <w:szCs w:val="15"/>
@@ -19514,7 +19514,7 @@
             </w:pPr>
             <w:r>
               <w:rPr>
-                <w:rFonts w:ascii="Helvetica" w:cs="Helvetica" w:eastAsia="Helvetica" w:hAnsi="Helvetica"/>
+                <w:rFonts w:ascii="Times New Roman" w:cs="Times New Roman" w:eastAsia="Times New Roman" w:hAnsi="Times New Roman"/>
                 <w:color w:val="1F2937"/>
                 <w:sz w:val="15"/>
                 <w:szCs w:val="15"/>
@@ -19542,7 +19542,7 @@
             </w:pPr>
             <w:r>
               <w:rPr>
-                <w:rFonts w:ascii="Helvetica" w:cs="Helvetica" w:eastAsia="Helvetica" w:hAnsi="Helvetica"/>
+                <w:rFonts w:ascii="Times New Roman" w:cs="Times New Roman" w:eastAsia="Times New Roman" w:hAnsi="Times New Roman"/>
                 <w:color w:val="1F2937"/>
                 <w:sz w:val="15"/>
                 <w:szCs w:val="15"/>
@@ -19570,7 +19570,7 @@
             </w:pPr>
             <w:r>
               <w:rPr>
-                <w:rFonts w:ascii="Helvetica" w:cs="Helvetica" w:eastAsia="Helvetica" w:hAnsi="Helvetica"/>
+                <w:rFonts w:ascii="Times New Roman" w:cs="Times New Roman" w:eastAsia="Times New Roman" w:hAnsi="Times New Roman"/>
                 <w:color w:val="1F2937"/>
                 <w:sz w:val="15"/>
                 <w:szCs w:val="15"/>
@@ -19598,7 +19598,7 @@
             </w:pPr>
             <w:r>
               <w:rPr>
-                <w:rFonts w:ascii="Helvetica" w:cs="Helvetica" w:eastAsia="Helvetica" w:hAnsi="Helvetica"/>
+                <w:rFonts w:ascii="Times New Roman" w:cs="Times New Roman" w:eastAsia="Times New Roman" w:hAnsi="Times New Roman"/>
                 <w:color w:val="1F2937"/>
                 <w:sz w:val="15"/>
                 <w:szCs w:val="15"/>
@@ -19626,7 +19626,7 @@
             </w:pPr>
             <w:r>
               <w:rPr>
-                <w:rFonts w:ascii="Helvetica" w:cs="Helvetica" w:eastAsia="Helvetica" w:hAnsi="Helvetica"/>
+                <w:rFonts w:ascii="Times New Roman" w:cs="Times New Roman" w:eastAsia="Times New Roman" w:hAnsi="Times New Roman"/>
                 <w:color w:val="1F2937"/>
                 <w:sz w:val="15"/>
                 <w:szCs w:val="15"/>
@@ -19654,7 +19654,7 @@
             </w:pPr>
             <w:r>
               <w:rPr>
-                <w:rFonts w:ascii="Helvetica" w:cs="Helvetica" w:eastAsia="Helvetica" w:hAnsi="Helvetica"/>
+                <w:rFonts w:ascii="Times New Roman" w:cs="Times New Roman" w:eastAsia="Times New Roman" w:hAnsi="Times New Roman"/>
                 <w:color w:val="1F2937"/>
                 <w:sz w:val="15"/>
                 <w:szCs w:val="15"/>
@@ -19682,7 +19682,7 @@
             </w:pPr>
             <w:r>
               <w:rPr>
-                <w:rFonts w:ascii="Helvetica" w:cs="Helvetica" w:eastAsia="Helvetica" w:hAnsi="Helvetica"/>
+                <w:rFonts w:ascii="Times New Roman" w:cs="Times New Roman" w:eastAsia="Times New Roman" w:hAnsi="Times New Roman"/>
                 <w:color w:val="1F2937"/>
                 <w:sz w:val="15"/>
                 <w:szCs w:val="15"/>
@@ -19710,7 +19710,7 @@
             </w:pPr>
             <w:r>
               <w:rPr>
-                <w:rFonts w:ascii="Helvetica" w:cs="Helvetica" w:eastAsia="Helvetica" w:hAnsi="Helvetica"/>
+                <w:rFonts w:ascii="Times New Roman" w:cs="Times New Roman" w:eastAsia="Times New Roman" w:hAnsi="Times New Roman"/>
                 <w:color w:val="1F2937"/>
                 <w:sz w:val="15"/>
                 <w:szCs w:val="15"/>
@@ -19740,7 +19740,7 @@
             </w:pPr>
             <w:r>
               <w:rPr>
-                <w:rFonts w:ascii="Helvetica" w:cs="Helvetica" w:eastAsia="Helvetica" w:hAnsi="Helvetica"/>
+                <w:rFonts w:ascii="Times New Roman" w:cs="Times New Roman" w:eastAsia="Times New Roman" w:hAnsi="Times New Roman"/>
                 <w:color w:val="1F2937"/>
                 <w:sz w:val="15"/>
                 <w:szCs w:val="15"/>
@@ -19768,7 +19768,7 @@
             </w:pPr>
             <w:r>
               <w:rPr>
-                <w:rFonts w:ascii="Helvetica" w:cs="Helvetica" w:eastAsia="Helvetica" w:hAnsi="Helvetica"/>
+                <w:rFonts w:ascii="Times New Roman" w:cs="Times New Roman" w:eastAsia="Times New Roman" w:hAnsi="Times New Roman"/>
                 <w:color w:val="1F2937"/>
                 <w:sz w:val="15"/>
                 <w:szCs w:val="15"/>
@@ -19796,7 +19796,7 @@
             </w:pPr>
             <w:r>
               <w:rPr>
-                <w:rFonts w:ascii="Helvetica" w:cs="Helvetica" w:eastAsia="Helvetica" w:hAnsi="Helvetica"/>
+                <w:rFonts w:ascii="Times New Roman" w:cs="Times New Roman" w:eastAsia="Times New Roman" w:hAnsi="Times New Roman"/>
                 <w:color w:val="1F2937"/>
                 <w:sz w:val="15"/>
                 <w:szCs w:val="15"/>
@@ -19824,7 +19824,7 @@
             </w:pPr>
             <w:r>
               <w:rPr>
-                <w:rFonts w:ascii="Helvetica" w:cs="Helvetica" w:eastAsia="Helvetica" w:hAnsi="Helvetica"/>
+                <w:rFonts w:ascii="Times New Roman" w:cs="Times New Roman" w:eastAsia="Times New Roman" w:hAnsi="Times New Roman"/>
                 <w:color w:val="1F2937"/>
                 <w:sz w:val="15"/>
                 <w:szCs w:val="15"/>
@@ -19852,7 +19852,7 @@
             </w:pPr>
             <w:r>
               <w:rPr>
-                <w:rFonts w:ascii="Helvetica" w:cs="Helvetica" w:eastAsia="Helvetica" w:hAnsi="Helvetica"/>
+                <w:rFonts w:ascii="Times New Roman" w:cs="Times New Roman" w:eastAsia="Times New Roman" w:hAnsi="Times New Roman"/>
                 <w:color w:val="1F2937"/>
                 <w:sz w:val="15"/>
                 <w:szCs w:val="15"/>
@@ -19880,7 +19880,7 @@
             </w:pPr>
             <w:r>
               <w:rPr>
-                <w:rFonts w:ascii="Helvetica" w:cs="Helvetica" w:eastAsia="Helvetica" w:hAnsi="Helvetica"/>
+                <w:rFonts w:ascii="Times New Roman" w:cs="Times New Roman" w:eastAsia="Times New Roman" w:hAnsi="Times New Roman"/>
                 <w:color w:val="1F2937"/>
                 <w:sz w:val="15"/>
                 <w:szCs w:val="15"/>
@@ -19908,7 +19908,7 @@
             </w:pPr>
             <w:r>
               <w:rPr>
-                <w:rFonts w:ascii="Helvetica" w:cs="Helvetica" w:eastAsia="Helvetica" w:hAnsi="Helvetica"/>
+                <w:rFonts w:ascii="Times New Roman" w:cs="Times New Roman" w:eastAsia="Times New Roman" w:hAnsi="Times New Roman"/>
                 <w:color w:val="1F2937"/>
                 <w:sz w:val="15"/>
                 <w:szCs w:val="15"/>
@@ -19936,7 +19936,7 @@
             </w:pPr>
             <w:r>
               <w:rPr>
-                <w:rFonts w:ascii="Helvetica" w:cs="Helvetica" w:eastAsia="Helvetica" w:hAnsi="Helvetica"/>
+                <w:rFonts w:ascii="Times New Roman" w:cs="Times New Roman" w:eastAsia="Times New Roman" w:hAnsi="Times New Roman"/>
                 <w:color w:val="1F2937"/>
                 <w:sz w:val="15"/>
                 <w:szCs w:val="15"/>
@@ -19964,7 +19964,7 @@
             </w:pPr>
             <w:r>
               <w:rPr>
-                <w:rFonts w:ascii="Helvetica" w:cs="Helvetica" w:eastAsia="Helvetica" w:hAnsi="Helvetica"/>
+                <w:rFonts w:ascii="Times New Roman" w:cs="Times New Roman" w:eastAsia="Times New Roman" w:hAnsi="Times New Roman"/>
                 <w:color w:val="1F2937"/>
                 <w:sz w:val="15"/>
                 <w:szCs w:val="15"/>
@@ -19994,7 +19994,7 @@
             </w:pPr>
             <w:r>
               <w:rPr>
-                <w:rFonts w:ascii="Helvetica" w:cs="Helvetica" w:eastAsia="Helvetica" w:hAnsi="Helvetica"/>
+                <w:rFonts w:ascii="Times New Roman" w:cs="Times New Roman" w:eastAsia="Times New Roman" w:hAnsi="Times New Roman"/>
                 <w:color w:val="1F2937"/>
                 <w:sz w:val="15"/>
                 <w:szCs w:val="15"/>
@@ -20022,7 +20022,7 @@
             </w:pPr>
             <w:r>
               <w:rPr>
-                <w:rFonts w:ascii="Helvetica" w:cs="Helvetica" w:eastAsia="Helvetica" w:hAnsi="Helvetica"/>
+                <w:rFonts w:ascii="Times New Roman" w:cs="Times New Roman" w:eastAsia="Times New Roman" w:hAnsi="Times New Roman"/>
                 <w:color w:val="1F2937"/>
                 <w:sz w:val="15"/>
                 <w:szCs w:val="15"/>
@@ -20050,7 +20050,7 @@
             </w:pPr>
             <w:r>
               <w:rPr>
-                <w:rFonts w:ascii="Helvetica" w:cs="Helvetica" w:eastAsia="Helvetica" w:hAnsi="Helvetica"/>
+                <w:rFonts w:ascii="Times New Roman" w:cs="Times New Roman" w:eastAsia="Times New Roman" w:hAnsi="Times New Roman"/>
                 <w:color w:val="1F2937"/>
                 <w:sz w:val="15"/>
                 <w:szCs w:val="15"/>
@@ -20078,7 +20078,7 @@
             </w:pPr>
             <w:r>
               <w:rPr>
-                <w:rFonts w:ascii="Helvetica" w:cs="Helvetica" w:eastAsia="Helvetica" w:hAnsi="Helvetica"/>
+                <w:rFonts w:ascii="Times New Roman" w:cs="Times New Roman" w:eastAsia="Times New Roman" w:hAnsi="Times New Roman"/>
                 <w:color w:val="1F2937"/>
                 <w:sz w:val="15"/>
                 <w:szCs w:val="15"/>
@@ -20106,7 +20106,7 @@
             </w:pPr>
             <w:r>
               <w:rPr>
-                <w:rFonts w:ascii="Helvetica" w:cs="Helvetica" w:eastAsia="Helvetica" w:hAnsi="Helvetica"/>
+                <w:rFonts w:ascii="Times New Roman" w:cs="Times New Roman" w:eastAsia="Times New Roman" w:hAnsi="Times New Roman"/>
                 <w:color w:val="1F2937"/>
                 <w:sz w:val="15"/>
                 <w:szCs w:val="15"/>
@@ -20134,7 +20134,7 @@
             </w:pPr>
             <w:r>
               <w:rPr>
-                <w:rFonts w:ascii="Helvetica" w:cs="Helvetica" w:eastAsia="Helvetica" w:hAnsi="Helvetica"/>
+                <w:rFonts w:ascii="Times New Roman" w:cs="Times New Roman" w:eastAsia="Times New Roman" w:hAnsi="Times New Roman"/>
                 <w:color w:val="1F2937"/>
                 <w:sz w:val="15"/>
                 <w:szCs w:val="15"/>
@@ -20162,7 +20162,7 @@
             </w:pPr>
             <w:r>
               <w:rPr>
-                <w:rFonts w:ascii="Helvetica" w:cs="Helvetica" w:eastAsia="Helvetica" w:hAnsi="Helvetica"/>
+                <w:rFonts w:ascii="Times New Roman" w:cs="Times New Roman" w:eastAsia="Times New Roman" w:hAnsi="Times New Roman"/>
                 <w:color w:val="1F2937"/>
                 <w:sz w:val="15"/>
                 <w:szCs w:val="15"/>
@@ -20190,7 +20190,7 @@
             </w:pPr>
             <w:r>
               <w:rPr>
-                <w:rFonts w:ascii="Helvetica" w:cs="Helvetica" w:eastAsia="Helvetica" w:hAnsi="Helvetica"/>
+                <w:rFonts w:ascii="Times New Roman" w:cs="Times New Roman" w:eastAsia="Times New Roman" w:hAnsi="Times New Roman"/>
                 <w:color w:val="1F2937"/>
                 <w:sz w:val="15"/>
                 <w:szCs w:val="15"/>
@@ -20218,7 +20218,7 @@
             </w:pPr>
             <w:r>
               <w:rPr>
-                <w:rFonts w:ascii="Helvetica" w:cs="Helvetica" w:eastAsia="Helvetica" w:hAnsi="Helvetica"/>
+                <w:rFonts w:ascii="Times New Roman" w:cs="Times New Roman" w:eastAsia="Times New Roman" w:hAnsi="Times New Roman"/>
                 <w:color w:val="1F2937"/>
                 <w:sz w:val="15"/>
                 <w:szCs w:val="15"/>
@@ -20240,12 +20240,12 @@
       </w:pPr>
       <w:r>
         <w:rPr>
-          <w:rFonts w:ascii="Helvetica" w:cs="Helvetica" w:eastAsia="Helvetica" w:hAnsi="Helvetica"/>
+          <w:rFonts w:ascii="Times New Roman" w:cs="Times New Roman" w:eastAsia="Times New Roman" w:hAnsi="Times New Roman"/>
           <w:b/>
           <w:bCs/>
           <w:color w:val="111827"/>
-          <w:sz w:val="26"/>
-          <w:szCs w:val="26"/>
+          <w:sz w:val="24"/>
+          <w:szCs w:val="24"/>
         </w:rPr>
         <w:t xml:space="preserve">Table S7. Per-cell reproducibility and validity in R (10 runs per cell)</w:t>
       </w:r>
@@ -20294,7 +20294,7 @@
             </w:pPr>
             <w:r>
               <w:rPr>
-                <w:rFonts w:ascii="Helvetica" w:cs="Helvetica" w:eastAsia="Helvetica" w:hAnsi="Helvetica"/>
+                <w:rFonts w:ascii="Times New Roman" w:cs="Times New Roman" w:eastAsia="Times New Roman" w:hAnsi="Times New Roman"/>
                 <w:b/>
                 <w:bCs/>
                 <w:color w:val="111827"/>
@@ -20325,7 +20325,7 @@
             </w:pPr>
             <w:r>
               <w:rPr>
-                <w:rFonts w:ascii="Helvetica" w:cs="Helvetica" w:eastAsia="Helvetica" w:hAnsi="Helvetica"/>
+                <w:rFonts w:ascii="Times New Roman" w:cs="Times New Roman" w:eastAsia="Times New Roman" w:hAnsi="Times New Roman"/>
                 <w:b/>
                 <w:bCs/>
                 <w:color w:val="111827"/>
@@ -20356,7 +20356,7 @@
             </w:pPr>
             <w:r>
               <w:rPr>
-                <w:rFonts w:ascii="Helvetica" w:cs="Helvetica" w:eastAsia="Helvetica" w:hAnsi="Helvetica"/>
+                <w:rFonts w:ascii="Times New Roman" w:cs="Times New Roman" w:eastAsia="Times New Roman" w:hAnsi="Times New Roman"/>
                 <w:b/>
                 <w:bCs/>
                 <w:color w:val="111827"/>
@@ -20387,7 +20387,7 @@
             </w:pPr>
             <w:r>
               <w:rPr>
-                <w:rFonts w:ascii="Helvetica" w:cs="Helvetica" w:eastAsia="Helvetica" w:hAnsi="Helvetica"/>
+                <w:rFonts w:ascii="Times New Roman" w:cs="Times New Roman" w:eastAsia="Times New Roman" w:hAnsi="Times New Roman"/>
                 <w:b/>
                 <w:bCs/>
                 <w:color w:val="111827"/>
@@ -20418,7 +20418,7 @@
             </w:pPr>
             <w:r>
               <w:rPr>
-                <w:rFonts w:ascii="Helvetica" w:cs="Helvetica" w:eastAsia="Helvetica" w:hAnsi="Helvetica"/>
+                <w:rFonts w:ascii="Times New Roman" w:cs="Times New Roman" w:eastAsia="Times New Roman" w:hAnsi="Times New Roman"/>
                 <w:b/>
                 <w:bCs/>
                 <w:color w:val="111827"/>
@@ -20449,7 +20449,7 @@
             </w:pPr>
             <w:r>
               <w:rPr>
-                <w:rFonts w:ascii="Helvetica" w:cs="Helvetica" w:eastAsia="Helvetica" w:hAnsi="Helvetica"/>
+                <w:rFonts w:ascii="Times New Roman" w:cs="Times New Roman" w:eastAsia="Times New Roman" w:hAnsi="Times New Roman"/>
                 <w:b/>
                 <w:bCs/>
                 <w:color w:val="111827"/>
@@ -20481,7 +20481,7 @@
             </w:pPr>
             <w:r>
               <w:rPr>
-                <w:rFonts w:ascii="Helvetica" w:cs="Helvetica" w:eastAsia="Helvetica" w:hAnsi="Helvetica"/>
+                <w:rFonts w:ascii="Times New Roman" w:cs="Times New Roman" w:eastAsia="Times New Roman" w:hAnsi="Times New Roman"/>
                 <w:color w:val="1F2937"/>
                 <w:sz w:val="15"/>
                 <w:szCs w:val="15"/>
@@ -20509,7 +20509,7 @@
             </w:pPr>
             <w:r>
               <w:rPr>
-                <w:rFonts w:ascii="Helvetica" w:cs="Helvetica" w:eastAsia="Helvetica" w:hAnsi="Helvetica"/>
+                <w:rFonts w:ascii="Times New Roman" w:cs="Times New Roman" w:eastAsia="Times New Roman" w:hAnsi="Times New Roman"/>
                 <w:color w:val="1F2937"/>
                 <w:sz w:val="15"/>
                 <w:szCs w:val="15"/>
@@ -20537,7 +20537,7 @@
             </w:pPr>
             <w:r>
               <w:rPr>
-                <w:rFonts w:ascii="Helvetica" w:cs="Helvetica" w:eastAsia="Helvetica" w:hAnsi="Helvetica"/>
+                <w:rFonts w:ascii="Times New Roman" w:cs="Times New Roman" w:eastAsia="Times New Roman" w:hAnsi="Times New Roman"/>
                 <w:color w:val="1F2937"/>
                 <w:sz w:val="15"/>
                 <w:szCs w:val="15"/>
@@ -20565,7 +20565,7 @@
             </w:pPr>
             <w:r>
               <w:rPr>
-                <w:rFonts w:ascii="Helvetica" w:cs="Helvetica" w:eastAsia="Helvetica" w:hAnsi="Helvetica"/>
+                <w:rFonts w:ascii="Times New Roman" w:cs="Times New Roman" w:eastAsia="Times New Roman" w:hAnsi="Times New Roman"/>
                 <w:color w:val="1F2937"/>
                 <w:sz w:val="15"/>
                 <w:szCs w:val="15"/>
@@ -20593,7 +20593,7 @@
             </w:pPr>
             <w:r>
               <w:rPr>
-                <w:rFonts w:ascii="Helvetica" w:cs="Helvetica" w:eastAsia="Helvetica" w:hAnsi="Helvetica"/>
+                <w:rFonts w:ascii="Times New Roman" w:cs="Times New Roman" w:eastAsia="Times New Roman" w:hAnsi="Times New Roman"/>
                 <w:color w:val="1F2937"/>
                 <w:sz w:val="15"/>
                 <w:szCs w:val="15"/>
@@ -20621,7 +20621,7 @@
             </w:pPr>
             <w:r>
               <w:rPr>
-                <w:rFonts w:ascii="Helvetica" w:cs="Helvetica" w:eastAsia="Helvetica" w:hAnsi="Helvetica"/>
+                <w:rFonts w:ascii="Times New Roman" w:cs="Times New Roman" w:eastAsia="Times New Roman" w:hAnsi="Times New Roman"/>
                 <w:color w:val="1F2937"/>
                 <w:sz w:val="15"/>
                 <w:szCs w:val="15"/>
@@ -20651,7 +20651,7 @@
             </w:pPr>
             <w:r>
               <w:rPr>
-                <w:rFonts w:ascii="Helvetica" w:cs="Helvetica" w:eastAsia="Helvetica" w:hAnsi="Helvetica"/>
+                <w:rFonts w:ascii="Times New Roman" w:cs="Times New Roman" w:eastAsia="Times New Roman" w:hAnsi="Times New Roman"/>
                 <w:color w:val="1F2937"/>
                 <w:sz w:val="15"/>
                 <w:szCs w:val="15"/>
@@ -20679,7 +20679,7 @@
             </w:pPr>
             <w:r>
               <w:rPr>
-                <w:rFonts w:ascii="Helvetica" w:cs="Helvetica" w:eastAsia="Helvetica" w:hAnsi="Helvetica"/>
+                <w:rFonts w:ascii="Times New Roman" w:cs="Times New Roman" w:eastAsia="Times New Roman" w:hAnsi="Times New Roman"/>
                 <w:color w:val="1F2937"/>
                 <w:sz w:val="15"/>
                 <w:szCs w:val="15"/>
@@ -20707,7 +20707,7 @@
             </w:pPr>
             <w:r>
               <w:rPr>
-                <w:rFonts w:ascii="Helvetica" w:cs="Helvetica" w:eastAsia="Helvetica" w:hAnsi="Helvetica"/>
+                <w:rFonts w:ascii="Times New Roman" w:cs="Times New Roman" w:eastAsia="Times New Roman" w:hAnsi="Times New Roman"/>
                 <w:color w:val="1F2937"/>
                 <w:sz w:val="15"/>
                 <w:szCs w:val="15"/>
@@ -20735,7 +20735,7 @@
             </w:pPr>
             <w:r>
               <w:rPr>
-                <w:rFonts w:ascii="Helvetica" w:cs="Helvetica" w:eastAsia="Helvetica" w:hAnsi="Helvetica"/>
+                <w:rFonts w:ascii="Times New Roman" w:cs="Times New Roman" w:eastAsia="Times New Roman" w:hAnsi="Times New Roman"/>
                 <w:color w:val="1F2937"/>
                 <w:sz w:val="15"/>
                 <w:szCs w:val="15"/>
@@ -20763,7 +20763,7 @@
             </w:pPr>
             <w:r>
               <w:rPr>
-                <w:rFonts w:ascii="Helvetica" w:cs="Helvetica" w:eastAsia="Helvetica" w:hAnsi="Helvetica"/>
+                <w:rFonts w:ascii="Times New Roman" w:cs="Times New Roman" w:eastAsia="Times New Roman" w:hAnsi="Times New Roman"/>
                 <w:color w:val="1F2937"/>
                 <w:sz w:val="15"/>
                 <w:szCs w:val="15"/>
@@ -20791,7 +20791,7 @@
             </w:pPr>
             <w:r>
               <w:rPr>
-                <w:rFonts w:ascii="Helvetica" w:cs="Helvetica" w:eastAsia="Helvetica" w:hAnsi="Helvetica"/>
+                <w:rFonts w:ascii="Times New Roman" w:cs="Times New Roman" w:eastAsia="Times New Roman" w:hAnsi="Times New Roman"/>
                 <w:color w:val="1F2937"/>
                 <w:sz w:val="15"/>
                 <w:szCs w:val="15"/>
@@ -20821,7 +20821,7 @@
             </w:pPr>
             <w:r>
               <w:rPr>
-                <w:rFonts w:ascii="Helvetica" w:cs="Helvetica" w:eastAsia="Helvetica" w:hAnsi="Helvetica"/>
+                <w:rFonts w:ascii="Times New Roman" w:cs="Times New Roman" w:eastAsia="Times New Roman" w:hAnsi="Times New Roman"/>
                 <w:color w:val="1F2937"/>
                 <w:sz w:val="15"/>
                 <w:szCs w:val="15"/>
@@ -20849,7 +20849,7 @@
             </w:pPr>
             <w:r>
               <w:rPr>
-                <w:rFonts w:ascii="Helvetica" w:cs="Helvetica" w:eastAsia="Helvetica" w:hAnsi="Helvetica"/>
+                <w:rFonts w:ascii="Times New Roman" w:cs="Times New Roman" w:eastAsia="Times New Roman" w:hAnsi="Times New Roman"/>
                 <w:color w:val="1F2937"/>
                 <w:sz w:val="15"/>
                 <w:szCs w:val="15"/>
@@ -20877,7 +20877,7 @@
             </w:pPr>
             <w:r>
               <w:rPr>
-                <w:rFonts w:ascii="Helvetica" w:cs="Helvetica" w:eastAsia="Helvetica" w:hAnsi="Helvetica"/>
+                <w:rFonts w:ascii="Times New Roman" w:cs="Times New Roman" w:eastAsia="Times New Roman" w:hAnsi="Times New Roman"/>
                 <w:color w:val="1F2937"/>
                 <w:sz w:val="15"/>
                 <w:szCs w:val="15"/>
@@ -20905,7 +20905,7 @@
             </w:pPr>
             <w:r>
               <w:rPr>
-                <w:rFonts w:ascii="Helvetica" w:cs="Helvetica" w:eastAsia="Helvetica" w:hAnsi="Helvetica"/>
+                <w:rFonts w:ascii="Times New Roman" w:cs="Times New Roman" w:eastAsia="Times New Roman" w:hAnsi="Times New Roman"/>
                 <w:color w:val="1F2937"/>
                 <w:sz w:val="15"/>
                 <w:szCs w:val="15"/>
@@ -20933,7 +20933,7 @@
             </w:pPr>
             <w:r>
               <w:rPr>
-                <w:rFonts w:ascii="Helvetica" w:cs="Helvetica" w:eastAsia="Helvetica" w:hAnsi="Helvetica"/>
+                <w:rFonts w:ascii="Times New Roman" w:cs="Times New Roman" w:eastAsia="Times New Roman" w:hAnsi="Times New Roman"/>
                 <w:color w:val="1F2937"/>
                 <w:sz w:val="15"/>
                 <w:szCs w:val="15"/>
@@ -20961,7 +20961,7 @@
             </w:pPr>
             <w:r>
               <w:rPr>
-                <w:rFonts w:ascii="Helvetica" w:cs="Helvetica" w:eastAsia="Helvetica" w:hAnsi="Helvetica"/>
+                <w:rFonts w:ascii="Times New Roman" w:cs="Times New Roman" w:eastAsia="Times New Roman" w:hAnsi="Times New Roman"/>
                 <w:color w:val="1F2937"/>
                 <w:sz w:val="15"/>
                 <w:szCs w:val="15"/>
@@ -20991,7 +20991,7 @@
             </w:pPr>
             <w:r>
               <w:rPr>
-                <w:rFonts w:ascii="Helvetica" w:cs="Helvetica" w:eastAsia="Helvetica" w:hAnsi="Helvetica"/>
+                <w:rFonts w:ascii="Times New Roman" w:cs="Times New Roman" w:eastAsia="Times New Roman" w:hAnsi="Times New Roman"/>
                 <w:color w:val="1F2937"/>
                 <w:sz w:val="15"/>
                 <w:szCs w:val="15"/>
@@ -21019,7 +21019,7 @@
             </w:pPr>
             <w:r>
               <w:rPr>
-                <w:rFonts w:ascii="Helvetica" w:cs="Helvetica" w:eastAsia="Helvetica" w:hAnsi="Helvetica"/>
+                <w:rFonts w:ascii="Times New Roman" w:cs="Times New Roman" w:eastAsia="Times New Roman" w:hAnsi="Times New Roman"/>
                 <w:color w:val="1F2937"/>
                 <w:sz w:val="15"/>
                 <w:szCs w:val="15"/>
@@ -21047,7 +21047,7 @@
             </w:pPr>
             <w:r>
               <w:rPr>
-                <w:rFonts w:ascii="Helvetica" w:cs="Helvetica" w:eastAsia="Helvetica" w:hAnsi="Helvetica"/>
+                <w:rFonts w:ascii="Times New Roman" w:cs="Times New Roman" w:eastAsia="Times New Roman" w:hAnsi="Times New Roman"/>
                 <w:color w:val="1F2937"/>
                 <w:sz w:val="15"/>
                 <w:szCs w:val="15"/>
@@ -21075,7 +21075,7 @@
             </w:pPr>
             <w:r>
               <w:rPr>
-                <w:rFonts w:ascii="Helvetica" w:cs="Helvetica" w:eastAsia="Helvetica" w:hAnsi="Helvetica"/>
+                <w:rFonts w:ascii="Times New Roman" w:cs="Times New Roman" w:eastAsia="Times New Roman" w:hAnsi="Times New Roman"/>
                 <w:color w:val="1F2937"/>
                 <w:sz w:val="15"/>
                 <w:szCs w:val="15"/>
@@ -21103,7 +21103,7 @@
             </w:pPr>
             <w:r>
               <w:rPr>
-                <w:rFonts w:ascii="Helvetica" w:cs="Helvetica" w:eastAsia="Helvetica" w:hAnsi="Helvetica"/>
+                <w:rFonts w:ascii="Times New Roman" w:cs="Times New Roman" w:eastAsia="Times New Roman" w:hAnsi="Times New Roman"/>
                 <w:color w:val="1F2937"/>
                 <w:sz w:val="15"/>
                 <w:szCs w:val="15"/>
@@ -21131,7 +21131,7 @@
             </w:pPr>
             <w:r>
               <w:rPr>
-                <w:rFonts w:ascii="Helvetica" w:cs="Helvetica" w:eastAsia="Helvetica" w:hAnsi="Helvetica"/>
+                <w:rFonts w:ascii="Times New Roman" w:cs="Times New Roman" w:eastAsia="Times New Roman" w:hAnsi="Times New Roman"/>
                 <w:color w:val="1F2937"/>
                 <w:sz w:val="15"/>
                 <w:szCs w:val="15"/>
@@ -21161,7 +21161,7 @@
             </w:pPr>
             <w:r>
               <w:rPr>
-                <w:rFonts w:ascii="Helvetica" w:cs="Helvetica" w:eastAsia="Helvetica" w:hAnsi="Helvetica"/>
+                <w:rFonts w:ascii="Times New Roman" w:cs="Times New Roman" w:eastAsia="Times New Roman" w:hAnsi="Times New Roman"/>
                 <w:color w:val="1F2937"/>
                 <w:sz w:val="15"/>
                 <w:szCs w:val="15"/>
@@ -21189,7 +21189,7 @@
             </w:pPr>
             <w:r>
               <w:rPr>
-                <w:rFonts w:ascii="Helvetica" w:cs="Helvetica" w:eastAsia="Helvetica" w:hAnsi="Helvetica"/>
+                <w:rFonts w:ascii="Times New Roman" w:cs="Times New Roman" w:eastAsia="Times New Roman" w:hAnsi="Times New Roman"/>
                 <w:color w:val="1F2937"/>
                 <w:sz w:val="15"/>
                 <w:szCs w:val="15"/>
@@ -21217,7 +21217,7 @@
             </w:pPr>
             <w:r>
               <w:rPr>
-                <w:rFonts w:ascii="Helvetica" w:cs="Helvetica" w:eastAsia="Helvetica" w:hAnsi="Helvetica"/>
+                <w:rFonts w:ascii="Times New Roman" w:cs="Times New Roman" w:eastAsia="Times New Roman" w:hAnsi="Times New Roman"/>
                 <w:color w:val="1F2937"/>
                 <w:sz w:val="15"/>
                 <w:szCs w:val="15"/>
@@ -21245,7 +21245,7 @@
             </w:pPr>
             <w:r>
               <w:rPr>
-                <w:rFonts w:ascii="Helvetica" w:cs="Helvetica" w:eastAsia="Helvetica" w:hAnsi="Helvetica"/>
+                <w:rFonts w:ascii="Times New Roman" w:cs="Times New Roman" w:eastAsia="Times New Roman" w:hAnsi="Times New Roman"/>
                 <w:color w:val="1F2937"/>
                 <w:sz w:val="15"/>
                 <w:szCs w:val="15"/>
@@ -21273,7 +21273,7 @@
             </w:pPr>
             <w:r>
               <w:rPr>
-                <w:rFonts w:ascii="Helvetica" w:cs="Helvetica" w:eastAsia="Helvetica" w:hAnsi="Helvetica"/>
+                <w:rFonts w:ascii="Times New Roman" w:cs="Times New Roman" w:eastAsia="Times New Roman" w:hAnsi="Times New Roman"/>
                 <w:color w:val="1F2937"/>
                 <w:sz w:val="15"/>
                 <w:szCs w:val="15"/>
@@ -21301,7 +21301,7 @@
             </w:pPr>
             <w:r>
               <w:rPr>
-                <w:rFonts w:ascii="Helvetica" w:cs="Helvetica" w:eastAsia="Helvetica" w:hAnsi="Helvetica"/>
+                <w:rFonts w:ascii="Times New Roman" w:cs="Times New Roman" w:eastAsia="Times New Roman" w:hAnsi="Times New Roman"/>
                 <w:color w:val="1F2937"/>
                 <w:sz w:val="15"/>
                 <w:szCs w:val="15"/>
@@ -21331,7 +21331,7 @@
             </w:pPr>
             <w:r>
               <w:rPr>
-                <w:rFonts w:ascii="Helvetica" w:cs="Helvetica" w:eastAsia="Helvetica" w:hAnsi="Helvetica"/>
+                <w:rFonts w:ascii="Times New Roman" w:cs="Times New Roman" w:eastAsia="Times New Roman" w:hAnsi="Times New Roman"/>
                 <w:color w:val="1F2937"/>
                 <w:sz w:val="15"/>
                 <w:szCs w:val="15"/>
@@ -21359,7 +21359,7 @@
             </w:pPr>
             <w:r>
               <w:rPr>
-                <w:rFonts w:ascii="Helvetica" w:cs="Helvetica" w:eastAsia="Helvetica" w:hAnsi="Helvetica"/>
+                <w:rFonts w:ascii="Times New Roman" w:cs="Times New Roman" w:eastAsia="Times New Roman" w:hAnsi="Times New Roman"/>
                 <w:color w:val="1F2937"/>
                 <w:sz w:val="15"/>
                 <w:szCs w:val="15"/>
@@ -21387,7 +21387,7 @@
             </w:pPr>
             <w:r>
               <w:rPr>
-                <w:rFonts w:ascii="Helvetica" w:cs="Helvetica" w:eastAsia="Helvetica" w:hAnsi="Helvetica"/>
+                <w:rFonts w:ascii="Times New Roman" w:cs="Times New Roman" w:eastAsia="Times New Roman" w:hAnsi="Times New Roman"/>
                 <w:color w:val="1F2937"/>
                 <w:sz w:val="15"/>
                 <w:szCs w:val="15"/>
@@ -21415,7 +21415,7 @@
             </w:pPr>
             <w:r>
               <w:rPr>
-                <w:rFonts w:ascii="Helvetica" w:cs="Helvetica" w:eastAsia="Helvetica" w:hAnsi="Helvetica"/>
+                <w:rFonts w:ascii="Times New Roman" w:cs="Times New Roman" w:eastAsia="Times New Roman" w:hAnsi="Times New Roman"/>
                 <w:color w:val="1F2937"/>
                 <w:sz w:val="15"/>
                 <w:szCs w:val="15"/>
@@ -21443,7 +21443,7 @@
             </w:pPr>
             <w:r>
               <w:rPr>
-                <w:rFonts w:ascii="Helvetica" w:cs="Helvetica" w:eastAsia="Helvetica" w:hAnsi="Helvetica"/>
+                <w:rFonts w:ascii="Times New Roman" w:cs="Times New Roman" w:eastAsia="Times New Roman" w:hAnsi="Times New Roman"/>
                 <w:color w:val="1F2937"/>
                 <w:sz w:val="15"/>
                 <w:szCs w:val="15"/>
@@ -21471,7 +21471,7 @@
             </w:pPr>
             <w:r>
               <w:rPr>
-                <w:rFonts w:ascii="Helvetica" w:cs="Helvetica" w:eastAsia="Helvetica" w:hAnsi="Helvetica"/>
+                <w:rFonts w:ascii="Times New Roman" w:cs="Times New Roman" w:eastAsia="Times New Roman" w:hAnsi="Times New Roman"/>
                 <w:color w:val="1F2937"/>
                 <w:sz w:val="15"/>
                 <w:szCs w:val="15"/>
@@ -21501,7 +21501,7 @@
             </w:pPr>
             <w:r>
               <w:rPr>
-                <w:rFonts w:ascii="Helvetica" w:cs="Helvetica" w:eastAsia="Helvetica" w:hAnsi="Helvetica"/>
+                <w:rFonts w:ascii="Times New Roman" w:cs="Times New Roman" w:eastAsia="Times New Roman" w:hAnsi="Times New Roman"/>
                 <w:color w:val="1F2937"/>
                 <w:sz w:val="15"/>
                 <w:szCs w:val="15"/>
@@ -21529,7 +21529,7 @@
             </w:pPr>
             <w:r>
               <w:rPr>
-                <w:rFonts w:ascii="Helvetica" w:cs="Helvetica" w:eastAsia="Helvetica" w:hAnsi="Helvetica"/>
+                <w:rFonts w:ascii="Times New Roman" w:cs="Times New Roman" w:eastAsia="Times New Roman" w:hAnsi="Times New Roman"/>
                 <w:color w:val="1F2937"/>
                 <w:sz w:val="15"/>
                 <w:szCs w:val="15"/>
@@ -21557,7 +21557,7 @@
             </w:pPr>
             <w:r>
               <w:rPr>
-                <w:rFonts w:ascii="Helvetica" w:cs="Helvetica" w:eastAsia="Helvetica" w:hAnsi="Helvetica"/>
+                <w:rFonts w:ascii="Times New Roman" w:cs="Times New Roman" w:eastAsia="Times New Roman" w:hAnsi="Times New Roman"/>
                 <w:color w:val="1F2937"/>
                 <w:sz w:val="15"/>
                 <w:szCs w:val="15"/>
@@ -21585,7 +21585,7 @@
             </w:pPr>
             <w:r>
               <w:rPr>
-                <w:rFonts w:ascii="Helvetica" w:cs="Helvetica" w:eastAsia="Helvetica" w:hAnsi="Helvetica"/>
+                <w:rFonts w:ascii="Times New Roman" w:cs="Times New Roman" w:eastAsia="Times New Roman" w:hAnsi="Times New Roman"/>
                 <w:color w:val="1F2937"/>
                 <w:sz w:val="15"/>
                 <w:szCs w:val="15"/>
@@ -21613,7 +21613,7 @@
             </w:pPr>
             <w:r>
               <w:rPr>
-                <w:rFonts w:ascii="Helvetica" w:cs="Helvetica" w:eastAsia="Helvetica" w:hAnsi="Helvetica"/>
+                <w:rFonts w:ascii="Times New Roman" w:cs="Times New Roman" w:eastAsia="Times New Roman" w:hAnsi="Times New Roman"/>
                 <w:color w:val="1F2937"/>
                 <w:sz w:val="15"/>
                 <w:szCs w:val="15"/>
@@ -21641,7 +21641,7 @@
             </w:pPr>
             <w:r>
               <w:rPr>
-                <w:rFonts w:ascii="Helvetica" w:cs="Helvetica" w:eastAsia="Helvetica" w:hAnsi="Helvetica"/>
+                <w:rFonts w:ascii="Times New Roman" w:cs="Times New Roman" w:eastAsia="Times New Roman" w:hAnsi="Times New Roman"/>
                 <w:color w:val="1F2937"/>
                 <w:sz w:val="15"/>
                 <w:szCs w:val="15"/>
@@ -21671,7 +21671,7 @@
             </w:pPr>
             <w:r>
               <w:rPr>
-                <w:rFonts w:ascii="Helvetica" w:cs="Helvetica" w:eastAsia="Helvetica" w:hAnsi="Helvetica"/>
+                <w:rFonts w:ascii="Times New Roman" w:cs="Times New Roman" w:eastAsia="Times New Roman" w:hAnsi="Times New Roman"/>
                 <w:color w:val="1F2937"/>
                 <w:sz w:val="15"/>
                 <w:szCs w:val="15"/>
@@ -21699,7 +21699,7 @@
             </w:pPr>
             <w:r>
               <w:rPr>
-                <w:rFonts w:ascii="Helvetica" w:cs="Helvetica" w:eastAsia="Helvetica" w:hAnsi="Helvetica"/>
+                <w:rFonts w:ascii="Times New Roman" w:cs="Times New Roman" w:eastAsia="Times New Roman" w:hAnsi="Times New Roman"/>
                 <w:color w:val="1F2937"/>
                 <w:sz w:val="15"/>
                 <w:szCs w:val="15"/>
@@ -21727,7 +21727,7 @@
             </w:pPr>
             <w:r>
               <w:rPr>
-                <w:rFonts w:ascii="Helvetica" w:cs="Helvetica" w:eastAsia="Helvetica" w:hAnsi="Helvetica"/>
+                <w:rFonts w:ascii="Times New Roman" w:cs="Times New Roman" w:eastAsia="Times New Roman" w:hAnsi="Times New Roman"/>
                 <w:color w:val="1F2937"/>
                 <w:sz w:val="15"/>
                 <w:szCs w:val="15"/>
@@ -21755,7 +21755,7 @@
             </w:pPr>
             <w:r>
               <w:rPr>
-                <w:rFonts w:ascii="Helvetica" w:cs="Helvetica" w:eastAsia="Helvetica" w:hAnsi="Helvetica"/>
+                <w:rFonts w:ascii="Times New Roman" w:cs="Times New Roman" w:eastAsia="Times New Roman" w:hAnsi="Times New Roman"/>
                 <w:color w:val="1F2937"/>
                 <w:sz w:val="15"/>
                 <w:szCs w:val="15"/>
@@ -21783,7 +21783,7 @@
             </w:pPr>
             <w:r>
               <w:rPr>
-                <w:rFonts w:ascii="Helvetica" w:cs="Helvetica" w:eastAsia="Helvetica" w:hAnsi="Helvetica"/>
+                <w:rFonts w:ascii="Times New Roman" w:cs="Times New Roman" w:eastAsia="Times New Roman" w:hAnsi="Times New Roman"/>
                 <w:color w:val="1F2937"/>
                 <w:sz w:val="15"/>
                 <w:szCs w:val="15"/>
@@ -21811,7 +21811,7 @@
             </w:pPr>
             <w:r>
               <w:rPr>
-                <w:rFonts w:ascii="Helvetica" w:cs="Helvetica" w:eastAsia="Helvetica" w:hAnsi="Helvetica"/>
+                <w:rFonts w:ascii="Times New Roman" w:cs="Times New Roman" w:eastAsia="Times New Roman" w:hAnsi="Times New Roman"/>
                 <w:color w:val="1F2937"/>
                 <w:sz w:val="15"/>
                 <w:szCs w:val="15"/>
@@ -21841,7 +21841,7 @@
             </w:pPr>
             <w:r>
               <w:rPr>
-                <w:rFonts w:ascii="Helvetica" w:cs="Helvetica" w:eastAsia="Helvetica" w:hAnsi="Helvetica"/>
+                <w:rFonts w:ascii="Times New Roman" w:cs="Times New Roman" w:eastAsia="Times New Roman" w:hAnsi="Times New Roman"/>
                 <w:color w:val="1F2937"/>
                 <w:sz w:val="15"/>
                 <w:szCs w:val="15"/>
@@ -21869,7 +21869,7 @@
             </w:pPr>
             <w:r>
               <w:rPr>
-                <w:rFonts w:ascii="Helvetica" w:cs="Helvetica" w:eastAsia="Helvetica" w:hAnsi="Helvetica"/>
+                <w:rFonts w:ascii="Times New Roman" w:cs="Times New Roman" w:eastAsia="Times New Roman" w:hAnsi="Times New Roman"/>
                 <w:color w:val="1F2937"/>
                 <w:sz w:val="15"/>
                 <w:szCs w:val="15"/>
@@ -21897,7 +21897,7 @@
             </w:pPr>
             <w:r>
               <w:rPr>
-                <w:rFonts w:ascii="Helvetica" w:cs="Helvetica" w:eastAsia="Helvetica" w:hAnsi="Helvetica"/>
+                <w:rFonts w:ascii="Times New Roman" w:cs="Times New Roman" w:eastAsia="Times New Roman" w:hAnsi="Times New Roman"/>
                 <w:color w:val="1F2937"/>
                 <w:sz w:val="15"/>
                 <w:szCs w:val="15"/>
@@ -21925,7 +21925,7 @@
             </w:pPr>
             <w:r>
               <w:rPr>
-                <w:rFonts w:ascii="Helvetica" w:cs="Helvetica" w:eastAsia="Helvetica" w:hAnsi="Helvetica"/>
+                <w:rFonts w:ascii="Times New Roman" w:cs="Times New Roman" w:eastAsia="Times New Roman" w:hAnsi="Times New Roman"/>
                 <w:color w:val="1F2937"/>
                 <w:sz w:val="15"/>
                 <w:szCs w:val="15"/>
@@ -21953,7 +21953,7 @@
             </w:pPr>
             <w:r>
               <w:rPr>
-                <w:rFonts w:ascii="Helvetica" w:cs="Helvetica" w:eastAsia="Helvetica" w:hAnsi="Helvetica"/>
+                <w:rFonts w:ascii="Times New Roman" w:cs="Times New Roman" w:eastAsia="Times New Roman" w:hAnsi="Times New Roman"/>
                 <w:color w:val="1F2937"/>
                 <w:sz w:val="15"/>
                 <w:szCs w:val="15"/>
@@ -21981,7 +21981,7 @@
             </w:pPr>
             <w:r>
               <w:rPr>
-                <w:rFonts w:ascii="Helvetica" w:cs="Helvetica" w:eastAsia="Helvetica" w:hAnsi="Helvetica"/>
+                <w:rFonts w:ascii="Times New Roman" w:cs="Times New Roman" w:eastAsia="Times New Roman" w:hAnsi="Times New Roman"/>
                 <w:color w:val="1F2937"/>
                 <w:sz w:val="15"/>
                 <w:szCs w:val="15"/>
@@ -22011,7 +22011,7 @@
             </w:pPr>
             <w:r>
               <w:rPr>
-                <w:rFonts w:ascii="Helvetica" w:cs="Helvetica" w:eastAsia="Helvetica" w:hAnsi="Helvetica"/>
+                <w:rFonts w:ascii="Times New Roman" w:cs="Times New Roman" w:eastAsia="Times New Roman" w:hAnsi="Times New Roman"/>
                 <w:color w:val="1F2937"/>
                 <w:sz w:val="15"/>
                 <w:szCs w:val="15"/>
@@ -22039,7 +22039,7 @@
             </w:pPr>
             <w:r>
               <w:rPr>
-                <w:rFonts w:ascii="Helvetica" w:cs="Helvetica" w:eastAsia="Helvetica" w:hAnsi="Helvetica"/>
+                <w:rFonts w:ascii="Times New Roman" w:cs="Times New Roman" w:eastAsia="Times New Roman" w:hAnsi="Times New Roman"/>
                 <w:color w:val="1F2937"/>
                 <w:sz w:val="15"/>
                 <w:szCs w:val="15"/>
@@ -22067,7 +22067,7 @@
             </w:pPr>
             <w:r>
               <w:rPr>
-                <w:rFonts w:ascii="Helvetica" w:cs="Helvetica" w:eastAsia="Helvetica" w:hAnsi="Helvetica"/>
+                <w:rFonts w:ascii="Times New Roman" w:cs="Times New Roman" w:eastAsia="Times New Roman" w:hAnsi="Times New Roman"/>
                 <w:color w:val="1F2937"/>
                 <w:sz w:val="15"/>
                 <w:szCs w:val="15"/>
@@ -22095,7 +22095,7 @@
             </w:pPr>
             <w:r>
               <w:rPr>
-                <w:rFonts w:ascii="Helvetica" w:cs="Helvetica" w:eastAsia="Helvetica" w:hAnsi="Helvetica"/>
+                <w:rFonts w:ascii="Times New Roman" w:cs="Times New Roman" w:eastAsia="Times New Roman" w:hAnsi="Times New Roman"/>
                 <w:color w:val="1F2937"/>
                 <w:sz w:val="15"/>
                 <w:szCs w:val="15"/>
@@ -22123,7 +22123,7 @@
             </w:pPr>
             <w:r>
               <w:rPr>
-                <w:rFonts w:ascii="Helvetica" w:cs="Helvetica" w:eastAsia="Helvetica" w:hAnsi="Helvetica"/>
+                <w:rFonts w:ascii="Times New Roman" w:cs="Times New Roman" w:eastAsia="Times New Roman" w:hAnsi="Times New Roman"/>
                 <w:color w:val="1F2937"/>
                 <w:sz w:val="15"/>
                 <w:szCs w:val="15"/>
@@ -22151,7 +22151,7 @@
             </w:pPr>
             <w:r>
               <w:rPr>
-                <w:rFonts w:ascii="Helvetica" w:cs="Helvetica" w:eastAsia="Helvetica" w:hAnsi="Helvetica"/>
+                <w:rFonts w:ascii="Times New Roman" w:cs="Times New Roman" w:eastAsia="Times New Roman" w:hAnsi="Times New Roman"/>
                 <w:color w:val="1F2937"/>
                 <w:sz w:val="15"/>
                 <w:szCs w:val="15"/>
@@ -22181,7 +22181,7 @@
             </w:pPr>
             <w:r>
               <w:rPr>
-                <w:rFonts w:ascii="Helvetica" w:cs="Helvetica" w:eastAsia="Helvetica" w:hAnsi="Helvetica"/>
+                <w:rFonts w:ascii="Times New Roman" w:cs="Times New Roman" w:eastAsia="Times New Roman" w:hAnsi="Times New Roman"/>
                 <w:color w:val="1F2937"/>
                 <w:sz w:val="15"/>
                 <w:szCs w:val="15"/>
@@ -22209,7 +22209,7 @@
             </w:pPr>
             <w:r>
               <w:rPr>
-                <w:rFonts w:ascii="Helvetica" w:cs="Helvetica" w:eastAsia="Helvetica" w:hAnsi="Helvetica"/>
+                <w:rFonts w:ascii="Times New Roman" w:cs="Times New Roman" w:eastAsia="Times New Roman" w:hAnsi="Times New Roman"/>
                 <w:color w:val="1F2937"/>
                 <w:sz w:val="15"/>
                 <w:szCs w:val="15"/>
@@ -22237,7 +22237,7 @@
             </w:pPr>
             <w:r>
               <w:rPr>
-                <w:rFonts w:ascii="Helvetica" w:cs="Helvetica" w:eastAsia="Helvetica" w:hAnsi="Helvetica"/>
+                <w:rFonts w:ascii="Times New Roman" w:cs="Times New Roman" w:eastAsia="Times New Roman" w:hAnsi="Times New Roman"/>
                 <w:color w:val="1F2937"/>
                 <w:sz w:val="15"/>
                 <w:szCs w:val="15"/>
@@ -22265,7 +22265,7 @@
             </w:pPr>
             <w:r>
               <w:rPr>
-                <w:rFonts w:ascii="Helvetica" w:cs="Helvetica" w:eastAsia="Helvetica" w:hAnsi="Helvetica"/>
+                <w:rFonts w:ascii="Times New Roman" w:cs="Times New Roman" w:eastAsia="Times New Roman" w:hAnsi="Times New Roman"/>
                 <w:color w:val="1F2937"/>
                 <w:sz w:val="15"/>
                 <w:szCs w:val="15"/>
@@ -22293,7 +22293,7 @@
             </w:pPr>
             <w:r>
               <w:rPr>
-                <w:rFonts w:ascii="Helvetica" w:cs="Helvetica" w:eastAsia="Helvetica" w:hAnsi="Helvetica"/>
+                <w:rFonts w:ascii="Times New Roman" w:cs="Times New Roman" w:eastAsia="Times New Roman" w:hAnsi="Times New Roman"/>
                 <w:color w:val="1F2937"/>
                 <w:sz w:val="15"/>
                 <w:szCs w:val="15"/>
@@ -22321,7 +22321,7 @@
             </w:pPr>
             <w:r>
               <w:rPr>
-                <w:rFonts w:ascii="Helvetica" w:cs="Helvetica" w:eastAsia="Helvetica" w:hAnsi="Helvetica"/>
+                <w:rFonts w:ascii="Times New Roman" w:cs="Times New Roman" w:eastAsia="Times New Roman" w:hAnsi="Times New Roman"/>
                 <w:color w:val="1F2937"/>
                 <w:sz w:val="15"/>
                 <w:szCs w:val="15"/>
@@ -22351,7 +22351,7 @@
             </w:pPr>
             <w:r>
               <w:rPr>
-                <w:rFonts w:ascii="Helvetica" w:cs="Helvetica" w:eastAsia="Helvetica" w:hAnsi="Helvetica"/>
+                <w:rFonts w:ascii="Times New Roman" w:cs="Times New Roman" w:eastAsia="Times New Roman" w:hAnsi="Times New Roman"/>
                 <w:color w:val="1F2937"/>
                 <w:sz w:val="15"/>
                 <w:szCs w:val="15"/>
@@ -22379,7 +22379,7 @@
             </w:pPr>
             <w:r>
               <w:rPr>
-                <w:rFonts w:ascii="Helvetica" w:cs="Helvetica" w:eastAsia="Helvetica" w:hAnsi="Helvetica"/>
+                <w:rFonts w:ascii="Times New Roman" w:cs="Times New Roman" w:eastAsia="Times New Roman" w:hAnsi="Times New Roman"/>
                 <w:color w:val="1F2937"/>
                 <w:sz w:val="15"/>
                 <w:szCs w:val="15"/>
@@ -22407,7 +22407,7 @@
             </w:pPr>
             <w:r>
               <w:rPr>
-                <w:rFonts w:ascii="Helvetica" w:cs="Helvetica" w:eastAsia="Helvetica" w:hAnsi="Helvetica"/>
+                <w:rFonts w:ascii="Times New Roman" w:cs="Times New Roman" w:eastAsia="Times New Roman" w:hAnsi="Times New Roman"/>
                 <w:color w:val="1F2937"/>
                 <w:sz w:val="15"/>
                 <w:szCs w:val="15"/>
@@ -22435,7 +22435,7 @@
             </w:pPr>
             <w:r>
               <w:rPr>
-                <w:rFonts w:ascii="Helvetica" w:cs="Helvetica" w:eastAsia="Helvetica" w:hAnsi="Helvetica"/>
+                <w:rFonts w:ascii="Times New Roman" w:cs="Times New Roman" w:eastAsia="Times New Roman" w:hAnsi="Times New Roman"/>
                 <w:color w:val="1F2937"/>
                 <w:sz w:val="15"/>
                 <w:szCs w:val="15"/>
@@ -22463,7 +22463,7 @@
             </w:pPr>
             <w:r>
               <w:rPr>
-                <w:rFonts w:ascii="Helvetica" w:cs="Helvetica" w:eastAsia="Helvetica" w:hAnsi="Helvetica"/>
+                <w:rFonts w:ascii="Times New Roman" w:cs="Times New Roman" w:eastAsia="Times New Roman" w:hAnsi="Times New Roman"/>
                 <w:color w:val="1F2937"/>
                 <w:sz w:val="15"/>
                 <w:szCs w:val="15"/>
@@ -22491,7 +22491,7 @@
             </w:pPr>
             <w:r>
               <w:rPr>
-                <w:rFonts w:ascii="Helvetica" w:cs="Helvetica" w:eastAsia="Helvetica" w:hAnsi="Helvetica"/>
+                <w:rFonts w:ascii="Times New Roman" w:cs="Times New Roman" w:eastAsia="Times New Roman" w:hAnsi="Times New Roman"/>
                 <w:color w:val="1F2937"/>
                 <w:sz w:val="15"/>
                 <w:szCs w:val="15"/>
@@ -22521,7 +22521,7 @@
             </w:pPr>
             <w:r>
               <w:rPr>
-                <w:rFonts w:ascii="Helvetica" w:cs="Helvetica" w:eastAsia="Helvetica" w:hAnsi="Helvetica"/>
+                <w:rFonts w:ascii="Times New Roman" w:cs="Times New Roman" w:eastAsia="Times New Roman" w:hAnsi="Times New Roman"/>
                 <w:color w:val="1F2937"/>
                 <w:sz w:val="15"/>
                 <w:szCs w:val="15"/>
@@ -22549,7 +22549,7 @@
             </w:pPr>
             <w:r>
               <w:rPr>
-                <w:rFonts w:ascii="Helvetica" w:cs="Helvetica" w:eastAsia="Helvetica" w:hAnsi="Helvetica"/>
+                <w:rFonts w:ascii="Times New Roman" w:cs="Times New Roman" w:eastAsia="Times New Roman" w:hAnsi="Times New Roman"/>
                 <w:color w:val="1F2937"/>
                 <w:sz w:val="15"/>
                 <w:szCs w:val="15"/>
@@ -22577,7 +22577,7 @@
             </w:pPr>
             <w:r>
               <w:rPr>
-                <w:rFonts w:ascii="Helvetica" w:cs="Helvetica" w:eastAsia="Helvetica" w:hAnsi="Helvetica"/>
+                <w:rFonts w:ascii="Times New Roman" w:cs="Times New Roman" w:eastAsia="Times New Roman" w:hAnsi="Times New Roman"/>
                 <w:color w:val="1F2937"/>
                 <w:sz w:val="15"/>
                 <w:szCs w:val="15"/>
@@ -22605,7 +22605,7 @@
             </w:pPr>
             <w:r>
               <w:rPr>
-                <w:rFonts w:ascii="Helvetica" w:cs="Helvetica" w:eastAsia="Helvetica" w:hAnsi="Helvetica"/>
+                <w:rFonts w:ascii="Times New Roman" w:cs="Times New Roman" w:eastAsia="Times New Roman" w:hAnsi="Times New Roman"/>
                 <w:color w:val="1F2937"/>
                 <w:sz w:val="15"/>
                 <w:szCs w:val="15"/>
@@ -22633,7 +22633,7 @@
             </w:pPr>
             <w:r>
               <w:rPr>
-                <w:rFonts w:ascii="Helvetica" w:cs="Helvetica" w:eastAsia="Helvetica" w:hAnsi="Helvetica"/>
+                <w:rFonts w:ascii="Times New Roman" w:cs="Times New Roman" w:eastAsia="Times New Roman" w:hAnsi="Times New Roman"/>
                 <w:color w:val="1F2937"/>
                 <w:sz w:val="15"/>
                 <w:szCs w:val="15"/>
@@ -22661,7 +22661,7 @@
             </w:pPr>
             <w:r>
               <w:rPr>
-                <w:rFonts w:ascii="Helvetica" w:cs="Helvetica" w:eastAsia="Helvetica" w:hAnsi="Helvetica"/>
+                <w:rFonts w:ascii="Times New Roman" w:cs="Times New Roman" w:eastAsia="Times New Roman" w:hAnsi="Times New Roman"/>
                 <w:color w:val="1F2937"/>
                 <w:sz w:val="15"/>
                 <w:szCs w:val="15"/>
@@ -22691,7 +22691,7 @@
             </w:pPr>
             <w:r>
               <w:rPr>
-                <w:rFonts w:ascii="Helvetica" w:cs="Helvetica" w:eastAsia="Helvetica" w:hAnsi="Helvetica"/>
+                <w:rFonts w:ascii="Times New Roman" w:cs="Times New Roman" w:eastAsia="Times New Roman" w:hAnsi="Times New Roman"/>
                 <w:color w:val="1F2937"/>
                 <w:sz w:val="15"/>
                 <w:szCs w:val="15"/>
@@ -22719,7 +22719,7 @@
             </w:pPr>
             <w:r>
               <w:rPr>
-                <w:rFonts w:ascii="Helvetica" w:cs="Helvetica" w:eastAsia="Helvetica" w:hAnsi="Helvetica"/>
+                <w:rFonts w:ascii="Times New Roman" w:cs="Times New Roman" w:eastAsia="Times New Roman" w:hAnsi="Times New Roman"/>
                 <w:color w:val="1F2937"/>
                 <w:sz w:val="15"/>
                 <w:szCs w:val="15"/>
@@ -22747,7 +22747,7 @@
             </w:pPr>
             <w:r>
               <w:rPr>
-                <w:rFonts w:ascii="Helvetica" w:cs="Helvetica" w:eastAsia="Helvetica" w:hAnsi="Helvetica"/>
+                <w:rFonts w:ascii="Times New Roman" w:cs="Times New Roman" w:eastAsia="Times New Roman" w:hAnsi="Times New Roman"/>
                 <w:color w:val="1F2937"/>
                 <w:sz w:val="15"/>
                 <w:szCs w:val="15"/>
@@ -22775,7 +22775,7 @@
             </w:pPr>
             <w:r>
               <w:rPr>
-                <w:rFonts w:ascii="Helvetica" w:cs="Helvetica" w:eastAsia="Helvetica" w:hAnsi="Helvetica"/>
+                <w:rFonts w:ascii="Times New Roman" w:cs="Times New Roman" w:eastAsia="Times New Roman" w:hAnsi="Times New Roman"/>
                 <w:color w:val="1F2937"/>
                 <w:sz w:val="15"/>
                 <w:szCs w:val="15"/>
@@ -22803,7 +22803,7 @@
             </w:pPr>
             <w:r>
               <w:rPr>
-                <w:rFonts w:ascii="Helvetica" w:cs="Helvetica" w:eastAsia="Helvetica" w:hAnsi="Helvetica"/>
+                <w:rFonts w:ascii="Times New Roman" w:cs="Times New Roman" w:eastAsia="Times New Roman" w:hAnsi="Times New Roman"/>
                 <w:color w:val="1F2937"/>
                 <w:sz w:val="15"/>
                 <w:szCs w:val="15"/>
@@ -22831,7 +22831,7 @@
             </w:pPr>
             <w:r>
               <w:rPr>
-                <w:rFonts w:ascii="Helvetica" w:cs="Helvetica" w:eastAsia="Helvetica" w:hAnsi="Helvetica"/>
+                <w:rFonts w:ascii="Times New Roman" w:cs="Times New Roman" w:eastAsia="Times New Roman" w:hAnsi="Times New Roman"/>
                 <w:color w:val="1F2937"/>
                 <w:sz w:val="15"/>
                 <w:szCs w:val="15"/>
@@ -22861,7 +22861,7 @@
             </w:pPr>
             <w:r>
               <w:rPr>
-                <w:rFonts w:ascii="Helvetica" w:cs="Helvetica" w:eastAsia="Helvetica" w:hAnsi="Helvetica"/>
+                <w:rFonts w:ascii="Times New Roman" w:cs="Times New Roman" w:eastAsia="Times New Roman" w:hAnsi="Times New Roman"/>
                 <w:color w:val="1F2937"/>
                 <w:sz w:val="15"/>
                 <w:szCs w:val="15"/>
@@ -22889,7 +22889,7 @@
             </w:pPr>
             <w:r>
               <w:rPr>
-                <w:rFonts w:ascii="Helvetica" w:cs="Helvetica" w:eastAsia="Helvetica" w:hAnsi="Helvetica"/>
+                <w:rFonts w:ascii="Times New Roman" w:cs="Times New Roman" w:eastAsia="Times New Roman" w:hAnsi="Times New Roman"/>
                 <w:color w:val="1F2937"/>
                 <w:sz w:val="15"/>
                 <w:szCs w:val="15"/>
@@ -22917,7 +22917,7 @@
             </w:pPr>
             <w:r>
               <w:rPr>
-                <w:rFonts w:ascii="Helvetica" w:cs="Helvetica" w:eastAsia="Helvetica" w:hAnsi="Helvetica"/>
+                <w:rFonts w:ascii="Times New Roman" w:cs="Times New Roman" w:eastAsia="Times New Roman" w:hAnsi="Times New Roman"/>
                 <w:color w:val="1F2937"/>
                 <w:sz w:val="15"/>
                 <w:szCs w:val="15"/>
@@ -22945,7 +22945,7 @@
             </w:pPr>
             <w:r>
               <w:rPr>
-                <w:rFonts w:ascii="Helvetica" w:cs="Helvetica" w:eastAsia="Helvetica" w:hAnsi="Helvetica"/>
+                <w:rFonts w:ascii="Times New Roman" w:cs="Times New Roman" w:eastAsia="Times New Roman" w:hAnsi="Times New Roman"/>
                 <w:color w:val="1F2937"/>
                 <w:sz w:val="15"/>
                 <w:szCs w:val="15"/>
@@ -22973,7 +22973,7 @@
             </w:pPr>
             <w:r>
               <w:rPr>
-                <w:rFonts w:ascii="Helvetica" w:cs="Helvetica" w:eastAsia="Helvetica" w:hAnsi="Helvetica"/>
+                <w:rFonts w:ascii="Times New Roman" w:cs="Times New Roman" w:eastAsia="Times New Roman" w:hAnsi="Times New Roman"/>
                 <w:color w:val="1F2937"/>
                 <w:sz w:val="15"/>
                 <w:szCs w:val="15"/>
@@ -23001,7 +23001,7 @@
             </w:pPr>
             <w:r>
               <w:rPr>
-                <w:rFonts w:ascii="Helvetica" w:cs="Helvetica" w:eastAsia="Helvetica" w:hAnsi="Helvetica"/>
+                <w:rFonts w:ascii="Times New Roman" w:cs="Times New Roman" w:eastAsia="Times New Roman" w:hAnsi="Times New Roman"/>
                 <w:color w:val="1F2937"/>
                 <w:sz w:val="15"/>
                 <w:szCs w:val="15"/>
@@ -23031,7 +23031,7 @@
             </w:pPr>
             <w:r>
               <w:rPr>
-                <w:rFonts w:ascii="Helvetica" w:cs="Helvetica" w:eastAsia="Helvetica" w:hAnsi="Helvetica"/>
+                <w:rFonts w:ascii="Times New Roman" w:cs="Times New Roman" w:eastAsia="Times New Roman" w:hAnsi="Times New Roman"/>
                 <w:color w:val="1F2937"/>
                 <w:sz w:val="15"/>
                 <w:szCs w:val="15"/>
@@ -23059,7 +23059,7 @@
             </w:pPr>
             <w:r>
               <w:rPr>
-                <w:rFonts w:ascii="Helvetica" w:cs="Helvetica" w:eastAsia="Helvetica" w:hAnsi="Helvetica"/>
+                <w:rFonts w:ascii="Times New Roman" w:cs="Times New Roman" w:eastAsia="Times New Roman" w:hAnsi="Times New Roman"/>
                 <w:color w:val="1F2937"/>
                 <w:sz w:val="15"/>
                 <w:szCs w:val="15"/>
@@ -23087,7 +23087,7 @@
             </w:pPr>
             <w:r>
               <w:rPr>
-                <w:rFonts w:ascii="Helvetica" w:cs="Helvetica" w:eastAsia="Helvetica" w:hAnsi="Helvetica"/>
+                <w:rFonts w:ascii="Times New Roman" w:cs="Times New Roman" w:eastAsia="Times New Roman" w:hAnsi="Times New Roman"/>
                 <w:color w:val="1F2937"/>
                 <w:sz w:val="15"/>
                 <w:szCs w:val="15"/>
@@ -23115,7 +23115,7 @@
             </w:pPr>
             <w:r>
               <w:rPr>
-                <w:rFonts w:ascii="Helvetica" w:cs="Helvetica" w:eastAsia="Helvetica" w:hAnsi="Helvetica"/>
+                <w:rFonts w:ascii="Times New Roman" w:cs="Times New Roman" w:eastAsia="Times New Roman" w:hAnsi="Times New Roman"/>
                 <w:color w:val="1F2937"/>
                 <w:sz w:val="15"/>
                 <w:szCs w:val="15"/>
@@ -23143,7 +23143,7 @@
             </w:pPr>
             <w:r>
               <w:rPr>
-                <w:rFonts w:ascii="Helvetica" w:cs="Helvetica" w:eastAsia="Helvetica" w:hAnsi="Helvetica"/>
+                <w:rFonts w:ascii="Times New Roman" w:cs="Times New Roman" w:eastAsia="Times New Roman" w:hAnsi="Times New Roman"/>
                 <w:color w:val="1F2937"/>
                 <w:sz w:val="15"/>
                 <w:szCs w:val="15"/>
@@ -23171,7 +23171,7 @@
             </w:pPr>
             <w:r>
               <w:rPr>
-                <w:rFonts w:ascii="Helvetica" w:cs="Helvetica" w:eastAsia="Helvetica" w:hAnsi="Helvetica"/>
+                <w:rFonts w:ascii="Times New Roman" w:cs="Times New Roman" w:eastAsia="Times New Roman" w:hAnsi="Times New Roman"/>
                 <w:color w:val="1F2937"/>
                 <w:sz w:val="15"/>
                 <w:szCs w:val="15"/>
@@ -23201,7 +23201,7 @@
             </w:pPr>
             <w:r>
               <w:rPr>
-                <w:rFonts w:ascii="Helvetica" w:cs="Helvetica" w:eastAsia="Helvetica" w:hAnsi="Helvetica"/>
+                <w:rFonts w:ascii="Times New Roman" w:cs="Times New Roman" w:eastAsia="Times New Roman" w:hAnsi="Times New Roman"/>
                 <w:color w:val="1F2937"/>
                 <w:sz w:val="15"/>
                 <w:szCs w:val="15"/>
@@ -23229,7 +23229,7 @@
             </w:pPr>
             <w:r>
               <w:rPr>
-                <w:rFonts w:ascii="Helvetica" w:cs="Helvetica" w:eastAsia="Helvetica" w:hAnsi="Helvetica"/>
+                <w:rFonts w:ascii="Times New Roman" w:cs="Times New Roman" w:eastAsia="Times New Roman" w:hAnsi="Times New Roman"/>
                 <w:color w:val="1F2937"/>
                 <w:sz w:val="15"/>
                 <w:szCs w:val="15"/>
@@ -23257,7 +23257,7 @@
             </w:pPr>
             <w:r>
               <w:rPr>
-                <w:rFonts w:ascii="Helvetica" w:cs="Helvetica" w:eastAsia="Helvetica" w:hAnsi="Helvetica"/>
+                <w:rFonts w:ascii="Times New Roman" w:cs="Times New Roman" w:eastAsia="Times New Roman" w:hAnsi="Times New Roman"/>
                 <w:color w:val="1F2937"/>
                 <w:sz w:val="15"/>
                 <w:szCs w:val="15"/>
@@ -23285,7 +23285,7 @@
             </w:pPr>
             <w:r>
               <w:rPr>
-                <w:rFonts w:ascii="Helvetica" w:cs="Helvetica" w:eastAsia="Helvetica" w:hAnsi="Helvetica"/>
+                <w:rFonts w:ascii="Times New Roman" w:cs="Times New Roman" w:eastAsia="Times New Roman" w:hAnsi="Times New Roman"/>
                 <w:color w:val="1F2937"/>
                 <w:sz w:val="15"/>
                 <w:szCs w:val="15"/>
@@ -23313,7 +23313,7 @@
             </w:pPr>
             <w:r>
               <w:rPr>
-                <w:rFonts w:ascii="Helvetica" w:cs="Helvetica" w:eastAsia="Helvetica" w:hAnsi="Helvetica"/>
+                <w:rFonts w:ascii="Times New Roman" w:cs="Times New Roman" w:eastAsia="Times New Roman" w:hAnsi="Times New Roman"/>
                 <w:color w:val="1F2937"/>
                 <w:sz w:val="15"/>
                 <w:szCs w:val="15"/>
@@ -23341,7 +23341,7 @@
             </w:pPr>
             <w:r>
               <w:rPr>
-                <w:rFonts w:ascii="Helvetica" w:cs="Helvetica" w:eastAsia="Helvetica" w:hAnsi="Helvetica"/>
+                <w:rFonts w:ascii="Times New Roman" w:cs="Times New Roman" w:eastAsia="Times New Roman" w:hAnsi="Times New Roman"/>
                 <w:color w:val="1F2937"/>
                 <w:sz w:val="15"/>
                 <w:szCs w:val="15"/>
@@ -23371,7 +23371,7 @@
             </w:pPr>
             <w:r>
               <w:rPr>
-                <w:rFonts w:ascii="Helvetica" w:cs="Helvetica" w:eastAsia="Helvetica" w:hAnsi="Helvetica"/>
+                <w:rFonts w:ascii="Times New Roman" w:cs="Times New Roman" w:eastAsia="Times New Roman" w:hAnsi="Times New Roman"/>
                 <w:color w:val="1F2937"/>
                 <w:sz w:val="15"/>
                 <w:szCs w:val="15"/>
@@ -23399,7 +23399,7 @@
             </w:pPr>
             <w:r>
               <w:rPr>
-                <w:rFonts w:ascii="Helvetica" w:cs="Helvetica" w:eastAsia="Helvetica" w:hAnsi="Helvetica"/>
+                <w:rFonts w:ascii="Times New Roman" w:cs="Times New Roman" w:eastAsia="Times New Roman" w:hAnsi="Times New Roman"/>
                 <w:color w:val="1F2937"/>
                 <w:sz w:val="15"/>
                 <w:szCs w:val="15"/>
@@ -23427,7 +23427,7 @@
             </w:pPr>
             <w:r>
               <w:rPr>
-                <w:rFonts w:ascii="Helvetica" w:cs="Helvetica" w:eastAsia="Helvetica" w:hAnsi="Helvetica"/>
+                <w:rFonts w:ascii="Times New Roman" w:cs="Times New Roman" w:eastAsia="Times New Roman" w:hAnsi="Times New Roman"/>
                 <w:color w:val="1F2937"/>
                 <w:sz w:val="15"/>
                 <w:szCs w:val="15"/>
@@ -23455,7 +23455,7 @@
             </w:pPr>
             <w:r>
               <w:rPr>
-                <w:rFonts w:ascii="Helvetica" w:cs="Helvetica" w:eastAsia="Helvetica" w:hAnsi="Helvetica"/>
+                <w:rFonts w:ascii="Times New Roman" w:cs="Times New Roman" w:eastAsia="Times New Roman" w:hAnsi="Times New Roman"/>
                 <w:color w:val="1F2937"/>
                 <w:sz w:val="15"/>
                 <w:szCs w:val="15"/>
@@ -23483,7 +23483,7 @@
             </w:pPr>
             <w:r>
               <w:rPr>
-                <w:rFonts w:ascii="Helvetica" w:cs="Helvetica" w:eastAsia="Helvetica" w:hAnsi="Helvetica"/>
+                <w:rFonts w:ascii="Times New Roman" w:cs="Times New Roman" w:eastAsia="Times New Roman" w:hAnsi="Times New Roman"/>
                 <w:color w:val="1F2937"/>
                 <w:sz w:val="15"/>
                 <w:szCs w:val="15"/>
@@ -23511,7 +23511,7 @@
             </w:pPr>
             <w:r>
               <w:rPr>
-                <w:rFonts w:ascii="Helvetica" w:cs="Helvetica" w:eastAsia="Helvetica" w:hAnsi="Helvetica"/>
+                <w:rFonts w:ascii="Times New Roman" w:cs="Times New Roman" w:eastAsia="Times New Roman" w:hAnsi="Times New Roman"/>
                 <w:color w:val="1F2937"/>
                 <w:sz w:val="15"/>
                 <w:szCs w:val="15"/>
@@ -23541,7 +23541,7 @@
             </w:pPr>
             <w:r>
               <w:rPr>
-                <w:rFonts w:ascii="Helvetica" w:cs="Helvetica" w:eastAsia="Helvetica" w:hAnsi="Helvetica"/>
+                <w:rFonts w:ascii="Times New Roman" w:cs="Times New Roman" w:eastAsia="Times New Roman" w:hAnsi="Times New Roman"/>
                 <w:color w:val="1F2937"/>
                 <w:sz w:val="15"/>
                 <w:szCs w:val="15"/>
@@ -23569,7 +23569,7 @@
             </w:pPr>
             <w:r>
               <w:rPr>
-                <w:rFonts w:ascii="Helvetica" w:cs="Helvetica" w:eastAsia="Helvetica" w:hAnsi="Helvetica"/>
+                <w:rFonts w:ascii="Times New Roman" w:cs="Times New Roman" w:eastAsia="Times New Roman" w:hAnsi="Times New Roman"/>
                 <w:color w:val="1F2937"/>
                 <w:sz w:val="15"/>
                 <w:szCs w:val="15"/>
@@ -23597,7 +23597,7 @@
             </w:pPr>
             <w:r>
               <w:rPr>
-                <w:rFonts w:ascii="Helvetica" w:cs="Helvetica" w:eastAsia="Helvetica" w:hAnsi="Helvetica"/>
+                <w:rFonts w:ascii="Times New Roman" w:cs="Times New Roman" w:eastAsia="Times New Roman" w:hAnsi="Times New Roman"/>
                 <w:color w:val="1F2937"/>
                 <w:sz w:val="15"/>
                 <w:szCs w:val="15"/>
@@ -23625,7 +23625,7 @@
             </w:pPr>
             <w:r>
               <w:rPr>
-                <w:rFonts w:ascii="Helvetica" w:cs="Helvetica" w:eastAsia="Helvetica" w:hAnsi="Helvetica"/>
+                <w:rFonts w:ascii="Times New Roman" w:cs="Times New Roman" w:eastAsia="Times New Roman" w:hAnsi="Times New Roman"/>
                 <w:color w:val="1F2937"/>
                 <w:sz w:val="15"/>
                 <w:szCs w:val="15"/>
@@ -23653,7 +23653,7 @@
             </w:pPr>
             <w:r>
               <w:rPr>
-                <w:rFonts w:ascii="Helvetica" w:cs="Helvetica" w:eastAsia="Helvetica" w:hAnsi="Helvetica"/>
+                <w:rFonts w:ascii="Times New Roman" w:cs="Times New Roman" w:eastAsia="Times New Roman" w:hAnsi="Times New Roman"/>
                 <w:color w:val="1F2937"/>
                 <w:sz w:val="15"/>
                 <w:szCs w:val="15"/>
@@ -23681,7 +23681,7 @@
             </w:pPr>
             <w:r>
               <w:rPr>
-                <w:rFonts w:ascii="Helvetica" w:cs="Helvetica" w:eastAsia="Helvetica" w:hAnsi="Helvetica"/>
+                <w:rFonts w:ascii="Times New Roman" w:cs="Times New Roman" w:eastAsia="Times New Roman" w:hAnsi="Times New Roman"/>
                 <w:color w:val="1F2937"/>
                 <w:sz w:val="15"/>
                 <w:szCs w:val="15"/>
@@ -23711,7 +23711,7 @@
             </w:pPr>
             <w:r>
               <w:rPr>
-                <w:rFonts w:ascii="Helvetica" w:cs="Helvetica" w:eastAsia="Helvetica" w:hAnsi="Helvetica"/>
+                <w:rFonts w:ascii="Times New Roman" w:cs="Times New Roman" w:eastAsia="Times New Roman" w:hAnsi="Times New Roman"/>
                 <w:color w:val="1F2937"/>
                 <w:sz w:val="15"/>
                 <w:szCs w:val="15"/>
@@ -23739,7 +23739,7 @@
             </w:pPr>
             <w:r>
               <w:rPr>
-                <w:rFonts w:ascii="Helvetica" w:cs="Helvetica" w:eastAsia="Helvetica" w:hAnsi="Helvetica"/>
+                <w:rFonts w:ascii="Times New Roman" w:cs="Times New Roman" w:eastAsia="Times New Roman" w:hAnsi="Times New Roman"/>
                 <w:color w:val="1F2937"/>
                 <w:sz w:val="15"/>
                 <w:szCs w:val="15"/>
@@ -23767,7 +23767,7 @@
             </w:pPr>
             <w:r>
               <w:rPr>
-                <w:rFonts w:ascii="Helvetica" w:cs="Helvetica" w:eastAsia="Helvetica" w:hAnsi="Helvetica"/>
+                <w:rFonts w:ascii="Times New Roman" w:cs="Times New Roman" w:eastAsia="Times New Roman" w:hAnsi="Times New Roman"/>
                 <w:color w:val="1F2937"/>
                 <w:sz w:val="15"/>
                 <w:szCs w:val="15"/>
@@ -23795,7 +23795,7 @@
             </w:pPr>
             <w:r>
               <w:rPr>
-                <w:rFonts w:ascii="Helvetica" w:cs="Helvetica" w:eastAsia="Helvetica" w:hAnsi="Helvetica"/>
+                <w:rFonts w:ascii="Times New Roman" w:cs="Times New Roman" w:eastAsia="Times New Roman" w:hAnsi="Times New Roman"/>
                 <w:color w:val="1F2937"/>
                 <w:sz w:val="15"/>
                 <w:szCs w:val="15"/>
@@ -23823,7 +23823,7 @@
             </w:pPr>
             <w:r>
               <w:rPr>
-                <w:rFonts w:ascii="Helvetica" w:cs="Helvetica" w:eastAsia="Helvetica" w:hAnsi="Helvetica"/>
+                <w:rFonts w:ascii="Times New Roman" w:cs="Times New Roman" w:eastAsia="Times New Roman" w:hAnsi="Times New Roman"/>
                 <w:color w:val="1F2937"/>
                 <w:sz w:val="15"/>
                 <w:szCs w:val="15"/>
@@ -23851,7 +23851,7 @@
             </w:pPr>
             <w:r>
               <w:rPr>
-                <w:rFonts w:ascii="Helvetica" w:cs="Helvetica" w:eastAsia="Helvetica" w:hAnsi="Helvetica"/>
+                <w:rFonts w:ascii="Times New Roman" w:cs="Times New Roman" w:eastAsia="Times New Roman" w:hAnsi="Times New Roman"/>
                 <w:color w:val="1F2937"/>
                 <w:sz w:val="15"/>
                 <w:szCs w:val="15"/>
@@ -23873,12 +23873,12 @@
       </w:pPr>
       <w:r>
         <w:rPr>
-          <w:rFonts w:ascii="Helvetica" w:cs="Helvetica" w:eastAsia="Helvetica" w:hAnsi="Helvetica"/>
+          <w:rFonts w:ascii="Times New Roman" w:cs="Times New Roman" w:eastAsia="Times New Roman" w:hAnsi="Times New Roman"/>
           <w:b/>
           <w:bCs/>
           <w:color w:val="111827"/>
-          <w:sz w:val="26"/>
-          <w:szCs w:val="26"/>
+          <w:sz w:val="24"/>
+          <w:szCs w:val="24"/>
         </w:rPr>
         <w:t xml:space="preserve">Table S8. Cross-language agreement (Python modal value vs R modal value)</w:t>
       </w:r>
@@ -23926,7 +23926,7 @@
             </w:pPr>
             <w:r>
               <w:rPr>
-                <w:rFonts w:ascii="Helvetica" w:cs="Helvetica" w:eastAsia="Helvetica" w:hAnsi="Helvetica"/>
+                <w:rFonts w:ascii="Times New Roman" w:cs="Times New Roman" w:eastAsia="Times New Roman" w:hAnsi="Times New Roman"/>
                 <w:b/>
                 <w:bCs/>
                 <w:color w:val="111827"/>
@@ -23957,7 +23957,7 @@
             </w:pPr>
             <w:r>
               <w:rPr>
-                <w:rFonts w:ascii="Helvetica" w:cs="Helvetica" w:eastAsia="Helvetica" w:hAnsi="Helvetica"/>
+                <w:rFonts w:ascii="Times New Roman" w:cs="Times New Roman" w:eastAsia="Times New Roman" w:hAnsi="Times New Roman"/>
                 <w:b/>
                 <w:bCs/>
                 <w:color w:val="111827"/>
@@ -23988,7 +23988,7 @@
             </w:pPr>
             <w:r>
               <w:rPr>
-                <w:rFonts w:ascii="Helvetica" w:cs="Helvetica" w:eastAsia="Helvetica" w:hAnsi="Helvetica"/>
+                <w:rFonts w:ascii="Times New Roman" w:cs="Times New Roman" w:eastAsia="Times New Roman" w:hAnsi="Times New Roman"/>
                 <w:b/>
                 <w:bCs/>
                 <w:color w:val="111827"/>
@@ -24019,7 +24019,7 @@
             </w:pPr>
             <w:r>
               <w:rPr>
-                <w:rFonts w:ascii="Helvetica" w:cs="Helvetica" w:eastAsia="Helvetica" w:hAnsi="Helvetica"/>
+                <w:rFonts w:ascii="Times New Roman" w:cs="Times New Roman" w:eastAsia="Times New Roman" w:hAnsi="Times New Roman"/>
                 <w:b/>
                 <w:bCs/>
                 <w:color w:val="111827"/>
@@ -24050,7 +24050,7 @@
             </w:pPr>
             <w:r>
               <w:rPr>
-                <w:rFonts w:ascii="Helvetica" w:cs="Helvetica" w:eastAsia="Helvetica" w:hAnsi="Helvetica"/>
+                <w:rFonts w:ascii="Times New Roman" w:cs="Times New Roman" w:eastAsia="Times New Roman" w:hAnsi="Times New Roman"/>
                 <w:b/>
                 <w:bCs/>
                 <w:color w:val="111827"/>
@@ -24082,7 +24082,7 @@
             </w:pPr>
             <w:r>
               <w:rPr>
-                <w:rFonts w:ascii="Helvetica" w:cs="Helvetica" w:eastAsia="Helvetica" w:hAnsi="Helvetica"/>
+                <w:rFonts w:ascii="Times New Roman" w:cs="Times New Roman" w:eastAsia="Times New Roman" w:hAnsi="Times New Roman"/>
                 <w:color w:val="1F2937"/>
                 <w:sz w:val="15"/>
                 <w:szCs w:val="15"/>
@@ -24110,7 +24110,7 @@
             </w:pPr>
             <w:r>
               <w:rPr>
-                <w:rFonts w:ascii="Helvetica" w:cs="Helvetica" w:eastAsia="Helvetica" w:hAnsi="Helvetica"/>
+                <w:rFonts w:ascii="Times New Roman" w:cs="Times New Roman" w:eastAsia="Times New Roman" w:hAnsi="Times New Roman"/>
                 <w:color w:val="1F2937"/>
                 <w:sz w:val="15"/>
                 <w:szCs w:val="15"/>
@@ -24138,7 +24138,7 @@
             </w:pPr>
             <w:r>
               <w:rPr>
-                <w:rFonts w:ascii="Helvetica" w:cs="Helvetica" w:eastAsia="Helvetica" w:hAnsi="Helvetica"/>
+                <w:rFonts w:ascii="Times New Roman" w:cs="Times New Roman" w:eastAsia="Times New Roman" w:hAnsi="Times New Roman"/>
                 <w:color w:val="1F2937"/>
                 <w:sz w:val="15"/>
                 <w:szCs w:val="15"/>
@@ -24166,7 +24166,7 @@
             </w:pPr>
             <w:r>
               <w:rPr>
-                <w:rFonts w:ascii="Helvetica" w:cs="Helvetica" w:eastAsia="Helvetica" w:hAnsi="Helvetica"/>
+                <w:rFonts w:ascii="Times New Roman" w:cs="Times New Roman" w:eastAsia="Times New Roman" w:hAnsi="Times New Roman"/>
                 <w:color w:val="1F2937"/>
                 <w:sz w:val="15"/>
                 <w:szCs w:val="15"/>
@@ -24194,7 +24194,7 @@
             </w:pPr>
             <w:r>
               <w:rPr>
-                <w:rFonts w:ascii="Helvetica" w:cs="Helvetica" w:eastAsia="Helvetica" w:hAnsi="Helvetica"/>
+                <w:rFonts w:ascii="Times New Roman" w:cs="Times New Roman" w:eastAsia="Times New Roman" w:hAnsi="Times New Roman"/>
                 <w:color w:val="1F2937"/>
                 <w:sz w:val="15"/>
                 <w:szCs w:val="15"/>
@@ -24224,7 +24224,7 @@
             </w:pPr>
             <w:r>
               <w:rPr>
-                <w:rFonts w:ascii="Helvetica" w:cs="Helvetica" w:eastAsia="Helvetica" w:hAnsi="Helvetica"/>
+                <w:rFonts w:ascii="Times New Roman" w:cs="Times New Roman" w:eastAsia="Times New Roman" w:hAnsi="Times New Roman"/>
                 <w:color w:val="1F2937"/>
                 <w:sz w:val="15"/>
                 <w:szCs w:val="15"/>
@@ -24252,7 +24252,7 @@
             </w:pPr>
             <w:r>
               <w:rPr>
-                <w:rFonts w:ascii="Helvetica" w:cs="Helvetica" w:eastAsia="Helvetica" w:hAnsi="Helvetica"/>
+                <w:rFonts w:ascii="Times New Roman" w:cs="Times New Roman" w:eastAsia="Times New Roman" w:hAnsi="Times New Roman"/>
                 <w:color w:val="1F2937"/>
                 <w:sz w:val="15"/>
                 <w:szCs w:val="15"/>
@@ -24280,7 +24280,7 @@
             </w:pPr>
             <w:r>
               <w:rPr>
-                <w:rFonts w:ascii="Helvetica" w:cs="Helvetica" w:eastAsia="Helvetica" w:hAnsi="Helvetica"/>
+                <w:rFonts w:ascii="Times New Roman" w:cs="Times New Roman" w:eastAsia="Times New Roman" w:hAnsi="Times New Roman"/>
                 <w:color w:val="1F2937"/>
                 <w:sz w:val="15"/>
                 <w:szCs w:val="15"/>
@@ -24308,7 +24308,7 @@
             </w:pPr>
             <w:r>
               <w:rPr>
-                <w:rFonts w:ascii="Helvetica" w:cs="Helvetica" w:eastAsia="Helvetica" w:hAnsi="Helvetica"/>
+                <w:rFonts w:ascii="Times New Roman" w:cs="Times New Roman" w:eastAsia="Times New Roman" w:hAnsi="Times New Roman"/>
                 <w:color w:val="1F2937"/>
                 <w:sz w:val="15"/>
                 <w:szCs w:val="15"/>
@@ -24336,7 +24336,7 @@
             </w:pPr>
             <w:r>
               <w:rPr>
-                <w:rFonts w:ascii="Helvetica" w:cs="Helvetica" w:eastAsia="Helvetica" w:hAnsi="Helvetica"/>
+                <w:rFonts w:ascii="Times New Roman" w:cs="Times New Roman" w:eastAsia="Times New Roman" w:hAnsi="Times New Roman"/>
                 <w:color w:val="1F2937"/>
                 <w:sz w:val="15"/>
                 <w:szCs w:val="15"/>
@@ -24366,7 +24366,7 @@
             </w:pPr>
             <w:r>
               <w:rPr>
-                <w:rFonts w:ascii="Helvetica" w:cs="Helvetica" w:eastAsia="Helvetica" w:hAnsi="Helvetica"/>
+                <w:rFonts w:ascii="Times New Roman" w:cs="Times New Roman" w:eastAsia="Times New Roman" w:hAnsi="Times New Roman"/>
                 <w:color w:val="1F2937"/>
                 <w:sz w:val="15"/>
                 <w:szCs w:val="15"/>
@@ -24394,7 +24394,7 @@
             </w:pPr>
             <w:r>
               <w:rPr>
-                <w:rFonts w:ascii="Helvetica" w:cs="Helvetica" w:eastAsia="Helvetica" w:hAnsi="Helvetica"/>
+                <w:rFonts w:ascii="Times New Roman" w:cs="Times New Roman" w:eastAsia="Times New Roman" w:hAnsi="Times New Roman"/>
                 <w:color w:val="1F2937"/>
                 <w:sz w:val="15"/>
                 <w:szCs w:val="15"/>
@@ -24422,7 +24422,7 @@
             </w:pPr>
             <w:r>
               <w:rPr>
-                <w:rFonts w:ascii="Helvetica" w:cs="Helvetica" w:eastAsia="Helvetica" w:hAnsi="Helvetica"/>
+                <w:rFonts w:ascii="Times New Roman" w:cs="Times New Roman" w:eastAsia="Times New Roman" w:hAnsi="Times New Roman"/>
                 <w:color w:val="1F2937"/>
                 <w:sz w:val="15"/>
                 <w:szCs w:val="15"/>
@@ -24450,7 +24450,7 @@
             </w:pPr>
             <w:r>
               <w:rPr>
-                <w:rFonts w:ascii="Helvetica" w:cs="Helvetica" w:eastAsia="Helvetica" w:hAnsi="Helvetica"/>
+                <w:rFonts w:ascii="Times New Roman" w:cs="Times New Roman" w:eastAsia="Times New Roman" w:hAnsi="Times New Roman"/>
                 <w:color w:val="1F2937"/>
                 <w:sz w:val="15"/>
                 <w:szCs w:val="15"/>
@@ -24478,7 +24478,7 @@
             </w:pPr>
             <w:r>
               <w:rPr>
-                <w:rFonts w:ascii="Helvetica" w:cs="Helvetica" w:eastAsia="Helvetica" w:hAnsi="Helvetica"/>
+                <w:rFonts w:ascii="Times New Roman" w:cs="Times New Roman" w:eastAsia="Times New Roman" w:hAnsi="Times New Roman"/>
                 <w:color w:val="1F2937"/>
                 <w:sz w:val="15"/>
                 <w:szCs w:val="15"/>
@@ -24508,7 +24508,7 @@
             </w:pPr>
             <w:r>
               <w:rPr>
-                <w:rFonts w:ascii="Helvetica" w:cs="Helvetica" w:eastAsia="Helvetica" w:hAnsi="Helvetica"/>
+                <w:rFonts w:ascii="Times New Roman" w:cs="Times New Roman" w:eastAsia="Times New Roman" w:hAnsi="Times New Roman"/>
                 <w:color w:val="1F2937"/>
                 <w:sz w:val="15"/>
                 <w:szCs w:val="15"/>
@@ -24536,7 +24536,7 @@
             </w:pPr>
             <w:r>
               <w:rPr>
-                <w:rFonts w:ascii="Helvetica" w:cs="Helvetica" w:eastAsia="Helvetica" w:hAnsi="Helvetica"/>
+                <w:rFonts w:ascii="Times New Roman" w:cs="Times New Roman" w:eastAsia="Times New Roman" w:hAnsi="Times New Roman"/>
                 <w:color w:val="1F2937"/>
                 <w:sz w:val="15"/>
                 <w:szCs w:val="15"/>
@@ -24564,7 +24564,7 @@
             </w:pPr>
             <w:r>
               <w:rPr>
-                <w:rFonts w:ascii="Helvetica" w:cs="Helvetica" w:eastAsia="Helvetica" w:hAnsi="Helvetica"/>
+                <w:rFonts w:ascii="Times New Roman" w:cs="Times New Roman" w:eastAsia="Times New Roman" w:hAnsi="Times New Roman"/>
                 <w:color w:val="1F2937"/>
                 <w:sz w:val="15"/>
                 <w:szCs w:val="15"/>
@@ -24592,7 +24592,7 @@
             </w:pPr>
             <w:r>
               <w:rPr>
-                <w:rFonts w:ascii="Helvetica" w:cs="Helvetica" w:eastAsia="Helvetica" w:hAnsi="Helvetica"/>
+                <w:rFonts w:ascii="Times New Roman" w:cs="Times New Roman" w:eastAsia="Times New Roman" w:hAnsi="Times New Roman"/>
                 <w:color w:val="1F2937"/>
                 <w:sz w:val="15"/>
                 <w:szCs w:val="15"/>
@@ -24620,7 +24620,7 @@
             </w:pPr>
             <w:r>
               <w:rPr>
-                <w:rFonts w:ascii="Helvetica" w:cs="Helvetica" w:eastAsia="Helvetica" w:hAnsi="Helvetica"/>
+                <w:rFonts w:ascii="Times New Roman" w:cs="Times New Roman" w:eastAsia="Times New Roman" w:hAnsi="Times New Roman"/>
                 <w:color w:val="1F2937"/>
                 <w:sz w:val="15"/>
                 <w:szCs w:val="15"/>
@@ -24650,7 +24650,7 @@
             </w:pPr>
             <w:r>
               <w:rPr>
-                <w:rFonts w:ascii="Helvetica" w:cs="Helvetica" w:eastAsia="Helvetica" w:hAnsi="Helvetica"/>
+                <w:rFonts w:ascii="Times New Roman" w:cs="Times New Roman" w:eastAsia="Times New Roman" w:hAnsi="Times New Roman"/>
                 <w:color w:val="1F2937"/>
                 <w:sz w:val="15"/>
                 <w:szCs w:val="15"/>
@@ -24678,7 +24678,7 @@
             </w:pPr>
             <w:r>
               <w:rPr>
-                <w:rFonts w:ascii="Helvetica" w:cs="Helvetica" w:eastAsia="Helvetica" w:hAnsi="Helvetica"/>
+                <w:rFonts w:ascii="Times New Roman" w:cs="Times New Roman" w:eastAsia="Times New Roman" w:hAnsi="Times New Roman"/>
                 <w:color w:val="1F2937"/>
                 <w:sz w:val="15"/>
                 <w:szCs w:val="15"/>
@@ -24706,7 +24706,7 @@
             </w:pPr>
             <w:r>
               <w:rPr>
-                <w:rFonts w:ascii="Helvetica" w:cs="Helvetica" w:eastAsia="Helvetica" w:hAnsi="Helvetica"/>
+                <w:rFonts w:ascii="Times New Roman" w:cs="Times New Roman" w:eastAsia="Times New Roman" w:hAnsi="Times New Roman"/>
                 <w:color w:val="1F2937"/>
                 <w:sz w:val="15"/>
                 <w:szCs w:val="15"/>
@@ -24734,7 +24734,7 @@
             </w:pPr>
             <w:r>
               <w:rPr>
-                <w:rFonts w:ascii="Helvetica" w:cs="Helvetica" w:eastAsia="Helvetica" w:hAnsi="Helvetica"/>
+                <w:rFonts w:ascii="Times New Roman" w:cs="Times New Roman" w:eastAsia="Times New Roman" w:hAnsi="Times New Roman"/>
                 <w:color w:val="1F2937"/>
                 <w:sz w:val="15"/>
                 <w:szCs w:val="15"/>
@@ -24762,7 +24762,7 @@
             </w:pPr>
             <w:r>
               <w:rPr>
-                <w:rFonts w:ascii="Helvetica" w:cs="Helvetica" w:eastAsia="Helvetica" w:hAnsi="Helvetica"/>
+                <w:rFonts w:ascii="Times New Roman" w:cs="Times New Roman" w:eastAsia="Times New Roman" w:hAnsi="Times New Roman"/>
                 <w:color w:val="1F2937"/>
                 <w:sz w:val="15"/>
                 <w:szCs w:val="15"/>
@@ -24792,7 +24792,7 @@
             </w:pPr>
             <w:r>
               <w:rPr>
-                <w:rFonts w:ascii="Helvetica" w:cs="Helvetica" w:eastAsia="Helvetica" w:hAnsi="Helvetica"/>
+                <w:rFonts w:ascii="Times New Roman" w:cs="Times New Roman" w:eastAsia="Times New Roman" w:hAnsi="Times New Roman"/>
                 <w:color w:val="1F2937"/>
                 <w:sz w:val="15"/>
                 <w:szCs w:val="15"/>
@@ -24820,7 +24820,7 @@
             </w:pPr>
             <w:r>
               <w:rPr>
-                <w:rFonts w:ascii="Helvetica" w:cs="Helvetica" w:eastAsia="Helvetica" w:hAnsi="Helvetica"/>
+                <w:rFonts w:ascii="Times New Roman" w:cs="Times New Roman" w:eastAsia="Times New Roman" w:hAnsi="Times New Roman"/>
                 <w:color w:val="1F2937"/>
                 <w:sz w:val="15"/>
                 <w:szCs w:val="15"/>
@@ -24848,7 +24848,7 @@
             </w:pPr>
             <w:r>
               <w:rPr>
-                <w:rFonts w:ascii="Helvetica" w:cs="Helvetica" w:eastAsia="Helvetica" w:hAnsi="Helvetica"/>
+                <w:rFonts w:ascii="Times New Roman" w:cs="Times New Roman" w:eastAsia="Times New Roman" w:hAnsi="Times New Roman"/>
                 <w:color w:val="1F2937"/>
                 <w:sz w:val="15"/>
                 <w:szCs w:val="15"/>
@@ -24876,7 +24876,7 @@
             </w:pPr>
             <w:r>
               <w:rPr>
-                <w:rFonts w:ascii="Helvetica" w:cs="Helvetica" w:eastAsia="Helvetica" w:hAnsi="Helvetica"/>
+                <w:rFonts w:ascii="Times New Roman" w:cs="Times New Roman" w:eastAsia="Times New Roman" w:hAnsi="Times New Roman"/>
                 <w:color w:val="1F2937"/>
                 <w:sz w:val="15"/>
                 <w:szCs w:val="15"/>
@@ -24904,7 +24904,7 @@
             </w:pPr>
             <w:r>
               <w:rPr>
-                <w:rFonts w:ascii="Helvetica" w:cs="Helvetica" w:eastAsia="Helvetica" w:hAnsi="Helvetica"/>
+                <w:rFonts w:ascii="Times New Roman" w:cs="Times New Roman" w:eastAsia="Times New Roman" w:hAnsi="Times New Roman"/>
                 <w:color w:val="1F2937"/>
                 <w:sz w:val="15"/>
                 <w:szCs w:val="15"/>
@@ -24934,7 +24934,7 @@
             </w:pPr>
             <w:r>
               <w:rPr>
-                <w:rFonts w:ascii="Helvetica" w:cs="Helvetica" w:eastAsia="Helvetica" w:hAnsi="Helvetica"/>
+                <w:rFonts w:ascii="Times New Roman" w:cs="Times New Roman" w:eastAsia="Times New Roman" w:hAnsi="Times New Roman"/>
                 <w:color w:val="1F2937"/>
                 <w:sz w:val="15"/>
                 <w:szCs w:val="15"/>
@@ -24962,7 +24962,7 @@
             </w:pPr>
             <w:r>
               <w:rPr>
-                <w:rFonts w:ascii="Helvetica" w:cs="Helvetica" w:eastAsia="Helvetica" w:hAnsi="Helvetica"/>
+                <w:rFonts w:ascii="Times New Roman" w:cs="Times New Roman" w:eastAsia="Times New Roman" w:hAnsi="Times New Roman"/>
                 <w:color w:val="1F2937"/>
                 <w:sz w:val="15"/>
                 <w:szCs w:val="15"/>
@@ -24990,7 +24990,7 @@
             </w:pPr>
             <w:r>
               <w:rPr>
-                <w:rFonts w:ascii="Helvetica" w:cs="Helvetica" w:eastAsia="Helvetica" w:hAnsi="Helvetica"/>
+                <w:rFonts w:ascii="Times New Roman" w:cs="Times New Roman" w:eastAsia="Times New Roman" w:hAnsi="Times New Roman"/>
                 <w:color w:val="1F2937"/>
                 <w:sz w:val="15"/>
                 <w:szCs w:val="15"/>
@@ -25018,7 +25018,7 @@
             </w:pPr>
             <w:r>
               <w:rPr>
-                <w:rFonts w:ascii="Helvetica" w:cs="Helvetica" w:eastAsia="Helvetica" w:hAnsi="Helvetica"/>
+                <w:rFonts w:ascii="Times New Roman" w:cs="Times New Roman" w:eastAsia="Times New Roman" w:hAnsi="Times New Roman"/>
                 <w:color w:val="1F2937"/>
                 <w:sz w:val="15"/>
                 <w:szCs w:val="15"/>
@@ -25046,7 +25046,7 @@
             </w:pPr>
             <w:r>
               <w:rPr>
-                <w:rFonts w:ascii="Helvetica" w:cs="Helvetica" w:eastAsia="Helvetica" w:hAnsi="Helvetica"/>
+                <w:rFonts w:ascii="Times New Roman" w:cs="Times New Roman" w:eastAsia="Times New Roman" w:hAnsi="Times New Roman"/>
                 <w:color w:val="1F2937"/>
                 <w:sz w:val="15"/>
                 <w:szCs w:val="15"/>
@@ -25076,7 +25076,7 @@
             </w:pPr>
             <w:r>
               <w:rPr>
-                <w:rFonts w:ascii="Helvetica" w:cs="Helvetica" w:eastAsia="Helvetica" w:hAnsi="Helvetica"/>
+                <w:rFonts w:ascii="Times New Roman" w:cs="Times New Roman" w:eastAsia="Times New Roman" w:hAnsi="Times New Roman"/>
                 <w:color w:val="1F2937"/>
                 <w:sz w:val="15"/>
                 <w:szCs w:val="15"/>
@@ -25104,7 +25104,7 @@
             </w:pPr>
             <w:r>
               <w:rPr>
-                <w:rFonts w:ascii="Helvetica" w:cs="Helvetica" w:eastAsia="Helvetica" w:hAnsi="Helvetica"/>
+                <w:rFonts w:ascii="Times New Roman" w:cs="Times New Roman" w:eastAsia="Times New Roman" w:hAnsi="Times New Roman"/>
                 <w:color w:val="1F2937"/>
                 <w:sz w:val="15"/>
                 <w:szCs w:val="15"/>
@@ -25132,7 +25132,7 @@
             </w:pPr>
             <w:r>
               <w:rPr>
-                <w:rFonts w:ascii="Helvetica" w:cs="Helvetica" w:eastAsia="Helvetica" w:hAnsi="Helvetica"/>
+                <w:rFonts w:ascii="Times New Roman" w:cs="Times New Roman" w:eastAsia="Times New Roman" w:hAnsi="Times New Roman"/>
                 <w:color w:val="1F2937"/>
                 <w:sz w:val="15"/>
                 <w:szCs w:val="15"/>
@@ -25160,7 +25160,7 @@
             </w:pPr>
             <w:r>
               <w:rPr>
-                <w:rFonts w:ascii="Helvetica" w:cs="Helvetica" w:eastAsia="Helvetica" w:hAnsi="Helvetica"/>
+                <w:rFonts w:ascii="Times New Roman" w:cs="Times New Roman" w:eastAsia="Times New Roman" w:hAnsi="Times New Roman"/>
                 <w:color w:val="1F2937"/>
                 <w:sz w:val="15"/>
                 <w:szCs w:val="15"/>
@@ -25188,7 +25188,7 @@
             </w:pPr>
             <w:r>
               <w:rPr>
-                <w:rFonts w:ascii="Helvetica" w:cs="Helvetica" w:eastAsia="Helvetica" w:hAnsi="Helvetica"/>
+                <w:rFonts w:ascii="Times New Roman" w:cs="Times New Roman" w:eastAsia="Times New Roman" w:hAnsi="Times New Roman"/>
                 <w:color w:val="1F2937"/>
                 <w:sz w:val="15"/>
                 <w:szCs w:val="15"/>
@@ -25218,7 +25218,7 @@
             </w:pPr>
             <w:r>
               <w:rPr>
-                <w:rFonts w:ascii="Helvetica" w:cs="Helvetica" w:eastAsia="Helvetica" w:hAnsi="Helvetica"/>
+                <w:rFonts w:ascii="Times New Roman" w:cs="Times New Roman" w:eastAsia="Times New Roman" w:hAnsi="Times New Roman"/>
                 <w:color w:val="1F2937"/>
                 <w:sz w:val="15"/>
                 <w:szCs w:val="15"/>
@@ -25246,7 +25246,7 @@
             </w:pPr>
             <w:r>
               <w:rPr>
-                <w:rFonts w:ascii="Helvetica" w:cs="Helvetica" w:eastAsia="Helvetica" w:hAnsi="Helvetica"/>
+                <w:rFonts w:ascii="Times New Roman" w:cs="Times New Roman" w:eastAsia="Times New Roman" w:hAnsi="Times New Roman"/>
                 <w:color w:val="1F2937"/>
                 <w:sz w:val="15"/>
                 <w:szCs w:val="15"/>
@@ -25274,7 +25274,7 @@
             </w:pPr>
             <w:r>
               <w:rPr>
-                <w:rFonts w:ascii="Helvetica" w:cs="Helvetica" w:eastAsia="Helvetica" w:hAnsi="Helvetica"/>
+                <w:rFonts w:ascii="Times New Roman" w:cs="Times New Roman" w:eastAsia="Times New Roman" w:hAnsi="Times New Roman"/>
                 <w:color w:val="1F2937"/>
                 <w:sz w:val="15"/>
                 <w:szCs w:val="15"/>
@@ -25302,7 +25302,7 @@
             </w:pPr>
             <w:r>
               <w:rPr>
-                <w:rFonts w:ascii="Helvetica" w:cs="Helvetica" w:eastAsia="Helvetica" w:hAnsi="Helvetica"/>
+                <w:rFonts w:ascii="Times New Roman" w:cs="Times New Roman" w:eastAsia="Times New Roman" w:hAnsi="Times New Roman"/>
                 <w:color w:val="1F2937"/>
                 <w:sz w:val="15"/>
                 <w:szCs w:val="15"/>
@@ -25330,7 +25330,7 @@
             </w:pPr>
             <w:r>
               <w:rPr>
-                <w:rFonts w:ascii="Helvetica" w:cs="Helvetica" w:eastAsia="Helvetica" w:hAnsi="Helvetica"/>
+                <w:rFonts w:ascii="Times New Roman" w:cs="Times New Roman" w:eastAsia="Times New Roman" w:hAnsi="Times New Roman"/>
                 <w:color w:val="1F2937"/>
                 <w:sz w:val="15"/>
                 <w:szCs w:val="15"/>
@@ -25360,7 +25360,7 @@
             </w:pPr>
             <w:r>
               <w:rPr>
-                <w:rFonts w:ascii="Helvetica" w:cs="Helvetica" w:eastAsia="Helvetica" w:hAnsi="Helvetica"/>
+                <w:rFonts w:ascii="Times New Roman" w:cs="Times New Roman" w:eastAsia="Times New Roman" w:hAnsi="Times New Roman"/>
                 <w:color w:val="1F2937"/>
                 <w:sz w:val="15"/>
                 <w:szCs w:val="15"/>
@@ -25388,7 +25388,7 @@
             </w:pPr>
             <w:r>
               <w:rPr>
-                <w:rFonts w:ascii="Helvetica" w:cs="Helvetica" w:eastAsia="Helvetica" w:hAnsi="Helvetica"/>
+                <w:rFonts w:ascii="Times New Roman" w:cs="Times New Roman" w:eastAsia="Times New Roman" w:hAnsi="Times New Roman"/>
                 <w:color w:val="1F2937"/>
                 <w:sz w:val="15"/>
                 <w:szCs w:val="15"/>
@@ -25416,7 +25416,7 @@
             </w:pPr>
             <w:r>
               <w:rPr>
-                <w:rFonts w:ascii="Helvetica" w:cs="Helvetica" w:eastAsia="Helvetica" w:hAnsi="Helvetica"/>
+                <w:rFonts w:ascii="Times New Roman" w:cs="Times New Roman" w:eastAsia="Times New Roman" w:hAnsi="Times New Roman"/>
                 <w:color w:val="1F2937"/>
                 <w:sz w:val="15"/>
                 <w:szCs w:val="15"/>
@@ -25444,7 +25444,7 @@
             </w:pPr>
             <w:r>
               <w:rPr>
-                <w:rFonts w:ascii="Helvetica" w:cs="Helvetica" w:eastAsia="Helvetica" w:hAnsi="Helvetica"/>
+                <w:rFonts w:ascii="Times New Roman" w:cs="Times New Roman" w:eastAsia="Times New Roman" w:hAnsi="Times New Roman"/>
                 <w:color w:val="1F2937"/>
                 <w:sz w:val="15"/>
                 <w:szCs w:val="15"/>
@@ -25472,7 +25472,7 @@
             </w:pPr>
             <w:r>
               <w:rPr>
-                <w:rFonts w:ascii="Helvetica" w:cs="Helvetica" w:eastAsia="Helvetica" w:hAnsi="Helvetica"/>
+                <w:rFonts w:ascii="Times New Roman" w:cs="Times New Roman" w:eastAsia="Times New Roman" w:hAnsi="Times New Roman"/>
                 <w:color w:val="1F2937"/>
                 <w:sz w:val="15"/>
                 <w:szCs w:val="15"/>
@@ -25502,7 +25502,7 @@
             </w:pPr>
             <w:r>
               <w:rPr>
-                <w:rFonts w:ascii="Helvetica" w:cs="Helvetica" w:eastAsia="Helvetica" w:hAnsi="Helvetica"/>
+                <w:rFonts w:ascii="Times New Roman" w:cs="Times New Roman" w:eastAsia="Times New Roman" w:hAnsi="Times New Roman"/>
                 <w:color w:val="1F2937"/>
                 <w:sz w:val="15"/>
                 <w:szCs w:val="15"/>
@@ -25530,7 +25530,7 @@
             </w:pPr>
             <w:r>
               <w:rPr>
-                <w:rFonts w:ascii="Helvetica" w:cs="Helvetica" w:eastAsia="Helvetica" w:hAnsi="Helvetica"/>
+                <w:rFonts w:ascii="Times New Roman" w:cs="Times New Roman" w:eastAsia="Times New Roman" w:hAnsi="Times New Roman"/>
                 <w:color w:val="1F2937"/>
                 <w:sz w:val="15"/>
                 <w:szCs w:val="15"/>
@@ -25558,7 +25558,7 @@
             </w:pPr>
             <w:r>
               <w:rPr>
-                <w:rFonts w:ascii="Helvetica" w:cs="Helvetica" w:eastAsia="Helvetica" w:hAnsi="Helvetica"/>
+                <w:rFonts w:ascii="Times New Roman" w:cs="Times New Roman" w:eastAsia="Times New Roman" w:hAnsi="Times New Roman"/>
                 <w:color w:val="1F2937"/>
                 <w:sz w:val="15"/>
                 <w:szCs w:val="15"/>
@@ -25586,7 +25586,7 @@
             </w:pPr>
             <w:r>
               <w:rPr>
-                <w:rFonts w:ascii="Helvetica" w:cs="Helvetica" w:eastAsia="Helvetica" w:hAnsi="Helvetica"/>
+                <w:rFonts w:ascii="Times New Roman" w:cs="Times New Roman" w:eastAsia="Times New Roman" w:hAnsi="Times New Roman"/>
                 <w:color w:val="1F2937"/>
                 <w:sz w:val="15"/>
                 <w:szCs w:val="15"/>
@@ -25614,7 +25614,7 @@
             </w:pPr>
             <w:r>
               <w:rPr>
-                <w:rFonts w:ascii="Helvetica" w:cs="Helvetica" w:eastAsia="Helvetica" w:hAnsi="Helvetica"/>
+                <w:rFonts w:ascii="Times New Roman" w:cs="Times New Roman" w:eastAsia="Times New Roman" w:hAnsi="Times New Roman"/>
                 <w:color w:val="1F2937"/>
                 <w:sz w:val="15"/>
                 <w:szCs w:val="15"/>
@@ -25644,7 +25644,7 @@
             </w:pPr>
             <w:r>
               <w:rPr>
-                <w:rFonts w:ascii="Helvetica" w:cs="Helvetica" w:eastAsia="Helvetica" w:hAnsi="Helvetica"/>
+                <w:rFonts w:ascii="Times New Roman" w:cs="Times New Roman" w:eastAsia="Times New Roman" w:hAnsi="Times New Roman"/>
                 <w:color w:val="1F2937"/>
                 <w:sz w:val="15"/>
                 <w:szCs w:val="15"/>
@@ -25672,7 +25672,7 @@
             </w:pPr>
             <w:r>
               <w:rPr>
-                <w:rFonts w:ascii="Helvetica" w:cs="Helvetica" w:eastAsia="Helvetica" w:hAnsi="Helvetica"/>
+                <w:rFonts w:ascii="Times New Roman" w:cs="Times New Roman" w:eastAsia="Times New Roman" w:hAnsi="Times New Roman"/>
                 <w:color w:val="1F2937"/>
                 <w:sz w:val="15"/>
                 <w:szCs w:val="15"/>
@@ -25700,7 +25700,7 @@
             </w:pPr>
             <w:r>
               <w:rPr>
-                <w:rFonts w:ascii="Helvetica" w:cs="Helvetica" w:eastAsia="Helvetica" w:hAnsi="Helvetica"/>
+                <w:rFonts w:ascii="Times New Roman" w:cs="Times New Roman" w:eastAsia="Times New Roman" w:hAnsi="Times New Roman"/>
                 <w:color w:val="1F2937"/>
                 <w:sz w:val="15"/>
                 <w:szCs w:val="15"/>
@@ -25728,7 +25728,7 @@
             </w:pPr>
             <w:r>
               <w:rPr>
-                <w:rFonts w:ascii="Helvetica" w:cs="Helvetica" w:eastAsia="Helvetica" w:hAnsi="Helvetica"/>
+                <w:rFonts w:ascii="Times New Roman" w:cs="Times New Roman" w:eastAsia="Times New Roman" w:hAnsi="Times New Roman"/>
                 <w:color w:val="1F2937"/>
                 <w:sz w:val="15"/>
                 <w:szCs w:val="15"/>
@@ -25756,7 +25756,7 @@
             </w:pPr>
             <w:r>
               <w:rPr>
-                <w:rFonts w:ascii="Helvetica" w:cs="Helvetica" w:eastAsia="Helvetica" w:hAnsi="Helvetica"/>
+                <w:rFonts w:ascii="Times New Roman" w:cs="Times New Roman" w:eastAsia="Times New Roman" w:hAnsi="Times New Roman"/>
                 <w:color w:val="1F2937"/>
                 <w:sz w:val="15"/>
                 <w:szCs w:val="15"/>
@@ -25786,7 +25786,7 @@
             </w:pPr>
             <w:r>
               <w:rPr>
-                <w:rFonts w:ascii="Helvetica" w:cs="Helvetica" w:eastAsia="Helvetica" w:hAnsi="Helvetica"/>
+                <w:rFonts w:ascii="Times New Roman" w:cs="Times New Roman" w:eastAsia="Times New Roman" w:hAnsi="Times New Roman"/>
                 <w:color w:val="1F2937"/>
                 <w:sz w:val="15"/>
                 <w:szCs w:val="15"/>
@@ -25814,7 +25814,7 @@
             </w:pPr>
             <w:r>
               <w:rPr>
-                <w:rFonts w:ascii="Helvetica" w:cs="Helvetica" w:eastAsia="Helvetica" w:hAnsi="Helvetica"/>
+                <w:rFonts w:ascii="Times New Roman" w:cs="Times New Roman" w:eastAsia="Times New Roman" w:hAnsi="Times New Roman"/>
                 <w:color w:val="1F2937"/>
                 <w:sz w:val="15"/>
                 <w:szCs w:val="15"/>
@@ -25842,7 +25842,7 @@
             </w:pPr>
             <w:r>
               <w:rPr>
-                <w:rFonts w:ascii="Helvetica" w:cs="Helvetica" w:eastAsia="Helvetica" w:hAnsi="Helvetica"/>
+                <w:rFonts w:ascii="Times New Roman" w:cs="Times New Roman" w:eastAsia="Times New Roman" w:hAnsi="Times New Roman"/>
                 <w:color w:val="1F2937"/>
                 <w:sz w:val="15"/>
                 <w:szCs w:val="15"/>
@@ -25870,7 +25870,7 @@
             </w:pPr>
             <w:r>
               <w:rPr>
-                <w:rFonts w:ascii="Helvetica" w:cs="Helvetica" w:eastAsia="Helvetica" w:hAnsi="Helvetica"/>
+                <w:rFonts w:ascii="Times New Roman" w:cs="Times New Roman" w:eastAsia="Times New Roman" w:hAnsi="Times New Roman"/>
                 <w:color w:val="1F2937"/>
                 <w:sz w:val="15"/>
                 <w:szCs w:val="15"/>
@@ -25898,7 +25898,7 @@
             </w:pPr>
             <w:r>
               <w:rPr>
-                <w:rFonts w:ascii="Helvetica" w:cs="Helvetica" w:eastAsia="Helvetica" w:hAnsi="Helvetica"/>
+                <w:rFonts w:ascii="Times New Roman" w:cs="Times New Roman" w:eastAsia="Times New Roman" w:hAnsi="Times New Roman"/>
                 <w:color w:val="1F2937"/>
                 <w:sz w:val="15"/>
                 <w:szCs w:val="15"/>
@@ -25928,7 +25928,7 @@
             </w:pPr>
             <w:r>
               <w:rPr>
-                <w:rFonts w:ascii="Helvetica" w:cs="Helvetica" w:eastAsia="Helvetica" w:hAnsi="Helvetica"/>
+                <w:rFonts w:ascii="Times New Roman" w:cs="Times New Roman" w:eastAsia="Times New Roman" w:hAnsi="Times New Roman"/>
                 <w:color w:val="1F2937"/>
                 <w:sz w:val="15"/>
                 <w:szCs w:val="15"/>
@@ -25956,7 +25956,7 @@
             </w:pPr>
             <w:r>
               <w:rPr>
-                <w:rFonts w:ascii="Helvetica" w:cs="Helvetica" w:eastAsia="Helvetica" w:hAnsi="Helvetica"/>
+                <w:rFonts w:ascii="Times New Roman" w:cs="Times New Roman" w:eastAsia="Times New Roman" w:hAnsi="Times New Roman"/>
                 <w:color w:val="1F2937"/>
                 <w:sz w:val="15"/>
                 <w:szCs w:val="15"/>
@@ -25984,7 +25984,7 @@
             </w:pPr>
             <w:r>
               <w:rPr>
-                <w:rFonts w:ascii="Helvetica" w:cs="Helvetica" w:eastAsia="Helvetica" w:hAnsi="Helvetica"/>
+                <w:rFonts w:ascii="Times New Roman" w:cs="Times New Roman" w:eastAsia="Times New Roman" w:hAnsi="Times New Roman"/>
                 <w:color w:val="1F2937"/>
                 <w:sz w:val="15"/>
                 <w:szCs w:val="15"/>
@@ -26012,7 +26012,7 @@
             </w:pPr>
             <w:r>
               <w:rPr>
-                <w:rFonts w:ascii="Helvetica" w:cs="Helvetica" w:eastAsia="Helvetica" w:hAnsi="Helvetica"/>
+                <w:rFonts w:ascii="Times New Roman" w:cs="Times New Roman" w:eastAsia="Times New Roman" w:hAnsi="Times New Roman"/>
                 <w:color w:val="1F2937"/>
                 <w:sz w:val="15"/>
                 <w:szCs w:val="15"/>
@@ -26040,7 +26040,7 @@
             </w:pPr>
             <w:r>
               <w:rPr>
-                <w:rFonts w:ascii="Helvetica" w:cs="Helvetica" w:eastAsia="Helvetica" w:hAnsi="Helvetica"/>
+                <w:rFonts w:ascii="Times New Roman" w:cs="Times New Roman" w:eastAsia="Times New Roman" w:hAnsi="Times New Roman"/>
                 <w:color w:val="1F2937"/>
                 <w:sz w:val="15"/>
                 <w:szCs w:val="15"/>
@@ -26070,7 +26070,7 @@
             </w:pPr>
             <w:r>
               <w:rPr>
-                <w:rFonts w:ascii="Helvetica" w:cs="Helvetica" w:eastAsia="Helvetica" w:hAnsi="Helvetica"/>
+                <w:rFonts w:ascii="Times New Roman" w:cs="Times New Roman" w:eastAsia="Times New Roman" w:hAnsi="Times New Roman"/>
                 <w:color w:val="1F2937"/>
                 <w:sz w:val="15"/>
                 <w:szCs w:val="15"/>
@@ -26098,7 +26098,7 @@
             </w:pPr>
             <w:r>
               <w:rPr>
-                <w:rFonts w:ascii="Helvetica" w:cs="Helvetica" w:eastAsia="Helvetica" w:hAnsi="Helvetica"/>
+                <w:rFonts w:ascii="Times New Roman" w:cs="Times New Roman" w:eastAsia="Times New Roman" w:hAnsi="Times New Roman"/>
                 <w:color w:val="1F2937"/>
                 <w:sz w:val="15"/>
                 <w:szCs w:val="15"/>
@@ -26126,7 +26126,7 @@
             </w:pPr>
             <w:r>
               <w:rPr>
-                <w:rFonts w:ascii="Helvetica" w:cs="Helvetica" w:eastAsia="Helvetica" w:hAnsi="Helvetica"/>
+                <w:rFonts w:ascii="Times New Roman" w:cs="Times New Roman" w:eastAsia="Times New Roman" w:hAnsi="Times New Roman"/>
                 <w:color w:val="1F2937"/>
                 <w:sz w:val="15"/>
                 <w:szCs w:val="15"/>
@@ -26154,7 +26154,7 @@
             </w:pPr>
             <w:r>
               <w:rPr>
-                <w:rFonts w:ascii="Helvetica" w:cs="Helvetica" w:eastAsia="Helvetica" w:hAnsi="Helvetica"/>
+                <w:rFonts w:ascii="Times New Roman" w:cs="Times New Roman" w:eastAsia="Times New Roman" w:hAnsi="Times New Roman"/>
                 <w:color w:val="1F2937"/>
                 <w:sz w:val="15"/>
                 <w:szCs w:val="15"/>
@@ -26182,7 +26182,7 @@
             </w:pPr>
             <w:r>
               <w:rPr>
-                <w:rFonts w:ascii="Helvetica" w:cs="Helvetica" w:eastAsia="Helvetica" w:hAnsi="Helvetica"/>
+                <w:rFonts w:ascii="Times New Roman" w:cs="Times New Roman" w:eastAsia="Times New Roman" w:hAnsi="Times New Roman"/>
                 <w:color w:val="1F2937"/>
                 <w:sz w:val="15"/>
                 <w:szCs w:val="15"/>
@@ -26212,7 +26212,7 @@
             </w:pPr>
             <w:r>
               <w:rPr>
-                <w:rFonts w:ascii="Helvetica" w:cs="Helvetica" w:eastAsia="Helvetica" w:hAnsi="Helvetica"/>
+                <w:rFonts w:ascii="Times New Roman" w:cs="Times New Roman" w:eastAsia="Times New Roman" w:hAnsi="Times New Roman"/>
                 <w:color w:val="1F2937"/>
                 <w:sz w:val="15"/>
                 <w:szCs w:val="15"/>
@@ -26240,7 +26240,7 @@
             </w:pPr>
             <w:r>
               <w:rPr>
-                <w:rFonts w:ascii="Helvetica" w:cs="Helvetica" w:eastAsia="Helvetica" w:hAnsi="Helvetica"/>
+                <w:rFonts w:ascii="Times New Roman" w:cs="Times New Roman" w:eastAsia="Times New Roman" w:hAnsi="Times New Roman"/>
                 <w:color w:val="1F2937"/>
                 <w:sz w:val="15"/>
                 <w:szCs w:val="15"/>
@@ -26268,7 +26268,7 @@
             </w:pPr>
             <w:r>
               <w:rPr>
-                <w:rFonts w:ascii="Helvetica" w:cs="Helvetica" w:eastAsia="Helvetica" w:hAnsi="Helvetica"/>
+                <w:rFonts w:ascii="Times New Roman" w:cs="Times New Roman" w:eastAsia="Times New Roman" w:hAnsi="Times New Roman"/>
                 <w:color w:val="1F2937"/>
                 <w:sz w:val="15"/>
                 <w:szCs w:val="15"/>
@@ -26296,7 +26296,7 @@
             </w:pPr>
             <w:r>
               <w:rPr>
-                <w:rFonts w:ascii="Helvetica" w:cs="Helvetica" w:eastAsia="Helvetica" w:hAnsi="Helvetica"/>
+                <w:rFonts w:ascii="Times New Roman" w:cs="Times New Roman" w:eastAsia="Times New Roman" w:hAnsi="Times New Roman"/>
                 <w:color w:val="1F2937"/>
                 <w:sz w:val="15"/>
                 <w:szCs w:val="15"/>
@@ -26324,7 +26324,7 @@
             </w:pPr>
             <w:r>
               <w:rPr>
-                <w:rFonts w:ascii="Helvetica" w:cs="Helvetica" w:eastAsia="Helvetica" w:hAnsi="Helvetica"/>
+                <w:rFonts w:ascii="Times New Roman" w:cs="Times New Roman" w:eastAsia="Times New Roman" w:hAnsi="Times New Roman"/>
                 <w:color w:val="1F2937"/>
                 <w:sz w:val="15"/>
                 <w:szCs w:val="15"/>
@@ -26354,7 +26354,7 @@
             </w:pPr>
             <w:r>
               <w:rPr>
-                <w:rFonts w:ascii="Helvetica" w:cs="Helvetica" w:eastAsia="Helvetica" w:hAnsi="Helvetica"/>
+                <w:rFonts w:ascii="Times New Roman" w:cs="Times New Roman" w:eastAsia="Times New Roman" w:hAnsi="Times New Roman"/>
                 <w:color w:val="1F2937"/>
                 <w:sz w:val="15"/>
                 <w:szCs w:val="15"/>
@@ -26382,7 +26382,7 @@
             </w:pPr>
             <w:r>
               <w:rPr>
-                <w:rFonts w:ascii="Helvetica" w:cs="Helvetica" w:eastAsia="Helvetica" w:hAnsi="Helvetica"/>
+                <w:rFonts w:ascii="Times New Roman" w:cs="Times New Roman" w:eastAsia="Times New Roman" w:hAnsi="Times New Roman"/>
                 <w:color w:val="1F2937"/>
                 <w:sz w:val="15"/>
                 <w:szCs w:val="15"/>
@@ -26410,7 +26410,7 @@
             </w:pPr>
             <w:r>
               <w:rPr>
-                <w:rFonts w:ascii="Helvetica" w:cs="Helvetica" w:eastAsia="Helvetica" w:hAnsi="Helvetica"/>
+                <w:rFonts w:ascii="Times New Roman" w:cs="Times New Roman" w:eastAsia="Times New Roman" w:hAnsi="Times New Roman"/>
                 <w:color w:val="1F2937"/>
                 <w:sz w:val="15"/>
                 <w:szCs w:val="15"/>
@@ -26438,7 +26438,7 @@
             </w:pPr>
             <w:r>
               <w:rPr>
-                <w:rFonts w:ascii="Helvetica" w:cs="Helvetica" w:eastAsia="Helvetica" w:hAnsi="Helvetica"/>
+                <w:rFonts w:ascii="Times New Roman" w:cs="Times New Roman" w:eastAsia="Times New Roman" w:hAnsi="Times New Roman"/>
                 <w:color w:val="1F2937"/>
                 <w:sz w:val="15"/>
                 <w:szCs w:val="15"/>
@@ -26466,7 +26466,7 @@
             </w:pPr>
             <w:r>
               <w:rPr>
-                <w:rFonts w:ascii="Helvetica" w:cs="Helvetica" w:eastAsia="Helvetica" w:hAnsi="Helvetica"/>
+                <w:rFonts w:ascii="Times New Roman" w:cs="Times New Roman" w:eastAsia="Times New Roman" w:hAnsi="Times New Roman"/>
                 <w:color w:val="1F2937"/>
                 <w:sz w:val="15"/>
                 <w:szCs w:val="15"/>
@@ -26496,7 +26496,7 @@
             </w:pPr>
             <w:r>
               <w:rPr>
-                <w:rFonts w:ascii="Helvetica" w:cs="Helvetica" w:eastAsia="Helvetica" w:hAnsi="Helvetica"/>
+                <w:rFonts w:ascii="Times New Roman" w:cs="Times New Roman" w:eastAsia="Times New Roman" w:hAnsi="Times New Roman"/>
                 <w:color w:val="1F2937"/>
                 <w:sz w:val="15"/>
                 <w:szCs w:val="15"/>
@@ -26524,7 +26524,7 @@
             </w:pPr>
             <w:r>
               <w:rPr>
-                <w:rFonts w:ascii="Helvetica" w:cs="Helvetica" w:eastAsia="Helvetica" w:hAnsi="Helvetica"/>
+                <w:rFonts w:ascii="Times New Roman" w:cs="Times New Roman" w:eastAsia="Times New Roman" w:hAnsi="Times New Roman"/>
                 <w:color w:val="1F2937"/>
                 <w:sz w:val="15"/>
                 <w:szCs w:val="15"/>
@@ -26552,7 +26552,7 @@
             </w:pPr>
             <w:r>
               <w:rPr>
-                <w:rFonts w:ascii="Helvetica" w:cs="Helvetica" w:eastAsia="Helvetica" w:hAnsi="Helvetica"/>
+                <w:rFonts w:ascii="Times New Roman" w:cs="Times New Roman" w:eastAsia="Times New Roman" w:hAnsi="Times New Roman"/>
                 <w:color w:val="1F2937"/>
                 <w:sz w:val="15"/>
                 <w:szCs w:val="15"/>
@@ -26580,7 +26580,7 @@
             </w:pPr>
             <w:r>
               <w:rPr>
-                <w:rFonts w:ascii="Helvetica" w:cs="Helvetica" w:eastAsia="Helvetica" w:hAnsi="Helvetica"/>
+                <w:rFonts w:ascii="Times New Roman" w:cs="Times New Roman" w:eastAsia="Times New Roman" w:hAnsi="Times New Roman"/>
                 <w:color w:val="1F2937"/>
                 <w:sz w:val="15"/>
                 <w:szCs w:val="15"/>
@@ -26608,7 +26608,7 @@
             </w:pPr>
             <w:r>
               <w:rPr>
-                <w:rFonts w:ascii="Helvetica" w:cs="Helvetica" w:eastAsia="Helvetica" w:hAnsi="Helvetica"/>
+                <w:rFonts w:ascii="Times New Roman" w:cs="Times New Roman" w:eastAsia="Times New Roman" w:hAnsi="Times New Roman"/>
                 <w:color w:val="1F2937"/>
                 <w:sz w:val="15"/>
                 <w:szCs w:val="15"/>
@@ -26638,7 +26638,7 @@
             </w:pPr>
             <w:r>
               <w:rPr>
-                <w:rFonts w:ascii="Helvetica" w:cs="Helvetica" w:eastAsia="Helvetica" w:hAnsi="Helvetica"/>
+                <w:rFonts w:ascii="Times New Roman" w:cs="Times New Roman" w:eastAsia="Times New Roman" w:hAnsi="Times New Roman"/>
                 <w:color w:val="1F2937"/>
                 <w:sz w:val="15"/>
                 <w:szCs w:val="15"/>
@@ -26666,7 +26666,7 @@
             </w:pPr>
             <w:r>
               <w:rPr>
-                <w:rFonts w:ascii="Helvetica" w:cs="Helvetica" w:eastAsia="Helvetica" w:hAnsi="Helvetica"/>
+                <w:rFonts w:ascii="Times New Roman" w:cs="Times New Roman" w:eastAsia="Times New Roman" w:hAnsi="Times New Roman"/>
                 <w:color w:val="1F2937"/>
                 <w:sz w:val="15"/>
                 <w:szCs w:val="15"/>
@@ -26694,7 +26694,7 @@
             </w:pPr>
             <w:r>
               <w:rPr>
-                <w:rFonts w:ascii="Helvetica" w:cs="Helvetica" w:eastAsia="Helvetica" w:hAnsi="Helvetica"/>
+                <w:rFonts w:ascii="Times New Roman" w:cs="Times New Roman" w:eastAsia="Times New Roman" w:hAnsi="Times New Roman"/>
                 <w:color w:val="1F2937"/>
                 <w:sz w:val="15"/>
                 <w:szCs w:val="15"/>
@@ -26722,7 +26722,7 @@
             </w:pPr>
             <w:r>
               <w:rPr>
-                <w:rFonts w:ascii="Helvetica" w:cs="Helvetica" w:eastAsia="Helvetica" w:hAnsi="Helvetica"/>
+                <w:rFonts w:ascii="Times New Roman" w:cs="Times New Roman" w:eastAsia="Times New Roman" w:hAnsi="Times New Roman"/>
                 <w:color w:val="1F2937"/>
                 <w:sz w:val="15"/>
                 <w:szCs w:val="15"/>
@@ -26750,7 +26750,7 @@
             </w:pPr>
             <w:r>
               <w:rPr>
-                <w:rFonts w:ascii="Helvetica" w:cs="Helvetica" w:eastAsia="Helvetica" w:hAnsi="Helvetica"/>
+                <w:rFonts w:ascii="Times New Roman" w:cs="Times New Roman" w:eastAsia="Times New Roman" w:hAnsi="Times New Roman"/>
                 <w:color w:val="1F2937"/>
                 <w:sz w:val="15"/>
                 <w:szCs w:val="15"/>
@@ -26780,7 +26780,7 @@
             </w:pPr>
             <w:r>
               <w:rPr>
-                <w:rFonts w:ascii="Helvetica" w:cs="Helvetica" w:eastAsia="Helvetica" w:hAnsi="Helvetica"/>
+                <w:rFonts w:ascii="Times New Roman" w:cs="Times New Roman" w:eastAsia="Times New Roman" w:hAnsi="Times New Roman"/>
                 <w:color w:val="1F2937"/>
                 <w:sz w:val="15"/>
                 <w:szCs w:val="15"/>
@@ -26808,7 +26808,7 @@
             </w:pPr>
             <w:r>
               <w:rPr>
-                <w:rFonts w:ascii="Helvetica" w:cs="Helvetica" w:eastAsia="Helvetica" w:hAnsi="Helvetica"/>
+                <w:rFonts w:ascii="Times New Roman" w:cs="Times New Roman" w:eastAsia="Times New Roman" w:hAnsi="Times New Roman"/>
                 <w:color w:val="1F2937"/>
                 <w:sz w:val="15"/>
                 <w:szCs w:val="15"/>
@@ -26836,7 +26836,7 @@
             </w:pPr>
             <w:r>
               <w:rPr>
-                <w:rFonts w:ascii="Helvetica" w:cs="Helvetica" w:eastAsia="Helvetica" w:hAnsi="Helvetica"/>
+                <w:rFonts w:ascii="Times New Roman" w:cs="Times New Roman" w:eastAsia="Times New Roman" w:hAnsi="Times New Roman"/>
                 <w:color w:val="1F2937"/>
                 <w:sz w:val="15"/>
                 <w:szCs w:val="15"/>
@@ -26864,7 +26864,7 @@
             </w:pPr>
             <w:r>
               <w:rPr>
-                <w:rFonts w:ascii="Helvetica" w:cs="Helvetica" w:eastAsia="Helvetica" w:hAnsi="Helvetica"/>
+                <w:rFonts w:ascii="Times New Roman" w:cs="Times New Roman" w:eastAsia="Times New Roman" w:hAnsi="Times New Roman"/>
                 <w:color w:val="1F2937"/>
                 <w:sz w:val="15"/>
                 <w:szCs w:val="15"/>
@@ -26892,7 +26892,7 @@
             </w:pPr>
             <w:r>
               <w:rPr>
-                <w:rFonts w:ascii="Helvetica" w:cs="Helvetica" w:eastAsia="Helvetica" w:hAnsi="Helvetica"/>
+                <w:rFonts w:ascii="Times New Roman" w:cs="Times New Roman" w:eastAsia="Times New Roman" w:hAnsi="Times New Roman"/>
                 <w:color w:val="1F2937"/>
                 <w:sz w:val="15"/>
                 <w:szCs w:val="15"/>
@@ -26909,7 +26909,7 @@
       </w:pPr>
       <w:r>
         <w:rPr>
-          <w:rFonts w:ascii="Helvetica" w:cs="Helvetica" w:eastAsia="Helvetica" w:hAnsi="Helvetica"/>
+          <w:rFonts w:ascii="Times New Roman" w:cs="Times New Roman" w:eastAsia="Times New Roman" w:hAnsi="Times New Roman"/>
           <w:color w:val="1F2937"/>
           <w:sz w:val="20"/>
           <w:szCs w:val="20"/>
@@ -26928,12 +26928,12 @@
       </w:pPr>
       <w:r>
         <w:rPr>
-          <w:rFonts w:ascii="Helvetica" w:cs="Helvetica" w:eastAsia="Helvetica" w:hAnsi="Helvetica"/>
+          <w:rFonts w:ascii="Times New Roman" w:cs="Times New Roman" w:eastAsia="Times New Roman" w:hAnsi="Times New Roman"/>
           <w:b/>
           <w:bCs/>
           <w:color w:val="111827"/>
-          <w:sz w:val="26"/>
-          <w:szCs w:val="26"/>
+          <w:sz w:val="24"/>
+          <w:szCs w:val="24"/>
         </w:rPr>
         <w:t xml:space="preserve">Key inferential contrasts (Python)</w:t>
       </w:r>
@@ -26949,21 +26949,21 @@
       </w:pPr>
       <w:r>
         <w:rPr>
-          <w:rFonts w:ascii="Helvetica" w:cs="Helvetica" w:eastAsia="Helvetica" w:hAnsi="Helvetica"/>
+          <w:rFonts w:ascii="Times New Roman" w:cs="Times New Roman" w:eastAsia="Times New Roman" w:hAnsi="Times New Roman"/>
           <w:b/>
           <w:bCs/>
           <w:color w:val="1F2937"/>
-          <w:sz w:val="22"/>
-          <w:szCs w:val="22"/>
+          <w:sz w:val="24"/>
+          <w:szCs w:val="24"/>
         </w:rPr>
         <w:t xml:space="preserve">T2 run to run agreement.</w:t>
       </w:r>
       <w:r>
         <w:rPr>
-          <w:rFonts w:ascii="Helvetica" w:cs="Helvetica" w:eastAsia="Helvetica" w:hAnsi="Helvetica"/>
-          <w:color w:val="1F2937"/>
-          <w:sz w:val="22"/>
-          <w:szCs w:val="22"/>
+          <w:rFonts w:ascii="Times New Roman" w:cs="Times New Roman" w:eastAsia="Times New Roman" w:hAnsi="Times New Roman"/>
+          <w:color w:val="1F2937"/>
+          <w:sz w:val="24"/>
+          <w:szCs w:val="24"/>
         </w:rPr>
         <w:t xml:space="preserve"> Low skill (C0 to C2) 16 of 30, high skill (C3 and C4) 20 of 20. Fisher's exact P = 2.2×10⁻⁴. Pooled low-skill SD = 0.0086, bootstrap 95% CI [0.0063, 0.0109] (excludes 0); high-skill SD = 0.0000.</w:t>
       </w:r>
@@ -26979,21 +26979,21 @@
       </w:pPr>
       <w:r>
         <w:rPr>
-          <w:rFonts w:ascii="Helvetica" w:cs="Helvetica" w:eastAsia="Helvetica" w:hAnsi="Helvetica"/>
+          <w:rFonts w:ascii="Times New Roman" w:cs="Times New Roman" w:eastAsia="Times New Roman" w:hAnsi="Times New Roman"/>
           <w:b/>
           <w:bCs/>
           <w:color w:val="1F2937"/>
-          <w:sz w:val="22"/>
-          <w:szCs w:val="22"/>
+          <w:sz w:val="24"/>
+          <w:szCs w:val="24"/>
         </w:rPr>
         <w:t xml:space="preserve">T2 validity against the reference.</w:t>
       </w:r>
       <w:r>
         <w:rPr>
-          <w:rFonts w:ascii="Helvetica" w:cs="Helvetica" w:eastAsia="Helvetica" w:hAnsi="Helvetica"/>
-          <w:color w:val="1F2937"/>
-          <w:sz w:val="22"/>
-          <w:szCs w:val="22"/>
+          <w:rFonts w:ascii="Times New Roman" w:cs="Times New Roman" w:eastAsia="Times New Roman" w:hAnsi="Times New Roman"/>
+          <w:color w:val="1F2937"/>
+          <w:sz w:val="24"/>
+          <w:szCs w:val="24"/>
         </w:rPr>
         <w:t xml:space="preserve"> Low skill 12 of 30, high skill 20 of 20. Fisher's exact P = 8.4×10⁻⁶.</w:t>
       </w:r>
@@ -27009,21 +27009,21 @@
       </w:pPr>
       <w:r>
         <w:rPr>
-          <w:rFonts w:ascii="Helvetica" w:cs="Helvetica" w:eastAsia="Helvetica" w:hAnsi="Helvetica"/>
+          <w:rFonts w:ascii="Times New Roman" w:cs="Times New Roman" w:eastAsia="Times New Roman" w:hAnsi="Times New Roman"/>
           <w:b/>
           <w:bCs/>
           <w:color w:val="1F2937"/>
-          <w:sz w:val="22"/>
-          <w:szCs w:val="22"/>
+          <w:sz w:val="24"/>
+          <w:szCs w:val="24"/>
         </w:rPr>
         <w:t xml:space="preserve">T4 validity against the reference.</w:t>
       </w:r>
       <w:r>
         <w:rPr>
-          <w:rFonts w:ascii="Helvetica" w:cs="Helvetica" w:eastAsia="Helvetica" w:hAnsi="Helvetica"/>
-          <w:color w:val="1F2937"/>
-          <w:sz w:val="22"/>
-          <w:szCs w:val="22"/>
+          <w:rFonts w:ascii="Times New Roman" w:cs="Times New Roman" w:eastAsia="Times New Roman" w:hAnsi="Times New Roman"/>
+          <w:color w:val="1F2937"/>
+          <w:sz w:val="24"/>
+          <w:szCs w:val="24"/>
         </w:rPr>
         <w:t xml:space="preserve"> Before the contract (C0 and C1) 0 of 20, with the contract and above (C2 to C4) 30 of 30. Fisher's exact P = 2.1×10⁻¹⁴. Run to run reproducibility was 100% at every level.</w:t>
       </w:r>
@@ -27034,7 +27034,7 @@
       </w:pPr>
       <w:r>
         <w:rPr>
-          <w:rFonts w:ascii="Helvetica" w:cs="Helvetica" w:eastAsia="Helvetica" w:hAnsi="Helvetica"/>
+          <w:rFonts w:ascii="Times New Roman" w:cs="Times New Roman" w:eastAsia="Times New Roman" w:hAnsi="Times New Roman"/>
           <w:color w:val="1F2937"/>
           <w:sz w:val="20"/>
           <w:szCs w:val="20"/>
@@ -27043,7 +27043,7 @@
       </w:r>
       <w:r>
         <w:rPr>
-          <w:rFonts w:ascii="Helvetica" w:cs="Helvetica" w:eastAsia="Helvetica" w:hAnsi="Helvetica"/>
+          <w:rFonts w:ascii="Times New Roman" w:cs="Times New Roman" w:eastAsia="Times New Roman" w:hAnsi="Times New Roman"/>
           <w:i/>
           <w:iCs/>
           <w:color w:val="1F2937"/>
@@ -27054,7 +27054,7 @@
       </w:r>
       <w:r>
         <w:rPr>
-          <w:rFonts w:ascii="Helvetica" w:cs="Helvetica" w:eastAsia="Helvetica" w:hAnsi="Helvetica"/>
+          <w:rFonts w:ascii="Times New Roman" w:cs="Times New Roman" w:eastAsia="Times New Roman" w:hAnsi="Times New Roman"/>
           <w:color w:val="1F2937"/>
           <w:sz w:val="20"/>
           <w:szCs w:val="20"/>
@@ -27073,12 +27073,12 @@
       </w:pPr>
       <w:r>
         <w:rPr>
-          <w:rFonts w:ascii="Helvetica" w:cs="Helvetica" w:eastAsia="Helvetica" w:hAnsi="Helvetica"/>
+          <w:rFonts w:ascii="Times New Roman" w:cs="Times New Roman" w:eastAsia="Times New Roman" w:hAnsi="Times New Roman"/>
           <w:b/>
           <w:bCs/>
           <w:color w:val="111827"/>
-          <w:sz w:val="34"/>
-          <w:szCs w:val="34"/>
+          <w:sz w:val="24"/>
+          <w:szCs w:val="24"/>
         </w:rPr>
         <w:t xml:space="preserve">S7  Additional figures</w:t>
       </w:r>
@@ -27135,12 +27135,12 @@
       </w:pPr>
       <w:r>
         <w:rPr>
-          <w:rFonts w:ascii="Helvetica" w:cs="Helvetica" w:eastAsia="Helvetica" w:hAnsi="Helvetica"/>
+          <w:rFonts w:ascii="Times New Roman" w:cs="Times New Roman" w:eastAsia="Times New Roman" w:hAnsi="Times New Roman"/>
           <w:i/>
           <w:iCs/>
           <w:color w:val="6B7280"/>
-          <w:sz w:val="18"/>
-          <w:szCs w:val="18"/>
+          <w:sz w:val="22"/>
+          <w:szCs w:val="22"/>
         </w:rPr>
         <w:t xml:space="preserve">Figure S2. All 200 Python outputs by task and level (10 runs per cell, with small horizontal jitter so points do not overlap). The dashed line shows the reference. T1 and T3 fall on the reference at every level, T2 scatters until C3, and T4 sits consistently away from the reference (3.2952) at C0 and C1 and moves to the reference (3.4642) from C2.</w:t>
       </w:r>
@@ -27197,12 +27197,12 @@
       </w:pPr>
       <w:r>
         <w:rPr>
-          <w:rFonts w:ascii="Helvetica" w:cs="Helvetica" w:eastAsia="Helvetica" w:hAnsi="Helvetica"/>
+          <w:rFonts w:ascii="Times New Roman" w:cs="Times New Roman" w:eastAsia="Times New Roman" w:hAnsi="Times New Roman"/>
           <w:i/>
           <w:iCs/>
           <w:color w:val="6B7280"/>
-          <w:sz w:val="18"/>
-          <w:szCs w:val="18"/>
+          <w:sz w:val="22"/>
+          <w:szCs w:val="22"/>
         </w:rPr>
         <w:t xml:space="preserve">Figure S3. Python (blue) and R (red) outputs by skill level, 10 runs per cell per language. Dashed lines show the reference for each language. T1, T3, and T4 sit on one shared line in both languages, while T2 sits on two different lines. This is the same figure discussed in the main text (main Figure 2), shown here at full size.</w:t>
       </w:r>
@@ -27213,12 +27213,12 @@
       </w:pPr>
       <w:r>
         <w:rPr>
-          <w:rFonts w:ascii="Helvetica" w:cs="Helvetica" w:eastAsia="Helvetica" w:hAnsi="Helvetica"/>
+          <w:rFonts w:ascii="Times New Roman" w:cs="Times New Roman" w:eastAsia="Times New Roman" w:hAnsi="Times New Roman"/>
           <w:b/>
           <w:bCs/>
           <w:color w:val="111827"/>
-          <w:sz w:val="34"/>
-          <w:szCs w:val="34"/>
+          <w:sz w:val="24"/>
+          <w:szCs w:val="24"/>
         </w:rPr>
         <w:t xml:space="preserve">S8  Software environment, code and data availability</w:t>
       </w:r>
@@ -27229,21 +27229,21 @@
       </w:pPr>
       <w:r>
         <w:rPr>
-          <w:rFonts w:ascii="Helvetica" w:cs="Helvetica" w:eastAsia="Helvetica" w:hAnsi="Helvetica"/>
+          <w:rFonts w:ascii="Times New Roman" w:cs="Times New Roman" w:eastAsia="Times New Roman" w:hAnsi="Times New Roman"/>
           <w:b/>
           <w:bCs/>
           <w:color w:val="1F2937"/>
-          <w:sz w:val="22"/>
-          <w:szCs w:val="22"/>
+          <w:sz w:val="24"/>
+          <w:szCs w:val="24"/>
         </w:rPr>
         <w:t xml:space="preserve">Environment.</w:t>
       </w:r>
       <w:r>
         <w:rPr>
-          <w:rFonts w:ascii="Helvetica" w:cs="Helvetica" w:eastAsia="Helvetica" w:hAnsi="Helvetica"/>
-          <w:color w:val="1F2937"/>
-          <w:sz w:val="22"/>
-          <w:szCs w:val="22"/>
+          <w:rFonts w:ascii="Times New Roman" w:cs="Times New Roman" w:eastAsia="Times New Roman" w:hAnsi="Times New Roman"/>
+          <w:color w:val="1F2937"/>
+          <w:sz w:val="24"/>
+          <w:szCs w:val="24"/>
         </w:rPr>
         <w:t xml:space="preserve"> Python 3 (scikit-learn 1.9.0, scipy 1.16.3, numpy 2.4.6, pandas, matplotlib) and R 4.6.0 (stats, dplyr, readr). Agents were general-purpose coding agents built on a single underlying LLM, each running Python or R in an isolated working context.</w:t>
       </w:r>
@@ -27254,41 +27254,41 @@
       </w:pPr>
       <w:r>
         <w:rPr>
-          <w:rFonts w:ascii="Helvetica" w:cs="Helvetica" w:eastAsia="Helvetica" w:hAnsi="Helvetica"/>
+          <w:rFonts w:ascii="Times New Roman" w:cs="Times New Roman" w:eastAsia="Times New Roman" w:hAnsi="Times New Roman"/>
           <w:b/>
           <w:bCs/>
           <w:color w:val="1F2937"/>
-          <w:sz w:val="22"/>
-          <w:szCs w:val="22"/>
+          <w:sz w:val="24"/>
+          <w:szCs w:val="24"/>
         </w:rPr>
         <w:t xml:space="preserve">Datasets.</w:t>
       </w:r>
       <w:r>
         <w:rPr>
-          <w:rFonts w:ascii="Helvetica" w:cs="Helvetica" w:eastAsia="Helvetica" w:hAnsi="Helvetica"/>
-          <w:color w:val="1F2937"/>
-          <w:sz w:val="22"/>
-          <w:szCs w:val="22"/>
+          <w:rFonts w:ascii="Times New Roman" w:cs="Times New Roman" w:eastAsia="Times New Roman" w:hAnsi="Times New Roman"/>
+          <w:color w:val="1F2937"/>
+          <w:sz w:val="24"/>
+          <w:szCs w:val="24"/>
         </w:rPr>
         <w:t xml:space="preserve"> iris (150 rows; built into R and from scikit-learn); penguins.csv (344 rows; Palmer Penguins, Horst et al. 2020); ltem</w:t>
       </w:r>
       <w:r>
         <w:rPr>
-          <w:rFonts w:ascii="Helvetica" w:cs="Helvetica" w:eastAsia="Helvetica" w:hAnsi="Helvetica"/>
+          <w:rFonts w:ascii="Times New Roman" w:cs="Times New Roman" w:eastAsia="Times New Roman" w:hAnsi="Times New Roman"/>
           <w:i/>
           <w:iCs/>
           <w:color w:val="1F2937"/>
-          <w:sz w:val="22"/>
-          <w:szCs w:val="22"/>
+          <w:sz w:val="24"/>
+          <w:szCs w:val="24"/>
         </w:rPr>
         <w:t xml:space="preserve">cabo</w:t>
       </w:r>
       <w:r>
         <w:rPr>
-          <w:rFonts w:ascii="Helvetica" w:cs="Helvetica" w:eastAsia="Helvetica" w:hAnsi="Helvetica"/>
-          <w:color w:val="1F2937"/>
-          <w:sz w:val="22"/>
-          <w:szCs w:val="22"/>
+          <w:rFonts w:ascii="Times New Roman" w:cs="Times New Roman" w:eastAsia="Times New Roman" w:hAnsi="Times New Roman"/>
+          <w:color w:val="1F2937"/>
+          <w:sz w:val="24"/>
+          <w:szCs w:val="24"/>
         </w:rPr>
         <w:t xml:space="preserve">pulmo_2023.csv (2,798 reef-fish records, 10 reefs, 41 transect units; Long-Term Ecological Monitoring programme, Cabo Pulmo National Park, Gulf of California, 2023).</w:t>
       </w:r>
@@ -27299,12 +27299,12 @@
       </w:pPr>
       <w:r>
         <w:rPr>
-          <w:rFonts w:ascii="Helvetica" w:cs="Helvetica" w:eastAsia="Helvetica" w:hAnsi="Helvetica"/>
+          <w:rFonts w:ascii="Times New Roman" w:cs="Times New Roman" w:eastAsia="Times New Roman" w:hAnsi="Times New Roman"/>
           <w:b/>
           <w:bCs/>
           <w:color w:val="1F2937"/>
-          <w:sz w:val="22"/>
-          <w:szCs w:val="22"/>
+          <w:sz w:val="24"/>
+          <w:szCs w:val="24"/>
         </w:rPr>
         <w:t xml:space="preserve">Materials archived (OSF/Zenodo on submission).</w:t>
       </w:r>
@@ -27320,10 +27320,10 @@
       </w:pPr>
       <w:r>
         <w:rPr>
-          <w:rFonts w:ascii="Helvetica" w:cs="Helvetica" w:eastAsia="Helvetica" w:hAnsi="Helvetica"/>
-          <w:color w:val="1F2937"/>
-          <w:sz w:val="22"/>
-          <w:szCs w:val="22"/>
+          <w:rFonts w:ascii="Times New Roman" w:cs="Times New Roman" w:eastAsia="Times New Roman" w:hAnsi="Times New Roman"/>
+          <w:color w:val="1F2937"/>
+          <w:sz w:val="24"/>
+          <w:szCs w:val="24"/>
         </w:rPr>
         <w:t xml:space="preserve">references.json and references_R.json hold the design and the reference values for each language.</w:t>
       </w:r>
@@ -27339,10 +27339,10 @@
       </w:pPr>
       <w:r>
         <w:rPr>
-          <w:rFonts w:ascii="Helvetica" w:cs="Helvetica" w:eastAsia="Helvetica" w:hAnsi="Helvetica"/>
-          <w:color w:val="1F2937"/>
-          <w:sz w:val="22"/>
-          <w:szCs w:val="22"/>
+          <w:rFonts w:ascii="Times New Roman" w:cs="Times New Roman" w:eastAsia="Times New Roman" w:hAnsi="Times New Roman"/>
+          <w:color w:val="1F2937"/>
+          <w:sz w:val="24"/>
+          <w:szCs w:val="24"/>
         </w:rPr>
         <w:t xml:space="preserve">prompts/ and prompts_r/ hold the 20 Python and 20 R condition prompts (S5).</w:t>
       </w:r>
@@ -27358,30 +27358,30 @@
       </w:pPr>
       <w:r>
         <w:rPr>
-          <w:rFonts w:ascii="Helvetica" w:cs="Helvetica" w:eastAsia="Helvetica" w:hAnsi="Helvetica"/>
-          <w:color w:val="1F2937"/>
-          <w:sz w:val="22"/>
-          <w:szCs w:val="22"/>
+          <w:rFonts w:ascii="Times New Roman" w:cs="Times New Roman" w:eastAsia="Times New Roman" w:hAnsi="Times New Roman"/>
+          <w:color w:val="1F2937"/>
+          <w:sz w:val="24"/>
+          <w:szCs w:val="24"/>
         </w:rPr>
         <w:t xml:space="preserve">run</w:t>
       </w:r>
       <w:r>
         <w:rPr>
-          <w:rFonts w:ascii="Helvetica" w:cs="Helvetica" w:eastAsia="Helvetica" w:hAnsi="Helvetica"/>
+          <w:rFonts w:ascii="Times New Roman" w:cs="Times New Roman" w:eastAsia="Times New Roman" w:hAnsi="Times New Roman"/>
           <w:i/>
           <w:iCs/>
           <w:color w:val="1F2937"/>
-          <w:sz w:val="22"/>
-          <w:szCs w:val="22"/>
+          <w:sz w:val="24"/>
+          <w:szCs w:val="24"/>
         </w:rPr>
         <w:t xml:space="preserve">experiment.workflow.js and run</w:t>
       </w:r>
       <w:r>
         <w:rPr>
-          <w:rFonts w:ascii="Helvetica" w:cs="Helvetica" w:eastAsia="Helvetica" w:hAnsi="Helvetica"/>
-          <w:color w:val="1F2937"/>
-          <w:sz w:val="22"/>
-          <w:szCs w:val="22"/>
+          <w:rFonts w:ascii="Times New Roman" w:cs="Times New Roman" w:eastAsia="Times New Roman" w:hAnsi="Times New Roman"/>
+          <w:color w:val="1F2937"/>
+          <w:sz w:val="24"/>
+          <w:szCs w:val="24"/>
         </w:rPr>
         <w:t xml:space="preserve">experiment_r.workflow.js orchestrated the 200 Python and 200 R runs (4 tasks by 5 levels by 10 replicates each), with up to 3 retries per cell and enforced structured output.</w:t>
       </w:r>
@@ -27397,30 +27397,30 @@
       </w:pPr>
       <w:r>
         <w:rPr>
-          <w:rFonts w:ascii="Helvetica" w:cs="Helvetica" w:eastAsia="Helvetica" w:hAnsi="Helvetica"/>
-          <w:color w:val="1F2937"/>
-          <w:sz w:val="22"/>
-          <w:szCs w:val="22"/>
+          <w:rFonts w:ascii="Times New Roman" w:cs="Times New Roman" w:eastAsia="Times New Roman" w:hAnsi="Times New Roman"/>
+          <w:color w:val="1F2937"/>
+          <w:sz w:val="24"/>
+          <w:szCs w:val="24"/>
         </w:rPr>
         <w:t xml:space="preserve">results</w:t>
       </w:r>
       <w:r>
         <w:rPr>
-          <w:rFonts w:ascii="Helvetica" w:cs="Helvetica" w:eastAsia="Helvetica" w:hAnsi="Helvetica"/>
+          <w:rFonts w:ascii="Times New Roman" w:cs="Times New Roman" w:eastAsia="Times New Roman" w:hAnsi="Times New Roman"/>
           <w:i/>
           <w:iCs/>
           <w:color w:val="1F2937"/>
-          <w:sz w:val="22"/>
-          <w:szCs w:val="22"/>
+          <w:sz w:val="24"/>
+          <w:szCs w:val="24"/>
         </w:rPr>
         <w:t xml:space="preserve">v2.json and results</w:t>
       </w:r>
       <w:r>
         <w:rPr>
-          <w:rFonts w:ascii="Helvetica" w:cs="Helvetica" w:eastAsia="Helvetica" w:hAnsi="Helvetica"/>
-          <w:color w:val="1F2937"/>
-          <w:sz w:val="22"/>
-          <w:szCs w:val="22"/>
+          <w:rFonts w:ascii="Times New Roman" w:cs="Times New Roman" w:eastAsia="Times New Roman" w:hAnsi="Times New Roman"/>
+          <w:color w:val="1F2937"/>
+          <w:sz w:val="24"/>
+          <w:szCs w:val="24"/>
         </w:rPr>
         <w:t xml:space="preserve">v2_R.json hold every run's structured output (200 records each).</w:t>
       </w:r>
@@ -27436,30 +27436,30 @@
       </w:pPr>
       <w:r>
         <w:rPr>
-          <w:rFonts w:ascii="Helvetica" w:cs="Helvetica" w:eastAsia="Helvetica" w:hAnsi="Helvetica"/>
-          <w:color w:val="1F2937"/>
-          <w:sz w:val="22"/>
-          <w:szCs w:val="22"/>
+          <w:rFonts w:ascii="Times New Roman" w:cs="Times New Roman" w:eastAsia="Times New Roman" w:hAnsi="Times New Roman"/>
+          <w:color w:val="1F2937"/>
+          <w:sz w:val="24"/>
+          <w:szCs w:val="24"/>
         </w:rPr>
         <w:t xml:space="preserve">analyze</w:t>
       </w:r>
       <w:r>
         <w:rPr>
-          <w:rFonts w:ascii="Helvetica" w:cs="Helvetica" w:eastAsia="Helvetica" w:hAnsi="Helvetica"/>
+          <w:rFonts w:ascii="Times New Roman" w:cs="Times New Roman" w:eastAsia="Times New Roman" w:hAnsi="Times New Roman"/>
           <w:i/>
           <w:iCs/>
           <w:color w:val="1F2937"/>
-          <w:sz w:val="22"/>
-          <w:szCs w:val="22"/>
+          <w:sz w:val="24"/>
+          <w:szCs w:val="24"/>
         </w:rPr>
         <w:t xml:space="preserve">v2.py scores the Python arm; analyze</w:t>
       </w:r>
       <w:r>
         <w:rPr>
-          <w:rFonts w:ascii="Helvetica" w:cs="Helvetica" w:eastAsia="Helvetica" w:hAnsi="Helvetica"/>
-          <w:color w:val="1F2937"/>
-          <w:sz w:val="22"/>
-          <w:szCs w:val="22"/>
+          <w:rFonts w:ascii="Times New Roman" w:cs="Times New Roman" w:eastAsia="Times New Roman" w:hAnsi="Times New Roman"/>
+          <w:color w:val="1F2937"/>
+          <w:sz w:val="24"/>
+          <w:szCs w:val="24"/>
         </w:rPr>
         <w:t xml:space="preserve">cross_language.py scores R and the Python-versus-R comparison and draws the comparison figure.</w:t>
       </w:r>
@@ -27475,30 +27475,30 @@
       </w:pPr>
       <w:r>
         <w:rPr>
-          <w:rFonts w:ascii="Helvetica" w:cs="Helvetica" w:eastAsia="Helvetica" w:hAnsi="Helvetica"/>
-          <w:color w:val="1F2937"/>
-          <w:sz w:val="22"/>
-          <w:szCs w:val="22"/>
+          <w:rFonts w:ascii="Times New Roman" w:cs="Times New Roman" w:eastAsia="Times New Roman" w:hAnsi="Times New Roman"/>
+          <w:color w:val="1F2937"/>
+          <w:sz w:val="24"/>
+          <w:szCs w:val="24"/>
         </w:rPr>
         <w:t xml:space="preserve">generate</w:t>
       </w:r>
       <w:r>
         <w:rPr>
-          <w:rFonts w:ascii="Helvetica" w:cs="Helvetica" w:eastAsia="Helvetica" w:hAnsi="Helvetica"/>
+          <w:rFonts w:ascii="Times New Roman" w:cs="Times New Roman" w:eastAsia="Times New Roman" w:hAnsi="Times New Roman"/>
           <w:i/>
           <w:iCs/>
           <w:color w:val="1F2937"/>
-          <w:sz w:val="22"/>
-          <w:szCs w:val="22"/>
+          <w:sz w:val="24"/>
+          <w:szCs w:val="24"/>
         </w:rPr>
         <w:t xml:space="preserve">prompts.py and generate</w:t>
       </w:r>
       <w:r>
         <w:rPr>
-          <w:rFonts w:ascii="Helvetica" w:cs="Helvetica" w:eastAsia="Helvetica" w:hAnsi="Helvetica"/>
-          <w:color w:val="1F2937"/>
-          <w:sz w:val="22"/>
-          <w:szCs w:val="22"/>
+          <w:rFonts w:ascii="Times New Roman" w:cs="Times New Roman" w:eastAsia="Times New Roman" w:hAnsi="Times New Roman"/>
+          <w:color w:val="1F2937"/>
+          <w:sz w:val="24"/>
+          <w:szCs w:val="24"/>
         </w:rPr>
         <w:t xml:space="preserve">prompts_r.py regenerate the prompt files; data/ holds the three input CSV files.</w:t>
       </w:r>
@@ -27509,10 +27509,10 @@
       </w:pPr>
       <w:r>
         <w:rPr>
-          <w:rFonts w:ascii="Helvetica" w:cs="Helvetica" w:eastAsia="Helvetica" w:hAnsi="Helvetica"/>
-          <w:color w:val="1F2937"/>
-          <w:sz w:val="22"/>
-          <w:szCs w:val="22"/>
+          <w:rFonts w:ascii="Times New Roman" w:cs="Times New Roman" w:eastAsia="Times New Roman" w:hAnsi="Times New Roman"/>
+          <w:color w:val="1F2937"/>
+          <w:sz w:val="24"/>
+          <w:szCs w:val="24"/>
         </w:rPr>
         <w:t xml:space="preserve">These materials are in the public Git repository https://github.com/Fabbiologia/ai-skills-reproducibility-ecology (archived with a DOI on acceptance). The restricted LTEM reef-fish file for Task T4 is not distributed there and is available on request from the Aburto Lab.</w:t>
       </w:r>
@@ -27523,10 +27523,10 @@
       </w:pPr>
       <w:r>
         <w:rPr>
-          <w:rFonts w:ascii="Helvetica" w:cs="Helvetica" w:eastAsia="Helvetica" w:hAnsi="Helvetica"/>
-          <w:color w:val="1F2937"/>
-          <w:sz w:val="22"/>
-          <w:szCs w:val="22"/>
+          <w:rFonts w:ascii="Times New Roman" w:cs="Times New Roman" w:eastAsia="Times New Roman" w:hAnsi="Times New Roman"/>
+          <w:color w:val="1F2937"/>
+          <w:sz w:val="24"/>
+          <w:szCs w:val="24"/>
         </w:rPr>
         <w:t xml:space="preserve">Together these make the experiment fully reproducible end-to-end. Re-running each orchestration regenerates its run set, and the analysis scripts regenerate every number and figure reported here.</w:t>
       </w:r>
@@ -27537,12 +27537,12 @@
       </w:pPr>
       <w:r>
         <w:rPr>
-          <w:rFonts w:ascii="Helvetica" w:cs="Helvetica" w:eastAsia="Helvetica" w:hAnsi="Helvetica"/>
+          <w:rFonts w:ascii="Times New Roman" w:cs="Times New Roman" w:eastAsia="Times New Roman" w:hAnsi="Times New Roman"/>
           <w:b/>
           <w:bCs/>
           <w:color w:val="111827"/>
-          <w:sz w:val="34"/>
-          <w:szCs w:val="34"/>
+          <w:sz w:val="24"/>
+          <w:szCs w:val="24"/>
         </w:rPr>
         <w:t xml:space="preserve">S9  Experiment 2 materials: report prompts and results</w:t>
       </w:r>
@@ -27553,10 +27553,10 @@
       </w:pPr>
       <w:r>
         <w:rPr>
-          <w:rFonts w:ascii="Helvetica" w:cs="Helvetica" w:eastAsia="Helvetica" w:hAnsi="Helvetica"/>
-          <w:color w:val="1F2937"/>
-          <w:sz w:val="22"/>
-          <w:szCs w:val="22"/>
+          <w:rFonts w:ascii="Times New Roman" w:cs="Times New Roman" w:eastAsia="Times New Roman" w:hAnsi="Times New Roman"/>
+          <w:color w:val="1F2937"/>
+          <w:sz w:val="24"/>
+          <w:szCs w:val="24"/>
         </w:rPr>
         <w:t xml:space="preserve">The second experiment asked agents to write a short data report on the Palmer Penguins dataset and then graded each report with a second judge agent. Two report versions were used, a standard report with four common analyses and a hard report with six analyses that each have a real method fork. Each version had three conditions (no skill, a structure-only skill, and a full methods skill) with 8 reports per condition. The judge scored each report against one fixed rubric, the same for every condition.</w:t>
       </w:r>
@@ -27567,12 +27567,12 @@
       </w:pPr>
       <w:r>
         <w:rPr>
-          <w:rFonts w:ascii="Helvetica" w:cs="Helvetica" w:eastAsia="Helvetica" w:hAnsi="Helvetica"/>
+          <w:rFonts w:ascii="Times New Roman" w:cs="Times New Roman" w:eastAsia="Times New Roman" w:hAnsi="Times New Roman"/>
           <w:b/>
           <w:bCs/>
           <w:color w:val="111827"/>
-          <w:sz w:val="26"/>
-          <w:szCs w:val="26"/>
+          <w:sz w:val="24"/>
+          <w:szCs w:val="24"/>
         </w:rPr>
         <w:t xml:space="preserve">S9.1  Judge rubric for the hard report</w:t>
       </w:r>
@@ -27583,10 +27583,10 @@
       </w:pPr>
       <w:r>
         <w:rPr>
-          <w:rFonts w:ascii="Helvetica" w:cs="Helvetica" w:eastAsia="Helvetica" w:hAnsi="Helvetica"/>
-          <w:color w:val="1F2937"/>
-          <w:sz w:val="22"/>
-          <w:szCs w:val="22"/>
+          <w:rFonts w:ascii="Times New Roman" w:cs="Times New Roman" w:eastAsia="Times New Roman" w:hAnsi="Times New Roman"/>
+          <w:color w:val="1F2937"/>
+          <w:sz w:val="24"/>
+          <w:szCs w:val="24"/>
         </w:rPr>
         <w:t xml:space="preserve">A report passed an item if it used exactly this method: Q1, KMeans with k=3 on standardised features (not a different number of clusters, not raw data); Q2, 5-fold cross-validation of a standardised logistic-regression classifier (not a single holdout); Q3, ordinary least squares of body mass on the three morphological predictors only (no species term, no interactions); Q4, a t-based confidence interval for mean flipper length (not a bootstrap); Q5, a pooled Pearson correlation of bill length and bill depth (not a within-species correlation); Q6, PCA after standardising the features (not on raw data); plus the required structure and listwise deletion of missing data. Adherence is the fraction of the eight items that pass.</w:t>
       </w:r>
@@ -27597,12 +27597,12 @@
       </w:pPr>
       <w:r>
         <w:rPr>
-          <w:rFonts w:ascii="Helvetica" w:cs="Helvetica" w:eastAsia="Helvetica" w:hAnsi="Helvetica"/>
+          <w:rFonts w:ascii="Times New Roman" w:cs="Times New Roman" w:eastAsia="Times New Roman" w:hAnsi="Times New Roman"/>
           <w:b/>
           <w:bCs/>
           <w:color w:val="111827"/>
-          <w:sz w:val="26"/>
-          <w:szCs w:val="26"/>
+          <w:sz w:val="24"/>
+          <w:szCs w:val="24"/>
         </w:rPr>
         <w:t xml:space="preserve">S9.2  Report results by condition (8 reports per condition)</w:t>
       </w:r>
@@ -27613,7 +27613,7 @@
       </w:pPr>
       <w:r>
         <w:rPr>
-          <w:rFonts w:ascii="Helvetica" w:cs="Helvetica" w:eastAsia="Helvetica" w:hAnsi="Helvetica"/>
+          <w:rFonts w:ascii="Times New Roman" w:cs="Times New Roman" w:eastAsia="Times New Roman" w:hAnsi="Times New Roman"/>
           <w:color w:val="1F2937"/>
           <w:sz w:val="19"/>
           <w:szCs w:val="19"/>
@@ -27663,7 +27663,7 @@
             </w:pPr>
             <w:r>
               <w:rPr>
-                <w:rFonts w:ascii="Helvetica" w:cs="Helvetica" w:eastAsia="Helvetica" w:hAnsi="Helvetica"/>
+                <w:rFonts w:ascii="Times New Roman" w:cs="Times New Roman" w:eastAsia="Times New Roman" w:hAnsi="Times New Roman"/>
                 <w:b/>
                 <w:bCs/>
                 <w:color w:val="111827"/>
@@ -27694,7 +27694,7 @@
             </w:pPr>
             <w:r>
               <w:rPr>
-                <w:rFonts w:ascii="Helvetica" w:cs="Helvetica" w:eastAsia="Helvetica" w:hAnsi="Helvetica"/>
+                <w:rFonts w:ascii="Times New Roman" w:cs="Times New Roman" w:eastAsia="Times New Roman" w:hAnsi="Times New Roman"/>
                 <w:b/>
                 <w:bCs/>
                 <w:color w:val="111827"/>
@@ -27725,7 +27725,7 @@
             </w:pPr>
             <w:r>
               <w:rPr>
-                <w:rFonts w:ascii="Helvetica" w:cs="Helvetica" w:eastAsia="Helvetica" w:hAnsi="Helvetica"/>
+                <w:rFonts w:ascii="Times New Roman" w:cs="Times New Roman" w:eastAsia="Times New Roman" w:hAnsi="Times New Roman"/>
                 <w:b/>
                 <w:bCs/>
                 <w:color w:val="111827"/>
@@ -27756,7 +27756,7 @@
             </w:pPr>
             <w:r>
               <w:rPr>
-                <w:rFonts w:ascii="Helvetica" w:cs="Helvetica" w:eastAsia="Helvetica" w:hAnsi="Helvetica"/>
+                <w:rFonts w:ascii="Times New Roman" w:cs="Times New Roman" w:eastAsia="Times New Roman" w:hAnsi="Times New Roman"/>
                 <w:b/>
                 <w:bCs/>
                 <w:color w:val="111827"/>
@@ -27788,7 +27788,7 @@
             </w:pPr>
             <w:r>
               <w:rPr>
-                <w:rFonts w:ascii="Helvetica" w:cs="Helvetica" w:eastAsia="Helvetica" w:hAnsi="Helvetica"/>
+                <w:rFonts w:ascii="Times New Roman" w:cs="Times New Roman" w:eastAsia="Times New Roman" w:hAnsi="Times New Roman"/>
                 <w:color w:val="1F2937"/>
                 <w:sz w:val="16"/>
                 <w:szCs w:val="16"/>
@@ -27816,7 +27816,7 @@
             </w:pPr>
             <w:r>
               <w:rPr>
-                <w:rFonts w:ascii="Helvetica" w:cs="Helvetica" w:eastAsia="Helvetica" w:hAnsi="Helvetica"/>
+                <w:rFonts w:ascii="Times New Roman" w:cs="Times New Roman" w:eastAsia="Times New Roman" w:hAnsi="Times New Roman"/>
                 <w:color w:val="1F2937"/>
                 <w:sz w:val="16"/>
                 <w:szCs w:val="16"/>
@@ -27844,7 +27844,7 @@
             </w:pPr>
             <w:r>
               <w:rPr>
-                <w:rFonts w:ascii="Helvetica" w:cs="Helvetica" w:eastAsia="Helvetica" w:hAnsi="Helvetica"/>
+                <w:rFonts w:ascii="Times New Roman" w:cs="Times New Roman" w:eastAsia="Times New Roman" w:hAnsi="Times New Roman"/>
                 <w:color w:val="1F2937"/>
                 <w:sz w:val="16"/>
                 <w:szCs w:val="16"/>
@@ -27872,7 +27872,7 @@
             </w:pPr>
             <w:r>
               <w:rPr>
-                <w:rFonts w:ascii="Helvetica" w:cs="Helvetica" w:eastAsia="Helvetica" w:hAnsi="Helvetica"/>
+                <w:rFonts w:ascii="Times New Roman" w:cs="Times New Roman" w:eastAsia="Times New Roman" w:hAnsi="Times New Roman"/>
                 <w:color w:val="1F2937"/>
                 <w:sz w:val="16"/>
                 <w:szCs w:val="16"/>
@@ -27902,7 +27902,7 @@
             </w:pPr>
             <w:r>
               <w:rPr>
-                <w:rFonts w:ascii="Helvetica" w:cs="Helvetica" w:eastAsia="Helvetica" w:hAnsi="Helvetica"/>
+                <w:rFonts w:ascii="Times New Roman" w:cs="Times New Roman" w:eastAsia="Times New Roman" w:hAnsi="Times New Roman"/>
                 <w:color w:val="1F2937"/>
                 <w:sz w:val="16"/>
                 <w:szCs w:val="16"/>
@@ -27930,7 +27930,7 @@
             </w:pPr>
             <w:r>
               <w:rPr>
-                <w:rFonts w:ascii="Helvetica" w:cs="Helvetica" w:eastAsia="Helvetica" w:hAnsi="Helvetica"/>
+                <w:rFonts w:ascii="Times New Roman" w:cs="Times New Roman" w:eastAsia="Times New Roman" w:hAnsi="Times New Roman"/>
                 <w:color w:val="1F2937"/>
                 <w:sz w:val="16"/>
                 <w:szCs w:val="16"/>
@@ -27958,7 +27958,7 @@
             </w:pPr>
             <w:r>
               <w:rPr>
-                <w:rFonts w:ascii="Helvetica" w:cs="Helvetica" w:eastAsia="Helvetica" w:hAnsi="Helvetica"/>
+                <w:rFonts w:ascii="Times New Roman" w:cs="Times New Roman" w:eastAsia="Times New Roman" w:hAnsi="Times New Roman"/>
                 <w:color w:val="1F2937"/>
                 <w:sz w:val="16"/>
                 <w:szCs w:val="16"/>
@@ -27986,7 +27986,7 @@
             </w:pPr>
             <w:r>
               <w:rPr>
-                <w:rFonts w:ascii="Helvetica" w:cs="Helvetica" w:eastAsia="Helvetica" w:hAnsi="Helvetica"/>
+                <w:rFonts w:ascii="Times New Roman" w:cs="Times New Roman" w:eastAsia="Times New Roman" w:hAnsi="Times New Roman"/>
                 <w:color w:val="1F2937"/>
                 <w:sz w:val="16"/>
                 <w:szCs w:val="16"/>
@@ -28016,7 +28016,7 @@
             </w:pPr>
             <w:r>
               <w:rPr>
-                <w:rFonts w:ascii="Helvetica" w:cs="Helvetica" w:eastAsia="Helvetica" w:hAnsi="Helvetica"/>
+                <w:rFonts w:ascii="Times New Roman" w:cs="Times New Roman" w:eastAsia="Times New Roman" w:hAnsi="Times New Roman"/>
                 <w:color w:val="1F2937"/>
                 <w:sz w:val="16"/>
                 <w:szCs w:val="16"/>
@@ -28044,7 +28044,7 @@
             </w:pPr>
             <w:r>
               <w:rPr>
-                <w:rFonts w:ascii="Helvetica" w:cs="Helvetica" w:eastAsia="Helvetica" w:hAnsi="Helvetica"/>
+                <w:rFonts w:ascii="Times New Roman" w:cs="Times New Roman" w:eastAsia="Times New Roman" w:hAnsi="Times New Roman"/>
                 <w:color w:val="1F2937"/>
                 <w:sz w:val="16"/>
                 <w:szCs w:val="16"/>
@@ -28072,7 +28072,7 @@
             </w:pPr>
             <w:r>
               <w:rPr>
-                <w:rFonts w:ascii="Helvetica" w:cs="Helvetica" w:eastAsia="Helvetica" w:hAnsi="Helvetica"/>
+                <w:rFonts w:ascii="Times New Roman" w:cs="Times New Roman" w:eastAsia="Times New Roman" w:hAnsi="Times New Roman"/>
                 <w:color w:val="1F2937"/>
                 <w:sz w:val="16"/>
                 <w:szCs w:val="16"/>
@@ -28100,7 +28100,7 @@
             </w:pPr>
             <w:r>
               <w:rPr>
-                <w:rFonts w:ascii="Helvetica" w:cs="Helvetica" w:eastAsia="Helvetica" w:hAnsi="Helvetica"/>
+                <w:rFonts w:ascii="Times New Roman" w:cs="Times New Roman" w:eastAsia="Times New Roman" w:hAnsi="Times New Roman"/>
                 <w:color w:val="1F2937"/>
                 <w:sz w:val="16"/>
                 <w:szCs w:val="16"/>
@@ -28122,7 +28122,7 @@
       </w:pPr>
       <w:r>
         <w:rPr>
-          <w:rFonts w:ascii="Helvetica" w:cs="Helvetica" w:eastAsia="Helvetica" w:hAnsi="Helvetica"/>
+          <w:rFonts w:ascii="Times New Roman" w:cs="Times New Roman" w:eastAsia="Times New Roman" w:hAnsi="Times New Roman"/>
           <w:color w:val="1F2937"/>
           <w:sz w:val="19"/>
           <w:szCs w:val="19"/>
@@ -28172,7 +28172,7 @@
             </w:pPr>
             <w:r>
               <w:rPr>
-                <w:rFonts w:ascii="Helvetica" w:cs="Helvetica" w:eastAsia="Helvetica" w:hAnsi="Helvetica"/>
+                <w:rFonts w:ascii="Times New Roman" w:cs="Times New Roman" w:eastAsia="Times New Roman" w:hAnsi="Times New Roman"/>
                 <w:b/>
                 <w:bCs/>
                 <w:color w:val="111827"/>
@@ -28203,7 +28203,7 @@
             </w:pPr>
             <w:r>
               <w:rPr>
-                <w:rFonts w:ascii="Helvetica" w:cs="Helvetica" w:eastAsia="Helvetica" w:hAnsi="Helvetica"/>
+                <w:rFonts w:ascii="Times New Roman" w:cs="Times New Roman" w:eastAsia="Times New Roman" w:hAnsi="Times New Roman"/>
                 <w:b/>
                 <w:bCs/>
                 <w:color w:val="111827"/>
@@ -28234,7 +28234,7 @@
             </w:pPr>
             <w:r>
               <w:rPr>
-                <w:rFonts w:ascii="Helvetica" w:cs="Helvetica" w:eastAsia="Helvetica" w:hAnsi="Helvetica"/>
+                <w:rFonts w:ascii="Times New Roman" w:cs="Times New Roman" w:eastAsia="Times New Roman" w:hAnsi="Times New Roman"/>
                 <w:b/>
                 <w:bCs/>
                 <w:color w:val="111827"/>
@@ -28265,7 +28265,7 @@
             </w:pPr>
             <w:r>
               <w:rPr>
-                <w:rFonts w:ascii="Helvetica" w:cs="Helvetica" w:eastAsia="Helvetica" w:hAnsi="Helvetica"/>
+                <w:rFonts w:ascii="Times New Roman" w:cs="Times New Roman" w:eastAsia="Times New Roman" w:hAnsi="Times New Roman"/>
                 <w:b/>
                 <w:bCs/>
                 <w:color w:val="111827"/>
@@ -28297,7 +28297,7 @@
             </w:pPr>
             <w:r>
               <w:rPr>
-                <w:rFonts w:ascii="Helvetica" w:cs="Helvetica" w:eastAsia="Helvetica" w:hAnsi="Helvetica"/>
+                <w:rFonts w:ascii="Times New Roman" w:cs="Times New Roman" w:eastAsia="Times New Roman" w:hAnsi="Times New Roman"/>
                 <w:color w:val="1F2937"/>
                 <w:sz w:val="16"/>
                 <w:szCs w:val="16"/>
@@ -28325,7 +28325,7 @@
             </w:pPr>
             <w:r>
               <w:rPr>
-                <w:rFonts w:ascii="Helvetica" w:cs="Helvetica" w:eastAsia="Helvetica" w:hAnsi="Helvetica"/>
+                <w:rFonts w:ascii="Times New Roman" w:cs="Times New Roman" w:eastAsia="Times New Roman" w:hAnsi="Times New Roman"/>
                 <w:color w:val="1F2937"/>
                 <w:sz w:val="16"/>
                 <w:szCs w:val="16"/>
@@ -28353,7 +28353,7 @@
             </w:pPr>
             <w:r>
               <w:rPr>
-                <w:rFonts w:ascii="Helvetica" w:cs="Helvetica" w:eastAsia="Helvetica" w:hAnsi="Helvetica"/>
+                <w:rFonts w:ascii="Times New Roman" w:cs="Times New Roman" w:eastAsia="Times New Roman" w:hAnsi="Times New Roman"/>
                 <w:color w:val="1F2937"/>
                 <w:sz w:val="16"/>
                 <w:szCs w:val="16"/>
@@ -28381,7 +28381,7 @@
             </w:pPr>
             <w:r>
               <w:rPr>
-                <w:rFonts w:ascii="Helvetica" w:cs="Helvetica" w:eastAsia="Helvetica" w:hAnsi="Helvetica"/>
+                <w:rFonts w:ascii="Times New Roman" w:cs="Times New Roman" w:eastAsia="Times New Roman" w:hAnsi="Times New Roman"/>
                 <w:color w:val="1F2937"/>
                 <w:sz w:val="16"/>
                 <w:szCs w:val="16"/>
@@ -28411,7 +28411,7 @@
             </w:pPr>
             <w:r>
               <w:rPr>
-                <w:rFonts w:ascii="Helvetica" w:cs="Helvetica" w:eastAsia="Helvetica" w:hAnsi="Helvetica"/>
+                <w:rFonts w:ascii="Times New Roman" w:cs="Times New Roman" w:eastAsia="Times New Roman" w:hAnsi="Times New Roman"/>
                 <w:color w:val="1F2937"/>
                 <w:sz w:val="16"/>
                 <w:szCs w:val="16"/>
@@ -28439,7 +28439,7 @@
             </w:pPr>
             <w:r>
               <w:rPr>
-                <w:rFonts w:ascii="Helvetica" w:cs="Helvetica" w:eastAsia="Helvetica" w:hAnsi="Helvetica"/>
+                <w:rFonts w:ascii="Times New Roman" w:cs="Times New Roman" w:eastAsia="Times New Roman" w:hAnsi="Times New Roman"/>
                 <w:color w:val="1F2937"/>
                 <w:sz w:val="16"/>
                 <w:szCs w:val="16"/>
@@ -28467,7 +28467,7 @@
             </w:pPr>
             <w:r>
               <w:rPr>
-                <w:rFonts w:ascii="Helvetica" w:cs="Helvetica" w:eastAsia="Helvetica" w:hAnsi="Helvetica"/>
+                <w:rFonts w:ascii="Times New Roman" w:cs="Times New Roman" w:eastAsia="Times New Roman" w:hAnsi="Times New Roman"/>
                 <w:color w:val="1F2937"/>
                 <w:sz w:val="16"/>
                 <w:szCs w:val="16"/>
@@ -28495,7 +28495,7 @@
             </w:pPr>
             <w:r>
               <w:rPr>
-                <w:rFonts w:ascii="Helvetica" w:cs="Helvetica" w:eastAsia="Helvetica" w:hAnsi="Helvetica"/>
+                <w:rFonts w:ascii="Times New Roman" w:cs="Times New Roman" w:eastAsia="Times New Roman" w:hAnsi="Times New Roman"/>
                 <w:color w:val="1F2937"/>
                 <w:sz w:val="16"/>
                 <w:szCs w:val="16"/>
@@ -28525,7 +28525,7 @@
             </w:pPr>
             <w:r>
               <w:rPr>
-                <w:rFonts w:ascii="Helvetica" w:cs="Helvetica" w:eastAsia="Helvetica" w:hAnsi="Helvetica"/>
+                <w:rFonts w:ascii="Times New Roman" w:cs="Times New Roman" w:eastAsia="Times New Roman" w:hAnsi="Times New Roman"/>
                 <w:color w:val="1F2937"/>
                 <w:sz w:val="16"/>
                 <w:szCs w:val="16"/>
@@ -28553,7 +28553,7 @@
             </w:pPr>
             <w:r>
               <w:rPr>
-                <w:rFonts w:ascii="Helvetica" w:cs="Helvetica" w:eastAsia="Helvetica" w:hAnsi="Helvetica"/>
+                <w:rFonts w:ascii="Times New Roman" w:cs="Times New Roman" w:eastAsia="Times New Roman" w:hAnsi="Times New Roman"/>
                 <w:color w:val="1F2937"/>
                 <w:sz w:val="16"/>
                 <w:szCs w:val="16"/>
@@ -28581,7 +28581,7 @@
             </w:pPr>
             <w:r>
               <w:rPr>
-                <w:rFonts w:ascii="Helvetica" w:cs="Helvetica" w:eastAsia="Helvetica" w:hAnsi="Helvetica"/>
+                <w:rFonts w:ascii="Times New Roman" w:cs="Times New Roman" w:eastAsia="Times New Roman" w:hAnsi="Times New Roman"/>
                 <w:color w:val="1F2937"/>
                 <w:sz w:val="16"/>
                 <w:szCs w:val="16"/>
@@ -28609,7 +28609,7 @@
             </w:pPr>
             <w:r>
               <w:rPr>
-                <w:rFonts w:ascii="Helvetica" w:cs="Helvetica" w:eastAsia="Helvetica" w:hAnsi="Helvetica"/>
+                <w:rFonts w:ascii="Times New Roman" w:cs="Times New Roman" w:eastAsia="Times New Roman" w:hAnsi="Times New Roman"/>
                 <w:color w:val="1F2937"/>
                 <w:sz w:val="16"/>
                 <w:szCs w:val="16"/>
@@ -28639,7 +28639,7 @@
             </w:pPr>
             <w:r>
               <w:rPr>
-                <w:rFonts w:ascii="Helvetica" w:cs="Helvetica" w:eastAsia="Helvetica" w:hAnsi="Helvetica"/>
+                <w:rFonts w:ascii="Times New Roman" w:cs="Times New Roman" w:eastAsia="Times New Roman" w:hAnsi="Times New Roman"/>
                 <w:color w:val="1F2937"/>
                 <w:sz w:val="16"/>
                 <w:szCs w:val="16"/>
@@ -28667,7 +28667,7 @@
             </w:pPr>
             <w:r>
               <w:rPr>
-                <w:rFonts w:ascii="Helvetica" w:cs="Helvetica" w:eastAsia="Helvetica" w:hAnsi="Helvetica"/>
+                <w:rFonts w:ascii="Times New Roman" w:cs="Times New Roman" w:eastAsia="Times New Roman" w:hAnsi="Times New Roman"/>
                 <w:color w:val="1F2937"/>
                 <w:sz w:val="16"/>
                 <w:szCs w:val="16"/>
@@ -28695,7 +28695,7 @@
             </w:pPr>
             <w:r>
               <w:rPr>
-                <w:rFonts w:ascii="Helvetica" w:cs="Helvetica" w:eastAsia="Helvetica" w:hAnsi="Helvetica"/>
+                <w:rFonts w:ascii="Times New Roman" w:cs="Times New Roman" w:eastAsia="Times New Roman" w:hAnsi="Times New Roman"/>
                 <w:color w:val="1F2937"/>
                 <w:sz w:val="16"/>
                 <w:szCs w:val="16"/>
@@ -28723,7 +28723,7 @@
             </w:pPr>
             <w:r>
               <w:rPr>
-                <w:rFonts w:ascii="Helvetica" w:cs="Helvetica" w:eastAsia="Helvetica" w:hAnsi="Helvetica"/>
+                <w:rFonts w:ascii="Times New Roman" w:cs="Times New Roman" w:eastAsia="Times New Roman" w:hAnsi="Times New Roman"/>
                 <w:color w:val="1F2937"/>
                 <w:sz w:val="16"/>
                 <w:szCs w:val="16"/>
@@ -28753,7 +28753,7 @@
             </w:pPr>
             <w:r>
               <w:rPr>
-                <w:rFonts w:ascii="Helvetica" w:cs="Helvetica" w:eastAsia="Helvetica" w:hAnsi="Helvetica"/>
+                <w:rFonts w:ascii="Times New Roman" w:cs="Times New Roman" w:eastAsia="Times New Roman" w:hAnsi="Times New Roman"/>
                 <w:color w:val="1F2937"/>
                 <w:sz w:val="16"/>
                 <w:szCs w:val="16"/>
@@ -28781,7 +28781,7 @@
             </w:pPr>
             <w:r>
               <w:rPr>
-                <w:rFonts w:ascii="Helvetica" w:cs="Helvetica" w:eastAsia="Helvetica" w:hAnsi="Helvetica"/>
+                <w:rFonts w:ascii="Times New Roman" w:cs="Times New Roman" w:eastAsia="Times New Roman" w:hAnsi="Times New Roman"/>
                 <w:color w:val="1F2937"/>
                 <w:sz w:val="16"/>
                 <w:szCs w:val="16"/>
@@ -28809,7 +28809,7 @@
             </w:pPr>
             <w:r>
               <w:rPr>
-                <w:rFonts w:ascii="Helvetica" w:cs="Helvetica" w:eastAsia="Helvetica" w:hAnsi="Helvetica"/>
+                <w:rFonts w:ascii="Times New Roman" w:cs="Times New Roman" w:eastAsia="Times New Roman" w:hAnsi="Times New Roman"/>
                 <w:color w:val="1F2937"/>
                 <w:sz w:val="16"/>
                 <w:szCs w:val="16"/>
@@ -28837,7 +28837,7 @@
             </w:pPr>
             <w:r>
               <w:rPr>
-                <w:rFonts w:ascii="Helvetica" w:cs="Helvetica" w:eastAsia="Helvetica" w:hAnsi="Helvetica"/>
+                <w:rFonts w:ascii="Times New Roman" w:cs="Times New Roman" w:eastAsia="Times New Roman" w:hAnsi="Times New Roman"/>
                 <w:color w:val="1F2937"/>
                 <w:sz w:val="16"/>
                 <w:szCs w:val="16"/>
@@ -28867,7 +28867,7 @@
             </w:pPr>
             <w:r>
               <w:rPr>
-                <w:rFonts w:ascii="Helvetica" w:cs="Helvetica" w:eastAsia="Helvetica" w:hAnsi="Helvetica"/>
+                <w:rFonts w:ascii="Times New Roman" w:cs="Times New Roman" w:eastAsia="Times New Roman" w:hAnsi="Times New Roman"/>
                 <w:color w:val="1F2937"/>
                 <w:sz w:val="16"/>
                 <w:szCs w:val="16"/>
@@ -28895,7 +28895,7 @@
             </w:pPr>
             <w:r>
               <w:rPr>
-                <w:rFonts w:ascii="Helvetica" w:cs="Helvetica" w:eastAsia="Helvetica" w:hAnsi="Helvetica"/>
+                <w:rFonts w:ascii="Times New Roman" w:cs="Times New Roman" w:eastAsia="Times New Roman" w:hAnsi="Times New Roman"/>
                 <w:color w:val="1F2937"/>
                 <w:sz w:val="16"/>
                 <w:szCs w:val="16"/>
@@ -28923,7 +28923,7 @@
             </w:pPr>
             <w:r>
               <w:rPr>
-                <w:rFonts w:ascii="Helvetica" w:cs="Helvetica" w:eastAsia="Helvetica" w:hAnsi="Helvetica"/>
+                <w:rFonts w:ascii="Times New Roman" w:cs="Times New Roman" w:eastAsia="Times New Roman" w:hAnsi="Times New Roman"/>
                 <w:color w:val="1F2937"/>
                 <w:sz w:val="16"/>
                 <w:szCs w:val="16"/>
@@ -28951,7 +28951,7 @@
             </w:pPr>
             <w:r>
               <w:rPr>
-                <w:rFonts w:ascii="Helvetica" w:cs="Helvetica" w:eastAsia="Helvetica" w:hAnsi="Helvetica"/>
+                <w:rFonts w:ascii="Times New Roman" w:cs="Times New Roman" w:eastAsia="Times New Roman" w:hAnsi="Times New Roman"/>
                 <w:color w:val="1F2937"/>
                 <w:sz w:val="16"/>
                 <w:szCs w:val="16"/>
@@ -28981,7 +28981,7 @@
             </w:pPr>
             <w:r>
               <w:rPr>
-                <w:rFonts w:ascii="Helvetica" w:cs="Helvetica" w:eastAsia="Helvetica" w:hAnsi="Helvetica"/>
+                <w:rFonts w:ascii="Times New Roman" w:cs="Times New Roman" w:eastAsia="Times New Roman" w:hAnsi="Times New Roman"/>
                 <w:color w:val="1F2937"/>
                 <w:sz w:val="16"/>
                 <w:szCs w:val="16"/>
@@ -29009,7 +29009,7 @@
             </w:pPr>
             <w:r>
               <w:rPr>
-                <w:rFonts w:ascii="Helvetica" w:cs="Helvetica" w:eastAsia="Helvetica" w:hAnsi="Helvetica"/>
+                <w:rFonts w:ascii="Times New Roman" w:cs="Times New Roman" w:eastAsia="Times New Roman" w:hAnsi="Times New Roman"/>
                 <w:color w:val="1F2937"/>
                 <w:sz w:val="16"/>
                 <w:szCs w:val="16"/>
@@ -29037,7 +29037,7 @@
             </w:pPr>
             <w:r>
               <w:rPr>
-                <w:rFonts w:ascii="Helvetica" w:cs="Helvetica" w:eastAsia="Helvetica" w:hAnsi="Helvetica"/>
+                <w:rFonts w:ascii="Times New Roman" w:cs="Times New Roman" w:eastAsia="Times New Roman" w:hAnsi="Times New Roman"/>
                 <w:color w:val="1F2937"/>
                 <w:sz w:val="16"/>
                 <w:szCs w:val="16"/>
@@ -29065,7 +29065,7 @@
             </w:pPr>
             <w:r>
               <w:rPr>
-                <w:rFonts w:ascii="Helvetica" w:cs="Helvetica" w:eastAsia="Helvetica" w:hAnsi="Helvetica"/>
+                <w:rFonts w:ascii="Times New Roman" w:cs="Times New Roman" w:eastAsia="Times New Roman" w:hAnsi="Times New Roman"/>
                 <w:color w:val="1F2937"/>
                 <w:sz w:val="16"/>
                 <w:szCs w:val="16"/>
@@ -29095,7 +29095,7 @@
             </w:pPr>
             <w:r>
               <w:rPr>
-                <w:rFonts w:ascii="Helvetica" w:cs="Helvetica" w:eastAsia="Helvetica" w:hAnsi="Helvetica"/>
+                <w:rFonts w:ascii="Times New Roman" w:cs="Times New Roman" w:eastAsia="Times New Roman" w:hAnsi="Times New Roman"/>
                 <w:color w:val="1F2937"/>
                 <w:sz w:val="16"/>
                 <w:szCs w:val="16"/>
@@ -29123,7 +29123,7 @@
             </w:pPr>
             <w:r>
               <w:rPr>
-                <w:rFonts w:ascii="Helvetica" w:cs="Helvetica" w:eastAsia="Helvetica" w:hAnsi="Helvetica"/>
+                <w:rFonts w:ascii="Times New Roman" w:cs="Times New Roman" w:eastAsia="Times New Roman" w:hAnsi="Times New Roman"/>
                 <w:color w:val="1F2937"/>
                 <w:sz w:val="16"/>
                 <w:szCs w:val="16"/>
@@ -29151,7 +29151,7 @@
             </w:pPr>
             <w:r>
               <w:rPr>
-                <w:rFonts w:ascii="Helvetica" w:cs="Helvetica" w:eastAsia="Helvetica" w:hAnsi="Helvetica"/>
+                <w:rFonts w:ascii="Times New Roman" w:cs="Times New Roman" w:eastAsia="Times New Roman" w:hAnsi="Times New Roman"/>
                 <w:color w:val="1F2937"/>
                 <w:sz w:val="16"/>
                 <w:szCs w:val="16"/>
@@ -29179,7 +29179,7 @@
             </w:pPr>
             <w:r>
               <w:rPr>
-                <w:rFonts w:ascii="Helvetica" w:cs="Helvetica" w:eastAsia="Helvetica" w:hAnsi="Helvetica"/>
+                <w:rFonts w:ascii="Times New Roman" w:cs="Times New Roman" w:eastAsia="Times New Roman" w:hAnsi="Times New Roman"/>
                 <w:color w:val="1F2937"/>
                 <w:sz w:val="16"/>
                 <w:szCs w:val="16"/>
@@ -29196,7 +29196,7 @@
       </w:pPr>
       <w:r>
         <w:rPr>
-          <w:rFonts w:ascii="Helvetica" w:cs="Helvetica" w:eastAsia="Helvetica" w:hAnsi="Helvetica"/>
+          <w:rFonts w:ascii="Times New Roman" w:cs="Times New Roman" w:eastAsia="Times New Roman" w:hAnsi="Times New Roman"/>
           <w:color w:val="1F2937"/>
           <w:sz w:val="20"/>
           <w:szCs w:val="20"/>
@@ -29205,7 +29205,7 @@
       </w:r>
       <w:r>
         <w:rPr>
-          <w:rFonts w:ascii="Helvetica" w:cs="Helvetica" w:eastAsia="Helvetica" w:hAnsi="Helvetica"/>
+          <w:rFonts w:ascii="Times New Roman" w:cs="Times New Roman" w:eastAsia="Times New Roman" w:hAnsi="Times New Roman"/>
           <w:i/>
           <w:iCs/>
           <w:color w:val="1F2937"/>
@@ -29216,7 +29216,7 @@
       </w:r>
       <w:r>
         <w:rPr>
-          <w:rFonts w:ascii="Helvetica" w:cs="Helvetica" w:eastAsia="Helvetica" w:hAnsi="Helvetica"/>
+          <w:rFonts w:ascii="Times New Roman" w:cs="Times New Roman" w:eastAsia="Times New Roman" w:hAnsi="Times New Roman"/>
           <w:color w:val="1F2937"/>
           <w:sz w:val="20"/>
           <w:szCs w:val="20"/>
@@ -29230,12 +29230,12 @@
       </w:pPr>
       <w:r>
         <w:rPr>
-          <w:rFonts w:ascii="Helvetica" w:cs="Helvetica" w:eastAsia="Helvetica" w:hAnsi="Helvetica"/>
+          <w:rFonts w:ascii="Times New Roman" w:cs="Times New Roman" w:eastAsia="Times New Roman" w:hAnsi="Times New Roman"/>
           <w:b/>
           <w:bCs/>
           <w:color w:val="111827"/>
-          <w:sz w:val="26"/>
-          <w:szCs w:val="26"/>
+          <w:sz w:val="24"/>
+          <w:szCs w:val="24"/>
         </w:rPr>
         <w:t xml:space="preserve">S9.3  Hard report condition prompts (verbatim)</w:t>
       </w:r>
@@ -29246,12 +29246,12 @@
       </w:pPr>
       <w:r>
         <w:rPr>
-          <w:rFonts w:ascii="Helvetica" w:cs="Helvetica" w:eastAsia="Helvetica" w:hAnsi="Helvetica"/>
+          <w:rFonts w:ascii="Times New Roman" w:cs="Times New Roman" w:eastAsia="Times New Roman" w:hAnsi="Times New Roman"/>
           <w:b/>
           <w:bCs/>
           <w:color w:val="111827"/>
-          <w:sz w:val="23"/>
-          <w:szCs w:val="23"/>
+          <w:sz w:val="24"/>
+          <w:szCs w:val="24"/>
         </w:rPr>
         <w:t xml:space="preserve">C0 no skill</w:t>
       </w:r>
@@ -29462,12 +29462,12 @@
       </w:pPr>
       <w:r>
         <w:rPr>
-          <w:rFonts w:ascii="Helvetica" w:cs="Helvetica" w:eastAsia="Helvetica" w:hAnsi="Helvetica"/>
+          <w:rFonts w:ascii="Times New Roman" w:cs="Times New Roman" w:eastAsia="Times New Roman" w:hAnsi="Times New Roman"/>
           <w:b/>
           <w:bCs/>
           <w:color w:val="111827"/>
-          <w:sz w:val="23"/>
-          <w:szCs w:val="23"/>
+          <w:sz w:val="24"/>
+          <w:szCs w:val="24"/>
         </w:rPr>
         <w:t xml:space="preserve">C1 structure</w:t>
       </w:r>
@@ -29738,12 +29738,12 @@
       </w:pPr>
       <w:r>
         <w:rPr>
-          <w:rFonts w:ascii="Helvetica" w:cs="Helvetica" w:eastAsia="Helvetica" w:hAnsi="Helvetica"/>
+          <w:rFonts w:ascii="Times New Roman" w:cs="Times New Roman" w:eastAsia="Times New Roman" w:hAnsi="Times New Roman"/>
           <w:b/>
           <w:bCs/>
           <w:color w:val="111827"/>
-          <w:sz w:val="23"/>
-          <w:szCs w:val="23"/>
+          <w:sz w:val="24"/>
+          <w:szCs w:val="24"/>
         </w:rPr>
         <w:t xml:space="preserve">C2 full skill</w:t>
       </w:r>
@@ -30194,7 +30194,7 @@
       </w:pPr>
       <w:r>
         <w:rPr>
-          <w:rFonts w:ascii="Helvetica" w:cs="Helvetica" w:eastAsia="Helvetica" w:hAnsi="Helvetica"/>
+          <w:rFonts w:ascii="Times New Roman" w:cs="Times New Roman" w:eastAsia="Times New Roman" w:hAnsi="Times New Roman"/>
           <w:color w:val="1F2937"/>
           <w:sz w:val="20"/>
           <w:szCs w:val="20"/>
@@ -30270,7 +30270,7 @@
     </w:pPr>
     <w:r>
       <w:rPr>
-        <w:rFonts w:ascii="Helvetica" w:cs="Helvetica" w:eastAsia="Helvetica" w:hAnsi="Helvetica"/>
+        <w:rFonts w:ascii="Times New Roman" w:cs="Times New Roman" w:eastAsia="Times New Roman" w:hAnsi="Times New Roman"/>
         <w:color w:val="6B7280"/>
         <w:sz w:val="16"/>
         <w:szCs w:val="16"/>
@@ -30279,7 +30279,7 @@
     </w:r>
     <w:r>
       <w:rPr>
-        <w:rFonts w:ascii="Helvetica" w:cs="Helvetica" w:eastAsia="Helvetica" w:hAnsi="Helvetica"/>
+        <w:rFonts w:ascii="Times New Roman" w:cs="Times New Roman" w:eastAsia="Times New Roman" w:hAnsi="Times New Roman"/>
         <w:sz w:val="16"/>
         <w:szCs w:val="16"/>
       </w:rPr>
@@ -30287,7 +30287,7 @@
     </w:r>
     <w:r>
       <w:rPr>
-        <w:rFonts w:ascii="Helvetica" w:cs="Helvetica" w:eastAsia="Helvetica" w:hAnsi="Helvetica"/>
+        <w:rFonts w:ascii="Times New Roman" w:cs="Times New Roman" w:eastAsia="Times New Roman" w:hAnsi="Times New Roman"/>
         <w:color w:val="6B7280"/>
         <w:sz w:val="16"/>
         <w:szCs w:val="16"/>
@@ -30481,10 +30481,10 @@
   <w:docDefaults>
     <w:rPrDefault>
       <w:rPr>
-        <w:rFonts w:ascii="Helvetica" w:cs="Helvetica" w:eastAsia="Helvetica" w:hAnsi="Helvetica"/>
+        <w:rFonts w:ascii="Times New Roman" w:cs="Times New Roman" w:eastAsia="Times New Roman" w:hAnsi="Times New Roman"/>
         <w:color w:val="1F2937"/>
-        <w:sz w:val="22"/>
-        <w:szCs w:val="22"/>
+        <w:sz w:val="24"/>
+        <w:szCs w:val="24"/>
       </w:rPr>
     </w:rPrDefault>
     <w:pPrDefault>
@@ -30674,12 +30674,12 @@
       <w:outlineLvl w:val="0"/>
     </w:pPr>
     <w:rPr>
-      <w:rFonts w:ascii="Helvetica" w:cs="Helvetica" w:eastAsia="Helvetica" w:hAnsi="Helvetica"/>
+      <w:rFonts w:ascii="Times New Roman" w:cs="Times New Roman" w:eastAsia="Times New Roman" w:hAnsi="Times New Roman"/>
       <w:b/>
       <w:bCs/>
       <w:color w:val="111827"/>
-      <w:sz w:val="44"/>
-      <w:szCs w:val="44"/>
+      <w:sz w:val="24"/>
+      <w:szCs w:val="24"/>
     </w:rPr>
   </w:style>
   <w:style w:type="paragraph" w:styleId="Heading1">
@@ -30692,12 +30692,12 @@
       <w:outlineLvl w:val="0"/>
     </w:pPr>
     <w:rPr>
-      <w:rFonts w:ascii="Helvetica" w:cs="Helvetica" w:eastAsia="Helvetica" w:hAnsi="Helvetica"/>
+      <w:rFonts w:ascii="Times New Roman" w:cs="Times New Roman" w:eastAsia="Times New Roman" w:hAnsi="Times New Roman"/>
       <w:b/>
       <w:bCs/>
       <w:color w:val="111827"/>
-      <w:sz w:val="34"/>
-      <w:szCs w:val="34"/>
+      <w:sz w:val="24"/>
+      <w:szCs w:val="24"/>
     </w:rPr>
   </w:style>
   <w:style w:type="paragraph" w:styleId="Heading2">
@@ -30710,12 +30710,12 @@
       <w:outlineLvl w:val="1"/>
     </w:pPr>
     <w:rPr>
-      <w:rFonts w:ascii="Helvetica" w:cs="Helvetica" w:eastAsia="Helvetica" w:hAnsi="Helvetica"/>
+      <w:rFonts w:ascii="Times New Roman" w:cs="Times New Roman" w:eastAsia="Times New Roman" w:hAnsi="Times New Roman"/>
       <w:b/>
       <w:bCs/>
       <w:color w:val="111827"/>
-      <w:sz w:val="26"/>
-      <w:szCs w:val="26"/>
+      <w:sz w:val="24"/>
+      <w:szCs w:val="24"/>
     </w:rPr>
   </w:style>
   <w:style w:type="paragraph" w:styleId="Heading3">
@@ -30728,12 +30728,12 @@
       <w:outlineLvl w:val="2"/>
     </w:pPr>
     <w:rPr>
-      <w:rFonts w:ascii="Helvetica" w:cs="Helvetica" w:eastAsia="Helvetica" w:hAnsi="Helvetica"/>
+      <w:rFonts w:ascii="Times New Roman" w:cs="Times New Roman" w:eastAsia="Times New Roman" w:hAnsi="Times New Roman"/>
       <w:b/>
       <w:bCs/>
       <w:color w:val="111827"/>
-      <w:sz w:val="23"/>
-      <w:szCs w:val="23"/>
+      <w:sz w:val="24"/>
+      <w:szCs w:val="24"/>
     </w:rPr>
   </w:style>
 </w:styles>

--- a/manuscript/Supporting_Information_AI_Skills_Reproducibility_MEE.docx
+++ b/manuscript/Supporting_Information_AI_Skills_Reproducibility_MEE.docx
@@ -761,7 +761,7 @@
                 <w:sz w:val="14"/>
                 <w:szCs w:val="14"/>
               </w:rPr>
-              <w:t xml:space="preserve">LLM ecological knowledge benchmark (2026)</w:t>
+              <w:t xml:space="preserve">Dorm et al. (2026)</w:t>
             </w:r>
           </w:p>
         </w:tc>
@@ -931,7 +931,7 @@
                 <w:sz w:val="14"/>
                 <w:szCs w:val="14"/>
               </w:rPr>
-              <w:t xml:space="preserve">How Consistent Are LLM Agents? (2026, pre)</w:t>
+              <w:t xml:space="preserve">Yagubyan (2026, pre)</w:t>
             </w:r>
           </w:p>
         </w:tc>
@@ -2121,7 +2121,7 @@
                 <w:sz w:val="14"/>
                 <w:szCs w:val="14"/>
               </w:rPr>
-              <w:t xml:space="preserve">Nondeterminism in LLM inference (2025, pre)</w:t>
+              <w:t xml:space="preserve">Yuan et al. (2025, pre)</w:t>
             </w:r>
           </w:p>
         </w:tc>
